--- a/manuscript/manuscript.docx
+++ b/manuscript/manuscript.docx
@@ -308,7 +308,7 @@
         <w:t xml:space="preserve">F</w:t>
       </w:r>
       <w:r>
-        <w:t xml:space="preserve">-tests, 79 (66.4%) reproduced exactly, 32 (26.9%) were compatible with the reported statistical decision, 7 (5.9%) were incorrectly rounded, and 1 (0.8%) was incompatible (a decision error). All 12 checkable</w:t>
+        <w:t xml:space="preserve">-tests, 79 (66.4%) reproduced exactly, 31 (26.1%) were compatible with the reported statistical decision, 7 (5.9%) were incorrectly rounded, and 2 (1.7%) were incompatible (decision errors). All 12 checkable</w:t>
       </w:r>
       <w:r>
         <w:t xml:space="preserve"> </w:t>
@@ -337,7 +337,7 @@
         <w:t xml:space="preserve"> </w:t>
       </w:r>
       <w:r>
-        <w:t xml:space="preserve">sweep across 248 articles corroborated these patterns.</w:t>
+        <w:t xml:space="preserve">sweep across 348 articles corroborated these patterns.</w:t>
       </w:r>
     </w:p>
     <w:p>
@@ -426,7 +426,7 @@
         <w:t xml:space="preserve"> </w:t>
       </w:r>
       <w:r>
-        <w:t xml:space="preserve">School of Biological, Health and Sports Sciences, Technological University Dublin, Tallaght, Dublin, Irelandd</w:t>
+        <w:t xml:space="preserve">School of Biological, Health and Sports Sciences, Technological University Dublin, Tallaght, Dublin, Ireland</w:t>
       </w:r>
     </w:p>
     <w:p>
@@ -710,7 +710,7 @@
         <w:t xml:space="preserve"> </w:t>
       </w:r>
       <w:r>
-        <w:t xml:space="preserve">(Wasserstein and Lazar 2016; Wasserstein, Schirm, and Lazar 2019; Amrhein, Greenland, and McShane 2019; Halsey 2019)</w:t>
+        <w:t xml:space="preserve">(Amrhein et al., 2019; Halsey, 2019; Wasserstein et al., 2019; Wasserstein and Lazar, 2016)</w:t>
       </w:r>
       <w:r>
         <w:t xml:space="preserve"> </w:t>
@@ -735,7 +735,7 @@
         <w:t xml:space="preserve"> </w:t>
       </w:r>
       <w:r>
-        <w:t xml:space="preserve">(Greenland et al. 2016)</w:t>
+        <w:t xml:space="preserve">(Greenland et al., 2016)</w:t>
       </w:r>
       <w:r>
         <w:t xml:space="preserve"> </w:t>
@@ -760,7 +760,7 @@
         <w:t xml:space="preserve"> </w:t>
       </w:r>
       <w:r>
-        <w:t xml:space="preserve">(Bakker and Wicherts 2011; M. Nuijten et al. 2016; Veldkamp et al. 2014)</w:t>
+        <w:t xml:space="preserve">(Bakker and Wicherts, 2011; Nuijten et al., 2016; Veldkamp et al., 2014)</w:t>
       </w:r>
       <w:r>
         <w:t xml:space="preserve">. For instance,</w:t>
@@ -769,7 +769,7 @@
         <w:t xml:space="preserve"> </w:t>
       </w:r>
       <w:r>
-        <w:t xml:space="preserve">M. Nuijten et al. (2016)</w:t>
+        <w:t xml:space="preserve">Nuijten et al. (2016)</w:t>
       </w:r>
       <w:r>
         <w:t xml:space="preserve"> </w:t>
@@ -788,13 +788,13 @@
         <w:t xml:space="preserve">p</w:t>
       </w:r>
       <w:r>
-        <w:t xml:space="preserve">-value, and large-scale text-mining of psychology articles has shown the same pattern across hundreds of thousands of extracted results</w:t>
-      </w:r>
-      <w:r>
-        <w:t xml:space="preserve"> </w:t>
-      </w:r>
-      <w:r>
-        <w:t xml:space="preserve">(Hartgerink 2016)</w:t>
+        <w:t xml:space="preserve">-value, a pattern that can now be examined at scale because content mining has made hundreds of thousands of reported statistical results available for automated checking</w:t>
+      </w:r>
+      <w:r>
+        <w:t xml:space="preserve"> </w:t>
+      </w:r>
+      <w:r>
+        <w:t xml:space="preserve">(Hartgerink, 2016)</w:t>
       </w:r>
       <w:r>
         <w:t xml:space="preserve">. This could be sloppy reporting (e.g.,</w:t>
@@ -950,7 +950,7 @@
         <w:t xml:space="preserve"> </w:t>
       </w:r>
       <w:r>
-        <w:t xml:space="preserve">(Cumming 2014; Lakens 2013)</w:t>
+        <w:t xml:space="preserve">(Cumming, 2014; Lakens, 2013)</w:t>
       </w:r>
       <w:r>
         <w:t xml:space="preserve">. In sport and exercise science specifically, concerns have been raised about both the routine omission of confidence intervals around effects</w:t>
@@ -959,7 +959,7 @@
         <w:t xml:space="preserve"> </w:t>
       </w:r>
       <w:r>
-        <w:t xml:space="preserve">(Knudson 2017)</w:t>
+        <w:t xml:space="preserve">(Knudson, 2017)</w:t>
       </w:r>
       <w:r>
         <w:t xml:space="preserve"> </w:t>
@@ -971,7 +971,7 @@
         <w:t xml:space="preserve"> </w:t>
       </w:r>
       <w:r>
-        <w:t xml:space="preserve">(Caldwell and Vigotsky 2020; Sainani 2018)</w:t>
+        <w:t xml:space="preserve">(Caldwell and Vigotsky, 2020; Sainani, 2018)</w:t>
       </w:r>
       <w:r>
         <w:t xml:space="preserve">. In addition to the value of the effect size for the practical interpretation of claims, effect sizes also facilitate meta-analyses and pre-study power calculations. However, the common reporting of only point estimates for effect sizes does not allow researchers to assess the uncertainty around these estimates, which requires confidence intervals. A further benefit of reporting confidence intervals around effect sizes is that they facilitate principled evaluation of replication results, not by assessing overlap between confidence intervals, but by allowing researchers to determine which effect sizes are compatible with the data and which can be rejected</w:t>
@@ -980,16 +980,16 @@
         <w:t xml:space="preserve"> </w:t>
       </w:r>
       <w:r>
-        <w:t xml:space="preserve">(Anderson and Maxwell 2016; Lakens 2022)</w:t>
-      </w:r>
-      <w:r>
-        <w:t xml:space="preserve">. In particular, confidence intervals can be used to assess whether effect sizes that researchers consider theoretically or practically meaningful effect sizes can be ruled out, for example through equivalence testing, even when such tests were not originally conducted by the authors of an article</w:t>
-      </w:r>
-      <w:r>
-        <w:t xml:space="preserve"> </w:t>
-      </w:r>
-      <w:r>
-        <w:t xml:space="preserve">(Lakens 2017)</w:t>
+        <w:t xml:space="preserve">(Anderson and Maxwell, 2016; Lakens, 2022)</w:t>
+      </w:r>
+      <w:r>
+        <w:t xml:space="preserve">. In particular, confidence intervals can be used to assess whether effect sizes that researchers consider theoretically or practically meaningful can be ruled out, for example through equivalence testing, even when such tests were not originally conducted by the authors of an article</w:t>
+      </w:r>
+      <w:r>
+        <w:t xml:space="preserve"> </w:t>
+      </w:r>
+      <w:r>
+        <w:t xml:space="preserve">(Lakens, 2017)</w:t>
       </w:r>
       <w:r>
         <w:t xml:space="preserve">. Therefore, beyond test statistics, degrees of freedom and absolute</w:t>
@@ -1011,7 +1011,7 @@
         <w:t xml:space="preserve"> </w:t>
       </w:r>
       <w:r>
-        <w:t xml:space="preserve">(Appelbaum et al. 2018)</w:t>
+        <w:t xml:space="preserve">(Appelbaum et al., 2018)</w:t>
       </w:r>
       <w:r>
         <w:t xml:space="preserve">.</w:t>
@@ -1028,7 +1028,7 @@
         <w:t xml:space="preserve"> </w:t>
       </w:r>
       <w:r>
-        <w:t xml:space="preserve">(Wilkinson et al. 2016)</w:t>
+        <w:t xml:space="preserve">(Wilkinson et al., 2016)</w:t>
       </w:r>
       <w:r>
         <w:t xml:space="preserve">. Providing raw data improves the reproducibility of reported claims and facilitates data re-use across a range of different contexts, including future meta-analyses, meta-syntheses (e.g.,</w:t>
@@ -1074,7 +1074,7 @@
         <w:t xml:space="preserve"> </w:t>
       </w:r>
       <w:r>
-        <w:t xml:space="preserve">(Mesquida et al. 2023)</w:t>
+        <w:t xml:space="preserve">(Mesquida et al., 2023)</w:t>
       </w:r>
       <w:r>
         <w:t xml:space="preserve">. Finally, colleagues in Exercise Medicine recently reported very poor access to previously collected data to validate a model for predicting gestational diabetes, even after directly contacting authors who had data-sharing statements in their publications</w:t>
@@ -1083,7 +1083,7 @@
         <w:t xml:space="preserve"> </w:t>
       </w:r>
       <w:r>
-        <w:t xml:space="preserve">(Germaine, Healy, and Egan 2024)</w:t>
+        <w:t xml:space="preserve">(Germaine et al., 2024)</w:t>
       </w:r>
       <w:r>
         <w:t xml:space="preserve">. Therefore, poor data sharing presents a significant barrier to replication and reproducibility checks, in addition to limiting the validation of models of the future.</w:t>
@@ -1100,7 +1100,7 @@
         <w:t xml:space="preserve"> </w:t>
       </w:r>
       <w:r>
-        <w:t xml:space="preserve">(Errington et al. 2017; M. Nuijten et al. 2016; Curran 2009)</w:t>
+        <w:t xml:space="preserve">(Curran, 2009; Errington et al., 2017; Nuijten et al., 2016)</w:t>
       </w:r>
       <w:r>
         <w:t xml:space="preserve">. Contrarily, when statistical data are fully reported, researchers can verify the reported results, which strengthens their credibility and allows researchers to re-use such data to better inform future research. The aim of the current study is to 1) describe the reporting practices of NHST statistical results for the main effect of interest in 10 quartile 1 applied SES journals, and 2) assess the reproducibility of</w:t>
@@ -1178,7 +1178,7 @@
       </w:r>
     </w:p>
     <w:bookmarkEnd w:id="25"/>
-    <w:bookmarkStart w:id="29" w:name="methods"/>
+    <w:bookmarkStart w:id="28" w:name="methods"/>
     <w:p>
       <w:pPr>
         <w:pStyle w:val="Heading1"/>
@@ -1243,21 +1243,7 @@
         <w:pStyle w:val="BodyText"/>
       </w:pPr>
       <w:r>
-        <w:t xml:space="preserve">The 350 studies were sampled from 10 journals ranked in quartile 1 according to www.scimagojr.com (as of 13th September, 2022). The list of journals can be found at</w:t>
-      </w:r>
-      <w:r>
-        <w:t xml:space="preserve"> </w:t>
-      </w:r>
-      <w:hyperlink r:id="rId27">
-        <w:r>
-          <w:rPr>
-            <w:rStyle w:val="Hyperlink"/>
-          </w:rPr>
-          <w:t xml:space="preserve">https://osf.io/d7wyc/</w:t>
-        </w:r>
-      </w:hyperlink>
-      <w:r>
-        <w:t xml:space="preserve">. The study selection protocol was based on the</w:t>
+        <w:t xml:space="preserve">The 350 studies were sampled from 10 journals ranked in quartile 1 according to www.scimagojr.com (as of 13th September, 2022). The study selection protocol was based on the</w:t>
       </w:r>
       <w:r>
         <w:t xml:space="preserve"> </w:t>
@@ -1281,7 +1267,7 @@
           <w:i/>
           <w:iCs/>
         </w:rPr>
-        <w:t xml:space="preserve">(Murphy et al. 2022)</w:t>
+        <w:t xml:space="preserve">(Murphy et al., 2023)</w:t>
       </w:r>
       <w:r>
         <w:t xml:space="preserve">. Only applied sport and exercise science studies in the sub-disciplines of physiology, sports performance, physical activity, injury prevention and psychology were considered. By applied sport and exercise science studies we refer to the study of changes in human performance in response to physical activity, exercise, and sport. Thus, we excluded reviews of any type (e.g., systematic, narrative, scoping and educational), meta-analysis, consensus statements, opinion pieces or commentaries, editorials, case studies, conference proceedings, study protocols, perspectives, and methodological reports. Moreover, only confirmatory studies were considered. By confirmatory we refer to any study that tests a hypothesis with an experimental or quasi-experimental design. A quasi-experimental design was defined as an empirical study used to estimate the causal impact of an independent variable on target population without randomization. Furthermore, only studies which contained hypothesis tests using</w:t>
@@ -1353,7 +1339,7 @@
         <w:t xml:space="preserve"> </w:t>
       </w:r>
       <w:r>
-        <w:t xml:space="preserve">Murphy et al. (2022)</w:t>
+        <w:t xml:space="preserve">Murphy et al. (2023)</w:t>
       </w:r>
       <w:r>
         <w:t xml:space="preserve"> </w:t>
@@ -1395,7 +1381,7 @@
         <w:pStyle w:val="BodyText"/>
       </w:pPr>
       <w:r>
-        <w:t xml:space="preserve">Prior to data collection, and in anticipation of difficulties to select the statistical result central to the primary hypothesis, we developed coding strategy over a 4-step process. First, the four authors (CM, JM, DL and JW) developed and discussed the coding form created by CM. Ambiguities in the coding form were discussed, and amendments were made. Second, three raters (CM, JM and JW) independently coded a randomly selected subset of 28 studies from the sample pool of studies (350) as a pilot study. Subsequently, raters’ responses were compared, and any disagreements were used to improve the clarity of coding form. Third, the same three raters (CM, JM and JW) independently coded a second random subset of 19 studies. Interrater agreement was assessed for the categorical variables preregistration (yes/no), availability of a link to an open data respository (yes/no) and whether the data repository link functional (yes/no) by calculating a pooled Fleiss’ Kappa estimate for each coding category across the 47 studies coded in the first two rounds of coding. The mean Fleiss’ kappa across these three categorical responses was 79.25, indicating substantial agreement. The second round of coding was also used to discuss disagreements. The remaining 303 studies were double coded whereby both JM and JW each coded ~176 studies and CM coded the full sample of studies (350). Interrater agreement for the categorical variables in this final round was assessed using a pooled Cohen’s Kappa estimate, which was 96, indicating almost perfect agreement. For the extracted statistical result quotes, agreement was quantified as the percentage of studies for which coders identified the identical statistical result. Exact agreement among the three raters was 46.81, and exact agreement between the two two coders was 86.14. After termination of data collection, any discrepancies in coding decisions were resolved through discussion between the two pairs of raters and can be found at https://osf.io/3juyq/. DL provided guidance when discrepancies arose and agreement between two raters could not be reached.</w:t>
+        <w:t xml:space="preserve">Prior to data collection, and in anticipation of difficulties to select the statistical result central to the primary hypothesis, we developed coding strategy over a 4-step process. First, the four authors (CM, JM, DL and JW) developed and discussed the coding form created by CM. Ambiguities in the coding form were discussed, and amendments were made. Second, three raters (CM, JM and JW) independently coded a randomly selected subset of 28 studies from the sample pool of studies (350) as a pilot study. Subsequently, raters’ responses were compared, and any disagreements were used to improve the clarity of coding form. Third, the same three raters (CM, JM and JW) independently coded a second random subset of 19 studies. Interrater agreement was assessed for the categorical variables preregistration (yes/no), availability of a link to an open data respository (yes/no) and whether the data repository link functional (yes/no) by calculating a pooled Fleiss’ Kappa estimate for each coding category across the 47 studies coded in the first two rounds of coding. The mean Fleiss’ kappa across these three categorical responses was 87%, indicating almost perfect agreement. Agreement on the classification of the key statistical result itself (main effect, interaction effect, difference of means, or unclear) was more modest (Fleiss’ kappa 56%), reflecting the difficulty of identifying the focal test in studies with vague hypotheses. The second round of coding was also used to discuss disagreements. The remaining 303 studies were double coded whereby both JM and JW each coded ~176 studies and CM coded the full sample of studies (350). Interrater agreement for the categorical variables in this final round was assessed using a pooled Cohen’s Kappa estimate, which was 96%, indicating almost perfect agreement. For the extracted statistical result quotes, agreement was quantified as the percentage of studies for which coders identified the identical statistical result. Exact agreement among the three raters was 46.81%, and exact agreement between the two coders was 86.14%. After termination of data collection, any discrepancies in coding decisions were resolved through discussion between the two pairs of raters and can be found at https://osf.io/3juyq/. DL provided guidance when discrepancies arose and agreement between two raters could not be reached.</w:t>
       </w:r>
     </w:p>
     <w:p>
@@ -1508,7 +1494,7 @@
       <w:tr>
         <w:tc>
           <w:tcPr/>
-          <w:bookmarkStart w:id="28" w:name="tbl-checklist"/>
+          <w:bookmarkStart w:id="27" w:name="tbl-checklist"/>
           <w:p>
             <w:pPr>
               <w:jc w:val="center"/>
@@ -1534,7 +1520,7 @@
             </w:tblGrid>
             <w:tr>
               <w:trPr>
-                <w:trHeight w:val="574" w:hRule="auto"/>
+                <w:trHeight w:val="571" w:hRule="auto"/>
                 <w:tblHeader/>
               </w:trPr>
               <w:tc>
@@ -1566,7 +1552,7 @@
                     <w:spacing w:after="100" w:before="100" w:line="240"/>
                     <w:ind w:left="100" w:right="100" w:firstLine="0" w:firstLineChars="0"/>
                     <w:rPr>
-                      <w:rFonts w:ascii="Helvetica" w:hAnsi="Helvetica" w:eastAsia="Helvetica" w:cs="Helvetica"/>
+                      <w:rFonts w:ascii="Arial" w:hAnsi="Arial" w:eastAsia="Arial" w:cs="Arial"/>
                       <w:i w:val="false"/>
                       <w:b w:val="true"/>
                       <w:u w:val="none"/>
@@ -1578,7 +1564,7 @@
                   </w:pPr>
                   <w:r xmlns:w="http://schemas.openxmlformats.org/wordprocessingml/2006/main" xmlns:wp="http://schemas.openxmlformats.org/drawingml/2006/wordprocessingDrawing" xmlns:r="http://schemas.openxmlformats.org/officeDocument/2006/relationships" xmlns:w14="http://schemas.microsoft.com/office/word/2010/wordml">
                     <w:rPr>
-                      <w:rFonts w:ascii="Helvetica" w:hAnsi="Helvetica" w:eastAsia="Helvetica" w:cs="Helvetica"/>
+                      <w:rFonts w:ascii="Arial" w:hAnsi="Arial" w:eastAsia="Arial" w:cs="Arial"/>
                       <w:i w:val="false"/>
                       <w:b w:val="true"/>
                       <w:u w:val="none"/>
@@ -1620,7 +1606,7 @@
                     <w:spacing w:after="100" w:before="100" w:line="240"/>
                     <w:ind w:left="100" w:right="100" w:firstLine="0" w:firstLineChars="0"/>
                     <w:rPr>
-                      <w:rFonts w:ascii="Helvetica" w:hAnsi="Helvetica" w:eastAsia="Helvetica" w:cs="Helvetica"/>
+                      <w:rFonts w:ascii="Arial" w:hAnsi="Arial" w:eastAsia="Arial" w:cs="Arial"/>
                       <w:i w:val="false"/>
                       <w:b w:val="true"/>
                       <w:u w:val="none"/>
@@ -1632,7 +1618,7 @@
                   </w:pPr>
                   <w:r xmlns:w="http://schemas.openxmlformats.org/wordprocessingml/2006/main" xmlns:wp="http://schemas.openxmlformats.org/drawingml/2006/wordprocessingDrawing" xmlns:r="http://schemas.openxmlformats.org/officeDocument/2006/relationships" xmlns:w14="http://schemas.microsoft.com/office/word/2010/wordml">
                     <w:rPr>
-                      <w:rFonts w:ascii="Helvetica" w:hAnsi="Helvetica" w:eastAsia="Helvetica" w:cs="Helvetica"/>
+                      <w:rFonts w:ascii="Arial" w:hAnsi="Arial" w:eastAsia="Arial" w:cs="Arial"/>
                       <w:i w:val="false"/>
                       <w:b w:val="true"/>
                       <w:u w:val="none"/>
@@ -1648,7 +1634,7 @@
             </w:tr>
             <w:tr>
               <w:trPr>
-                <w:trHeight w:val="620" w:hRule="auto"/>
+                <w:trHeight w:val="617" w:hRule="auto"/>
               </w:trPr>
               <w:tc>
                 <w:tcPr>
@@ -1679,7 +1665,7 @@
                     <w:spacing w:after="100" w:before="100" w:line="240"/>
                     <w:ind w:left="100" w:right="100" w:firstLine="0" w:firstLineChars="0"/>
                     <w:rPr>
-                      <w:rFonts w:ascii="Helvetica" w:hAnsi="Helvetica" w:eastAsia="Helvetica" w:cs="Helvetica"/>
+                      <w:rFonts w:ascii="Arial" w:hAnsi="Arial" w:eastAsia="Arial" w:cs="Arial"/>
                       <w:i w:val="false"/>
                       <w:b w:val="false"/>
                       <w:u w:val="none"/>
@@ -1691,7 +1677,7 @@
                   </w:pPr>
                   <w:r xmlns:w="http://schemas.openxmlformats.org/wordprocessingml/2006/main" xmlns:wp="http://schemas.openxmlformats.org/drawingml/2006/wordprocessingDrawing" xmlns:r="http://schemas.openxmlformats.org/officeDocument/2006/relationships" xmlns:w14="http://schemas.microsoft.com/office/word/2010/wordml">
                     <w:rPr>
-                      <w:rFonts w:ascii="Helvetica" w:hAnsi="Helvetica" w:eastAsia="Helvetica" w:cs="Helvetica"/>
+                      <w:rFonts w:ascii="Arial" w:hAnsi="Arial" w:eastAsia="Arial" w:cs="Arial"/>
                       <w:i w:val="false"/>
                       <w:b w:val="false"/>
                       <w:u w:val="none"/>
@@ -1733,7 +1719,7 @@
                     <w:spacing w:after="100" w:before="100" w:line="240"/>
                     <w:ind w:left="100" w:right="100" w:firstLine="0" w:firstLineChars="0"/>
                     <w:rPr>
-                      <w:rFonts w:ascii="Helvetica" w:hAnsi="Helvetica" w:eastAsia="Helvetica" w:cs="Helvetica"/>
+                      <w:rFonts w:ascii="Arial" w:hAnsi="Arial" w:eastAsia="Arial" w:cs="Arial"/>
                       <w:i w:val="false"/>
                       <w:b w:val="false"/>
                       <w:u w:val="none"/>
@@ -1745,7 +1731,7 @@
                   </w:pPr>
                   <w:r xmlns:w="http://schemas.openxmlformats.org/wordprocessingml/2006/main" xmlns:wp="http://schemas.openxmlformats.org/drawingml/2006/wordprocessingDrawing" xmlns:r="http://schemas.openxmlformats.org/officeDocument/2006/relationships" xmlns:w14="http://schemas.microsoft.com/office/word/2010/wordml">
                     <w:rPr>
-                      <w:rFonts w:ascii="Helvetica" w:hAnsi="Helvetica" w:eastAsia="Helvetica" w:cs="Helvetica"/>
+                      <w:rFonts w:ascii="Arial" w:hAnsi="Arial" w:eastAsia="Arial" w:cs="Arial"/>
                       <w:i w:val="false"/>
                       <w:b w:val="false"/>
                       <w:u w:val="none"/>
@@ -1761,7 +1747,7 @@
             </w:tr>
             <w:tr>
               <w:trPr>
-                <w:trHeight w:val="618" w:hRule="auto"/>
+                <w:trHeight w:val="617" w:hRule="auto"/>
               </w:trPr>
               <w:tc>
                 <w:tcPr>
@@ -1792,7 +1778,7 @@
                     <w:spacing w:after="100" w:before="100" w:line="240"/>
                     <w:ind w:left="100" w:right="100" w:firstLine="0" w:firstLineChars="0"/>
                     <w:rPr>
-                      <w:rFonts w:ascii="Helvetica" w:hAnsi="Helvetica" w:eastAsia="Helvetica" w:cs="Helvetica"/>
+                      <w:rFonts w:ascii="Arial" w:hAnsi="Arial" w:eastAsia="Arial" w:cs="Arial"/>
                       <w:i w:val="false"/>
                       <w:b w:val="false"/>
                       <w:u w:val="none"/>
@@ -1804,7 +1790,7 @@
                   </w:pPr>
                   <w:r xmlns:w="http://schemas.openxmlformats.org/wordprocessingml/2006/main" xmlns:wp="http://schemas.openxmlformats.org/drawingml/2006/wordprocessingDrawing" xmlns:r="http://schemas.openxmlformats.org/officeDocument/2006/relationships" xmlns:w14="http://schemas.microsoft.com/office/word/2010/wordml">
                     <w:rPr>
-                      <w:rFonts w:ascii="Helvetica" w:hAnsi="Helvetica" w:eastAsia="Helvetica" w:cs="Helvetica"/>
+                      <w:rFonts w:ascii="Arial" w:hAnsi="Arial" w:eastAsia="Arial" w:cs="Arial"/>
                       <w:i w:val="false"/>
                       <w:b w:val="false"/>
                       <w:u w:val="none"/>
@@ -1846,7 +1832,7 @@
                     <w:spacing w:after="100" w:before="100" w:line="240"/>
                     <w:ind w:left="100" w:right="100" w:firstLine="0" w:firstLineChars="0"/>
                     <w:rPr>
-                      <w:rFonts w:ascii="Helvetica" w:hAnsi="Helvetica" w:eastAsia="Helvetica" w:cs="Helvetica"/>
+                      <w:rFonts w:ascii="Arial" w:hAnsi="Arial" w:eastAsia="Arial" w:cs="Arial"/>
                       <w:i w:val="false"/>
                       <w:b w:val="false"/>
                       <w:u w:val="none"/>
@@ -1858,7 +1844,7 @@
                   </w:pPr>
                   <w:r xmlns:w="http://schemas.openxmlformats.org/wordprocessingml/2006/main" xmlns:wp="http://schemas.openxmlformats.org/drawingml/2006/wordprocessingDrawing" xmlns:r="http://schemas.openxmlformats.org/officeDocument/2006/relationships" xmlns:w14="http://schemas.microsoft.com/office/word/2010/wordml">
                     <w:rPr>
-                      <w:rFonts w:ascii="Helvetica" w:hAnsi="Helvetica" w:eastAsia="Helvetica" w:cs="Helvetica"/>
+                      <w:rFonts w:ascii="Arial" w:hAnsi="Arial" w:eastAsia="Arial" w:cs="Arial"/>
                       <w:i w:val="false"/>
                       <w:b w:val="false"/>
                       <w:u w:val="none"/>
@@ -1874,7 +1860,7 @@
             </w:tr>
             <w:tr>
               <w:trPr>
-                <w:trHeight w:val="621" w:hRule="auto"/>
+                <w:trHeight w:val="617" w:hRule="auto"/>
               </w:trPr>
               <w:tc>
                 <w:tcPr>
@@ -1905,7 +1891,7 @@
                     <w:spacing w:after="100" w:before="100" w:line="240"/>
                     <w:ind w:left="100" w:right="100" w:firstLine="0" w:firstLineChars="0"/>
                     <w:rPr>
-                      <w:rFonts w:ascii="Helvetica" w:hAnsi="Helvetica" w:eastAsia="Helvetica" w:cs="Helvetica"/>
+                      <w:rFonts w:ascii="Arial" w:hAnsi="Arial" w:eastAsia="Arial" w:cs="Arial"/>
                       <w:i w:val="false"/>
                       <w:b w:val="false"/>
                       <w:u w:val="none"/>
@@ -1917,7 +1903,7 @@
                   </w:pPr>
                   <w:r xmlns:w="http://schemas.openxmlformats.org/wordprocessingml/2006/main" xmlns:wp="http://schemas.openxmlformats.org/drawingml/2006/wordprocessingDrawing" xmlns:r="http://schemas.openxmlformats.org/officeDocument/2006/relationships" xmlns:w14="http://schemas.microsoft.com/office/word/2010/wordml">
                     <w:rPr>
-                      <w:rFonts w:ascii="Helvetica" w:hAnsi="Helvetica" w:eastAsia="Helvetica" w:cs="Helvetica"/>
+                      <w:rFonts w:ascii="Arial" w:hAnsi="Arial" w:eastAsia="Arial" w:cs="Arial"/>
                       <w:i w:val="false"/>
                       <w:b w:val="false"/>
                       <w:u w:val="none"/>
@@ -1959,7 +1945,7 @@
                     <w:spacing w:after="100" w:before="100" w:line="240"/>
                     <w:ind w:left="100" w:right="100" w:firstLine="0" w:firstLineChars="0"/>
                     <w:rPr>
-                      <w:rFonts w:ascii="Helvetica" w:hAnsi="Helvetica" w:eastAsia="Helvetica" w:cs="Helvetica"/>
+                      <w:rFonts w:ascii="Arial" w:hAnsi="Arial" w:eastAsia="Arial" w:cs="Arial"/>
                       <w:i w:val="false"/>
                       <w:b w:val="false"/>
                       <w:u w:val="none"/>
@@ -1971,7 +1957,7 @@
                   </w:pPr>
                   <w:r xmlns:w="http://schemas.openxmlformats.org/wordprocessingml/2006/main" xmlns:wp="http://schemas.openxmlformats.org/drawingml/2006/wordprocessingDrawing" xmlns:r="http://schemas.openxmlformats.org/officeDocument/2006/relationships" xmlns:w14="http://schemas.microsoft.com/office/word/2010/wordml">
                     <w:rPr>
-                      <w:rFonts w:ascii="Helvetica" w:hAnsi="Helvetica" w:eastAsia="Helvetica" w:cs="Helvetica"/>
+                      <w:rFonts w:ascii="Arial" w:hAnsi="Arial" w:eastAsia="Arial" w:cs="Arial"/>
                       <w:i w:val="false"/>
                       <w:b w:val="false"/>
                       <w:u w:val="none"/>
@@ -1987,7 +1973,7 @@
             </w:tr>
             <w:tr>
               <w:trPr>
-                <w:trHeight w:val="1032" w:hRule="auto"/>
+                <w:trHeight w:val="1030" w:hRule="auto"/>
               </w:trPr>
               <w:tc>
                 <w:tcPr>
@@ -2018,7 +2004,7 @@
                     <w:spacing w:after="100" w:before="100" w:line="240"/>
                     <w:ind w:left="100" w:right="100" w:firstLine="0" w:firstLineChars="0"/>
                     <w:rPr>
-                      <w:rFonts w:ascii="Helvetica" w:hAnsi="Helvetica" w:eastAsia="Helvetica" w:cs="Helvetica"/>
+                      <w:rFonts w:ascii="Arial" w:hAnsi="Arial" w:eastAsia="Arial" w:cs="Arial"/>
                       <w:i w:val="false"/>
                       <w:b w:val="false"/>
                       <w:u w:val="none"/>
@@ -2030,7 +2016,7 @@
                   </w:pPr>
                   <w:r xmlns:w="http://schemas.openxmlformats.org/wordprocessingml/2006/main" xmlns:wp="http://schemas.openxmlformats.org/drawingml/2006/wordprocessingDrawing" xmlns:r="http://schemas.openxmlformats.org/officeDocument/2006/relationships" xmlns:w14="http://schemas.microsoft.com/office/word/2010/wordml">
                     <w:rPr>
-                      <w:rFonts w:ascii="Helvetica" w:hAnsi="Helvetica" w:eastAsia="Helvetica" w:cs="Helvetica"/>
+                      <w:rFonts w:ascii="Arial" w:hAnsi="Arial" w:eastAsia="Arial" w:cs="Arial"/>
                       <w:i w:val="false"/>
                       <w:b w:val="false"/>
                       <w:u w:val="none"/>
@@ -2072,7 +2058,7 @@
                     <w:spacing w:after="100" w:before="100" w:line="240"/>
                     <w:ind w:left="100" w:right="100" w:firstLine="0" w:firstLineChars="0"/>
                     <w:rPr>
-                      <w:rFonts w:ascii="Helvetica" w:hAnsi="Helvetica" w:eastAsia="Helvetica" w:cs="Helvetica"/>
+                      <w:rFonts w:ascii="Arial" w:hAnsi="Arial" w:eastAsia="Arial" w:cs="Arial"/>
                       <w:i w:val="false"/>
                       <w:b w:val="false"/>
                       <w:u w:val="none"/>
@@ -2084,7 +2070,7 @@
                   </w:pPr>
                   <w:r xmlns:w="http://schemas.openxmlformats.org/wordprocessingml/2006/main" xmlns:wp="http://schemas.openxmlformats.org/drawingml/2006/wordprocessingDrawing" xmlns:r="http://schemas.openxmlformats.org/officeDocument/2006/relationships" xmlns:w14="http://schemas.microsoft.com/office/word/2010/wordml">
                     <w:rPr>
-                      <w:rFonts w:ascii="Helvetica" w:hAnsi="Helvetica" w:eastAsia="Helvetica" w:cs="Helvetica"/>
+                      <w:rFonts w:ascii="Arial" w:hAnsi="Arial" w:eastAsia="Arial" w:cs="Arial"/>
                       <w:i w:val="false"/>
                       <w:b w:val="false"/>
                       <w:u w:val="none"/>
@@ -2097,7 +2083,7 @@
                   </w:r>
                   <w:r xmlns:w="http://schemas.openxmlformats.org/wordprocessingml/2006/main" xmlns:wp="http://schemas.openxmlformats.org/drawingml/2006/wordprocessingDrawing" xmlns:r="http://schemas.openxmlformats.org/officeDocument/2006/relationships" xmlns:w14="http://schemas.microsoft.com/office/word/2010/wordml">
                     <w:rPr>
-                      <w:rFonts w:ascii="Helvetica" w:hAnsi="Helvetica" w:eastAsia="Helvetica" w:cs="Helvetica"/>
+                      <w:rFonts w:ascii="Arial" w:hAnsi="Arial" w:eastAsia="Arial" w:cs="Arial"/>
                       <w:i w:val="false"/>
                       <w:b w:val="false"/>
                       <w:u w:val="none"/>
@@ -2110,7 +2096,7 @@
                   </w:r>
                   <w:r xmlns:w="http://schemas.openxmlformats.org/wordprocessingml/2006/main" xmlns:wp="http://schemas.openxmlformats.org/drawingml/2006/wordprocessingDrawing" xmlns:r="http://schemas.openxmlformats.org/officeDocument/2006/relationships" xmlns:w14="http://schemas.microsoft.com/office/word/2010/wordml">
                     <w:rPr>
-                      <w:rFonts w:ascii="Helvetica" w:hAnsi="Helvetica" w:eastAsia="Helvetica" w:cs="Helvetica"/>
+                      <w:rFonts w:ascii="Arial" w:hAnsi="Arial" w:eastAsia="Arial" w:cs="Arial"/>
                       <w:i w:val="false"/>
                       <w:b w:val="false"/>
                       <w:u w:val="none"/>
@@ -2123,7 +2109,7 @@
                   </w:r>
                   <w:r xmlns:w="http://schemas.openxmlformats.org/wordprocessingml/2006/main" xmlns:wp="http://schemas.openxmlformats.org/drawingml/2006/wordprocessingDrawing" xmlns:r="http://schemas.openxmlformats.org/officeDocument/2006/relationships" xmlns:w14="http://schemas.microsoft.com/office/word/2010/wordml">
                     <w:rPr>
-                      <w:rFonts w:ascii="Helvetica" w:hAnsi="Helvetica" w:eastAsia="Helvetica" w:cs="Helvetica"/>
+                      <w:rFonts w:ascii="Arial" w:hAnsi="Arial" w:eastAsia="Arial" w:cs="Arial"/>
                       <w:i w:val="false"/>
                       <w:b w:val="false"/>
                       <w:u w:val="none"/>
@@ -2136,7 +2122,7 @@
                   </w:r>
                   <w:r xmlns:w="http://schemas.openxmlformats.org/wordprocessingml/2006/main" xmlns:wp="http://schemas.openxmlformats.org/drawingml/2006/wordprocessingDrawing" xmlns:r="http://schemas.openxmlformats.org/officeDocument/2006/relationships" xmlns:w14="http://schemas.microsoft.com/office/word/2010/wordml">
                     <w:rPr>
-                      <w:rFonts w:ascii="Helvetica" w:hAnsi="Helvetica" w:eastAsia="Helvetica" w:cs="Helvetica"/>
+                      <w:rFonts w:ascii="Arial" w:hAnsi="Arial" w:eastAsia="Arial" w:cs="Arial"/>
                       <w:i w:val="false"/>
                       <w:b w:val="false"/>
                       <w:u w:val="none"/>
@@ -2152,7 +2138,7 @@
             </w:tr>
             <w:tr>
               <w:trPr>
-                <w:trHeight w:val="1032" w:hRule="auto"/>
+                <w:trHeight w:val="1030" w:hRule="auto"/>
               </w:trPr>
               <w:tc>
                 <w:tcPr>
@@ -2183,7 +2169,7 @@
                     <w:spacing w:after="100" w:before="100" w:line="240"/>
                     <w:ind w:left="100" w:right="100" w:firstLine="0" w:firstLineChars="0"/>
                     <w:rPr>
-                      <w:rFonts w:ascii="Helvetica" w:hAnsi="Helvetica" w:eastAsia="Helvetica" w:cs="Helvetica"/>
+                      <w:rFonts w:ascii="Arial" w:hAnsi="Arial" w:eastAsia="Arial" w:cs="Arial"/>
                       <w:i w:val="false"/>
                       <w:b w:val="false"/>
                       <w:u w:val="none"/>
@@ -2195,7 +2181,7 @@
                   </w:pPr>
                   <w:r xmlns:w="http://schemas.openxmlformats.org/wordprocessingml/2006/main" xmlns:wp="http://schemas.openxmlformats.org/drawingml/2006/wordprocessingDrawing" xmlns:r="http://schemas.openxmlformats.org/officeDocument/2006/relationships" xmlns:w14="http://schemas.microsoft.com/office/word/2010/wordml">
                     <w:rPr>
-                      <w:rFonts w:ascii="Helvetica" w:hAnsi="Helvetica" w:eastAsia="Helvetica" w:cs="Helvetica"/>
+                      <w:rFonts w:ascii="Arial" w:hAnsi="Arial" w:eastAsia="Arial" w:cs="Arial"/>
                       <w:i w:val="false"/>
                       <w:b w:val="false"/>
                       <w:u w:val="none"/>
@@ -2237,7 +2223,7 @@
                     <w:spacing w:after="100" w:before="100" w:line="240"/>
                     <w:ind w:left="100" w:right="100" w:firstLine="0" w:firstLineChars="0"/>
                     <w:rPr>
-                      <w:rFonts w:ascii="Helvetica" w:hAnsi="Helvetica" w:eastAsia="Helvetica" w:cs="Helvetica"/>
+                      <w:rFonts w:ascii="Arial" w:hAnsi="Arial" w:eastAsia="Arial" w:cs="Arial"/>
                       <w:i w:val="false"/>
                       <w:b w:val="false"/>
                       <w:u w:val="none"/>
@@ -2249,7 +2235,7 @@
                   </w:pPr>
                   <w:r xmlns:w="http://schemas.openxmlformats.org/wordprocessingml/2006/main" xmlns:wp="http://schemas.openxmlformats.org/drawingml/2006/wordprocessingDrawing" xmlns:r="http://schemas.openxmlformats.org/officeDocument/2006/relationships" xmlns:w14="http://schemas.microsoft.com/office/word/2010/wordml">
                     <w:rPr>
-                      <w:rFonts w:ascii="Helvetica" w:hAnsi="Helvetica" w:eastAsia="Helvetica" w:cs="Helvetica"/>
+                      <w:rFonts w:ascii="Arial" w:hAnsi="Arial" w:eastAsia="Arial" w:cs="Arial"/>
                       <w:i w:val="false"/>
                       <w:b w:val="false"/>
                       <w:u w:val="none"/>
@@ -2262,7 +2248,7 @@
                   </w:r>
                   <w:r xmlns:w="http://schemas.openxmlformats.org/wordprocessingml/2006/main" xmlns:wp="http://schemas.openxmlformats.org/drawingml/2006/wordprocessingDrawing" xmlns:r="http://schemas.openxmlformats.org/officeDocument/2006/relationships" xmlns:w14="http://schemas.microsoft.com/office/word/2010/wordml">
                     <w:rPr>
-                      <w:rFonts w:ascii="Helvetica" w:hAnsi="Helvetica" w:eastAsia="Helvetica" w:cs="Helvetica"/>
+                      <w:rFonts w:ascii="Arial" w:hAnsi="Arial" w:eastAsia="Arial" w:cs="Arial"/>
                       <w:i w:val="false"/>
                       <w:b w:val="false"/>
                       <w:u w:val="none"/>
@@ -2275,7 +2261,7 @@
                   </w:r>
                   <w:r xmlns:w="http://schemas.openxmlformats.org/wordprocessingml/2006/main" xmlns:wp="http://schemas.openxmlformats.org/drawingml/2006/wordprocessingDrawing" xmlns:r="http://schemas.openxmlformats.org/officeDocument/2006/relationships" xmlns:w14="http://schemas.microsoft.com/office/word/2010/wordml">
                     <w:rPr>
-                      <w:rFonts w:ascii="Helvetica" w:hAnsi="Helvetica" w:eastAsia="Helvetica" w:cs="Helvetica"/>
+                      <w:rFonts w:ascii="Arial" w:hAnsi="Arial" w:eastAsia="Arial" w:cs="Arial"/>
                       <w:i w:val="false"/>
                       <w:b w:val="false"/>
                       <w:u w:val="none"/>
@@ -2288,7 +2274,7 @@
                   </w:r>
                   <w:r xmlns:w="http://schemas.openxmlformats.org/wordprocessingml/2006/main" xmlns:wp="http://schemas.openxmlformats.org/drawingml/2006/wordprocessingDrawing" xmlns:r="http://schemas.openxmlformats.org/officeDocument/2006/relationships" xmlns:w14="http://schemas.microsoft.com/office/word/2010/wordml">
                     <w:rPr>
-                      <w:rFonts w:ascii="Helvetica" w:hAnsi="Helvetica" w:eastAsia="Helvetica" w:cs="Helvetica"/>
+                      <w:rFonts w:ascii="Arial" w:hAnsi="Arial" w:eastAsia="Arial" w:cs="Arial"/>
                       <w:i w:val="false"/>
                       <w:b w:val="false"/>
                       <w:u w:val="none"/>
@@ -2301,7 +2287,7 @@
                   </w:r>
                   <w:r xmlns:w="http://schemas.openxmlformats.org/wordprocessingml/2006/main" xmlns:wp="http://schemas.openxmlformats.org/drawingml/2006/wordprocessingDrawing" xmlns:r="http://schemas.openxmlformats.org/officeDocument/2006/relationships" xmlns:w14="http://schemas.microsoft.com/office/word/2010/wordml">
                     <w:rPr>
-                      <w:rFonts w:ascii="Helvetica" w:hAnsi="Helvetica" w:eastAsia="Helvetica" w:cs="Helvetica"/>
+                      <w:rFonts w:ascii="Arial" w:hAnsi="Arial" w:eastAsia="Arial" w:cs="Arial"/>
                       <w:i w:val="false"/>
                       <w:b w:val="false"/>
                       <w:u w:val="none"/>
@@ -2317,7 +2303,7 @@
             </w:tr>
             <w:tr>
               <w:trPr>
-                <w:trHeight w:val="619" w:hRule="auto"/>
+                <w:trHeight w:val="615" w:hRule="auto"/>
               </w:trPr>
               <w:tc>
                 <w:tcPr>
@@ -2348,7 +2334,7 @@
                     <w:spacing w:after="100" w:before="100" w:line="240"/>
                     <w:ind w:left="100" w:right="100" w:firstLine="0" w:firstLineChars="0"/>
                     <w:rPr>
-                      <w:rFonts w:ascii="Helvetica" w:hAnsi="Helvetica" w:eastAsia="Helvetica" w:cs="Helvetica"/>
+                      <w:rFonts w:ascii="Arial" w:hAnsi="Arial" w:eastAsia="Arial" w:cs="Arial"/>
                       <w:i w:val="false"/>
                       <w:b w:val="false"/>
                       <w:u w:val="none"/>
@@ -2360,7 +2346,7 @@
                   </w:pPr>
                   <w:r xmlns:w="http://schemas.openxmlformats.org/wordprocessingml/2006/main" xmlns:wp="http://schemas.openxmlformats.org/drawingml/2006/wordprocessingDrawing" xmlns:r="http://schemas.openxmlformats.org/officeDocument/2006/relationships" xmlns:w14="http://schemas.microsoft.com/office/word/2010/wordml">
                     <w:rPr>
-                      <w:rFonts w:ascii="Helvetica" w:hAnsi="Helvetica" w:eastAsia="Helvetica" w:cs="Helvetica"/>
+                      <w:rFonts w:ascii="Arial" w:hAnsi="Arial" w:eastAsia="Arial" w:cs="Arial"/>
                       <w:i w:val="false"/>
                       <w:b w:val="false"/>
                       <w:u w:val="none"/>
@@ -2402,7 +2388,7 @@
                     <w:spacing w:after="100" w:before="100" w:line="240"/>
                     <w:ind w:left="100" w:right="100" w:firstLine="0" w:firstLineChars="0"/>
                     <w:rPr>
-                      <w:rFonts w:ascii="Helvetica" w:hAnsi="Helvetica" w:eastAsia="Helvetica" w:cs="Helvetica"/>
+                      <w:rFonts w:ascii="Arial" w:hAnsi="Arial" w:eastAsia="Arial" w:cs="Arial"/>
                       <w:i w:val="false"/>
                       <w:b w:val="false"/>
                       <w:u w:val="none"/>
@@ -2414,7 +2400,7 @@
                   </w:pPr>
                   <w:r xmlns:w="http://schemas.openxmlformats.org/wordprocessingml/2006/main" xmlns:wp="http://schemas.openxmlformats.org/drawingml/2006/wordprocessingDrawing" xmlns:r="http://schemas.openxmlformats.org/officeDocument/2006/relationships" xmlns:w14="http://schemas.microsoft.com/office/word/2010/wordml">
                     <w:rPr>
-                      <w:rFonts w:ascii="Helvetica" w:hAnsi="Helvetica" w:eastAsia="Helvetica" w:cs="Helvetica"/>
+                      <w:rFonts w:ascii="Arial" w:hAnsi="Arial" w:eastAsia="Arial" w:cs="Arial"/>
                       <w:i w:val="false"/>
                       <w:b w:val="false"/>
                       <w:u w:val="none"/>
@@ -2430,7 +2416,7 @@
             </w:tr>
             <w:tr>
               <w:trPr>
-                <w:trHeight w:val="620" w:hRule="auto"/>
+                <w:trHeight w:val="617" w:hRule="auto"/>
               </w:trPr>
               <w:tc>
                 <w:tcPr>
@@ -2461,7 +2447,7 @@
                     <w:spacing w:after="100" w:before="100" w:line="240"/>
                     <w:ind w:left="100" w:right="100" w:firstLine="0" w:firstLineChars="0"/>
                     <w:rPr>
-                      <w:rFonts w:ascii="Helvetica" w:hAnsi="Helvetica" w:eastAsia="Helvetica" w:cs="Helvetica"/>
+                      <w:rFonts w:ascii="Arial" w:hAnsi="Arial" w:eastAsia="Arial" w:cs="Arial"/>
                       <w:i w:val="false"/>
                       <w:b w:val="false"/>
                       <w:u w:val="none"/>
@@ -2473,7 +2459,7 @@
                   </w:pPr>
                   <w:r xmlns:w="http://schemas.openxmlformats.org/wordprocessingml/2006/main" xmlns:wp="http://schemas.openxmlformats.org/drawingml/2006/wordprocessingDrawing" xmlns:r="http://schemas.openxmlformats.org/officeDocument/2006/relationships" xmlns:w14="http://schemas.microsoft.com/office/word/2010/wordml">
                     <w:rPr>
-                      <w:rFonts w:ascii="Helvetica" w:hAnsi="Helvetica" w:eastAsia="Helvetica" w:cs="Helvetica"/>
+                      <w:rFonts w:ascii="Arial" w:hAnsi="Arial" w:eastAsia="Arial" w:cs="Arial"/>
                       <w:i w:val="false"/>
                       <w:b w:val="false"/>
                       <w:u w:val="none"/>
@@ -2515,7 +2501,7 @@
                     <w:spacing w:after="100" w:before="100" w:line="240"/>
                     <w:ind w:left="100" w:right="100" w:firstLine="0" w:firstLineChars="0"/>
                     <w:rPr>
-                      <w:rFonts w:ascii="Helvetica" w:hAnsi="Helvetica" w:eastAsia="Helvetica" w:cs="Helvetica"/>
+                      <w:rFonts w:ascii="Arial" w:hAnsi="Arial" w:eastAsia="Arial" w:cs="Arial"/>
                       <w:i w:val="false"/>
                       <w:b w:val="false"/>
                       <w:u w:val="none"/>
@@ -2527,7 +2513,7 @@
                   </w:pPr>
                   <w:r xmlns:w="http://schemas.openxmlformats.org/wordprocessingml/2006/main" xmlns:wp="http://schemas.openxmlformats.org/drawingml/2006/wordprocessingDrawing" xmlns:r="http://schemas.openxmlformats.org/officeDocument/2006/relationships" xmlns:w14="http://schemas.microsoft.com/office/word/2010/wordml">
                     <w:rPr>
-                      <w:rFonts w:ascii="Helvetica" w:hAnsi="Helvetica" w:eastAsia="Helvetica" w:cs="Helvetica"/>
+                      <w:rFonts w:ascii="Arial" w:hAnsi="Arial" w:eastAsia="Arial" w:cs="Arial"/>
                       <w:i w:val="false"/>
                       <w:b w:val="false"/>
                       <w:u w:val="none"/>
@@ -2543,7 +2529,7 @@
             </w:tr>
             <w:tr>
               <w:trPr>
-                <w:trHeight w:val="621" w:hRule="auto"/>
+                <w:trHeight w:val="617" w:hRule="auto"/>
               </w:trPr>
               <w:tc>
                 <w:tcPr>
@@ -2574,7 +2560,7 @@
                     <w:spacing w:after="100" w:before="100" w:line="240"/>
                     <w:ind w:left="100" w:right="100" w:firstLine="0" w:firstLineChars="0"/>
                     <w:rPr>
-                      <w:rFonts w:ascii="Helvetica" w:hAnsi="Helvetica" w:eastAsia="Helvetica" w:cs="Helvetica"/>
+                      <w:rFonts w:ascii="Arial" w:hAnsi="Arial" w:eastAsia="Arial" w:cs="Arial"/>
                       <w:i w:val="false"/>
                       <w:b w:val="false"/>
                       <w:u w:val="none"/>
@@ -2586,7 +2572,7 @@
                   </w:pPr>
                   <w:r xmlns:w="http://schemas.openxmlformats.org/wordprocessingml/2006/main" xmlns:wp="http://schemas.openxmlformats.org/drawingml/2006/wordprocessingDrawing" xmlns:r="http://schemas.openxmlformats.org/officeDocument/2006/relationships" xmlns:w14="http://schemas.microsoft.com/office/word/2010/wordml">
                     <w:rPr>
-                      <w:rFonts w:ascii="Helvetica" w:hAnsi="Helvetica" w:eastAsia="Helvetica" w:cs="Helvetica"/>
+                      <w:rFonts w:ascii="Arial" w:hAnsi="Arial" w:eastAsia="Arial" w:cs="Arial"/>
                       <w:i w:val="false"/>
                       <w:b w:val="false"/>
                       <w:u w:val="none"/>
@@ -2628,7 +2614,7 @@
                     <w:spacing w:after="100" w:before="100" w:line="240"/>
                     <w:ind w:left="100" w:right="100" w:firstLine="0" w:firstLineChars="0"/>
                     <w:rPr>
-                      <w:rFonts w:ascii="Helvetica" w:hAnsi="Helvetica" w:eastAsia="Helvetica" w:cs="Helvetica"/>
+                      <w:rFonts w:ascii="Arial" w:hAnsi="Arial" w:eastAsia="Arial" w:cs="Arial"/>
                       <w:i w:val="false"/>
                       <w:b w:val="false"/>
                       <w:u w:val="none"/>
@@ -2640,7 +2626,7 @@
                   </w:pPr>
                   <w:r xmlns:w="http://schemas.openxmlformats.org/wordprocessingml/2006/main" xmlns:wp="http://schemas.openxmlformats.org/drawingml/2006/wordprocessingDrawing" xmlns:r="http://schemas.openxmlformats.org/officeDocument/2006/relationships" xmlns:w14="http://schemas.microsoft.com/office/word/2010/wordml">
                     <w:rPr>
-                      <w:rFonts w:ascii="Helvetica" w:hAnsi="Helvetica" w:eastAsia="Helvetica" w:cs="Helvetica"/>
+                      <w:rFonts w:ascii="Arial" w:hAnsi="Arial" w:eastAsia="Arial" w:cs="Arial"/>
                       <w:i w:val="false"/>
                       <w:b w:val="false"/>
                       <w:u w:val="none"/>
@@ -2656,7 +2642,7 @@
             </w:tr>
             <w:tr>
               <w:trPr>
-                <w:trHeight w:val="620" w:hRule="auto"/>
+                <w:trHeight w:val="617" w:hRule="auto"/>
               </w:trPr>
               <w:tc>
                 <w:tcPr>
@@ -2687,7 +2673,7 @@
                     <w:spacing w:after="100" w:before="100" w:line="240"/>
                     <w:ind w:left="100" w:right="100" w:firstLine="0" w:firstLineChars="0"/>
                     <w:rPr>
-                      <w:rFonts w:ascii="Helvetica" w:hAnsi="Helvetica" w:eastAsia="Helvetica" w:cs="Helvetica"/>
+                      <w:rFonts w:ascii="Arial" w:hAnsi="Arial" w:eastAsia="Arial" w:cs="Arial"/>
                       <w:i w:val="false"/>
                       <w:b w:val="false"/>
                       <w:u w:val="none"/>
@@ -2699,7 +2685,7 @@
                   </w:pPr>
                   <w:r xmlns:w="http://schemas.openxmlformats.org/wordprocessingml/2006/main" xmlns:wp="http://schemas.openxmlformats.org/drawingml/2006/wordprocessingDrawing" xmlns:r="http://schemas.openxmlformats.org/officeDocument/2006/relationships" xmlns:w14="http://schemas.microsoft.com/office/word/2010/wordml">
                     <w:rPr>
-                      <w:rFonts w:ascii="Helvetica" w:hAnsi="Helvetica" w:eastAsia="Helvetica" w:cs="Helvetica"/>
+                      <w:rFonts w:ascii="Arial" w:hAnsi="Arial" w:eastAsia="Arial" w:cs="Arial"/>
                       <w:i w:val="false"/>
                       <w:b w:val="false"/>
                       <w:u w:val="none"/>
@@ -2741,7 +2727,7 @@
                     <w:spacing w:after="100" w:before="100" w:line="240"/>
                     <w:ind w:left="100" w:right="100" w:firstLine="0" w:firstLineChars="0"/>
                     <w:rPr>
-                      <w:rFonts w:ascii="Helvetica" w:hAnsi="Helvetica" w:eastAsia="Helvetica" w:cs="Helvetica"/>
+                      <w:rFonts w:ascii="Arial" w:hAnsi="Arial" w:eastAsia="Arial" w:cs="Arial"/>
                       <w:i w:val="false"/>
                       <w:b w:val="false"/>
                       <w:u w:val="none"/>
@@ -2753,7 +2739,7 @@
                   </w:pPr>
                   <w:r xmlns:w="http://schemas.openxmlformats.org/wordprocessingml/2006/main" xmlns:wp="http://schemas.openxmlformats.org/drawingml/2006/wordprocessingDrawing" xmlns:r="http://schemas.openxmlformats.org/officeDocument/2006/relationships" xmlns:w14="http://schemas.microsoft.com/office/word/2010/wordml">
                     <w:rPr>
-                      <w:rFonts w:ascii="Helvetica" w:hAnsi="Helvetica" w:eastAsia="Helvetica" w:cs="Helvetica"/>
+                      <w:rFonts w:ascii="Arial" w:hAnsi="Arial" w:eastAsia="Arial" w:cs="Arial"/>
                       <w:i w:val="false"/>
                       <w:b w:val="false"/>
                       <w:u w:val="none"/>
@@ -2769,7 +2755,7 @@
             </w:tr>
             <w:tr>
               <w:trPr>
-                <w:trHeight w:val="620" w:hRule="auto"/>
+                <w:trHeight w:val="617" w:hRule="auto"/>
               </w:trPr>
               <w:tc>
                 <w:tcPr>
@@ -2800,7 +2786,7 @@
                     <w:spacing w:after="100" w:before="100" w:line="240"/>
                     <w:ind w:left="100" w:right="100" w:firstLine="0" w:firstLineChars="0"/>
                     <w:rPr>
-                      <w:rFonts w:ascii="Helvetica" w:hAnsi="Helvetica" w:eastAsia="Helvetica" w:cs="Helvetica"/>
+                      <w:rFonts w:ascii="Arial" w:hAnsi="Arial" w:eastAsia="Arial" w:cs="Arial"/>
                       <w:i w:val="false"/>
                       <w:b w:val="false"/>
                       <w:u w:val="none"/>
@@ -2812,7 +2798,7 @@
                   </w:pPr>
                   <w:r xmlns:w="http://schemas.openxmlformats.org/wordprocessingml/2006/main" xmlns:wp="http://schemas.openxmlformats.org/drawingml/2006/wordprocessingDrawing" xmlns:r="http://schemas.openxmlformats.org/officeDocument/2006/relationships" xmlns:w14="http://schemas.microsoft.com/office/word/2010/wordml">
                     <w:rPr>
-                      <w:rFonts w:ascii="Helvetica" w:hAnsi="Helvetica" w:eastAsia="Helvetica" w:cs="Helvetica"/>
+                      <w:rFonts w:ascii="Arial" w:hAnsi="Arial" w:eastAsia="Arial" w:cs="Arial"/>
                       <w:i w:val="false"/>
                       <w:b w:val="false"/>
                       <w:u w:val="none"/>
@@ -2854,7 +2840,7 @@
                     <w:spacing w:after="100" w:before="100" w:line="240"/>
                     <w:ind w:left="100" w:right="100" w:firstLine="0" w:firstLineChars="0"/>
                     <w:rPr>
-                      <w:rFonts w:ascii="Helvetica" w:hAnsi="Helvetica" w:eastAsia="Helvetica" w:cs="Helvetica"/>
+                      <w:rFonts w:ascii="Arial" w:hAnsi="Arial" w:eastAsia="Arial" w:cs="Arial"/>
                       <w:i w:val="false"/>
                       <w:b w:val="false"/>
                       <w:u w:val="none"/>
@@ -2866,7 +2852,7 @@
                   </w:pPr>
                   <w:r xmlns:w="http://schemas.openxmlformats.org/wordprocessingml/2006/main" xmlns:wp="http://schemas.openxmlformats.org/drawingml/2006/wordprocessingDrawing" xmlns:r="http://schemas.openxmlformats.org/officeDocument/2006/relationships" xmlns:w14="http://schemas.microsoft.com/office/word/2010/wordml">
                     <w:rPr>
-                      <w:rFonts w:ascii="Helvetica" w:hAnsi="Helvetica" w:eastAsia="Helvetica" w:cs="Helvetica"/>
+                      <w:rFonts w:ascii="Arial" w:hAnsi="Arial" w:eastAsia="Arial" w:cs="Arial"/>
                       <w:i w:val="false"/>
                       <w:b w:val="false"/>
                       <w:u w:val="none"/>
@@ -2881,7 +2867,7 @@
               </w:tc>
             </w:tr>
           </w:tbl>
-          <w:bookmarkEnd w:id="28"/>
+          <w:bookmarkEnd w:id="27"/>
         </w:tc>
       </w:tr>
     </w:tbl>
@@ -2932,7 +2918,7 @@
           <w:b/>
           <w:bCs/>
         </w:rPr>
-        <w:t xml:space="preserve">1.1. Statistical analysis</w:t>
+        <w:t xml:space="preserve">Statistical analysis</w:t>
       </w:r>
     </w:p>
     <w:p>
@@ -2964,7 +2950,7 @@
         <w:t xml:space="preserve"> </w:t>
       </w:r>
       <w:r>
-        <w:t xml:space="preserve">(Michèle B. Nuijten and Polanin 2020)</w:t>
+        <w:t xml:space="preserve">(Nuijten and Polanin, 2020)</w:t>
       </w:r>
       <w:r>
         <w:t xml:space="preserve"> </w:t>
@@ -3613,7 +3599,7 @@
         <w:pStyle w:val="BodyText"/>
       </w:pPr>
       <w:r>
-        <w:t xml:space="preserve">All proportions are presented with 95% Wilson confidence intervals.</w:t>
+        <w:t xml:space="preserve">All proportions for Aim 1 are presented with 95% Wilson confidence intervals.</w:t>
       </w:r>
     </w:p>
     <w:p>
@@ -3647,16 +3633,16 @@
         <w:t xml:space="preserve"> </w:t>
       </w:r>
       <w:r>
-        <w:t xml:space="preserve">(version 0.0.0.9068;</w:t>
-      </w:r>
-      <w:r>
-        <w:t xml:space="preserve"> </w:t>
-      </w:r>
-      <w:r>
-        <w:t xml:space="preserve">(DeBruine et al. 2026)</w:t>
-      </w:r>
-      <w:r>
-        <w:t xml:space="preserve">) to conduct a more comprehensive assessment of reporting practices across the same 350 studies. PDF-to-XML conversion was performed via GROBID using a hosted GROBID instance (https://thesanogoeffect-grobid-papercheck.hf.space). The OSF repository contains the cached XML outputs as an</w:t>
+        <w:t xml:space="preserve">(version 0.1.0;</w:t>
+      </w:r>
+      <w:r>
+        <w:t xml:space="preserve"> </w:t>
+      </w:r>
+      <w:r>
+        <w:t xml:space="preserve">(DeBruine et al., 2026)</w:t>
+      </w:r>
+      <w:r>
+        <w:t xml:space="preserve">) to conduct a more comprehensive assessment of reporting practices across the same 350 studies. PDF-to-XML conversion was performed via GROBID using a hosted GROBID instance (https://thesanogoeffect-grobid-papercheck.hf.space). The repository contains the cached outputs, but the full</w:t>
       </w:r>
       <w:r>
         <w:t xml:space="preserve"> </w:t>
@@ -3671,7 +3657,376 @@
         <w:t xml:space="preserve"> </w:t>
       </w:r>
       <w:r>
-        <w:t xml:space="preserve">object so that downstream</w:t>
+        <w:t xml:space="preserve">file has been redacted to prevent copyright infringements. Two PDF files could not be converted to XML, leaving 348 articles for automated analysis. Three modules were applied: (1) stat_p_exact, which extracted all</w:t>
+      </w:r>
+      <w:r>
+        <w:t xml:space="preserve"> </w:t>
+      </w:r>
+      <w:r>
+        <w:rPr>
+          <w:i/>
+          <w:iCs/>
+        </w:rPr>
+        <w:t xml:space="preserve">p</w:t>
+      </w:r>
+      <w:r>
+        <w:t xml:space="preserve">-values from the results sections and classified them as exact (e.g.,</w:t>
+      </w:r>
+      <w:r>
+        <w:t xml:space="preserve"> </w:t>
+      </w:r>
+      <w:r>
+        <w:rPr>
+          <w:i/>
+          <w:iCs/>
+        </w:rPr>
+        <w:t xml:space="preserve">p</w:t>
+      </w:r>
+      <w:r>
+        <w:t xml:space="preserve"> </w:t>
+      </w:r>
+      <w:r>
+        <w:t xml:space="preserve">= .034) or imprecise (e.g.,</w:t>
+      </w:r>
+      <w:r>
+        <w:t xml:space="preserve"> </w:t>
+      </w:r>
+      <w:r>
+        <w:rPr>
+          <w:i/>
+          <w:iCs/>
+        </w:rPr>
+        <w:t xml:space="preserve">p</w:t>
+      </w:r>
+      <w:r>
+        <w:t xml:space="preserve"> </w:t>
+      </w:r>
+      <w:r>
+        <w:t xml:space="preserve">&lt; .05); (2) stat_effect_size, which detected whether standardised effect sizes were reported alongside</w:t>
+      </w:r>
+      <w:r>
+        <w:t xml:space="preserve"> </w:t>
+      </w:r>
+      <w:r>
+        <w:rPr>
+          <w:i/>
+          <w:iCs/>
+        </w:rPr>
+        <w:t xml:space="preserve">t</w:t>
+      </w:r>
+      <w:r>
+        <w:t xml:space="preserve">- and</w:t>
+      </w:r>
+      <w:r>
+        <w:t xml:space="preserve"> </w:t>
+      </w:r>
+      <w:r>
+        <w:rPr>
+          <w:i/>
+          <w:iCs/>
+        </w:rPr>
+        <w:t xml:space="preserve">F</w:t>
+      </w:r>
+      <w:r>
+        <w:t xml:space="preserve">-tests; and (3) stat_check, which recomputed</w:t>
+      </w:r>
+      <w:r>
+        <w:t xml:space="preserve"> </w:t>
+      </w:r>
+      <w:r>
+        <w:rPr>
+          <w:i/>
+          <w:iCs/>
+        </w:rPr>
+        <w:t xml:space="preserve">p</w:t>
+      </w:r>
+      <w:r>
+        <w:t xml:space="preserve">-values from all reported</w:t>
+      </w:r>
+      <w:r>
+        <w:t xml:space="preserve"> </w:t>
+      </w:r>
+      <w:r>
+        <w:rPr>
+          <w:i/>
+          <w:iCs/>
+        </w:rPr>
+        <w:t xml:space="preserve">t</w:t>
+      </w:r>
+      <w:r>
+        <w:t xml:space="preserve">- and</w:t>
+      </w:r>
+      <w:r>
+        <w:t xml:space="preserve"> </w:t>
+      </w:r>
+      <w:r>
+        <w:rPr>
+          <w:i/>
+          <w:iCs/>
+        </w:rPr>
+        <w:t xml:space="preserve">F</w:t>
+      </w:r>
+      <w:r>
+        <w:t xml:space="preserve">-statistics with sufficient information, analogous to the statcheck procedure applied to the manually coded subset. For the effect sizes that were reported, we additionally recorded whether</w:t>
+      </w:r>
+      <w:r>
+        <w:t xml:space="preserve"> </w:t>
+      </w:r>
+      <w:r>
+        <w:rPr>
+          <w:i/>
+          <w:iCs/>
+        </w:rPr>
+        <w:t xml:space="preserve">stat_effect_size</w:t>
+      </w:r>
+      <w:r>
+        <w:t xml:space="preserve"> </w:t>
+      </w:r>
+      <w:r>
+        <w:t xml:space="preserve">was able to check the reported value against the test statistic and its degrees of freedom, which is not possible for every effect-size metric or study design. We additionally searched article full-texts for the phrase</w:t>
+      </w:r>
+      <w:r>
+        <w:t xml:space="preserve"> </w:t>
+      </w:r>
+      <w:r>
+        <w:t xml:space="preserve">“95% CI”</w:t>
+      </w:r>
+      <w:r>
+        <w:t xml:space="preserve"> </w:t>
+      </w:r>
+      <w:r>
+        <w:t xml:space="preserve">or</w:t>
+      </w:r>
+      <w:r>
+        <w:t xml:space="preserve"> </w:t>
+      </w:r>
+      <w:r>
+        <w:t xml:space="preserve">“95% confidence interval”</w:t>
+      </w:r>
+      <w:r>
+        <w:t xml:space="preserve"> </w:t>
+      </w:r>
+      <w:r>
+        <w:t xml:space="preserve">to estimate the prevalence of confidence interval reporting. This expanded analysis was not pre-registered; it was added retrospectively to capitalise on improved measurement coverage, and is reported transparently alongside the pre-registered analysis.</w:t>
+      </w:r>
+    </w:p>
+    <w:bookmarkEnd w:id="28"/>
+    <w:bookmarkStart w:id="29" w:name="software"/>
+    <w:p>
+      <w:pPr>
+        <w:pStyle w:val="Heading1"/>
+      </w:pPr>
+      <w:r>
+        <w:t xml:space="preserve">Software</w:t>
+      </w:r>
+    </w:p>
+    <w:p>
+      <w:pPr>
+        <w:pStyle w:val="FirstParagraph"/>
+      </w:pPr>
+      <w:r>
+        <w:t xml:space="preserve">All analyses were conducted in R (R version 4.4.0 (2024-04-24 ucrt))</w:t>
+      </w:r>
+      <w:r>
+        <w:t xml:space="preserve"> </w:t>
+      </w:r>
+      <w:r>
+        <w:t xml:space="preserve">(R Core Team, 2025)</w:t>
+      </w:r>
+      <w:r>
+        <w:t xml:space="preserve"> </w:t>
+      </w:r>
+      <w:r>
+        <w:t xml:space="preserve">using a suite of packages. Data were imported using</w:t>
+      </w:r>
+      <w:r>
+        <w:t xml:space="preserve"> </w:t>
+      </w:r>
+      <w:r>
+        <w:rPr>
+          <w:i/>
+          <w:iCs/>
+        </w:rPr>
+        <w:t xml:space="preserve">readr</w:t>
+      </w:r>
+      <w:r>
+        <w:t xml:space="preserve"> </w:t>
+      </w:r>
+      <w:r>
+        <w:t xml:space="preserve">(Wickham et al., 2026b)</w:t>
+      </w:r>
+      <w:r>
+        <w:t xml:space="preserve"> </w:t>
+      </w:r>
+      <w:r>
+        <w:t xml:space="preserve">and</w:t>
+      </w:r>
+      <w:r>
+        <w:t xml:space="preserve"> </w:t>
+      </w:r>
+      <w:r>
+        <w:rPr>
+          <w:i/>
+          <w:iCs/>
+        </w:rPr>
+        <w:t xml:space="preserve">readxl</w:t>
+      </w:r>
+      <w:r>
+        <w:t xml:space="preserve"> </w:t>
+      </w:r>
+      <w:r>
+        <w:t xml:space="preserve">(Wickham and Bryan, 2025)</w:t>
+      </w:r>
+      <w:r>
+        <w:t xml:space="preserve">, while data wrangling and transformation were performed with</w:t>
+      </w:r>
+      <w:r>
+        <w:t xml:space="preserve"> </w:t>
+      </w:r>
+      <w:r>
+        <w:rPr>
+          <w:i/>
+          <w:iCs/>
+        </w:rPr>
+        <w:t xml:space="preserve">dplyr</w:t>
+      </w:r>
+      <w:r>
+        <w:t xml:space="preserve"> </w:t>
+      </w:r>
+      <w:r>
+        <w:t xml:space="preserve">(Wickham et al., 2026a)</w:t>
+      </w:r>
+      <w:r>
+        <w:t xml:space="preserve">,</w:t>
+      </w:r>
+      <w:r>
+        <w:t xml:space="preserve"> </w:t>
+      </w:r>
+      <w:r>
+        <w:rPr>
+          <w:i/>
+          <w:iCs/>
+        </w:rPr>
+        <w:t xml:space="preserve">tidyr</w:t>
+      </w:r>
+      <w:r>
+        <w:t xml:space="preserve"> </w:t>
+      </w:r>
+      <w:r>
+        <w:t xml:space="preserve">(Wickham et al., 2025b)</w:t>
+      </w:r>
+      <w:r>
+        <w:t xml:space="preserve">,</w:t>
+      </w:r>
+      <w:r>
+        <w:t xml:space="preserve"> </w:t>
+      </w:r>
+      <w:r>
+        <w:rPr>
+          <w:i/>
+          <w:iCs/>
+        </w:rPr>
+        <w:t xml:space="preserve">stringr</w:t>
+      </w:r>
+      <w:r>
+        <w:t xml:space="preserve"> </w:t>
+      </w:r>
+      <w:r>
+        <w:t xml:space="preserve">(Wickham, 2025)</w:t>
+      </w:r>
+      <w:r>
+        <w:t xml:space="preserve">,</w:t>
+      </w:r>
+      <w:r>
+        <w:t xml:space="preserve"> </w:t>
+      </w:r>
+      <w:r>
+        <w:rPr>
+          <w:i/>
+          <w:iCs/>
+        </w:rPr>
+        <w:t xml:space="preserve">scales</w:t>
+      </w:r>
+      <w:r>
+        <w:t xml:space="preserve"> </w:t>
+      </w:r>
+      <w:r>
+        <w:t xml:space="preserve">(Wickham et al., 2025a)</w:t>
+      </w:r>
+      <w:r>
+        <w:t xml:space="preserve"> </w:t>
+      </w:r>
+      <w:r>
+        <w:t xml:space="preserve">and</w:t>
+      </w:r>
+      <w:r>
+        <w:t xml:space="preserve"> </w:t>
+      </w:r>
+      <w:r>
+        <w:rPr>
+          <w:i/>
+          <w:iCs/>
+        </w:rPr>
+        <w:t xml:space="preserve">tibble</w:t>
+      </w:r>
+      <w:r>
+        <w:t xml:space="preserve"> </w:t>
+      </w:r>
+      <w:r>
+        <w:t xml:space="preserve">(Müller and Wickham, 2026)</w:t>
+      </w:r>
+      <w:r>
+        <w:t xml:space="preserve">. The</w:t>
+      </w:r>
+      <w:r>
+        <w:t xml:space="preserve"> </w:t>
+      </w:r>
+      <w:r>
+        <w:rPr>
+          <w:i/>
+          <w:iCs/>
+        </w:rPr>
+        <w:t xml:space="preserve">here</w:t>
+      </w:r>
+      <w:r>
+        <w:t xml:space="preserve"> </w:t>
+      </w:r>
+      <w:r>
+        <w:t xml:space="preserve">package</w:t>
+      </w:r>
+      <w:r>
+        <w:t xml:space="preserve"> </w:t>
+      </w:r>
+      <w:r>
+        <w:t xml:space="preserve">(Müller, 2025)</w:t>
+      </w:r>
+      <w:r>
+        <w:t xml:space="preserve"> </w:t>
+      </w:r>
+      <w:r>
+        <w:t xml:space="preserve">was used to manage file paths. Statistical results reported in the literature were screened using</w:t>
+      </w:r>
+      <w:r>
+        <w:t xml:space="preserve"> </w:t>
+      </w:r>
+      <w:r>
+        <w:rPr>
+          <w:i/>
+          <w:iCs/>
+        </w:rPr>
+        <w:t xml:space="preserve">statcheck</w:t>
+      </w:r>
+      <w:r>
+        <w:t xml:space="preserve"> </w:t>
+      </w:r>
+      <w:r>
+        <w:t xml:space="preserve">(Nuijten and Epskamp, 2024)</w:t>
+      </w:r>
+      <w:r>
+        <w:t xml:space="preserve"> </w:t>
+      </w:r>
+      <w:r>
+        <w:t xml:space="preserve">and</w:t>
       </w:r>
       <w:r>
         <w:t xml:space="preserve"> </w:t>
@@ -3687,7 +4042,122 @@
         <w:t xml:space="preserve"> </w:t>
       </w:r>
       <w:r>
-        <w:t xml:space="preserve">steps can be reproduced without re-running GROBID. Two PDF files could not be converted to XML, leaving 348 articles for automated analysis. Three modules were applied: (1) stat_p_exact, which extracted all</w:t>
+        <w:t xml:space="preserve">(DeBruine et al., 2026)</w:t>
+      </w:r>
+      <w:r>
+        <w:t xml:space="preserve">. Tables were generated with</w:t>
+      </w:r>
+      <w:r>
+        <w:t xml:space="preserve"> </w:t>
+      </w:r>
+      <w:r>
+        <w:rPr>
+          <w:i/>
+          <w:iCs/>
+        </w:rPr>
+        <w:t xml:space="preserve">flextable</w:t>
+      </w:r>
+      <w:r>
+        <w:t xml:space="preserve"> </w:t>
+      </w:r>
+      <w:r>
+        <w:t xml:space="preserve">(Gohel and Skintzos, 2026)</w:t>
+      </w:r>
+      <w:r>
+        <w:t xml:space="preserve">, and</w:t>
+      </w:r>
+      <w:r>
+        <w:t xml:space="preserve"> </w:t>
+      </w:r>
+      <w:r>
+        <w:rPr>
+          <w:i/>
+          <w:iCs/>
+        </w:rPr>
+        <w:t xml:space="preserve">knitr</w:t>
+      </w:r>
+      <w:r>
+        <w:t xml:space="preserve"> </w:t>
+      </w:r>
+      <w:r>
+        <w:t xml:space="preserve">(Xie, 2025)</w:t>
+      </w:r>
+      <w:r>
+        <w:t xml:space="preserve"> </w:t>
+      </w:r>
+      <w:r>
+        <w:t xml:space="preserve">supported the integration of analyses into the report. The manuscript was written in</w:t>
+      </w:r>
+      <w:r>
+        <w:t xml:space="preserve"> </w:t>
+      </w:r>
+      <w:r>
+        <w:rPr>
+          <w:i/>
+          <w:iCs/>
+        </w:rPr>
+        <w:t xml:space="preserve">Quarto</w:t>
+      </w:r>
+      <w:r>
+        <w:t xml:space="preserve"> </w:t>
+      </w:r>
+      <w:r>
+        <w:t xml:space="preserve">(Allaire and Dervieux, 2025)</w:t>
+      </w:r>
+      <w:r>
+        <w:t xml:space="preserve">.</w:t>
+      </w:r>
+    </w:p>
+    <w:bookmarkEnd w:id="29"/>
+    <w:bookmarkStart w:id="37" w:name="results"/>
+    <w:p>
+      <w:pPr>
+        <w:pStyle w:val="Heading1"/>
+      </w:pPr>
+      <w:r>
+        <w:t xml:space="preserve">Results</w:t>
+      </w:r>
+    </w:p>
+    <w:bookmarkStart w:id="35" w:name="X346f9ae8678a3e2c6d685b980bf778509d93d77"/>
+    <w:p>
+      <w:pPr>
+        <w:pStyle w:val="Heading2"/>
+      </w:pPr>
+      <w:r>
+        <w:t xml:space="preserve">Results part 1 - Manually coded subset (pre-registered)</w:t>
+      </w:r>
+    </w:p>
+    <w:bookmarkStart w:id="31" w:name="Xe7ee334b38a068cfb18becff5c627ac0685bd94"/>
+    <w:p>
+      <w:pPr>
+        <w:pStyle w:val="Heading3"/>
+      </w:pPr>
+      <w:r>
+        <w:t xml:space="preserve">Aim 1: Reporting practices for the primary effect of interest</w:t>
+      </w:r>
+    </w:p>
+    <w:p>
+      <w:pPr>
+        <w:pStyle w:val="FirstParagraph"/>
+      </w:pPr>
+      <w:r>
+        <w:t xml:space="preserve">Whilst 94.6% (95% CI 91.7–96.5%,</w:t>
+      </w:r>
+      <w:r>
+        <w:t xml:space="preserve"> </w:t>
+      </w:r>
+      <w:r>
+        <w:rPr>
+          <w:i/>
+          <w:iCs/>
+        </w:rPr>
+        <w:t xml:space="preserve">n</w:t>
+      </w:r>
+      <w:r>
+        <w:t xml:space="preserve"> </w:t>
+      </w:r>
+      <w:r>
+        <w:t xml:space="preserve">= 331/350) of studies reported a</w:t>
       </w:r>
       <w:r>
         <w:t xml:space="preserve"> </w:t>
@@ -3700,39 +4170,36 @@
         <w:t xml:space="preserve">p</w:t>
       </w:r>
       <w:r>
-        <w:t xml:space="preserve">-values from the results sections and classified them as exact (e.g.,</w:t>
-      </w:r>
-      <w:r>
-        <w:t xml:space="preserve"> </w:t>
-      </w:r>
-      <w:r>
-        <w:rPr>
-          <w:i/>
-          <w:iCs/>
-        </w:rPr>
-        <w:t xml:space="preserve">p</w:t>
-      </w:r>
-      <w:r>
-        <w:t xml:space="preserve"> </w:t>
-      </w:r>
-      <w:r>
-        <w:t xml:space="preserve">= .034) or imprecise (e.g.,</w:t>
-      </w:r>
-      <w:r>
-        <w:t xml:space="preserve"> </w:t>
-      </w:r>
-      <w:r>
-        <w:rPr>
-          <w:i/>
-          <w:iCs/>
-        </w:rPr>
-        <w:t xml:space="preserve">p</w:t>
-      </w:r>
-      <w:r>
-        <w:t xml:space="preserve"> </w:t>
-      </w:r>
-      <w:r>
-        <w:t xml:space="preserve">&lt; .05); (2) stat_effect_size, which detected whether standardised effect sizes were reported alongside</w:t>
+        <w:t xml:space="preserve">-value for the main effect of interest, only 39.7% (95% CI 34.7–44.9%,</w:t>
+      </w:r>
+      <w:r>
+        <w:t xml:space="preserve"> </w:t>
+      </w:r>
+      <w:r>
+        <w:rPr>
+          <w:i/>
+          <w:iCs/>
+        </w:rPr>
+        <w:t xml:space="preserve">n</w:t>
+      </w:r>
+      <w:r>
+        <w:t xml:space="preserve"> </w:t>
+      </w:r>
+      <w:r>
+        <w:t xml:space="preserve">= 139/350) reported the test statistic (</w:t>
+      </w:r>
+      <w:r>
+        <w:rPr>
+          <w:i/>
+          <w:iCs/>
+        </w:rPr>
+        <w:t xml:space="preserve">F</w:t>
+      </w:r>
+      <w:r>
+        <w:t xml:space="preserve"> </w:t>
+      </w:r>
+      <w:r>
+        <w:t xml:space="preserve">or</w:t>
       </w:r>
       <w:r>
         <w:t xml:space="preserve"> </w:t>
@@ -3745,405 +4212,7 @@
         <w:t xml:space="preserve">t</w:t>
       </w:r>
       <w:r>
-        <w:t xml:space="preserve">- and</w:t>
-      </w:r>
-      <w:r>
-        <w:t xml:space="preserve"> </w:t>
-      </w:r>
-      <w:r>
-        <w:rPr>
-          <w:i/>
-          <w:iCs/>
-        </w:rPr>
-        <w:t xml:space="preserve">F</w:t>
-      </w:r>
-      <w:r>
-        <w:t xml:space="preserve">-tests; and (3) stat_check, which recomputed</w:t>
-      </w:r>
-      <w:r>
-        <w:t xml:space="preserve"> </w:t>
-      </w:r>
-      <w:r>
-        <w:rPr>
-          <w:i/>
-          <w:iCs/>
-        </w:rPr>
-        <w:t xml:space="preserve">p</w:t>
-      </w:r>
-      <w:r>
-        <w:t xml:space="preserve">-values from all reported</w:t>
-      </w:r>
-      <w:r>
-        <w:t xml:space="preserve"> </w:t>
-      </w:r>
-      <w:r>
-        <w:rPr>
-          <w:i/>
-          <w:iCs/>
-        </w:rPr>
-        <w:t xml:space="preserve">t</w:t>
-      </w:r>
-      <w:r>
-        <w:t xml:space="preserve">- and</w:t>
-      </w:r>
-      <w:r>
-        <w:t xml:space="preserve"> </w:t>
-      </w:r>
-      <w:r>
-        <w:rPr>
-          <w:i/>
-          <w:iCs/>
-        </w:rPr>
-        <w:t xml:space="preserve">F</w:t>
-      </w:r>
-      <w:r>
-        <w:t xml:space="preserve">-statistics with sufficient information, analogous to the statcheck procedure applied to the manually coded subset. We additionally searched article full-texts for the phrase</w:t>
-      </w:r>
-      <w:r>
-        <w:t xml:space="preserve"> </w:t>
-      </w:r>
-      <w:r>
-        <w:t xml:space="preserve">“95% CI”</w:t>
-      </w:r>
-      <w:r>
-        <w:t xml:space="preserve"> </w:t>
-      </w:r>
-      <w:r>
-        <w:t xml:space="preserve">or</w:t>
-      </w:r>
-      <w:r>
-        <w:t xml:space="preserve"> </w:t>
-      </w:r>
-      <w:r>
-        <w:t xml:space="preserve">“95% confidence interval”</w:t>
-      </w:r>
-      <w:r>
-        <w:t xml:space="preserve"> </w:t>
-      </w:r>
-      <w:r>
-        <w:t xml:space="preserve">to estimate the prevalence of confidence interval reporting. This expanded analysis was not pre-registered; it was added retrospectively to capitalise on improved measurement coverage, and is reported transparently alongside the pre-registered analysis.</w:t>
-      </w:r>
-    </w:p>
-    <w:bookmarkEnd w:id="29"/>
-    <w:bookmarkStart w:id="30" w:name="software"/>
-    <w:p>
-      <w:pPr>
-        <w:pStyle w:val="Heading1"/>
-      </w:pPr>
-      <w:r>
-        <w:t xml:space="preserve">Software</w:t>
-      </w:r>
-    </w:p>
-    <w:p>
-      <w:pPr>
-        <w:pStyle w:val="FirstParagraph"/>
-      </w:pPr>
-      <w:r>
-        <w:t xml:space="preserve">All analyses were conducted in R (R version 4.5.2 (2025-10-31)) using a suite of packages. Data were imported using</w:t>
-      </w:r>
-      <w:r>
-        <w:t xml:space="preserve"> </w:t>
-      </w:r>
-      <w:r>
-        <w:rPr>
-          <w:i/>
-          <w:iCs/>
-        </w:rPr>
-        <w:t xml:space="preserve">readr</w:t>
-      </w:r>
-      <w:r>
-        <w:t xml:space="preserve"> </w:t>
-      </w:r>
-      <w:r>
-        <w:t xml:space="preserve">(Wickham, Hester, and Bryan 2026)</w:t>
-      </w:r>
-      <w:r>
-        <w:t xml:space="preserve"> </w:t>
-      </w:r>
-      <w:r>
-        <w:t xml:space="preserve">and</w:t>
-      </w:r>
-      <w:r>
-        <w:t xml:space="preserve"> </w:t>
-      </w:r>
-      <w:r>
-        <w:rPr>
-          <w:i/>
-          <w:iCs/>
-        </w:rPr>
-        <w:t xml:space="preserve">readxl</w:t>
-      </w:r>
-      <w:r>
-        <w:t xml:space="preserve"> </w:t>
-      </w:r>
-      <w:r>
-        <w:t xml:space="preserve">(Wickham and Bryan 2025)</w:t>
-      </w:r>
-      <w:r>
-        <w:t xml:space="preserve">, while data wrangling and transformation were performed with</w:t>
-      </w:r>
-      <w:r>
-        <w:t xml:space="preserve"> </w:t>
-      </w:r>
-      <w:r>
-        <w:rPr>
-          <w:i/>
-          <w:iCs/>
-        </w:rPr>
-        <w:t xml:space="preserve">dplyr</w:t>
-      </w:r>
-      <w:r>
-        <w:t xml:space="preserve"> </w:t>
-      </w:r>
-      <w:r>
-        <w:t xml:space="preserve">(Wickham et al. 2026)</w:t>
-      </w:r>
-      <w:r>
-        <w:t xml:space="preserve">,</w:t>
-      </w:r>
-      <w:r>
-        <w:t xml:space="preserve"> </w:t>
-      </w:r>
-      <w:r>
-        <w:rPr>
-          <w:i/>
-          <w:iCs/>
-        </w:rPr>
-        <w:t xml:space="preserve">tidyr</w:t>
-      </w:r>
-      <w:r>
-        <w:t xml:space="preserve"> </w:t>
-      </w:r>
-      <w:r>
-        <w:t xml:space="preserve">(Wickham, Vaughan, and Girlich 2025)</w:t>
-      </w:r>
-      <w:r>
-        <w:t xml:space="preserve">,</w:t>
-      </w:r>
-      <w:r>
-        <w:t xml:space="preserve"> </w:t>
-      </w:r>
-      <w:r>
-        <w:rPr>
-          <w:i/>
-          <w:iCs/>
-        </w:rPr>
-        <w:t xml:space="preserve">stringr</w:t>
-      </w:r>
-      <w:r>
-        <w:t xml:space="preserve"> </w:t>
-      </w:r>
-      <w:r>
-        <w:t xml:space="preserve">(Wickham 2025)</w:t>
-      </w:r>
-      <w:r>
-        <w:t xml:space="preserve">,</w:t>
-      </w:r>
-      <w:r>
-        <w:t xml:space="preserve"> </w:t>
-      </w:r>
-      <w:r>
-        <w:rPr>
-          <w:i/>
-          <w:iCs/>
-        </w:rPr>
-        <w:t xml:space="preserve">scales</w:t>
-      </w:r>
-      <w:r>
-        <w:t xml:space="preserve"> </w:t>
-      </w:r>
-      <w:r>
-        <w:t xml:space="preserve">(Wickham, Pedersen, and Seidel 2025)</w:t>
-      </w:r>
-      <w:r>
-        <w:t xml:space="preserve"> </w:t>
-      </w:r>
-      <w:r>
-        <w:t xml:space="preserve">and</w:t>
-      </w:r>
-      <w:r>
-        <w:t xml:space="preserve"> </w:t>
-      </w:r>
-      <w:r>
-        <w:rPr>
-          <w:i/>
-          <w:iCs/>
-        </w:rPr>
-        <w:t xml:space="preserve">tibble</w:t>
-      </w:r>
-      <w:r>
-        <w:t xml:space="preserve"> </w:t>
-      </w:r>
-      <w:r>
-        <w:t xml:space="preserve">(Müller and Wickham 2026)</w:t>
-      </w:r>
-      <w:r>
-        <w:t xml:space="preserve">. The</w:t>
-      </w:r>
-      <w:r>
-        <w:t xml:space="preserve"> </w:t>
-      </w:r>
-      <w:r>
-        <w:rPr>
-          <w:i/>
-          <w:iCs/>
-        </w:rPr>
-        <w:t xml:space="preserve">here</w:t>
-      </w:r>
-      <w:r>
-        <w:t xml:space="preserve"> </w:t>
-      </w:r>
-      <w:r>
-        <w:t xml:space="preserve">package</w:t>
-      </w:r>
-      <w:r>
-        <w:t xml:space="preserve"> </w:t>
-      </w:r>
-      <w:r>
-        <w:t xml:space="preserve">(Müller 2025)</w:t>
-      </w:r>
-      <w:r>
-        <w:t xml:space="preserve"> </w:t>
-      </w:r>
-      <w:r>
-        <w:t xml:space="preserve">was used to manage file paths. Statistical results reported in the literature were screened using</w:t>
-      </w:r>
-      <w:r>
-        <w:t xml:space="preserve"> </w:t>
-      </w:r>
-      <w:r>
-        <w:rPr>
-          <w:i/>
-          <w:iCs/>
-        </w:rPr>
-        <w:t xml:space="preserve">statcheck</w:t>
-      </w:r>
-      <w:r>
-        <w:t xml:space="preserve"> </w:t>
-      </w:r>
-      <w:r>
-        <w:t xml:space="preserve">(Michele B. Nuijten and Epskamp 2024)</w:t>
-      </w:r>
-      <w:r>
-        <w:t xml:space="preserve"> </w:t>
-      </w:r>
-      <w:r>
-        <w:t xml:space="preserve">and</w:t>
-      </w:r>
-      <w:r>
-        <w:t xml:space="preserve"> </w:t>
-      </w:r>
-      <w:r>
-        <w:rPr>
-          <w:i/>
-          <w:iCs/>
-        </w:rPr>
-        <w:t xml:space="preserve">Metacheck</w:t>
-      </w:r>
-      <w:r>
-        <w:t xml:space="preserve"> </w:t>
-      </w:r>
-      <w:r>
-        <w:t xml:space="preserve">(DeBruine et al. 2026)</w:t>
-      </w:r>
-      <w:r>
-        <w:t xml:space="preserve">. Tables were generated with</w:t>
-      </w:r>
-      <w:r>
-        <w:t xml:space="preserve"> </w:t>
-      </w:r>
-      <w:r>
-        <w:rPr>
-          <w:i/>
-          <w:iCs/>
-        </w:rPr>
-        <w:t xml:space="preserve">flextable</w:t>
-      </w:r>
-      <w:r>
-        <w:t xml:space="preserve"> </w:t>
-      </w:r>
-      <w:r>
-        <w:t xml:space="preserve">(Gohel and Skintzos 2026)</w:t>
-      </w:r>
-      <w:r>
-        <w:t xml:space="preserve">, and</w:t>
-      </w:r>
-      <w:r>
-        <w:t xml:space="preserve"> </w:t>
-      </w:r>
-      <w:r>
-        <w:rPr>
-          <w:i/>
-          <w:iCs/>
-        </w:rPr>
-        <w:t xml:space="preserve">knitr</w:t>
-      </w:r>
-      <w:r>
-        <w:t xml:space="preserve"> </w:t>
-      </w:r>
-      <w:r>
-        <w:t xml:space="preserve">(Xie 2025)</w:t>
-      </w:r>
-      <w:r>
-        <w:t xml:space="preserve"> </w:t>
-      </w:r>
-      <w:r>
-        <w:t xml:space="preserve">supported the integration of analyses into the report. The manuscript was written in</w:t>
-      </w:r>
-      <w:r>
-        <w:t xml:space="preserve"> </w:t>
-      </w:r>
-      <w:r>
-        <w:rPr>
-          <w:i/>
-          <w:iCs/>
-        </w:rPr>
-        <w:t xml:space="preserve">Quarto</w:t>
-      </w:r>
-      <w:r>
-        <w:t xml:space="preserve"> </w:t>
-      </w:r>
-      <w:r>
-        <w:t xml:space="preserve">(Allaire and Dervieux 2025)</w:t>
-      </w:r>
-      <w:r>
-        <w:t xml:space="preserve">.</w:t>
-      </w:r>
-    </w:p>
-    <w:bookmarkEnd w:id="30"/>
-    <w:bookmarkStart w:id="38" w:name="results"/>
-    <w:p>
-      <w:pPr>
-        <w:pStyle w:val="Heading1"/>
-      </w:pPr>
-      <w:r>
-        <w:t xml:space="preserve">Results</w:t>
-      </w:r>
-    </w:p>
-    <w:bookmarkStart w:id="36" w:name="X346f9ae8678a3e2c6d685b980bf778509d93d77"/>
-    <w:p>
-      <w:pPr>
-        <w:pStyle w:val="Heading2"/>
-      </w:pPr>
-      <w:r>
-        <w:t xml:space="preserve">Results part 1 - Manually coded subset (pre-registered)</w:t>
-      </w:r>
-    </w:p>
-    <w:bookmarkStart w:id="32" w:name="Xe7ee334b38a068cfb18becff5c627ac0685bd94"/>
-    <w:p>
-      <w:pPr>
-        <w:pStyle w:val="Heading3"/>
-      </w:pPr>
-      <w:r>
-        <w:t xml:space="preserve">Aim 1: Reporting practices for the primary effect of interest</w:t>
-      </w:r>
-    </w:p>
-    <w:p>
-      <w:pPr>
-        <w:pStyle w:val="FirstParagraph"/>
-      </w:pPr>
-      <w:r>
-        <w:t xml:space="preserve">Whilst 94.6% of studies (95% CI 91.7–96.5%,</w:t>
+        <w:t xml:space="preserve">), 28.9% (95% CI 24.4–33.8%,</w:t>
       </w:r>
       <w:r>
         <w:t xml:space="preserve"> </w:t>
@@ -4159,20 +4228,7 @@
         <w:t xml:space="preserve"> </w:t>
       </w:r>
       <w:r>
-        <w:t xml:space="preserve">= 331/350) reported a</w:t>
-      </w:r>
-      <w:r>
-        <w:t xml:space="preserve"> </w:t>
-      </w:r>
-      <w:r>
-        <w:rPr>
-          <w:i/>
-          <w:iCs/>
-        </w:rPr>
-        <w:t xml:space="preserve">p</w:t>
-      </w:r>
-      <w:r>
-        <w:t xml:space="preserve">-value for the main effect of interest, only 39.7% (34.7–44.9%,</w:t>
+        <w:t xml:space="preserve">= 101/350) reported the degrees of freedom, 53.7% (95% CI 48.5–58.9%,</w:t>
       </w:r>
       <w:r>
         <w:t xml:space="preserve"> </w:t>
@@ -4188,65 +4244,7 @@
         <w:t xml:space="preserve"> </w:t>
       </w:r>
       <w:r>
-        <w:t xml:space="preserve">= 139/350) reported the test statistic (</w:t>
-      </w:r>
-      <w:r>
-        <w:rPr>
-          <w:i/>
-          <w:iCs/>
-        </w:rPr>
-        <w:t xml:space="preserve">F</w:t>
-      </w:r>
-      <w:r>
-        <w:t xml:space="preserve"> </w:t>
-      </w:r>
-      <w:r>
-        <w:t xml:space="preserve">or</w:t>
-      </w:r>
-      <w:r>
-        <w:t xml:space="preserve"> </w:t>
-      </w:r>
-      <w:r>
-        <w:rPr>
-          <w:i/>
-          <w:iCs/>
-        </w:rPr>
-        <w:t xml:space="preserve">t</w:t>
-      </w:r>
-      <w:r>
-        <w:t xml:space="preserve">), 28.9% (24.4–33.8%,</w:t>
-      </w:r>
-      <w:r>
-        <w:t xml:space="preserve"> </w:t>
-      </w:r>
-      <w:r>
-        <w:rPr>
-          <w:i/>
-          <w:iCs/>
-        </w:rPr>
-        <w:t xml:space="preserve">n</w:t>
-      </w:r>
-      <w:r>
-        <w:t xml:space="preserve"> </w:t>
-      </w:r>
-      <w:r>
-        <w:t xml:space="preserve">= 101/350) reported the degrees of freedom, 53.7% (48.5–58.9%,</w:t>
-      </w:r>
-      <w:r>
-        <w:t xml:space="preserve"> </w:t>
-      </w:r>
-      <w:r>
-        <w:rPr>
-          <w:i/>
-          <w:iCs/>
-        </w:rPr>
-        <w:t xml:space="preserve">n</w:t>
-      </w:r>
-      <w:r>
-        <w:t xml:space="preserve"> </w:t>
-      </w:r>
-      <w:r>
-        <w:t xml:space="preserve">= 188/350) reported an estimate of effect size, and only 7.7% (5.4–11.0%,</w:t>
+        <w:t xml:space="preserve">= 188/350) reported an estimate of effect size, and only 7.7% (95% CI 5.4–11.0%,</w:t>
       </w:r>
       <w:r>
         <w:t xml:space="preserve"> </w:t>
@@ -4337,7 +4335,7 @@
       <w:tr>
         <w:tc>
           <w:tcPr/>
-          <w:bookmarkStart w:id="31" w:name="tbl-summary-apa"/>
+          <w:bookmarkStart w:id="30" w:name="tbl-summary-apa"/>
           <w:p>
             <w:pPr>
               <w:jc w:val="center"/>
@@ -4376,7 +4374,7 @@
             </w:tblGrid>
             <w:tr>
               <w:trPr>
-                <w:trHeight w:val="618" w:hRule="auto"/>
+                <w:trHeight w:val="617" w:hRule="auto"/>
                 <w:tblHeader/>
               </w:trPr>
               <w:tc>
@@ -4408,7 +4406,7 @@
                     <w:spacing w:after="100" w:before="100" w:line="240"/>
                     <w:ind w:left="100" w:right="100" w:firstLine="0" w:firstLineChars="0"/>
                     <w:rPr>
-                      <w:rFonts w:ascii="Helvetica" w:hAnsi="Helvetica" w:eastAsia="Helvetica" w:cs="Helvetica"/>
+                      <w:rFonts w:ascii="Arial" w:hAnsi="Arial" w:eastAsia="Arial" w:cs="Arial"/>
                       <w:i w:val="false"/>
                       <w:b w:val="false"/>
                       <w:u w:val="none"/>
@@ -4420,7 +4418,7 @@
                   </w:pPr>
                   <w:r xmlns:w="http://schemas.openxmlformats.org/wordprocessingml/2006/main" xmlns:wp="http://schemas.openxmlformats.org/drawingml/2006/wordprocessingDrawing" xmlns:r="http://schemas.openxmlformats.org/officeDocument/2006/relationships" xmlns:w14="http://schemas.microsoft.com/office/word/2010/wordml">
                     <w:rPr>
-                      <w:rFonts w:ascii="Helvetica" w:hAnsi="Helvetica" w:eastAsia="Helvetica" w:cs="Helvetica"/>
+                      <w:rFonts w:ascii="Arial" w:hAnsi="Arial" w:eastAsia="Arial" w:cs="Arial"/>
                       <w:i w:val="false"/>
                       <w:b w:val="false"/>
                       <w:u w:val="none"/>
@@ -4462,7 +4460,7 @@
                     <w:spacing w:after="100" w:before="100" w:line="240"/>
                     <w:ind w:left="100" w:right="100" w:firstLine="0" w:firstLineChars="0"/>
                     <w:rPr>
-                      <w:rFonts w:ascii="Helvetica" w:hAnsi="Helvetica" w:eastAsia="Helvetica" w:cs="Helvetica"/>
+                      <w:rFonts w:ascii="Arial" w:hAnsi="Arial" w:eastAsia="Arial" w:cs="Arial"/>
                       <w:i w:val="false"/>
                       <w:b w:val="false"/>
                       <w:u w:val="none"/>
@@ -4474,7 +4472,7 @@
                   </w:pPr>
                   <w:r xmlns:w="http://schemas.openxmlformats.org/wordprocessingml/2006/main" xmlns:wp="http://schemas.openxmlformats.org/drawingml/2006/wordprocessingDrawing" xmlns:r="http://schemas.openxmlformats.org/officeDocument/2006/relationships" xmlns:w14="http://schemas.microsoft.com/office/word/2010/wordml">
                     <w:rPr>
-                      <w:rFonts w:ascii="Helvetica" w:hAnsi="Helvetica" w:eastAsia="Helvetica" w:cs="Helvetica"/>
+                      <w:rFonts w:ascii="Arial" w:hAnsi="Arial" w:eastAsia="Arial" w:cs="Arial"/>
                       <w:i w:val="false"/>
                       <w:b w:val="false"/>
                       <w:u w:val="none"/>
@@ -4490,7 +4488,7 @@
             </w:tr>
             <w:tr>
               <w:trPr>
-                <w:trHeight w:val="616" w:hRule="auto"/>
+                <w:trHeight w:val="617" w:hRule="auto"/>
               </w:trPr>
               <w:tc>
                 <w:tcPr>
@@ -4521,7 +4519,7 @@
                     <w:spacing w:after="100" w:before="100" w:line="240"/>
                     <w:ind w:left="100" w:right="100" w:firstLine="0" w:firstLineChars="0"/>
                     <w:rPr>
-                      <w:rFonts w:ascii="Helvetica" w:hAnsi="Helvetica" w:eastAsia="Helvetica" w:cs="Helvetica"/>
+                      <w:rFonts w:ascii="Arial" w:hAnsi="Arial" w:eastAsia="Arial" w:cs="Arial"/>
                       <w:i w:val="false"/>
                       <w:b w:val="false"/>
                       <w:u w:val="none"/>
@@ -4533,7 +4531,7 @@
                   </w:pPr>
                   <w:r xmlns:w="http://schemas.openxmlformats.org/wordprocessingml/2006/main" xmlns:wp="http://schemas.openxmlformats.org/drawingml/2006/wordprocessingDrawing" xmlns:r="http://schemas.openxmlformats.org/officeDocument/2006/relationships" xmlns:w14="http://schemas.microsoft.com/office/word/2010/wordml">
                     <w:rPr>
-                      <w:rFonts w:ascii="Helvetica" w:hAnsi="Helvetica" w:eastAsia="Helvetica" w:cs="Helvetica"/>
+                      <w:rFonts w:ascii="Arial" w:hAnsi="Arial" w:eastAsia="Arial" w:cs="Arial"/>
                       <w:i w:val="false"/>
                       <w:b w:val="false"/>
                       <w:u w:val="none"/>
@@ -4575,7 +4573,7 @@
                     <w:spacing w:after="100" w:before="100" w:line="240"/>
                     <w:ind w:left="100" w:right="100" w:firstLine="0" w:firstLineChars="0"/>
                     <w:rPr>
-                      <w:rFonts w:ascii="Helvetica" w:hAnsi="Helvetica" w:eastAsia="Helvetica" w:cs="Helvetica"/>
+                      <w:rFonts w:ascii="Arial" w:hAnsi="Arial" w:eastAsia="Arial" w:cs="Arial"/>
                       <w:i w:val="false"/>
                       <w:b w:val="false"/>
                       <w:u w:val="none"/>
@@ -4587,7 +4585,7 @@
                   </w:pPr>
                   <w:r xmlns:w="http://schemas.openxmlformats.org/wordprocessingml/2006/main" xmlns:wp="http://schemas.openxmlformats.org/drawingml/2006/wordprocessingDrawing" xmlns:r="http://schemas.openxmlformats.org/officeDocument/2006/relationships" xmlns:w14="http://schemas.microsoft.com/office/word/2010/wordml">
                     <w:rPr>
-                      <w:rFonts w:ascii="Helvetica" w:hAnsi="Helvetica" w:eastAsia="Helvetica" w:cs="Helvetica"/>
+                      <w:rFonts w:ascii="Arial" w:hAnsi="Arial" w:eastAsia="Arial" w:cs="Arial"/>
                       <w:i w:val="false"/>
                       <w:b w:val="false"/>
                       <w:u w:val="none"/>
@@ -4603,7 +4601,7 @@
             </w:tr>
             <w:tr>
               <w:trPr>
-                <w:trHeight w:val="616" w:hRule="auto"/>
+                <w:trHeight w:val="617" w:hRule="auto"/>
               </w:trPr>
               <w:tc>
                 <w:tcPr>
@@ -4634,7 +4632,7 @@
                     <w:spacing w:after="100" w:before="100" w:line="240"/>
                     <w:ind w:left="100" w:right="100" w:firstLine="0" w:firstLineChars="0"/>
                     <w:rPr>
-                      <w:rFonts w:ascii="Helvetica" w:hAnsi="Helvetica" w:eastAsia="Helvetica" w:cs="Helvetica"/>
+                      <w:rFonts w:ascii="Arial" w:hAnsi="Arial" w:eastAsia="Arial" w:cs="Arial"/>
                       <w:i w:val="false"/>
                       <w:b w:val="false"/>
                       <w:u w:val="none"/>
@@ -4646,7 +4644,7 @@
                   </w:pPr>
                   <w:r xmlns:w="http://schemas.openxmlformats.org/wordprocessingml/2006/main" xmlns:wp="http://schemas.openxmlformats.org/drawingml/2006/wordprocessingDrawing" xmlns:r="http://schemas.openxmlformats.org/officeDocument/2006/relationships" xmlns:w14="http://schemas.microsoft.com/office/word/2010/wordml">
                     <w:rPr>
-                      <w:rFonts w:ascii="Helvetica" w:hAnsi="Helvetica" w:eastAsia="Helvetica" w:cs="Helvetica"/>
+                      <w:rFonts w:ascii="Arial" w:hAnsi="Arial" w:eastAsia="Arial" w:cs="Arial"/>
                       <w:i w:val="false"/>
                       <w:b w:val="false"/>
                       <w:u w:val="none"/>
@@ -4688,7 +4686,7 @@
                     <w:spacing w:after="100" w:before="100" w:line="240"/>
                     <w:ind w:left="100" w:right="100" w:firstLine="0" w:firstLineChars="0"/>
                     <w:rPr>
-                      <w:rFonts w:ascii="Helvetica" w:hAnsi="Helvetica" w:eastAsia="Helvetica" w:cs="Helvetica"/>
+                      <w:rFonts w:ascii="Arial" w:hAnsi="Arial" w:eastAsia="Arial" w:cs="Arial"/>
                       <w:i w:val="false"/>
                       <w:b w:val="false"/>
                       <w:u w:val="none"/>
@@ -4700,7 +4698,7 @@
                   </w:pPr>
                   <w:r xmlns:w="http://schemas.openxmlformats.org/wordprocessingml/2006/main" xmlns:wp="http://schemas.openxmlformats.org/drawingml/2006/wordprocessingDrawing" xmlns:r="http://schemas.openxmlformats.org/officeDocument/2006/relationships" xmlns:w14="http://schemas.microsoft.com/office/word/2010/wordml">
                     <w:rPr>
-                      <w:rFonts w:ascii="Helvetica" w:hAnsi="Helvetica" w:eastAsia="Helvetica" w:cs="Helvetica"/>
+                      <w:rFonts w:ascii="Arial" w:hAnsi="Arial" w:eastAsia="Arial" w:cs="Arial"/>
                       <w:i w:val="false"/>
                       <w:b w:val="false"/>
                       <w:u w:val="none"/>
@@ -4747,7 +4745,7 @@
                     <w:spacing w:after="100" w:before="100" w:line="240"/>
                     <w:ind w:left="100" w:right="100" w:firstLine="0" w:firstLineChars="0"/>
                     <w:rPr>
-                      <w:rFonts w:ascii="Helvetica" w:hAnsi="Helvetica" w:eastAsia="Helvetica" w:cs="Helvetica"/>
+                      <w:rFonts w:ascii="Arial" w:hAnsi="Arial" w:eastAsia="Arial" w:cs="Arial"/>
                       <w:i w:val="false"/>
                       <w:b w:val="false"/>
                       <w:u w:val="none"/>
@@ -4759,7 +4757,7 @@
                   </w:pPr>
                   <w:r xmlns:w="http://schemas.openxmlformats.org/wordprocessingml/2006/main" xmlns:wp="http://schemas.openxmlformats.org/drawingml/2006/wordprocessingDrawing" xmlns:r="http://schemas.openxmlformats.org/officeDocument/2006/relationships" xmlns:w14="http://schemas.microsoft.com/office/word/2010/wordml">
                     <w:rPr>
-                      <w:rFonts w:ascii="Helvetica" w:hAnsi="Helvetica" w:eastAsia="Helvetica" w:cs="Helvetica"/>
+                      <w:rFonts w:ascii="Arial" w:hAnsi="Arial" w:eastAsia="Arial" w:cs="Arial"/>
                       <w:i w:val="false"/>
                       <w:b w:val="false"/>
                       <w:u w:val="none"/>
@@ -4801,7 +4799,7 @@
                     <w:spacing w:after="100" w:before="100" w:line="240"/>
                     <w:ind w:left="100" w:right="100" w:firstLine="0" w:firstLineChars="0"/>
                     <w:rPr>
-                      <w:rFonts w:ascii="Helvetica" w:hAnsi="Helvetica" w:eastAsia="Helvetica" w:cs="Helvetica"/>
+                      <w:rFonts w:ascii="Arial" w:hAnsi="Arial" w:eastAsia="Arial" w:cs="Arial"/>
                       <w:i w:val="false"/>
                       <w:b w:val="false"/>
                       <w:u w:val="none"/>
@@ -4813,7 +4811,7 @@
                   </w:pPr>
                   <w:r xmlns:w="http://schemas.openxmlformats.org/wordprocessingml/2006/main" xmlns:wp="http://schemas.openxmlformats.org/drawingml/2006/wordprocessingDrawing" xmlns:r="http://schemas.openxmlformats.org/officeDocument/2006/relationships" xmlns:w14="http://schemas.microsoft.com/office/word/2010/wordml">
                     <w:rPr>
-                      <w:rFonts w:ascii="Helvetica" w:hAnsi="Helvetica" w:eastAsia="Helvetica" w:cs="Helvetica"/>
+                      <w:rFonts w:ascii="Arial" w:hAnsi="Arial" w:eastAsia="Arial" w:cs="Arial"/>
                       <w:i w:val="false"/>
                       <w:b w:val="false"/>
                       <w:u w:val="none"/>
@@ -4829,7 +4827,7 @@
             </w:tr>
             <w:tr>
               <w:trPr>
-                <w:trHeight w:val="619" w:hRule="auto"/>
+                <w:trHeight w:val="617" w:hRule="auto"/>
               </w:trPr>
               <w:tc>
                 <w:tcPr>
@@ -4860,7 +4858,7 @@
                     <w:spacing w:after="100" w:before="100" w:line="240"/>
                     <w:ind w:left="100" w:right="100" w:firstLine="0" w:firstLineChars="0"/>
                     <w:rPr>
-                      <w:rFonts w:ascii="Helvetica" w:hAnsi="Helvetica" w:eastAsia="Helvetica" w:cs="Helvetica"/>
+                      <w:rFonts w:ascii="Arial" w:hAnsi="Arial" w:eastAsia="Arial" w:cs="Arial"/>
                       <w:i w:val="false"/>
                       <w:b w:val="false"/>
                       <w:u w:val="none"/>
@@ -4872,7 +4870,7 @@
                   </w:pPr>
                   <w:r xmlns:w="http://schemas.openxmlformats.org/wordprocessingml/2006/main" xmlns:wp="http://schemas.openxmlformats.org/drawingml/2006/wordprocessingDrawing" xmlns:r="http://schemas.openxmlformats.org/officeDocument/2006/relationships" xmlns:w14="http://schemas.microsoft.com/office/word/2010/wordml">
                     <w:rPr>
-                      <w:rFonts w:ascii="Helvetica" w:hAnsi="Helvetica" w:eastAsia="Helvetica" w:cs="Helvetica"/>
+                      <w:rFonts w:ascii="Arial" w:hAnsi="Arial" w:eastAsia="Arial" w:cs="Arial"/>
                       <w:i w:val="false"/>
                       <w:b w:val="false"/>
                       <w:u w:val="none"/>
@@ -4914,7 +4912,7 @@
                     <w:spacing w:after="100" w:before="100" w:line="240"/>
                     <w:ind w:left="100" w:right="100" w:firstLine="0" w:firstLineChars="0"/>
                     <w:rPr>
-                      <w:rFonts w:ascii="Helvetica" w:hAnsi="Helvetica" w:eastAsia="Helvetica" w:cs="Helvetica"/>
+                      <w:rFonts w:ascii="Arial" w:hAnsi="Arial" w:eastAsia="Arial" w:cs="Arial"/>
                       <w:i w:val="false"/>
                       <w:b w:val="false"/>
                       <w:u w:val="none"/>
@@ -4926,7 +4924,7 @@
                   </w:pPr>
                   <w:r xmlns:w="http://schemas.openxmlformats.org/wordprocessingml/2006/main" xmlns:wp="http://schemas.openxmlformats.org/drawingml/2006/wordprocessingDrawing" xmlns:r="http://schemas.openxmlformats.org/officeDocument/2006/relationships" xmlns:w14="http://schemas.microsoft.com/office/word/2010/wordml">
                     <w:rPr>
-                      <w:rFonts w:ascii="Helvetica" w:hAnsi="Helvetica" w:eastAsia="Helvetica" w:cs="Helvetica"/>
+                      <w:rFonts w:ascii="Arial" w:hAnsi="Arial" w:eastAsia="Arial" w:cs="Arial"/>
                       <w:i w:val="false"/>
                       <w:b w:val="false"/>
                       <w:u w:val="none"/>
@@ -4942,7 +4940,7 @@
             </w:tr>
             <w:tr>
               <w:trPr>
-                <w:trHeight w:val="616" w:hRule="auto"/>
+                <w:trHeight w:val="617" w:hRule="auto"/>
               </w:trPr>
               <w:tc>
                 <w:tcPr>
@@ -4973,7 +4971,7 @@
                     <w:spacing w:after="100" w:before="100" w:line="240"/>
                     <w:ind w:left="100" w:right="100" w:firstLine="0" w:firstLineChars="0"/>
                     <w:rPr>
-                      <w:rFonts w:ascii="Helvetica" w:hAnsi="Helvetica" w:eastAsia="Helvetica" w:cs="Helvetica"/>
+                      <w:rFonts w:ascii="Arial" w:hAnsi="Arial" w:eastAsia="Arial" w:cs="Arial"/>
                       <w:i w:val="false"/>
                       <w:b w:val="false"/>
                       <w:u w:val="none"/>
@@ -4985,7 +4983,7 @@
                   </w:pPr>
                   <w:r xmlns:w="http://schemas.openxmlformats.org/wordprocessingml/2006/main" xmlns:wp="http://schemas.openxmlformats.org/drawingml/2006/wordprocessingDrawing" xmlns:r="http://schemas.openxmlformats.org/officeDocument/2006/relationships" xmlns:w14="http://schemas.microsoft.com/office/word/2010/wordml">
                     <w:rPr>
-                      <w:rFonts w:ascii="Helvetica" w:hAnsi="Helvetica" w:eastAsia="Helvetica" w:cs="Helvetica"/>
+                      <w:rFonts w:ascii="Arial" w:hAnsi="Arial" w:eastAsia="Arial" w:cs="Arial"/>
                       <w:i w:val="false"/>
                       <w:b w:val="false"/>
                       <w:u w:val="none"/>
@@ -5027,7 +5025,7 @@
                     <w:spacing w:after="100" w:before="100" w:line="240"/>
                     <w:ind w:left="100" w:right="100" w:firstLine="0" w:firstLineChars="0"/>
                     <w:rPr>
-                      <w:rFonts w:ascii="Helvetica" w:hAnsi="Helvetica" w:eastAsia="Helvetica" w:cs="Helvetica"/>
+                      <w:rFonts w:ascii="Arial" w:hAnsi="Arial" w:eastAsia="Arial" w:cs="Arial"/>
                       <w:i w:val="false"/>
                       <w:b w:val="false"/>
                       <w:u w:val="none"/>
@@ -5039,7 +5037,7 @@
                   </w:pPr>
                   <w:r xmlns:w="http://schemas.openxmlformats.org/wordprocessingml/2006/main" xmlns:wp="http://schemas.openxmlformats.org/drawingml/2006/wordprocessingDrawing" xmlns:r="http://schemas.openxmlformats.org/officeDocument/2006/relationships" xmlns:w14="http://schemas.microsoft.com/office/word/2010/wordml">
                     <w:rPr>
-                      <w:rFonts w:ascii="Helvetica" w:hAnsi="Helvetica" w:eastAsia="Helvetica" w:cs="Helvetica"/>
+                      <w:rFonts w:ascii="Arial" w:hAnsi="Arial" w:eastAsia="Arial" w:cs="Arial"/>
                       <w:i w:val="false"/>
                       <w:b w:val="false"/>
                       <w:u w:val="none"/>
@@ -5055,7 +5053,7 @@
             </w:tr>
             <w:tr>
               <w:trPr>
-                <w:trHeight w:val="616" w:hRule="auto"/>
+                <w:trHeight w:val="617" w:hRule="auto"/>
               </w:trPr>
               <w:tc>
                 <w:tcPr>
@@ -5086,7 +5084,7 @@
                     <w:spacing w:after="100" w:before="100" w:line="240"/>
                     <w:ind w:left="100" w:right="100" w:firstLine="0" w:firstLineChars="0"/>
                     <w:rPr>
-                      <w:rFonts w:ascii="Helvetica" w:hAnsi="Helvetica" w:eastAsia="Helvetica" w:cs="Helvetica"/>
+                      <w:rFonts w:ascii="Arial" w:hAnsi="Arial" w:eastAsia="Arial" w:cs="Arial"/>
                       <w:i w:val="false"/>
                       <w:b w:val="false"/>
                       <w:u w:val="none"/>
@@ -5098,7 +5096,7 @@
                   </w:pPr>
                   <w:r xmlns:w="http://schemas.openxmlformats.org/wordprocessingml/2006/main" xmlns:wp="http://schemas.openxmlformats.org/drawingml/2006/wordprocessingDrawing" xmlns:r="http://schemas.openxmlformats.org/officeDocument/2006/relationships" xmlns:w14="http://schemas.microsoft.com/office/word/2010/wordml">
                     <w:rPr>
-                      <w:rFonts w:ascii="Helvetica" w:hAnsi="Helvetica" w:eastAsia="Helvetica" w:cs="Helvetica"/>
+                      <w:rFonts w:ascii="Arial" w:hAnsi="Arial" w:eastAsia="Arial" w:cs="Arial"/>
                       <w:i w:val="false"/>
                       <w:b w:val="false"/>
                       <w:u w:val="none"/>
@@ -5140,7 +5138,7 @@
                     <w:spacing w:after="100" w:before="100" w:line="240"/>
                     <w:ind w:left="100" w:right="100" w:firstLine="0" w:firstLineChars="0"/>
                     <w:rPr>
-                      <w:rFonts w:ascii="Helvetica" w:hAnsi="Helvetica" w:eastAsia="Helvetica" w:cs="Helvetica"/>
+                      <w:rFonts w:ascii="Arial" w:hAnsi="Arial" w:eastAsia="Arial" w:cs="Arial"/>
                       <w:i w:val="false"/>
                       <w:b w:val="false"/>
                       <w:u w:val="none"/>
@@ -5152,7 +5150,7 @@
                   </w:pPr>
                   <w:r xmlns:w="http://schemas.openxmlformats.org/wordprocessingml/2006/main" xmlns:wp="http://schemas.openxmlformats.org/drawingml/2006/wordprocessingDrawing" xmlns:r="http://schemas.openxmlformats.org/officeDocument/2006/relationships" xmlns:w14="http://schemas.microsoft.com/office/word/2010/wordml">
                     <w:rPr>
-                      <w:rFonts w:ascii="Helvetica" w:hAnsi="Helvetica" w:eastAsia="Helvetica" w:cs="Helvetica"/>
+                      <w:rFonts w:ascii="Arial" w:hAnsi="Arial" w:eastAsia="Arial" w:cs="Arial"/>
                       <w:i w:val="false"/>
                       <w:b w:val="false"/>
                       <w:u w:val="none"/>
@@ -5168,7 +5166,7 @@
             </w:tr>
             <w:tr>
               <w:trPr>
-                <w:trHeight w:val="616" w:hRule="auto"/>
+                <w:trHeight w:val="617" w:hRule="auto"/>
               </w:trPr>
               <w:tc>
                 <w:tcPr>
@@ -5199,7 +5197,7 @@
                     <w:spacing w:after="100" w:before="100" w:line="240"/>
                     <w:ind w:left="100" w:right="100" w:firstLine="0" w:firstLineChars="0"/>
                     <w:rPr>
-                      <w:rFonts w:ascii="Helvetica" w:hAnsi="Helvetica" w:eastAsia="Helvetica" w:cs="Helvetica"/>
+                      <w:rFonts w:ascii="Arial" w:hAnsi="Arial" w:eastAsia="Arial" w:cs="Arial"/>
                       <w:i w:val="false"/>
                       <w:b w:val="false"/>
                       <w:u w:val="none"/>
@@ -5211,7 +5209,7 @@
                   </w:pPr>
                   <w:r xmlns:w="http://schemas.openxmlformats.org/wordprocessingml/2006/main" xmlns:wp="http://schemas.openxmlformats.org/drawingml/2006/wordprocessingDrawing" xmlns:r="http://schemas.openxmlformats.org/officeDocument/2006/relationships" xmlns:w14="http://schemas.microsoft.com/office/word/2010/wordml">
                     <w:rPr>
-                      <w:rFonts w:ascii="Helvetica" w:hAnsi="Helvetica" w:eastAsia="Helvetica" w:cs="Helvetica"/>
+                      <w:rFonts w:ascii="Arial" w:hAnsi="Arial" w:eastAsia="Arial" w:cs="Arial"/>
                       <w:i w:val="false"/>
                       <w:b w:val="false"/>
                       <w:u w:val="none"/>
@@ -5253,7 +5251,7 @@
                     <w:spacing w:after="100" w:before="100" w:line="240"/>
                     <w:ind w:left="100" w:right="100" w:firstLine="0" w:firstLineChars="0"/>
                     <w:rPr>
-                      <w:rFonts w:ascii="Helvetica" w:hAnsi="Helvetica" w:eastAsia="Helvetica" w:cs="Helvetica"/>
+                      <w:rFonts w:ascii="Arial" w:hAnsi="Arial" w:eastAsia="Arial" w:cs="Arial"/>
                       <w:i w:val="false"/>
                       <w:b w:val="false"/>
                       <w:u w:val="none"/>
@@ -5265,7 +5263,7 @@
                   </w:pPr>
                   <w:r xmlns:w="http://schemas.openxmlformats.org/wordprocessingml/2006/main" xmlns:wp="http://schemas.openxmlformats.org/drawingml/2006/wordprocessingDrawing" xmlns:r="http://schemas.openxmlformats.org/officeDocument/2006/relationships" xmlns:w14="http://schemas.microsoft.com/office/word/2010/wordml">
                     <w:rPr>
-                      <w:rFonts w:ascii="Helvetica" w:hAnsi="Helvetica" w:eastAsia="Helvetica" w:cs="Helvetica"/>
+                      <w:rFonts w:ascii="Arial" w:hAnsi="Arial" w:eastAsia="Arial" w:cs="Arial"/>
                       <w:i w:val="false"/>
                       <w:b w:val="false"/>
                       <w:u w:val="none"/>
@@ -5281,7 +5279,7 @@
             </w:tr>
             <w:tr>
               <w:trPr>
-                <w:trHeight w:val="616" w:hRule="auto"/>
+                <w:trHeight w:val="617" w:hRule="auto"/>
               </w:trPr>
               <w:tc>
                 <w:tcPr>
@@ -5312,7 +5310,7 @@
                     <w:spacing w:after="100" w:before="100" w:line="240"/>
                     <w:ind w:left="100" w:right="100" w:firstLine="0" w:firstLineChars="0"/>
                     <w:rPr>
-                      <w:rFonts w:ascii="Helvetica" w:hAnsi="Helvetica" w:eastAsia="Helvetica" w:cs="Helvetica"/>
+                      <w:rFonts w:ascii="Arial" w:hAnsi="Arial" w:eastAsia="Arial" w:cs="Arial"/>
                       <w:i w:val="false"/>
                       <w:b w:val="false"/>
                       <w:u w:val="none"/>
@@ -5324,7 +5322,7 @@
                   </w:pPr>
                   <w:r xmlns:w="http://schemas.openxmlformats.org/wordprocessingml/2006/main" xmlns:wp="http://schemas.openxmlformats.org/drawingml/2006/wordprocessingDrawing" xmlns:r="http://schemas.openxmlformats.org/officeDocument/2006/relationships" xmlns:w14="http://schemas.microsoft.com/office/word/2010/wordml">
                     <w:rPr>
-                      <w:rFonts w:ascii="Helvetica" w:hAnsi="Helvetica" w:eastAsia="Helvetica" w:cs="Helvetica"/>
+                      <w:rFonts w:ascii="Arial" w:hAnsi="Arial" w:eastAsia="Arial" w:cs="Arial"/>
                       <w:i w:val="false"/>
                       <w:b w:val="false"/>
                       <w:u w:val="none"/>
@@ -5366,7 +5364,7 @@
                     <w:spacing w:after="100" w:before="100" w:line="240"/>
                     <w:ind w:left="100" w:right="100" w:firstLine="0" w:firstLineChars="0"/>
                     <w:rPr>
-                      <w:rFonts w:ascii="Helvetica" w:hAnsi="Helvetica" w:eastAsia="Helvetica" w:cs="Helvetica"/>
+                      <w:rFonts w:ascii="Arial" w:hAnsi="Arial" w:eastAsia="Arial" w:cs="Arial"/>
                       <w:i w:val="false"/>
                       <w:b w:val="false"/>
                       <w:u w:val="none"/>
@@ -5378,7 +5376,7 @@
                   </w:pPr>
                   <w:r xmlns:w="http://schemas.openxmlformats.org/wordprocessingml/2006/main" xmlns:wp="http://schemas.openxmlformats.org/drawingml/2006/wordprocessingDrawing" xmlns:r="http://schemas.openxmlformats.org/officeDocument/2006/relationships" xmlns:w14="http://schemas.microsoft.com/office/word/2010/wordml">
                     <w:rPr>
-                      <w:rFonts w:ascii="Helvetica" w:hAnsi="Helvetica" w:eastAsia="Helvetica" w:cs="Helvetica"/>
+                      <w:rFonts w:ascii="Arial" w:hAnsi="Arial" w:eastAsia="Arial" w:cs="Arial"/>
                       <w:i w:val="false"/>
                       <w:b w:val="false"/>
                       <w:u w:val="none"/>
@@ -5394,7 +5392,7 @@
             </w:tr>
             <w:tr>
               <w:trPr>
-                <w:trHeight w:val="616" w:hRule="auto"/>
+                <w:trHeight w:val="617" w:hRule="auto"/>
               </w:trPr>
               <w:tc>
                 <w:tcPr>
@@ -5425,7 +5423,7 @@
                     <w:spacing w:after="100" w:before="100" w:line="240"/>
                     <w:ind w:left="100" w:right="100" w:firstLine="0" w:firstLineChars="0"/>
                     <w:rPr>
-                      <w:rFonts w:ascii="Helvetica" w:hAnsi="Helvetica" w:eastAsia="Helvetica" w:cs="Helvetica"/>
+                      <w:rFonts w:ascii="Arial" w:hAnsi="Arial" w:eastAsia="Arial" w:cs="Arial"/>
                       <w:i w:val="false"/>
                       <w:b w:val="false"/>
                       <w:u w:val="none"/>
@@ -5437,7 +5435,7 @@
                   </w:pPr>
                   <w:r xmlns:w="http://schemas.openxmlformats.org/wordprocessingml/2006/main" xmlns:wp="http://schemas.openxmlformats.org/drawingml/2006/wordprocessingDrawing" xmlns:r="http://schemas.openxmlformats.org/officeDocument/2006/relationships" xmlns:w14="http://schemas.microsoft.com/office/word/2010/wordml">
                     <w:rPr>
-                      <w:rFonts w:ascii="Helvetica" w:hAnsi="Helvetica" w:eastAsia="Helvetica" w:cs="Helvetica"/>
+                      <w:rFonts w:ascii="Arial" w:hAnsi="Arial" w:eastAsia="Arial" w:cs="Arial"/>
                       <w:i w:val="false"/>
                       <w:b w:val="false"/>
                       <w:u w:val="none"/>
@@ -5479,7 +5477,7 @@
                     <w:spacing w:after="100" w:before="100" w:line="240"/>
                     <w:ind w:left="100" w:right="100" w:firstLine="0" w:firstLineChars="0"/>
                     <w:rPr>
-                      <w:rFonts w:ascii="Helvetica" w:hAnsi="Helvetica" w:eastAsia="Helvetica" w:cs="Helvetica"/>
+                      <w:rFonts w:ascii="Arial" w:hAnsi="Arial" w:eastAsia="Arial" w:cs="Arial"/>
                       <w:i w:val="false"/>
                       <w:b w:val="false"/>
                       <w:u w:val="none"/>
@@ -5491,7 +5489,7 @@
                   </w:pPr>
                   <w:r xmlns:w="http://schemas.openxmlformats.org/wordprocessingml/2006/main" xmlns:wp="http://schemas.openxmlformats.org/drawingml/2006/wordprocessingDrawing" xmlns:r="http://schemas.openxmlformats.org/officeDocument/2006/relationships" xmlns:w14="http://schemas.microsoft.com/office/word/2010/wordml">
                     <w:rPr>
-                      <w:rFonts w:ascii="Helvetica" w:hAnsi="Helvetica" w:eastAsia="Helvetica" w:cs="Helvetica"/>
+                      <w:rFonts w:ascii="Arial" w:hAnsi="Arial" w:eastAsia="Arial" w:cs="Arial"/>
                       <w:i w:val="false"/>
                       <w:b w:val="false"/>
                       <w:u w:val="none"/>
@@ -5507,7 +5505,7 @@
             </w:tr>
             <w:tr>
               <w:trPr>
-                <w:trHeight w:val="618" w:hRule="auto"/>
+                <w:trHeight w:val="617" w:hRule="auto"/>
               </w:trPr>
               <w:tc>
                 <w:tcPr>
@@ -5538,7 +5536,7 @@
                     <w:spacing w:after="100" w:before="100" w:line="240"/>
                     <w:ind w:left="100" w:right="100" w:firstLine="0" w:firstLineChars="0"/>
                     <w:rPr>
-                      <w:rFonts w:ascii="Helvetica" w:hAnsi="Helvetica" w:eastAsia="Helvetica" w:cs="Helvetica"/>
+                      <w:rFonts w:ascii="Arial" w:hAnsi="Arial" w:eastAsia="Arial" w:cs="Arial"/>
                       <w:i w:val="false"/>
                       <w:b w:val="false"/>
                       <w:u w:val="none"/>
@@ -5550,7 +5548,7 @@
                   </w:pPr>
                   <w:r xmlns:w="http://schemas.openxmlformats.org/wordprocessingml/2006/main" xmlns:wp="http://schemas.openxmlformats.org/drawingml/2006/wordprocessingDrawing" xmlns:r="http://schemas.openxmlformats.org/officeDocument/2006/relationships" xmlns:w14="http://schemas.microsoft.com/office/word/2010/wordml">
                     <w:rPr>
-                      <w:rFonts w:ascii="Helvetica" w:hAnsi="Helvetica" w:eastAsia="Helvetica" w:cs="Helvetica"/>
+                      <w:rFonts w:ascii="Arial" w:hAnsi="Arial" w:eastAsia="Arial" w:cs="Arial"/>
                       <w:i w:val="false"/>
                       <w:b w:val="false"/>
                       <w:u w:val="none"/>
@@ -5592,7 +5590,7 @@
                     <w:spacing w:after="100" w:before="100" w:line="240"/>
                     <w:ind w:left="100" w:right="100" w:firstLine="0" w:firstLineChars="0"/>
                     <w:rPr>
-                      <w:rFonts w:ascii="Helvetica" w:hAnsi="Helvetica" w:eastAsia="Helvetica" w:cs="Helvetica"/>
+                      <w:rFonts w:ascii="Arial" w:hAnsi="Arial" w:eastAsia="Arial" w:cs="Arial"/>
                       <w:i w:val="false"/>
                       <w:b w:val="false"/>
                       <w:u w:val="none"/>
@@ -5604,7 +5602,7 @@
                   </w:pPr>
                   <w:r xmlns:w="http://schemas.openxmlformats.org/wordprocessingml/2006/main" xmlns:wp="http://schemas.openxmlformats.org/drawingml/2006/wordprocessingDrawing" xmlns:r="http://schemas.openxmlformats.org/officeDocument/2006/relationships" xmlns:w14="http://schemas.microsoft.com/office/word/2010/wordml">
                     <w:rPr>
-                      <w:rFonts w:ascii="Helvetica" w:hAnsi="Helvetica" w:eastAsia="Helvetica" w:cs="Helvetica"/>
+                      <w:rFonts w:ascii="Arial" w:hAnsi="Arial" w:eastAsia="Arial" w:cs="Arial"/>
                       <w:i w:val="false"/>
                       <w:b w:val="false"/>
                       <w:u w:val="none"/>
@@ -5620,7 +5618,7 @@
             </w:tr>
             <w:tr>
               <w:trPr>
-                <w:trHeight w:val="616" w:hRule="auto"/>
+                <w:trHeight w:val="617" w:hRule="auto"/>
               </w:trPr>
               <w:tc>
                 <w:tcPr>
@@ -5651,7 +5649,7 @@
                     <w:spacing w:after="100" w:before="100" w:line="240"/>
                     <w:ind w:left="100" w:right="100" w:firstLine="0" w:firstLineChars="0"/>
                     <w:rPr>
-                      <w:rFonts w:ascii="Helvetica" w:hAnsi="Helvetica" w:eastAsia="Helvetica" w:cs="Helvetica"/>
+                      <w:rFonts w:ascii="Arial" w:hAnsi="Arial" w:eastAsia="Arial" w:cs="Arial"/>
                       <w:i w:val="false"/>
                       <w:b w:val="false"/>
                       <w:u w:val="none"/>
@@ -5663,7 +5661,7 @@
                   </w:pPr>
                   <w:r xmlns:w="http://schemas.openxmlformats.org/wordprocessingml/2006/main" xmlns:wp="http://schemas.openxmlformats.org/drawingml/2006/wordprocessingDrawing" xmlns:r="http://schemas.openxmlformats.org/officeDocument/2006/relationships" xmlns:w14="http://schemas.microsoft.com/office/word/2010/wordml">
                     <w:rPr>
-                      <w:rFonts w:ascii="Helvetica" w:hAnsi="Helvetica" w:eastAsia="Helvetica" w:cs="Helvetica"/>
+                      <w:rFonts w:ascii="Arial" w:hAnsi="Arial" w:eastAsia="Arial" w:cs="Arial"/>
                       <w:i w:val="false"/>
                       <w:b w:val="false"/>
                       <w:u w:val="none"/>
@@ -5705,7 +5703,7 @@
                     <w:spacing w:after="100" w:before="100" w:line="240"/>
                     <w:ind w:left="100" w:right="100" w:firstLine="0" w:firstLineChars="0"/>
                     <w:rPr>
-                      <w:rFonts w:ascii="Helvetica" w:hAnsi="Helvetica" w:eastAsia="Helvetica" w:cs="Helvetica"/>
+                      <w:rFonts w:ascii="Arial" w:hAnsi="Arial" w:eastAsia="Arial" w:cs="Arial"/>
                       <w:i w:val="false"/>
                       <w:b w:val="false"/>
                       <w:u w:val="none"/>
@@ -5717,7 +5715,7 @@
                   </w:pPr>
                   <w:r xmlns:w="http://schemas.openxmlformats.org/wordprocessingml/2006/main" xmlns:wp="http://schemas.openxmlformats.org/drawingml/2006/wordprocessingDrawing" xmlns:r="http://schemas.openxmlformats.org/officeDocument/2006/relationships" xmlns:w14="http://schemas.microsoft.com/office/word/2010/wordml">
                     <w:rPr>
-                      <w:rFonts w:ascii="Helvetica" w:hAnsi="Helvetica" w:eastAsia="Helvetica" w:cs="Helvetica"/>
+                      <w:rFonts w:ascii="Arial" w:hAnsi="Arial" w:eastAsia="Arial" w:cs="Arial"/>
                       <w:i w:val="false"/>
                       <w:b w:val="false"/>
                       <w:u w:val="none"/>
@@ -5733,7 +5731,7 @@
             </w:tr>
             <w:tr>
               <w:trPr>
-                <w:trHeight w:val="616" w:hRule="auto"/>
+                <w:trHeight w:val="617" w:hRule="auto"/>
               </w:trPr>
               <w:tc>
                 <w:tcPr>
@@ -5764,7 +5762,7 @@
                     <w:spacing w:after="100" w:before="100" w:line="240"/>
                     <w:ind w:left="100" w:right="100" w:firstLine="0" w:firstLineChars="0"/>
                     <w:rPr>
-                      <w:rFonts w:ascii="Helvetica" w:hAnsi="Helvetica" w:eastAsia="Helvetica" w:cs="Helvetica"/>
+                      <w:rFonts w:ascii="Arial" w:hAnsi="Arial" w:eastAsia="Arial" w:cs="Arial"/>
                       <w:i w:val="false"/>
                       <w:b w:val="false"/>
                       <w:u w:val="none"/>
@@ -5776,7 +5774,7 @@
                   </w:pPr>
                   <w:r xmlns:w="http://schemas.openxmlformats.org/wordprocessingml/2006/main" xmlns:wp="http://schemas.openxmlformats.org/drawingml/2006/wordprocessingDrawing" xmlns:r="http://schemas.openxmlformats.org/officeDocument/2006/relationships" xmlns:w14="http://schemas.microsoft.com/office/word/2010/wordml">
                     <w:rPr>
-                      <w:rFonts w:ascii="Helvetica" w:hAnsi="Helvetica" w:eastAsia="Helvetica" w:cs="Helvetica"/>
+                      <w:rFonts w:ascii="Arial" w:hAnsi="Arial" w:eastAsia="Arial" w:cs="Arial"/>
                       <w:i w:val="false"/>
                       <w:b w:val="false"/>
                       <w:u w:val="none"/>
@@ -5818,7 +5816,7 @@
                     <w:spacing w:after="100" w:before="100" w:line="240"/>
                     <w:ind w:left="100" w:right="100" w:firstLine="0" w:firstLineChars="0"/>
                     <w:rPr>
-                      <w:rFonts w:ascii="Helvetica" w:hAnsi="Helvetica" w:eastAsia="Helvetica" w:cs="Helvetica"/>
+                      <w:rFonts w:ascii="Arial" w:hAnsi="Arial" w:eastAsia="Arial" w:cs="Arial"/>
                       <w:i w:val="false"/>
                       <w:b w:val="false"/>
                       <w:u w:val="none"/>
@@ -5830,7 +5828,7 @@
                   </w:pPr>
                   <w:r xmlns:w="http://schemas.openxmlformats.org/wordprocessingml/2006/main" xmlns:wp="http://schemas.openxmlformats.org/drawingml/2006/wordprocessingDrawing" xmlns:r="http://schemas.openxmlformats.org/officeDocument/2006/relationships" xmlns:w14="http://schemas.microsoft.com/office/word/2010/wordml">
                     <w:rPr>
-                      <w:rFonts w:ascii="Helvetica" w:hAnsi="Helvetica" w:eastAsia="Helvetica" w:cs="Helvetica"/>
+                      <w:rFonts w:ascii="Arial" w:hAnsi="Arial" w:eastAsia="Arial" w:cs="Arial"/>
                       <w:i w:val="false"/>
                       <w:b w:val="false"/>
                       <w:u w:val="none"/>
@@ -5846,7 +5844,7 @@
             </w:tr>
             <w:tr>
               <w:trPr>
-                <w:trHeight w:val="618" w:hRule="auto"/>
+                <w:trHeight w:val="617" w:hRule="auto"/>
               </w:trPr>
               <w:tc>
                 <w:tcPr>
@@ -5877,7 +5875,7 @@
                     <w:spacing w:after="100" w:before="100" w:line="240"/>
                     <w:ind w:left="100" w:right="100" w:firstLine="0" w:firstLineChars="0"/>
                     <w:rPr>
-                      <w:rFonts w:ascii="Helvetica" w:hAnsi="Helvetica" w:eastAsia="Helvetica" w:cs="Helvetica"/>
+                      <w:rFonts w:ascii="Arial" w:hAnsi="Arial" w:eastAsia="Arial" w:cs="Arial"/>
                       <w:i w:val="false"/>
                       <w:b w:val="false"/>
                       <w:u w:val="none"/>
@@ -5889,7 +5887,7 @@
                   </w:pPr>
                   <w:r xmlns:w="http://schemas.openxmlformats.org/wordprocessingml/2006/main" xmlns:wp="http://schemas.openxmlformats.org/drawingml/2006/wordprocessingDrawing" xmlns:r="http://schemas.openxmlformats.org/officeDocument/2006/relationships" xmlns:w14="http://schemas.microsoft.com/office/word/2010/wordml">
                     <w:rPr>
-                      <w:rFonts w:ascii="Helvetica" w:hAnsi="Helvetica" w:eastAsia="Helvetica" w:cs="Helvetica"/>
+                      <w:rFonts w:ascii="Arial" w:hAnsi="Arial" w:eastAsia="Arial" w:cs="Arial"/>
                       <w:i w:val="false"/>
                       <w:b w:val="false"/>
                       <w:u w:val="none"/>
@@ -5931,7 +5929,7 @@
                     <w:spacing w:after="100" w:before="100" w:line="240"/>
                     <w:ind w:left="100" w:right="100" w:firstLine="0" w:firstLineChars="0"/>
                     <w:rPr>
-                      <w:rFonts w:ascii="Helvetica" w:hAnsi="Helvetica" w:eastAsia="Helvetica" w:cs="Helvetica"/>
+                      <w:rFonts w:ascii="Arial" w:hAnsi="Arial" w:eastAsia="Arial" w:cs="Arial"/>
                       <w:i w:val="false"/>
                       <w:b w:val="false"/>
                       <w:u w:val="none"/>
@@ -5943,7 +5941,7 @@
                   </w:pPr>
                   <w:r xmlns:w="http://schemas.openxmlformats.org/wordprocessingml/2006/main" xmlns:wp="http://schemas.openxmlformats.org/drawingml/2006/wordprocessingDrawing" xmlns:r="http://schemas.openxmlformats.org/officeDocument/2006/relationships" xmlns:w14="http://schemas.microsoft.com/office/word/2010/wordml">
                     <w:rPr>
-                      <w:rFonts w:ascii="Helvetica" w:hAnsi="Helvetica" w:eastAsia="Helvetica" w:cs="Helvetica"/>
+                      <w:rFonts w:ascii="Arial" w:hAnsi="Arial" w:eastAsia="Arial" w:cs="Arial"/>
                       <w:i w:val="false"/>
                       <w:b w:val="false"/>
                       <w:u w:val="none"/>
@@ -5959,7 +5957,7 @@
             </w:tr>
             <w:tr>
               <w:trPr>
-                <w:trHeight w:val="618" w:hRule="auto"/>
+                <w:trHeight w:val="617" w:hRule="auto"/>
               </w:trPr>
               <w:tc>
                 <w:tcPr>
@@ -5990,7 +5988,7 @@
                     <w:spacing w:after="100" w:before="100" w:line="240"/>
                     <w:ind w:left="100" w:right="100" w:firstLine="0" w:firstLineChars="0"/>
                     <w:rPr>
-                      <w:rFonts w:ascii="Helvetica" w:hAnsi="Helvetica" w:eastAsia="Helvetica" w:cs="Helvetica"/>
+                      <w:rFonts w:ascii="Arial" w:hAnsi="Arial" w:eastAsia="Arial" w:cs="Arial"/>
                       <w:i w:val="false"/>
                       <w:b w:val="false"/>
                       <w:u w:val="none"/>
@@ -6002,7 +6000,7 @@
                   </w:pPr>
                   <w:r xmlns:w="http://schemas.openxmlformats.org/wordprocessingml/2006/main" xmlns:wp="http://schemas.openxmlformats.org/drawingml/2006/wordprocessingDrawing" xmlns:r="http://schemas.openxmlformats.org/officeDocument/2006/relationships" xmlns:w14="http://schemas.microsoft.com/office/word/2010/wordml">
                     <w:rPr>
-                      <w:rFonts w:ascii="Helvetica" w:hAnsi="Helvetica" w:eastAsia="Helvetica" w:cs="Helvetica"/>
+                      <w:rFonts w:ascii="Arial" w:hAnsi="Arial" w:eastAsia="Arial" w:cs="Arial"/>
                       <w:i w:val="false"/>
                       <w:b w:val="false"/>
                       <w:u w:val="none"/>
@@ -6044,7 +6042,7 @@
                     <w:spacing w:after="100" w:before="100" w:line="240"/>
                     <w:ind w:left="100" w:right="100" w:firstLine="0" w:firstLineChars="0"/>
                     <w:rPr>
-                      <w:rFonts w:ascii="Helvetica" w:hAnsi="Helvetica" w:eastAsia="Helvetica" w:cs="Helvetica"/>
+                      <w:rFonts w:ascii="Arial" w:hAnsi="Arial" w:eastAsia="Arial" w:cs="Arial"/>
                       <w:i w:val="false"/>
                       <w:b w:val="false"/>
                       <w:u w:val="none"/>
@@ -6056,7 +6054,7 @@
                   </w:pPr>
                   <w:r xmlns:w="http://schemas.openxmlformats.org/wordprocessingml/2006/main" xmlns:wp="http://schemas.openxmlformats.org/drawingml/2006/wordprocessingDrawing" xmlns:r="http://schemas.openxmlformats.org/officeDocument/2006/relationships" xmlns:w14="http://schemas.microsoft.com/office/word/2010/wordml">
                     <w:rPr>
-                      <w:rFonts w:ascii="Helvetica" w:hAnsi="Helvetica" w:eastAsia="Helvetica" w:cs="Helvetica"/>
+                      <w:rFonts w:ascii="Arial" w:hAnsi="Arial" w:eastAsia="Arial" w:cs="Arial"/>
                       <w:i w:val="false"/>
                       <w:b w:val="false"/>
                       <w:u w:val="none"/>
@@ -6072,7 +6070,7 @@
             </w:tr>
             <w:tr>
               <w:trPr>
-                <w:trHeight w:val="620" w:hRule="auto"/>
+                <w:trHeight w:val="617" w:hRule="auto"/>
               </w:trPr>
               <w:tc>
                 <w:tcPr>
@@ -6103,7 +6101,7 @@
                     <w:spacing w:after="100" w:before="100" w:line="240"/>
                     <w:ind w:left="100" w:right="100" w:firstLine="0" w:firstLineChars="0"/>
                     <w:rPr>
-                      <w:rFonts w:ascii="Helvetica" w:hAnsi="Helvetica" w:eastAsia="Helvetica" w:cs="Helvetica"/>
+                      <w:rFonts w:ascii="Arial" w:hAnsi="Arial" w:eastAsia="Arial" w:cs="Arial"/>
                       <w:i w:val="false"/>
                       <w:b w:val="false"/>
                       <w:u w:val="none"/>
@@ -6115,7 +6113,7 @@
                   </w:pPr>
                   <w:r xmlns:w="http://schemas.openxmlformats.org/wordprocessingml/2006/main" xmlns:wp="http://schemas.openxmlformats.org/drawingml/2006/wordprocessingDrawing" xmlns:r="http://schemas.openxmlformats.org/officeDocument/2006/relationships" xmlns:w14="http://schemas.microsoft.com/office/word/2010/wordml">
                     <w:rPr>
-                      <w:rFonts w:ascii="Helvetica" w:hAnsi="Helvetica" w:eastAsia="Helvetica" w:cs="Helvetica"/>
+                      <w:rFonts w:ascii="Arial" w:hAnsi="Arial" w:eastAsia="Arial" w:cs="Arial"/>
                       <w:i w:val="false"/>
                       <w:b w:val="false"/>
                       <w:u w:val="none"/>
@@ -6157,7 +6155,7 @@
                     <w:spacing w:after="100" w:before="100" w:line="240"/>
                     <w:ind w:left="100" w:right="100" w:firstLine="0" w:firstLineChars="0"/>
                     <w:rPr>
-                      <w:rFonts w:ascii="Helvetica" w:hAnsi="Helvetica" w:eastAsia="Helvetica" w:cs="Helvetica"/>
+                      <w:rFonts w:ascii="Arial" w:hAnsi="Arial" w:eastAsia="Arial" w:cs="Arial"/>
                       <w:i w:val="false"/>
                       <w:b w:val="false"/>
                       <w:u w:val="none"/>
@@ -6169,7 +6167,7 @@
                   </w:pPr>
                   <w:r xmlns:w="http://schemas.openxmlformats.org/wordprocessingml/2006/main" xmlns:wp="http://schemas.openxmlformats.org/drawingml/2006/wordprocessingDrawing" xmlns:r="http://schemas.openxmlformats.org/officeDocument/2006/relationships" xmlns:w14="http://schemas.microsoft.com/office/word/2010/wordml">
                     <w:rPr>
-                      <w:rFonts w:ascii="Helvetica" w:hAnsi="Helvetica" w:eastAsia="Helvetica" w:cs="Helvetica"/>
+                      <w:rFonts w:ascii="Arial" w:hAnsi="Arial" w:eastAsia="Arial" w:cs="Arial"/>
                       <w:i w:val="false"/>
                       <w:b w:val="false"/>
                       <w:u w:val="none"/>
@@ -6184,12 +6182,12 @@
               </w:tc>
             </w:tr>
           </w:tbl>
-          <w:bookmarkEnd w:id="31"/>
+          <w:bookmarkEnd w:id="30"/>
         </w:tc>
       </w:tr>
     </w:tbl>
-    <w:bookmarkEnd w:id="32"/>
-    <w:bookmarkStart w:id="34" w:name="Xe35cd763b86ba45290e59245d8043b1715a93df"/>
+    <w:bookmarkEnd w:id="31"/>
+    <w:bookmarkStart w:id="33" w:name="Xe35cd763b86ba45290e59245d8043b1715a93df"/>
     <w:p>
       <w:pPr>
         <w:pStyle w:val="Heading3"/>
@@ -6373,23 +6371,20 @@
         <w:t xml:space="preserve"> </w:t>
       </w:r>
       <w:r>
-        <w:t xml:space="preserve">= 111/350) of studies reported a difference of means as the main effect of interest. We were able to determine the missing DF for 4 of these studies, and combined with 8 studies that had already reported DF we generated a</w:t>
-      </w:r>
-      <w:r>
-        <w:t xml:space="preserve"> </w:t>
-      </w:r>
-      <w:r>
-        <w:rPr>
-          <w:i/>
-          <w:iCs/>
-        </w:rPr>
-        <w:t xml:space="preserve">statcheck</w:t>
-      </w:r>
-      <w:r>
-        <w:t xml:space="preserve"> </w:t>
-      </w:r>
-      <w:r>
-        <w:t xml:space="preserve">report for 10.8% (6.3–17.9%,</w:t>
+        <w:t xml:space="preserve">= 111/350) of studies reported a difference of means as the main effect of interest. We were able to determine the missing DF for 4 of these studies, giving 13 checkable tests when combined with the 9 that had already reported DF: 12</w:t>
+      </w:r>
+      <w:r>
+        <w:t xml:space="preserve"> </w:t>
+      </w:r>
+      <w:r>
+        <w:rPr>
+          <w:i/>
+          <w:iCs/>
+        </w:rPr>
+        <w:t xml:space="preserve">t</w:t>
+      </w:r>
+      <w:r>
+        <w:t xml:space="preserve">-tests, equivalent to 10.8% (6.3–18.0%,</w:t>
       </w:r>
       <w:r>
         <w:t xml:space="preserve"> </w:t>
@@ -6418,7 +6413,20 @@
         <w:t xml:space="preserve">t</w:t>
       </w:r>
       <w:r>
-        <w:t xml:space="preserve">-test studies. All 12 made the correct statistical decision (no decision errors). Of these 12, 1 (8.3%, 1.5–35.4%) was incorrectly rounded; the remaining 11 were either directly reproduced or not-reproduced-but-compatible. One additional study reported a Wilcoxon signed-ranks test, which we were also able to reproduce.</w:t>
+        <w:t xml:space="preserve">-test studies, plus 1 Wilcoxon signed-ranks test. All 12</w:t>
+      </w:r>
+      <w:r>
+        <w:t xml:space="preserve"> </w:t>
+      </w:r>
+      <w:r>
+        <w:rPr>
+          <w:i/>
+          <w:iCs/>
+        </w:rPr>
+        <w:t xml:space="preserve">t</w:t>
+      </w:r>
+      <w:r>
+        <w:t xml:space="preserve">-tests made the correct statistical decision (0 decision errors). Of these 12, 1 (8.3%, 1.5–35.4%) was incorrectly rounded; the remaining 11 were either directly reproduced or not-reproduced-but-compatible. The Wilcoxon signed-ranks test was also reproduced.</w:t>
       </w:r>
     </w:p>
     <w:tbl>
@@ -6434,7 +6442,7 @@
       <w:tr>
         <w:tc>
           <w:tcPr/>
-          <w:bookmarkStart w:id="33" w:name="tbl-frep"/>
+          <w:bookmarkStart w:id="32" w:name="tbl-frep"/>
           <w:p>
             <w:pPr>
               <w:jc w:val="center"/>
@@ -6475,7 +6483,7 @@
             </w:tblGrid>
             <w:tr>
               <w:trPr>
-                <w:trHeight w:val="618" w:hRule="auto"/>
+                <w:trHeight w:val="617" w:hRule="auto"/>
                 <w:tblHeader/>
               </w:trPr>
               <w:tc>
@@ -6507,7 +6515,7 @@
                     <w:spacing w:after="100" w:before="100" w:line="240"/>
                     <w:ind w:left="100" w:right="100" w:firstLine="0" w:firstLineChars="0"/>
                     <w:rPr>
-                      <w:rFonts w:ascii="Helvetica" w:hAnsi="Helvetica" w:eastAsia="Helvetica" w:cs="Helvetica"/>
+                      <w:rFonts w:ascii="Arial" w:hAnsi="Arial" w:eastAsia="Arial" w:cs="Arial"/>
                       <w:i w:val="false"/>
                       <w:b w:val="false"/>
                       <w:u w:val="none"/>
@@ -6519,7 +6527,7 @@
                   </w:pPr>
                   <w:r xmlns:w="http://schemas.openxmlformats.org/wordprocessingml/2006/main" xmlns:wp="http://schemas.openxmlformats.org/drawingml/2006/wordprocessingDrawing" xmlns:r="http://schemas.openxmlformats.org/officeDocument/2006/relationships" xmlns:w14="http://schemas.microsoft.com/office/word/2010/wordml">
                     <w:rPr>
-                      <w:rFonts w:ascii="Helvetica" w:hAnsi="Helvetica" w:eastAsia="Helvetica" w:cs="Helvetica"/>
+                      <w:rFonts w:ascii="Arial" w:hAnsi="Arial" w:eastAsia="Arial" w:cs="Arial"/>
                       <w:i w:val="false"/>
                       <w:b w:val="false"/>
                       <w:u w:val="none"/>
@@ -6561,7 +6569,7 @@
                     <w:spacing w:after="100" w:before="100" w:line="240"/>
                     <w:ind w:left="100" w:right="100" w:firstLine="0" w:firstLineChars="0"/>
                     <w:rPr>
-                      <w:rFonts w:ascii="Helvetica" w:hAnsi="Helvetica" w:eastAsia="Helvetica" w:cs="Helvetica"/>
+                      <w:rFonts w:ascii="Arial" w:hAnsi="Arial" w:eastAsia="Arial" w:cs="Arial"/>
                       <w:i w:val="false"/>
                       <w:b w:val="false"/>
                       <w:u w:val="none"/>
@@ -6573,7 +6581,7 @@
                   </w:pPr>
                   <w:r xmlns:w="http://schemas.openxmlformats.org/wordprocessingml/2006/main" xmlns:wp="http://schemas.openxmlformats.org/drawingml/2006/wordprocessingDrawing" xmlns:r="http://schemas.openxmlformats.org/officeDocument/2006/relationships" xmlns:w14="http://schemas.microsoft.com/office/word/2010/wordml">
                     <w:rPr>
-                      <w:rFonts w:ascii="Helvetica" w:hAnsi="Helvetica" w:eastAsia="Helvetica" w:cs="Helvetica"/>
+                      <w:rFonts w:ascii="Arial" w:hAnsi="Arial" w:eastAsia="Arial" w:cs="Arial"/>
                       <w:i w:val="false"/>
                       <w:b w:val="false"/>
                       <w:u w:val="none"/>
@@ -6615,7 +6623,7 @@
                     <w:spacing w:after="100" w:before="100" w:line="240"/>
                     <w:ind w:left="100" w:right="100" w:firstLine="0" w:firstLineChars="0"/>
                     <w:rPr>
-                      <w:rFonts w:ascii="Helvetica" w:hAnsi="Helvetica" w:eastAsia="Helvetica" w:cs="Helvetica"/>
+                      <w:rFonts w:ascii="Arial" w:hAnsi="Arial" w:eastAsia="Arial" w:cs="Arial"/>
                       <w:i w:val="false"/>
                       <w:b w:val="false"/>
                       <w:u w:val="none"/>
@@ -6627,7 +6635,7 @@
                   </w:pPr>
                   <w:r xmlns:w="http://schemas.openxmlformats.org/wordprocessingml/2006/main" xmlns:wp="http://schemas.openxmlformats.org/drawingml/2006/wordprocessingDrawing" xmlns:r="http://schemas.openxmlformats.org/officeDocument/2006/relationships" xmlns:w14="http://schemas.microsoft.com/office/word/2010/wordml">
                     <w:rPr>
-                      <w:rFonts w:ascii="Helvetica" w:hAnsi="Helvetica" w:eastAsia="Helvetica" w:cs="Helvetica"/>
+                      <w:rFonts w:ascii="Arial" w:hAnsi="Arial" w:eastAsia="Arial" w:cs="Arial"/>
                       <w:i w:val="false"/>
                       <w:b w:val="false"/>
                       <w:u w:val="none"/>
@@ -6669,7 +6677,7 @@
                     <w:spacing w:after="100" w:before="100" w:line="240"/>
                     <w:ind w:left="100" w:right="100" w:firstLine="0" w:firstLineChars="0"/>
                     <w:rPr>
-                      <w:rFonts w:ascii="Helvetica" w:hAnsi="Helvetica" w:eastAsia="Helvetica" w:cs="Helvetica"/>
+                      <w:rFonts w:ascii="Arial" w:hAnsi="Arial" w:eastAsia="Arial" w:cs="Arial"/>
                       <w:i w:val="false"/>
                       <w:b w:val="false"/>
                       <w:u w:val="none"/>
@@ -6681,7 +6689,7 @@
                   </w:pPr>
                   <w:r xmlns:w="http://schemas.openxmlformats.org/wordprocessingml/2006/main" xmlns:wp="http://schemas.openxmlformats.org/drawingml/2006/wordprocessingDrawing" xmlns:r="http://schemas.openxmlformats.org/officeDocument/2006/relationships" xmlns:w14="http://schemas.microsoft.com/office/word/2010/wordml">
                     <w:rPr>
-                      <w:rFonts w:ascii="Helvetica" w:hAnsi="Helvetica" w:eastAsia="Helvetica" w:cs="Helvetica"/>
+                      <w:rFonts w:ascii="Arial" w:hAnsi="Arial" w:eastAsia="Arial" w:cs="Arial"/>
                       <w:i w:val="false"/>
                       <w:b w:val="false"/>
                       <w:u w:val="none"/>
@@ -6697,7 +6705,7 @@
             </w:tr>
             <w:tr>
               <w:trPr>
-                <w:trHeight w:val="615" w:hRule="auto"/>
+                <w:trHeight w:val="613" w:hRule="auto"/>
               </w:trPr>
               <w:tc>
                 <w:tcPr>
@@ -6728,7 +6736,7 @@
                     <w:spacing w:after="100" w:before="100" w:line="240"/>
                     <w:ind w:left="100" w:right="100" w:firstLine="0" w:firstLineChars="0"/>
                     <w:rPr>
-                      <w:rFonts w:ascii="Helvetica" w:hAnsi="Helvetica" w:eastAsia="Helvetica" w:cs="Helvetica"/>
+                      <w:rFonts w:ascii="Arial" w:hAnsi="Arial" w:eastAsia="Arial" w:cs="Arial"/>
                       <w:i w:val="false"/>
                       <w:b w:val="false"/>
                       <w:u w:val="none"/>
@@ -6740,7 +6748,7 @@
                   </w:pPr>
                   <w:r xmlns:w="http://schemas.openxmlformats.org/wordprocessingml/2006/main" xmlns:wp="http://schemas.openxmlformats.org/drawingml/2006/wordprocessingDrawing" xmlns:r="http://schemas.openxmlformats.org/officeDocument/2006/relationships" xmlns:w14="http://schemas.microsoft.com/office/word/2010/wordml">
                     <w:rPr>
-                      <w:rFonts w:ascii="Helvetica" w:hAnsi="Helvetica" w:eastAsia="Helvetica" w:cs="Helvetica"/>
+                      <w:rFonts w:ascii="Arial" w:hAnsi="Arial" w:eastAsia="Arial" w:cs="Arial"/>
                       <w:i w:val="false"/>
                       <w:b w:val="false"/>
                       <w:u w:val="none"/>
@@ -6782,7 +6790,7 @@
                     <w:spacing w:after="100" w:before="100" w:line="240"/>
                     <w:ind w:left="100" w:right="100" w:firstLine="0" w:firstLineChars="0"/>
                     <w:rPr>
-                      <w:rFonts w:ascii="Helvetica" w:hAnsi="Helvetica" w:eastAsia="Helvetica" w:cs="Helvetica"/>
+                      <w:rFonts w:ascii="Arial" w:hAnsi="Arial" w:eastAsia="Arial" w:cs="Arial"/>
                       <w:i w:val="false"/>
                       <w:b w:val="false"/>
                       <w:u w:val="none"/>
@@ -6794,7 +6802,7 @@
                   </w:pPr>
                   <w:r xmlns:w="http://schemas.openxmlformats.org/wordprocessingml/2006/main" xmlns:wp="http://schemas.openxmlformats.org/drawingml/2006/wordprocessingDrawing" xmlns:r="http://schemas.openxmlformats.org/officeDocument/2006/relationships" xmlns:w14="http://schemas.microsoft.com/office/word/2010/wordml">
                     <w:rPr>
-                      <w:rFonts w:ascii="Helvetica" w:hAnsi="Helvetica" w:eastAsia="Helvetica" w:cs="Helvetica"/>
+                      <w:rFonts w:ascii="Arial" w:hAnsi="Arial" w:eastAsia="Arial" w:cs="Arial"/>
                       <w:i w:val="false"/>
                       <w:b w:val="false"/>
                       <w:u w:val="none"/>
@@ -6836,7 +6844,7 @@
                     <w:spacing w:after="100" w:before="100" w:line="240"/>
                     <w:ind w:left="100" w:right="100" w:firstLine="0" w:firstLineChars="0"/>
                     <w:rPr>
-                      <w:rFonts w:ascii="Helvetica" w:hAnsi="Helvetica" w:eastAsia="Helvetica" w:cs="Helvetica"/>
+                      <w:rFonts w:ascii="Arial" w:hAnsi="Arial" w:eastAsia="Arial" w:cs="Arial"/>
                       <w:i w:val="false"/>
                       <w:b w:val="false"/>
                       <w:u w:val="none"/>
@@ -6848,7 +6856,7 @@
                   </w:pPr>
                   <w:r xmlns:w="http://schemas.openxmlformats.org/wordprocessingml/2006/main" xmlns:wp="http://schemas.openxmlformats.org/drawingml/2006/wordprocessingDrawing" xmlns:r="http://schemas.openxmlformats.org/officeDocument/2006/relationships" xmlns:w14="http://schemas.microsoft.com/office/word/2010/wordml">
                     <w:rPr>
-                      <w:rFonts w:ascii="Helvetica" w:hAnsi="Helvetica" w:eastAsia="Helvetica" w:cs="Helvetica"/>
+                      <w:rFonts w:ascii="Arial" w:hAnsi="Arial" w:eastAsia="Arial" w:cs="Arial"/>
                       <w:i w:val="false"/>
                       <w:b w:val="false"/>
                       <w:u w:val="none"/>
@@ -6890,7 +6898,7 @@
                     <w:spacing w:after="100" w:before="100" w:line="240"/>
                     <w:ind w:left="100" w:right="100" w:firstLine="0" w:firstLineChars="0"/>
                     <w:rPr>
-                      <w:rFonts w:ascii="Helvetica" w:hAnsi="Helvetica" w:eastAsia="Helvetica" w:cs="Helvetica"/>
+                      <w:rFonts w:ascii="Arial" w:hAnsi="Arial" w:eastAsia="Arial" w:cs="Arial"/>
                       <w:i w:val="false"/>
                       <w:b w:val="false"/>
                       <w:u w:val="none"/>
@@ -6902,7 +6910,7 @@
                   </w:pPr>
                   <w:r xmlns:w="http://schemas.openxmlformats.org/wordprocessingml/2006/main" xmlns:wp="http://schemas.openxmlformats.org/drawingml/2006/wordprocessingDrawing" xmlns:r="http://schemas.openxmlformats.org/officeDocument/2006/relationships" xmlns:w14="http://schemas.microsoft.com/office/word/2010/wordml">
                     <w:rPr>
-                      <w:rFonts w:ascii="Helvetica" w:hAnsi="Helvetica" w:eastAsia="Helvetica" w:cs="Helvetica"/>
+                      <w:rFonts w:ascii="Arial" w:hAnsi="Arial" w:eastAsia="Arial" w:cs="Arial"/>
                       <w:i w:val="false"/>
                       <w:b w:val="false"/>
                       <w:u w:val="none"/>
@@ -6918,7 +6926,7 @@
             </w:tr>
             <w:tr>
               <w:trPr>
-                <w:trHeight w:val="615" w:hRule="auto"/>
+                <w:trHeight w:val="613" w:hRule="auto"/>
               </w:trPr>
               <w:tc>
                 <w:tcPr>
@@ -6949,7 +6957,7 @@
                     <w:spacing w:after="100" w:before="100" w:line="240"/>
                     <w:ind w:left="100" w:right="100" w:firstLine="0" w:firstLineChars="0"/>
                     <w:rPr>
-                      <w:rFonts w:ascii="Helvetica" w:hAnsi="Helvetica" w:eastAsia="Helvetica" w:cs="Helvetica"/>
+                      <w:rFonts w:ascii="Arial" w:hAnsi="Arial" w:eastAsia="Arial" w:cs="Arial"/>
                       <w:i w:val="false"/>
                       <w:b w:val="false"/>
                       <w:u w:val="none"/>
@@ -6961,7 +6969,7 @@
                   </w:pPr>
                   <w:r xmlns:w="http://schemas.openxmlformats.org/wordprocessingml/2006/main" xmlns:wp="http://schemas.openxmlformats.org/drawingml/2006/wordprocessingDrawing" xmlns:r="http://schemas.openxmlformats.org/officeDocument/2006/relationships" xmlns:w14="http://schemas.microsoft.com/office/word/2010/wordml">
                     <w:rPr>
-                      <w:rFonts w:ascii="Helvetica" w:hAnsi="Helvetica" w:eastAsia="Helvetica" w:cs="Helvetica"/>
+                      <w:rFonts w:ascii="Arial" w:hAnsi="Arial" w:eastAsia="Arial" w:cs="Arial"/>
                       <w:i w:val="false"/>
                       <w:b w:val="false"/>
                       <w:u w:val="none"/>
@@ -7003,7 +7011,7 @@
                     <w:spacing w:after="100" w:before="100" w:line="240"/>
                     <w:ind w:left="100" w:right="100" w:firstLine="0" w:firstLineChars="0"/>
                     <w:rPr>
-                      <w:rFonts w:ascii="Helvetica" w:hAnsi="Helvetica" w:eastAsia="Helvetica" w:cs="Helvetica"/>
+                      <w:rFonts w:ascii="Arial" w:hAnsi="Arial" w:eastAsia="Arial" w:cs="Arial"/>
                       <w:i w:val="false"/>
                       <w:b w:val="false"/>
                       <w:u w:val="none"/>
@@ -7015,16 +7023,16 @@
                   </w:pPr>
                   <w:r xmlns:w="http://schemas.openxmlformats.org/wordprocessingml/2006/main" xmlns:wp="http://schemas.openxmlformats.org/drawingml/2006/wordprocessingDrawing" xmlns:r="http://schemas.openxmlformats.org/officeDocument/2006/relationships" xmlns:w14="http://schemas.microsoft.com/office/word/2010/wordml">
                     <w:rPr>
-                      <w:rFonts w:ascii="Helvetica" w:hAnsi="Helvetica" w:eastAsia="Helvetica" w:cs="Helvetica"/>
-                      <w:i w:val="false"/>
-                      <w:b w:val="false"/>
-                      <w:u w:val="none"/>
-                      <w:strike w:val="false"/>
-                      <w:sz w:val="22"/>
-                      <w:szCs w:val="22"/>
-                      <w:color w:val="000000"/>
-                    </w:rPr>
-                    <w:t xml:space="preserve">32</w:t>
+                      <w:rFonts w:ascii="Arial" w:hAnsi="Arial" w:eastAsia="Arial" w:cs="Arial"/>
+                      <w:i w:val="false"/>
+                      <w:b w:val="false"/>
+                      <w:u w:val="none"/>
+                      <w:strike w:val="false"/>
+                      <w:sz w:val="22"/>
+                      <w:szCs w:val="22"/>
+                      <w:color w:val="000000"/>
+                    </w:rPr>
+                    <w:t xml:space="preserve">31</w:t>
                   </w:r>
                 </w:p>
               </w:tc>
@@ -7057,7 +7065,7 @@
                     <w:spacing w:after="100" w:before="100" w:line="240"/>
                     <w:ind w:left="100" w:right="100" w:firstLine="0" w:firstLineChars="0"/>
                     <w:rPr>
-                      <w:rFonts w:ascii="Helvetica" w:hAnsi="Helvetica" w:eastAsia="Helvetica" w:cs="Helvetica"/>
+                      <w:rFonts w:ascii="Arial" w:hAnsi="Arial" w:eastAsia="Arial" w:cs="Arial"/>
                       <w:i w:val="false"/>
                       <w:b w:val="false"/>
                       <w:u w:val="none"/>
@@ -7069,16 +7077,16 @@
                   </w:pPr>
                   <w:r xmlns:w="http://schemas.openxmlformats.org/wordprocessingml/2006/main" xmlns:wp="http://schemas.openxmlformats.org/drawingml/2006/wordprocessingDrawing" xmlns:r="http://schemas.openxmlformats.org/officeDocument/2006/relationships" xmlns:w14="http://schemas.microsoft.com/office/word/2010/wordml">
                     <w:rPr>
-                      <w:rFonts w:ascii="Helvetica" w:hAnsi="Helvetica" w:eastAsia="Helvetica" w:cs="Helvetica"/>
-                      <w:i w:val="false"/>
-                      <w:b w:val="false"/>
-                      <w:u w:val="none"/>
-                      <w:strike w:val="false"/>
-                      <w:sz w:val="22"/>
-                      <w:szCs w:val="22"/>
-                      <w:color w:val="000000"/>
-                    </w:rPr>
-                    <w:t xml:space="preserve">26.9</w:t>
+                      <w:rFonts w:ascii="Arial" w:hAnsi="Arial" w:eastAsia="Arial" w:cs="Arial"/>
+                      <w:i w:val="false"/>
+                      <w:b w:val="false"/>
+                      <w:u w:val="none"/>
+                      <w:strike w:val="false"/>
+                      <w:sz w:val="22"/>
+                      <w:szCs w:val="22"/>
+                      <w:color w:val="000000"/>
+                    </w:rPr>
+                    <w:t xml:space="preserve">26.1</w:t>
                   </w:r>
                 </w:p>
               </w:tc>
@@ -7111,7 +7119,7 @@
                     <w:spacing w:after="100" w:before="100" w:line="240"/>
                     <w:ind w:left="100" w:right="100" w:firstLine="0" w:firstLineChars="0"/>
                     <w:rPr>
-                      <w:rFonts w:ascii="Helvetica" w:hAnsi="Helvetica" w:eastAsia="Helvetica" w:cs="Helvetica"/>
+                      <w:rFonts w:ascii="Arial" w:hAnsi="Arial" w:eastAsia="Arial" w:cs="Arial"/>
                       <w:i w:val="false"/>
                       <w:b w:val="false"/>
                       <w:u w:val="none"/>
@@ -7123,23 +7131,23 @@
                   </w:pPr>
                   <w:r xmlns:w="http://schemas.openxmlformats.org/wordprocessingml/2006/main" xmlns:wp="http://schemas.openxmlformats.org/drawingml/2006/wordprocessingDrawing" xmlns:r="http://schemas.openxmlformats.org/officeDocument/2006/relationships" xmlns:w14="http://schemas.microsoft.com/office/word/2010/wordml">
                     <w:rPr>
-                      <w:rFonts w:ascii="Helvetica" w:hAnsi="Helvetica" w:eastAsia="Helvetica" w:cs="Helvetica"/>
-                      <w:i w:val="false"/>
-                      <w:b w:val="false"/>
-                      <w:u w:val="none"/>
-                      <w:strike w:val="false"/>
-                      <w:sz w:val="22"/>
-                      <w:szCs w:val="22"/>
-                      <w:color w:val="000000"/>
-                    </w:rPr>
-                    <w:t xml:space="preserve">[19.7, 35.5]</w:t>
+                      <w:rFonts w:ascii="Arial" w:hAnsi="Arial" w:eastAsia="Arial" w:cs="Arial"/>
+                      <w:i w:val="false"/>
+                      <w:b w:val="false"/>
+                      <w:u w:val="none"/>
+                      <w:strike w:val="false"/>
+                      <w:sz w:val="22"/>
+                      <w:szCs w:val="22"/>
+                      <w:color w:val="000000"/>
+                    </w:rPr>
+                    <w:t xml:space="preserve">[19.0, 34.6]</w:t>
                   </w:r>
                 </w:p>
               </w:tc>
             </w:tr>
             <w:tr>
               <w:trPr>
-                <w:trHeight w:val="616" w:hRule="auto"/>
+                <w:trHeight w:val="614" w:hRule="auto"/>
               </w:trPr>
               <w:tc>
                 <w:tcPr>
@@ -7170,7 +7178,7 @@
                     <w:spacing w:after="100" w:before="100" w:line="240"/>
                     <w:ind w:left="100" w:right="100" w:firstLine="0" w:firstLineChars="0"/>
                     <w:rPr>
-                      <w:rFonts w:ascii="Helvetica" w:hAnsi="Helvetica" w:eastAsia="Helvetica" w:cs="Helvetica"/>
+                      <w:rFonts w:ascii="Arial" w:hAnsi="Arial" w:eastAsia="Arial" w:cs="Arial"/>
                       <w:i w:val="false"/>
                       <w:b w:val="false"/>
                       <w:u w:val="none"/>
@@ -7182,7 +7190,7 @@
                   </w:pPr>
                   <w:r xmlns:w="http://schemas.openxmlformats.org/wordprocessingml/2006/main" xmlns:wp="http://schemas.openxmlformats.org/drawingml/2006/wordprocessingDrawing" xmlns:r="http://schemas.openxmlformats.org/officeDocument/2006/relationships" xmlns:w14="http://schemas.microsoft.com/office/word/2010/wordml">
                     <w:rPr>
-                      <w:rFonts w:ascii="Helvetica" w:hAnsi="Helvetica" w:eastAsia="Helvetica" w:cs="Helvetica"/>
+                      <w:rFonts w:ascii="Arial" w:hAnsi="Arial" w:eastAsia="Arial" w:cs="Arial"/>
                       <w:i w:val="false"/>
                       <w:b w:val="false"/>
                       <w:u w:val="none"/>
@@ -7224,7 +7232,7 @@
                     <w:spacing w:after="100" w:before="100" w:line="240"/>
                     <w:ind w:left="100" w:right="100" w:firstLine="0" w:firstLineChars="0"/>
                     <w:rPr>
-                      <w:rFonts w:ascii="Helvetica" w:hAnsi="Helvetica" w:eastAsia="Helvetica" w:cs="Helvetica"/>
+                      <w:rFonts w:ascii="Arial" w:hAnsi="Arial" w:eastAsia="Arial" w:cs="Arial"/>
                       <w:i w:val="false"/>
                       <w:b w:val="false"/>
                       <w:u w:val="none"/>
@@ -7236,7 +7244,7 @@
                   </w:pPr>
                   <w:r xmlns:w="http://schemas.openxmlformats.org/wordprocessingml/2006/main" xmlns:wp="http://schemas.openxmlformats.org/drawingml/2006/wordprocessingDrawing" xmlns:r="http://schemas.openxmlformats.org/officeDocument/2006/relationships" xmlns:w14="http://schemas.microsoft.com/office/word/2010/wordml">
                     <w:rPr>
-                      <w:rFonts w:ascii="Helvetica" w:hAnsi="Helvetica" w:eastAsia="Helvetica" w:cs="Helvetica"/>
+                      <w:rFonts w:ascii="Arial" w:hAnsi="Arial" w:eastAsia="Arial" w:cs="Arial"/>
                       <w:i w:val="false"/>
                       <w:b w:val="false"/>
                       <w:u w:val="none"/>
@@ -7278,7 +7286,7 @@
                     <w:spacing w:after="100" w:before="100" w:line="240"/>
                     <w:ind w:left="100" w:right="100" w:firstLine="0" w:firstLineChars="0"/>
                     <w:rPr>
-                      <w:rFonts w:ascii="Helvetica" w:hAnsi="Helvetica" w:eastAsia="Helvetica" w:cs="Helvetica"/>
+                      <w:rFonts w:ascii="Arial" w:hAnsi="Arial" w:eastAsia="Arial" w:cs="Arial"/>
                       <w:i w:val="false"/>
                       <w:b w:val="false"/>
                       <w:u w:val="none"/>
@@ -7290,7 +7298,7 @@
                   </w:pPr>
                   <w:r xmlns:w="http://schemas.openxmlformats.org/wordprocessingml/2006/main" xmlns:wp="http://schemas.openxmlformats.org/drawingml/2006/wordprocessingDrawing" xmlns:r="http://schemas.openxmlformats.org/officeDocument/2006/relationships" xmlns:w14="http://schemas.microsoft.com/office/word/2010/wordml">
                     <w:rPr>
-                      <w:rFonts w:ascii="Helvetica" w:hAnsi="Helvetica" w:eastAsia="Helvetica" w:cs="Helvetica"/>
+                      <w:rFonts w:ascii="Arial" w:hAnsi="Arial" w:eastAsia="Arial" w:cs="Arial"/>
                       <w:i w:val="false"/>
                       <w:b w:val="false"/>
                       <w:u w:val="none"/>
@@ -7332,7 +7340,7 @@
                     <w:spacing w:after="100" w:before="100" w:line="240"/>
                     <w:ind w:left="100" w:right="100" w:firstLine="0" w:firstLineChars="0"/>
                     <w:rPr>
-                      <w:rFonts w:ascii="Helvetica" w:hAnsi="Helvetica" w:eastAsia="Helvetica" w:cs="Helvetica"/>
+                      <w:rFonts w:ascii="Arial" w:hAnsi="Arial" w:eastAsia="Arial" w:cs="Arial"/>
                       <w:i w:val="false"/>
                       <w:b w:val="false"/>
                       <w:u w:val="none"/>
@@ -7344,7 +7352,7 @@
                   </w:pPr>
                   <w:r xmlns:w="http://schemas.openxmlformats.org/wordprocessingml/2006/main" xmlns:wp="http://schemas.openxmlformats.org/drawingml/2006/wordprocessingDrawing" xmlns:r="http://schemas.openxmlformats.org/officeDocument/2006/relationships" xmlns:w14="http://schemas.microsoft.com/office/word/2010/wordml">
                     <w:rPr>
-                      <w:rFonts w:ascii="Helvetica" w:hAnsi="Helvetica" w:eastAsia="Helvetica" w:cs="Helvetica"/>
+                      <w:rFonts w:ascii="Arial" w:hAnsi="Arial" w:eastAsia="Arial" w:cs="Arial"/>
                       <w:i w:val="false"/>
                       <w:b w:val="false"/>
                       <w:u w:val="none"/>
@@ -7391,7 +7399,7 @@
                     <w:spacing w:after="100" w:before="100" w:line="240"/>
                     <w:ind w:left="100" w:right="100" w:firstLine="0" w:firstLineChars="0"/>
                     <w:rPr>
-                      <w:rFonts w:ascii="Helvetica" w:hAnsi="Helvetica" w:eastAsia="Helvetica" w:cs="Helvetica"/>
+                      <w:rFonts w:ascii="Arial" w:hAnsi="Arial" w:eastAsia="Arial" w:cs="Arial"/>
                       <w:i w:val="false"/>
                       <w:b w:val="false"/>
                       <w:u w:val="none"/>
@@ -7403,7 +7411,7 @@
                   </w:pPr>
                   <w:r xmlns:w="http://schemas.openxmlformats.org/wordprocessingml/2006/main" xmlns:wp="http://schemas.openxmlformats.org/drawingml/2006/wordprocessingDrawing" xmlns:r="http://schemas.openxmlformats.org/officeDocument/2006/relationships" xmlns:w14="http://schemas.microsoft.com/office/word/2010/wordml">
                     <w:rPr>
-                      <w:rFonts w:ascii="Helvetica" w:hAnsi="Helvetica" w:eastAsia="Helvetica" w:cs="Helvetica"/>
+                      <w:rFonts w:ascii="Arial" w:hAnsi="Arial" w:eastAsia="Arial" w:cs="Arial"/>
                       <w:i w:val="false"/>
                       <w:b w:val="false"/>
                       <w:u w:val="none"/>
@@ -7445,7 +7453,7 @@
                     <w:spacing w:after="100" w:before="100" w:line="240"/>
                     <w:ind w:left="100" w:right="100" w:firstLine="0" w:firstLineChars="0"/>
                     <w:rPr>
-                      <w:rFonts w:ascii="Helvetica" w:hAnsi="Helvetica" w:eastAsia="Helvetica" w:cs="Helvetica"/>
+                      <w:rFonts w:ascii="Arial" w:hAnsi="Arial" w:eastAsia="Arial" w:cs="Arial"/>
                       <w:i w:val="false"/>
                       <w:b w:val="false"/>
                       <w:u w:val="none"/>
@@ -7457,16 +7465,16 @@
                   </w:pPr>
                   <w:r xmlns:w="http://schemas.openxmlformats.org/wordprocessingml/2006/main" xmlns:wp="http://schemas.openxmlformats.org/drawingml/2006/wordprocessingDrawing" xmlns:r="http://schemas.openxmlformats.org/officeDocument/2006/relationships" xmlns:w14="http://schemas.microsoft.com/office/word/2010/wordml">
                     <w:rPr>
-                      <w:rFonts w:ascii="Helvetica" w:hAnsi="Helvetica" w:eastAsia="Helvetica" w:cs="Helvetica"/>
-                      <w:i w:val="false"/>
-                      <w:b w:val="false"/>
-                      <w:u w:val="none"/>
-                      <w:strike w:val="false"/>
-                      <w:sz w:val="22"/>
-                      <w:szCs w:val="22"/>
-                      <w:color w:val="000000"/>
-                    </w:rPr>
-                    <w:t xml:space="preserve">1</w:t>
+                      <w:rFonts w:ascii="Arial" w:hAnsi="Arial" w:eastAsia="Arial" w:cs="Arial"/>
+                      <w:i w:val="false"/>
+                      <w:b w:val="false"/>
+                      <w:u w:val="none"/>
+                      <w:strike w:val="false"/>
+                      <w:sz w:val="22"/>
+                      <w:szCs w:val="22"/>
+                      <w:color w:val="000000"/>
+                    </w:rPr>
+                    <w:t xml:space="preserve">2</w:t>
                   </w:r>
                 </w:p>
               </w:tc>
@@ -7499,7 +7507,7 @@
                     <w:spacing w:after="100" w:before="100" w:line="240"/>
                     <w:ind w:left="100" w:right="100" w:firstLine="0" w:firstLineChars="0"/>
                     <w:rPr>
-                      <w:rFonts w:ascii="Helvetica" w:hAnsi="Helvetica" w:eastAsia="Helvetica" w:cs="Helvetica"/>
+                      <w:rFonts w:ascii="Arial" w:hAnsi="Arial" w:eastAsia="Arial" w:cs="Arial"/>
                       <w:i w:val="false"/>
                       <w:b w:val="false"/>
                       <w:u w:val="none"/>
@@ -7511,16 +7519,16 @@
                   </w:pPr>
                   <w:r xmlns:w="http://schemas.openxmlformats.org/wordprocessingml/2006/main" xmlns:wp="http://schemas.openxmlformats.org/drawingml/2006/wordprocessingDrawing" xmlns:r="http://schemas.openxmlformats.org/officeDocument/2006/relationships" xmlns:w14="http://schemas.microsoft.com/office/word/2010/wordml">
                     <w:rPr>
-                      <w:rFonts w:ascii="Helvetica" w:hAnsi="Helvetica" w:eastAsia="Helvetica" w:cs="Helvetica"/>
-                      <w:i w:val="false"/>
-                      <w:b w:val="false"/>
-                      <w:u w:val="none"/>
-                      <w:strike w:val="false"/>
-                      <w:sz w:val="22"/>
-                      <w:szCs w:val="22"/>
-                      <w:color w:val="000000"/>
-                    </w:rPr>
-                    <w:t xml:space="preserve">0.8</w:t>
+                      <w:rFonts w:ascii="Arial" w:hAnsi="Arial" w:eastAsia="Arial" w:cs="Arial"/>
+                      <w:i w:val="false"/>
+                      <w:b w:val="false"/>
+                      <w:u w:val="none"/>
+                      <w:strike w:val="false"/>
+                      <w:sz w:val="22"/>
+                      <w:szCs w:val="22"/>
+                      <w:color w:val="000000"/>
+                    </w:rPr>
+                    <w:t xml:space="preserve">1.7</w:t>
                   </w:r>
                 </w:p>
               </w:tc>
@@ -7553,7 +7561,7 @@
                     <w:spacing w:after="100" w:before="100" w:line="240"/>
                     <w:ind w:left="100" w:right="100" w:firstLine="0" w:firstLineChars="0"/>
                     <w:rPr>
-                      <w:rFonts w:ascii="Helvetica" w:hAnsi="Helvetica" w:eastAsia="Helvetica" w:cs="Helvetica"/>
+                      <w:rFonts w:ascii="Arial" w:hAnsi="Arial" w:eastAsia="Arial" w:cs="Arial"/>
                       <w:i w:val="false"/>
                       <w:b w:val="false"/>
                       <w:u w:val="none"/>
@@ -7565,23 +7573,23 @@
                   </w:pPr>
                   <w:r xmlns:w="http://schemas.openxmlformats.org/wordprocessingml/2006/main" xmlns:wp="http://schemas.openxmlformats.org/drawingml/2006/wordprocessingDrawing" xmlns:r="http://schemas.openxmlformats.org/officeDocument/2006/relationships" xmlns:w14="http://schemas.microsoft.com/office/word/2010/wordml">
                     <w:rPr>
-                      <w:rFonts w:ascii="Helvetica" w:hAnsi="Helvetica" w:eastAsia="Helvetica" w:cs="Helvetica"/>
-                      <w:i w:val="false"/>
-                      <w:b w:val="false"/>
-                      <w:u w:val="none"/>
-                      <w:strike w:val="false"/>
-                      <w:sz w:val="22"/>
-                      <w:szCs w:val="22"/>
-                      <w:color w:val="000000"/>
-                    </w:rPr>
-                    <w:t xml:space="preserve">[0.1, 4.6]</w:t>
+                      <w:rFonts w:ascii="Arial" w:hAnsi="Arial" w:eastAsia="Arial" w:cs="Arial"/>
+                      <w:i w:val="false"/>
+                      <w:b w:val="false"/>
+                      <w:u w:val="none"/>
+                      <w:strike w:val="false"/>
+                      <w:sz w:val="22"/>
+                      <w:szCs w:val="22"/>
+                      <w:color w:val="000000"/>
+                    </w:rPr>
+                    <w:t xml:space="preserve">[0.5, 5.9]</w:t>
                   </w:r>
                 </w:p>
               </w:tc>
             </w:tr>
             <w:tr>
               <w:trPr>
-                <w:trHeight w:val="573" w:hRule="auto"/>
+                <w:trHeight w:val="571" w:hRule="auto"/>
               </w:trPr>
               <w:tc>
                 <w:tcPr>
@@ -7612,7 +7620,7 @@
                     <w:spacing w:after="100" w:before="100" w:line="240"/>
                     <w:ind w:left="100" w:right="100" w:firstLine="0" w:firstLineChars="0"/>
                     <w:rPr>
-                      <w:rFonts w:ascii="Helvetica" w:hAnsi="Helvetica" w:eastAsia="Helvetica" w:cs="Helvetica"/>
+                      <w:rFonts w:ascii="Arial" w:hAnsi="Arial" w:eastAsia="Arial" w:cs="Arial"/>
                       <w:i w:val="false"/>
                       <w:b w:val="false"/>
                       <w:u w:val="none"/>
@@ -7624,7 +7632,7 @@
                   </w:pPr>
                   <w:r xmlns:w="http://schemas.openxmlformats.org/wordprocessingml/2006/main" xmlns:wp="http://schemas.openxmlformats.org/drawingml/2006/wordprocessingDrawing" xmlns:r="http://schemas.openxmlformats.org/officeDocument/2006/relationships" xmlns:w14="http://schemas.microsoft.com/office/word/2010/wordml">
                     <w:rPr>
-                      <w:rFonts w:ascii="Helvetica" w:hAnsi="Helvetica" w:eastAsia="Helvetica" w:cs="Helvetica"/>
+                      <w:rFonts w:ascii="Arial" w:hAnsi="Arial" w:eastAsia="Arial" w:cs="Arial"/>
                       <w:i w:val="false"/>
                       <w:b w:val="false"/>
                       <w:u w:val="none"/>
@@ -7666,7 +7674,7 @@
                     <w:spacing w:after="100" w:before="100" w:line="240"/>
                     <w:ind w:left="100" w:right="100" w:firstLine="0" w:firstLineChars="0"/>
                     <w:rPr>
-                      <w:rFonts w:ascii="Helvetica" w:hAnsi="Helvetica" w:eastAsia="Helvetica" w:cs="Helvetica"/>
+                      <w:rFonts w:ascii="Arial" w:hAnsi="Arial" w:eastAsia="Arial" w:cs="Arial"/>
                       <w:i w:val="false"/>
                       <w:b w:val="false"/>
                       <w:u w:val="none"/>
@@ -7678,7 +7686,7 @@
                   </w:pPr>
                   <w:r xmlns:w="http://schemas.openxmlformats.org/wordprocessingml/2006/main" xmlns:wp="http://schemas.openxmlformats.org/drawingml/2006/wordprocessingDrawing" xmlns:r="http://schemas.openxmlformats.org/officeDocument/2006/relationships" xmlns:w14="http://schemas.microsoft.com/office/word/2010/wordml">
                     <w:rPr>
-                      <w:rFonts w:ascii="Helvetica" w:hAnsi="Helvetica" w:eastAsia="Helvetica" w:cs="Helvetica"/>
+                      <w:rFonts w:ascii="Arial" w:hAnsi="Arial" w:eastAsia="Arial" w:cs="Arial"/>
                       <w:i w:val="false"/>
                       <w:b w:val="false"/>
                       <w:u w:val="none"/>
@@ -7720,7 +7728,7 @@
                     <w:spacing w:after="100" w:before="100" w:line="240"/>
                     <w:ind w:left="100" w:right="100" w:firstLine="0" w:firstLineChars="0"/>
                     <w:rPr>
-                      <w:rFonts w:ascii="Helvetica" w:hAnsi="Helvetica" w:eastAsia="Helvetica" w:cs="Helvetica"/>
+                      <w:rFonts w:ascii="Arial" w:hAnsi="Arial" w:eastAsia="Arial" w:cs="Arial"/>
                       <w:i w:val="false"/>
                       <w:b w:val="false"/>
                       <w:u w:val="none"/>
@@ -7732,7 +7740,7 @@
                   </w:pPr>
                   <w:r xmlns:w="http://schemas.openxmlformats.org/wordprocessingml/2006/main" xmlns:wp="http://schemas.openxmlformats.org/drawingml/2006/wordprocessingDrawing" xmlns:r="http://schemas.openxmlformats.org/officeDocument/2006/relationships" xmlns:w14="http://schemas.microsoft.com/office/word/2010/wordml">
                     <w:rPr>
-                      <w:rFonts w:ascii="Helvetica" w:hAnsi="Helvetica" w:eastAsia="Helvetica" w:cs="Helvetica"/>
+                      <w:rFonts w:ascii="Arial" w:hAnsi="Arial" w:eastAsia="Arial" w:cs="Arial"/>
                       <w:i w:val="false"/>
                       <w:b w:val="false"/>
                       <w:u w:val="none"/>
@@ -7774,7 +7782,7 @@
                     <w:spacing w:after="100" w:before="100" w:line="240"/>
                     <w:ind w:left="100" w:right="100" w:firstLine="0" w:firstLineChars="0"/>
                     <w:rPr>
-                      <w:rFonts w:ascii="Helvetica" w:hAnsi="Helvetica" w:eastAsia="Helvetica" w:cs="Helvetica"/>
+                      <w:rFonts w:ascii="Arial" w:hAnsi="Arial" w:eastAsia="Arial" w:cs="Arial"/>
                       <w:i w:val="false"/>
                       <w:b w:val="false"/>
                       <w:u w:val="none"/>
@@ -7786,7 +7794,7 @@
                   </w:pPr>
                   <w:r xmlns:w="http://schemas.openxmlformats.org/wordprocessingml/2006/main" xmlns:wp="http://schemas.openxmlformats.org/drawingml/2006/wordprocessingDrawing" xmlns:r="http://schemas.openxmlformats.org/officeDocument/2006/relationships" xmlns:w14="http://schemas.microsoft.com/office/word/2010/wordml">
                     <w:rPr>
-                      <w:rFonts w:ascii="Helvetica" w:hAnsi="Helvetica" w:eastAsia="Helvetica" w:cs="Helvetica"/>
+                      <w:rFonts w:ascii="Arial" w:hAnsi="Arial" w:eastAsia="Arial" w:cs="Arial"/>
                       <w:i w:val="false"/>
                       <w:b w:val="false"/>
                       <w:u w:val="none"/>
@@ -7801,12 +7809,12 @@
               </w:tc>
             </w:tr>
           </w:tbl>
-          <w:bookmarkEnd w:id="33"/>
+          <w:bookmarkEnd w:id="32"/>
         </w:tc>
       </w:tr>
     </w:tbl>
-    <w:bookmarkEnd w:id="34"/>
-    <w:bookmarkStart w:id="35" w:name="aim-3-data-sharing"/>
+    <w:bookmarkEnd w:id="33"/>
+    <w:bookmarkStart w:id="34" w:name="aim-3-data-sharing"/>
     <w:p>
       <w:pPr>
         <w:pStyle w:val="Heading3"/>
@@ -7836,7 +7844,7 @@
         <w:t xml:space="preserve"> </w:t>
       </w:r>
       <w:r>
-        <w:t xml:space="preserve">= 6/350) of studies included a working data-sharing link. We confirmed that all six links resolved to accessible data files. Because preregistration was also a planned coding item (</w:t>
+        <w:t xml:space="preserve">= 6/350) of studies included a working data-sharing link. We confirmed that all 6 links resolved to accessible data files. Because preregistration was also a planned coding item (</w:t>
       </w:r>
       <w:hyperlink w:anchor="tbl-checklist">
         <w:r>
@@ -7864,15 +7872,349 @@
         <w:t xml:space="preserve">); this addresses an originally pre-registered aim and we therefore retain it despite its tangential relationship to the central reproducibility narrative.</w:t>
       </w:r>
     </w:p>
+    <w:bookmarkEnd w:id="34"/>
     <w:bookmarkEnd w:id="35"/>
+    <w:bookmarkStart w:id="36" w:name="Xe176decf3a9156cba919c590be44b1657499156"/>
+    <w:p>
+      <w:pPr>
+        <w:pStyle w:val="Heading2"/>
+      </w:pPr>
+      <w:r>
+        <w:t xml:space="preserve">Results part 2 - Automated whole-corpus analysis (exploratory)</w:t>
+      </w:r>
+    </w:p>
+    <w:p>
+      <w:pPr>
+        <w:pStyle w:val="FirstParagraph"/>
+      </w:pPr>
+      <w:r>
+        <w:t xml:space="preserve">The Metacheck sweep covered 348 of the 350 articles (2 could not be converted from PDF to XML using GROBID). Note that these automated analyses also include the tests as were coded manually in Part 1.</w:t>
+      </w:r>
+    </w:p>
+    <w:p>
+      <w:pPr>
+        <w:pStyle w:val="BodyText"/>
+      </w:pPr>
+      <w:r>
+        <w:t xml:space="preserve">We extracted 5804</w:t>
+      </w:r>
+      <w:r>
+        <w:t xml:space="preserve"> </w:t>
+      </w:r>
+      <w:r>
+        <w:rPr>
+          <w:i/>
+          <w:iCs/>
+        </w:rPr>
+        <w:t xml:space="preserve">p</w:t>
+      </w:r>
+      <w:r>
+        <w:t xml:space="preserve">-values from the results sections of the 348 papers retained for the automated analysis. Of these, 376 non-significant</w:t>
+      </w:r>
+      <w:r>
+        <w:t xml:space="preserve"> </w:t>
+      </w:r>
+      <w:r>
+        <w:rPr>
+          <w:i/>
+          <w:iCs/>
+        </w:rPr>
+        <w:t xml:space="preserve">p</w:t>
+      </w:r>
+      <w:r>
+        <w:t xml:space="preserve">-values were reported imprecisely (as</w:t>
+      </w:r>
+      <w:r>
+        <w:t xml:space="preserve"> </w:t>
+      </w:r>
+      <w:r>
+        <w:rPr>
+          <w:i/>
+          <w:iCs/>
+        </w:rPr>
+        <w:t xml:space="preserve">p</w:t>
+      </w:r>
+      <w:r>
+        <w:t xml:space="preserve"> </w:t>
+      </w:r>
+      <w:r>
+        <w:t xml:space="preserve">&gt; .05 or</w:t>
+      </w:r>
+      <w:r>
+        <w:t xml:space="preserve"> </w:t>
+      </w:r>
+      <w:r>
+        <w:rPr>
+          <w:i/>
+          <w:iCs/>
+        </w:rPr>
+        <w:t xml:space="preserve">p</w:t>
+      </w:r>
+      <w:r>
+        <w:t xml:space="preserve"> </w:t>
+      </w:r>
+      <w:r>
+        <w:t xml:space="preserve">≥ .05) and 1977 significant</w:t>
+      </w:r>
+      <w:r>
+        <w:t xml:space="preserve"> </w:t>
+      </w:r>
+      <w:r>
+        <w:rPr>
+          <w:i/>
+          <w:iCs/>
+        </w:rPr>
+        <w:t xml:space="preserve">p</w:t>
+      </w:r>
+      <w:r>
+        <w:t xml:space="preserve">-values were reported imprecisely (as</w:t>
+      </w:r>
+      <w:r>
+        <w:t xml:space="preserve"> </w:t>
+      </w:r>
+      <w:r>
+        <w:rPr>
+          <w:i/>
+          <w:iCs/>
+        </w:rPr>
+        <w:t xml:space="preserve">p</w:t>
+      </w:r>
+      <w:r>
+        <w:t xml:space="preserve"> </w:t>
+      </w:r>
+      <w:r>
+        <w:t xml:space="preserve">&lt; .05 or</w:t>
+      </w:r>
+      <w:r>
+        <w:t xml:space="preserve"> </w:t>
+      </w:r>
+      <w:r>
+        <w:rPr>
+          <w:i/>
+          <w:iCs/>
+        </w:rPr>
+        <w:t xml:space="preserve">p</w:t>
+      </w:r>
+      <w:r>
+        <w:t xml:space="preserve"> </w:t>
+      </w:r>
+      <w:r>
+        <w:t xml:space="preserve">≤ .05). We excluded</w:t>
+      </w:r>
+      <w:r>
+        <w:t xml:space="preserve"> </w:t>
+      </w:r>
+      <w:r>
+        <w:t xml:space="preserve">“</w:t>
+      </w:r>
+      <w:r>
+        <w:rPr>
+          <w:i/>
+          <w:iCs/>
+        </w:rPr>
+        <w:t xml:space="preserve">p</w:t>
+      </w:r>
+      <w:r>
+        <w:t xml:space="preserve"> </w:t>
+      </w:r>
+      <w:r>
+        <w:t xml:space="preserve">&lt; .001”</w:t>
+      </w:r>
+      <w:r>
+        <w:t xml:space="preserve"> </w:t>
+      </w:r>
+      <w:r>
+        <w:t xml:space="preserve">and</w:t>
+      </w:r>
+      <w:r>
+        <w:t xml:space="preserve"> </w:t>
+      </w:r>
+      <w:r>
+        <w:t xml:space="preserve">“</w:t>
+      </w:r>
+      <w:r>
+        <w:rPr>
+          <w:i/>
+          <w:iCs/>
+        </w:rPr>
+        <w:t xml:space="preserve">p</w:t>
+      </w:r>
+      <w:r>
+        <w:t xml:space="preserve"> </w:t>
+      </w:r>
+      <w:r>
+        <w:t xml:space="preserve">≤ .001”</w:t>
+      </w:r>
+      <w:r>
+        <w:t xml:space="preserve">, which although imprecise, are reported in line with reporting guidelines. We thus conclude the manuscripts contained 1220 imprecise significant</w:t>
+      </w:r>
+      <w:r>
+        <w:t xml:space="preserve"> </w:t>
+      </w:r>
+      <w:r>
+        <w:rPr>
+          <w:i/>
+          <w:iCs/>
+        </w:rPr>
+        <w:t xml:space="preserve">p</w:t>
+      </w:r>
+      <w:r>
+        <w:t xml:space="preserve">-values that could in principle have been reported exactly.</w:t>
+      </w:r>
+    </w:p>
+    <w:p>
+      <w:pPr>
+        <w:pStyle w:val="BodyText"/>
+      </w:pPr>
+      <w:r>
+        <w:t xml:space="preserve">Of 616</w:t>
+      </w:r>
+      <w:r>
+        <w:t xml:space="preserve"> </w:t>
+      </w:r>
+      <w:r>
+        <w:rPr>
+          <w:i/>
+          <w:iCs/>
+        </w:rPr>
+        <w:t xml:space="preserve">F</w:t>
+      </w:r>
+      <w:r>
+        <w:t xml:space="preserve">-tests identified by Metacheck, 333 were accompanied by a standardised effect size (54.1%). Of 147</w:t>
+      </w:r>
+      <w:r>
+        <w:t xml:space="preserve"> </w:t>
+      </w:r>
+      <w:r>
+        <w:rPr>
+          <w:i/>
+          <w:iCs/>
+        </w:rPr>
+        <w:t xml:space="preserve">t</w:t>
+      </w:r>
+      <w:r>
+        <w:t xml:space="preserve">-tests, 85 were accompanied by a standardised effect size (57.8%). These percentages are similar to the results from the manual coding in Part 1 (53.7%). Reporting an effect size did not guarantee that it could be verified: of the 418</w:t>
+      </w:r>
+      <w:r>
+        <w:t xml:space="preserve"> </w:t>
+      </w:r>
+      <w:r>
+        <w:rPr>
+          <w:i/>
+          <w:iCs/>
+        </w:rPr>
+        <w:t xml:space="preserve">t</w:t>
+      </w:r>
+      <w:r>
+        <w:t xml:space="preserve">- and</w:t>
+      </w:r>
+      <w:r>
+        <w:t xml:space="preserve"> </w:t>
+      </w:r>
+      <w:r>
+        <w:rPr>
+          <w:i/>
+          <w:iCs/>
+        </w:rPr>
+        <w:t xml:space="preserve">F</w:t>
+      </w:r>
+      <w:r>
+        <w:t xml:space="preserve">-tests that reported a standardised effect size, 150 (35.9%) could not be checked against the reported test statistic, in most cases (</w:t>
+      </w:r>
+      <w:r>
+        <w:rPr>
+          <w:i/>
+          <w:iCs/>
+        </w:rPr>
+        <w:t xml:space="preserve">n</w:t>
+      </w:r>
+      <w:r>
+        <w:t xml:space="preserve"> </w:t>
+      </w:r>
+      <w:r>
+        <w:t xml:space="preserve">= 122) because the metric was ambiguous or could not be reconstructed from the test statistic and its degrees of freedom (e.g., η² reported for a factorial or repeated-measures design). We do not report a verification rate for the remainder, as agreement between a reported effect size and the test statistic does not establish that the value was correct for the design actually used.</w:t>
+      </w:r>
+    </w:p>
+    <w:p>
+      <w:pPr>
+        <w:pStyle w:val="BodyText"/>
+      </w:pPr>
+      <w:r>
+        <w:t xml:space="preserve">As an approximate estimate of confidence-interval reporting, we searched article full-texts for the strings</w:t>
+      </w:r>
+      <w:r>
+        <w:t xml:space="preserve"> </w:t>
+      </w:r>
+      <w:r>
+        <w:t xml:space="preserve">“95% CI”</w:t>
+      </w:r>
+      <w:r>
+        <w:t xml:space="preserve"> </w:t>
+      </w:r>
+      <w:r>
+        <w:t xml:space="preserve">or</w:t>
+      </w:r>
+      <w:r>
+        <w:t xml:space="preserve"> </w:t>
+      </w:r>
+      <w:r>
+        <w:t xml:space="preserve">“95% confidence interval”</w:t>
+      </w:r>
+      <w:r>
+        <w:t xml:space="preserve">. 117 of 348 papers (33.6%) contained at least one such mention. This is a coarse instrument which may inflate proportions by mentions in the methods but not results, and should be interpreted alongside the manual-coding estimate of effect-size CI reporting (7.7%).</w:t>
+      </w:r>
+    </w:p>
+    <w:p>
+      <w:pPr>
+        <w:pStyle w:val="BodyText"/>
+      </w:pPr>
+      <w:r>
+        <w:t xml:space="preserve">The Statcheck module completed 820 statistical tests. Of these, 720 were</w:t>
+      </w:r>
+      <w:r>
+        <w:t xml:space="preserve"> </w:t>
+      </w:r>
+      <w:r>
+        <w:rPr>
+          <w:i/>
+          <w:iCs/>
+        </w:rPr>
+        <w:t xml:space="preserve">F</w:t>
+      </w:r>
+      <w:r>
+        <w:t xml:space="preserve">-tests and 100 were</w:t>
+      </w:r>
+      <w:r>
+        <w:t xml:space="preserve"> </w:t>
+      </w:r>
+      <w:r>
+        <w:rPr>
+          <w:i/>
+          <w:iCs/>
+        </w:rPr>
+        <w:t xml:space="preserve">t</w:t>
+      </w:r>
+      <w:r>
+        <w:t xml:space="preserve">-tests. A total of 162 reporting errors were identified, corresponding to 19.8% of all tests. When a more conservative criterion was applied—counting only errors greater than one decimal place—the number of errors decreased to 30 (3.7%).</w:t>
+      </w:r>
+    </w:p>
+    <w:p>
+      <w:pPr>
+        <w:pStyle w:val="BodyText"/>
+      </w:pPr>
+      <w:r>
+        <w:t xml:space="preserve">In total, 6 decision errors were observed, representing 0.7% of all tests.</w:t>
+      </w:r>
+    </w:p>
     <w:bookmarkEnd w:id="36"/>
-    <w:bookmarkStart w:id="37" w:name="Xe176decf3a9156cba919c590be44b1657499156"/>
-    <w:p>
-      <w:pPr>
-        <w:pStyle w:val="Heading2"/>
-      </w:pPr>
-      <w:r>
-        <w:t xml:space="preserve">Results part 2 - Automated whole-corpus analysis (exploratory)</w:t>
+    <w:bookmarkEnd w:id="37"/>
+    <w:bookmarkStart w:id="38" w:name="discussion"/>
+    <w:p>
+      <w:pPr>
+        <w:pStyle w:val="Heading1"/>
+      </w:pPr>
+      <w:r>
+        <w:t xml:space="preserve">Discussion</w:t>
       </w:r>
     </w:p>
     <w:p>
@@ -7880,7 +8222,16 @@
         <w:pStyle w:val="FirstParagraph"/>
       </w:pPr>
       <w:r>
-        <w:t xml:space="preserve">The Metacheck sweep covered 348 of the 350 articles (2 could not be converted from PDF to XML using GROBID). Note that these automated analyses also include the tests as were coded manually in Part 1.</w:t>
+        <w:t xml:space="preserve">The implications of these findings are important for our discipline, a field heavily reliant on statistical inference via null hypothesis significance tests (NHST). First, accurate reporting of inferential statistics is foundational to the interpretation and reuse of findings. Inadequate reporting of test statistics, degrees of freedom, and confidence intervals undermines reproducibility and limits the scope for verification</w:t>
+      </w:r>
+      <w:r>
+        <w:t xml:space="preserve"> </w:t>
+      </w:r>
+      <w:r>
+        <w:t xml:space="preserve">(Errington et al., 2017; Nuijten et al., 2016)</w:t>
+      </w:r>
+      <w:r>
+        <w:t xml:space="preserve">. Moreover, without standardized effect sizes and intervals of uncertainty, it is nearly impossible to assess the magnitude and precision of effects, impeding efforts to evaluate practical relevance or aggregate data across studies. Critically, the substantial proportion of missing or incomplete statistical information observed here represents a direct threat to the cumulative nature of the science, as it restricts the inclusion of studies in meta-analyses and limits the ability to build reliable, generalizable knowledge.There appears to be a deficit in the awareness of researchers, peer reviewers and journals as to why the reporting of this information is so important for cumulative science.</w:t>
       </w:r>
     </w:p>
     <w:p>
@@ -7888,7 +8239,129 @@
         <w:pStyle w:val="BodyText"/>
       </w:pPr>
       <w:r>
-        <w:t xml:space="preserve">We extracted 5804</w:t>
+        <w:t xml:space="preserve">Second, the near absence of data sharing signals a critical absence of transparency in the research method of our field. This has been observed previously, when</w:t>
+      </w:r>
+      <w:r>
+        <w:t xml:space="preserve"> </w:t>
+      </w:r>
+      <w:r>
+        <w:t xml:space="preserve">Twomey et al. (2021)</w:t>
+      </w:r>
+      <w:r>
+        <w:t xml:space="preserve"> </w:t>
+      </w:r>
+      <w:r>
+        <w:t xml:space="preserve">previously found that just 0.67% of SES studies shared data, and our previous work identified a 0% data sharing rate</w:t>
+      </w:r>
+      <w:r>
+        <w:t xml:space="preserve"> </w:t>
+      </w:r>
+      <w:r>
+        <w:t xml:space="preserve">(Mesquida et al., 2023)</w:t>
+      </w:r>
+      <w:r>
+        <w:t xml:space="preserve"> </w:t>
+      </w:r>
+      <w:r>
+        <w:t xml:space="preserve">- figures essentially replicated in this sample. Further,</w:t>
+      </w:r>
+      <w:r>
+        <w:t xml:space="preserve"> </w:t>
+      </w:r>
+      <w:r>
+        <w:t xml:space="preserve">Borg et al. (2020)</w:t>
+      </w:r>
+      <w:r>
+        <w:t xml:space="preserve"> </w:t>
+      </w:r>
+      <w:r>
+        <w:t xml:space="preserve">found that only 4.3% shared their data and/or code in a comparable audit. These findings are similar to some other fields, such as biomedical sciences</w:t>
+      </w:r>
+      <w:r>
+        <w:t xml:space="preserve"> </w:t>
+      </w:r>
+      <w:r>
+        <w:t xml:space="preserve">(Germaine et al., 2024)</w:t>
+      </w:r>
+      <w:r>
+        <w:t xml:space="preserve">, but much lower than in other fields, such as economics, and psychology, where the prevalence of open-data and other reproducibility-related practices is markedly higher</w:t>
+      </w:r>
+      <w:r>
+        <w:t xml:space="preserve"> </w:t>
+      </w:r>
+      <w:r>
+        <w:t xml:space="preserve">(Ferguson et al., 2023; Hardwicke et al., 2022)</w:t>
+      </w:r>
+      <w:r>
+        <w:t xml:space="preserve">. Field-specific commentaries have for some time called for SES to adopt more transparent research practices</w:t>
+      </w:r>
+      <w:r>
+        <w:t xml:space="preserve"> </w:t>
+      </w:r>
+      <w:r>
+        <w:t xml:space="preserve">(Caldwell et al., 2020)</w:t>
+      </w:r>
+      <w:r>
+        <w:t xml:space="preserve">. Whilst there are valid cases in which data cannot be shared, such as personal medical data, authors still have options to protect privacy without sacrificing transparency. One approach is the use of synthetic data, which allows researchers to simulate datasets in ways that control the degrees of resemblance to the original data while limiting the disclosure of informative information (data protection -</w:t>
+      </w:r>
+      <w:r>
+        <w:t xml:space="preserve"> </w:t>
+      </w:r>
+      <w:r>
+        <w:t xml:space="preserve">Borg et al. (2020)</w:t>
+      </w:r>
+      <w:r>
+        <w:t xml:space="preserve"> </w:t>
+      </w:r>
+      <w:r>
+        <w:t xml:space="preserve">and synthetic data -</w:t>
+      </w:r>
+      <w:r>
+        <w:t xml:space="preserve"> </w:t>
+      </w:r>
+      <w:r>
+        <w:t xml:space="preserve">Giuffrè and Shung (2023)</w:t>
+      </w:r>
+      <w:r>
+        <w:t xml:space="preserve">). However, we do believe that this sensitive data represents the minority of SES research and instead the lack of data sharing represents a systemic lack of transparency and openness to falsification in our field. Finally, the lack of data sharing raises concerns about selective reporting, and p-hacking</w:t>
+      </w:r>
+      <w:r>
+        <w:t xml:space="preserve"> </w:t>
+      </w:r>
+      <w:r>
+        <w:t xml:space="preserve">(Wicherts et al., 2016; Wicherts et al., 2011)</w:t>
+      </w:r>
+      <w:r>
+        <w:t xml:space="preserve"> </w:t>
+      </w:r>
+      <w:r>
+        <w:t xml:space="preserve">which should be investigated further given the presence of publication bias in our published literature</w:t>
+      </w:r>
+      <w:r>
+        <w:t xml:space="preserve"> </w:t>
+      </w:r>
+      <w:r>
+        <w:t xml:space="preserve">(Borg et al., 2023; Mesquida et al., 2023)</w:t>
+      </w:r>
+      <w:r>
+        <w:t xml:space="preserve">. In order for the sharing of code and data to become a normal part of the scientific process, there needs to be a culture shift toward self-correction and a normalization of scientific errors</w:t>
+      </w:r>
+      <w:r>
+        <w:t xml:space="preserve"> </w:t>
+      </w:r>
+      <w:r>
+        <w:t xml:space="preserve">(Frank et al., 2026)</w:t>
+      </w:r>
+      <w:r>
+        <w:t xml:space="preserve">. There is an important role for journals here to raise the bar in transparency, and data and code sharing - when ethically possible - should become the default in all high-quality journals in our field.</w:t>
+      </w:r>
+    </w:p>
+    <w:p>
+      <w:pPr>
+        <w:pStyle w:val="BodyText"/>
+      </w:pPr>
+      <w:r>
+        <w:t xml:space="preserve">Despite a successful reproducibility check of the 132 studies for which it was possible, the poor reporting quality of the original sample must be acknowledged. Just over one-third of studies provided sufficient information for</w:t>
       </w:r>
       <w:r>
         <w:t xml:space="preserve"> </w:t>
@@ -7901,7 +8374,53 @@
         <w:t xml:space="preserve">p</w:t>
       </w:r>
       <w:r>
-        <w:t xml:space="preserve">-values from the results sections of the 348 papers retained for the automated analysis. Of these, 376 non-significant</w:t>
+        <w:t xml:space="preserve">-value reproducibility checks, and 35 of those still required us to manually determine the degrees of freedom. This is also a risk of bias - we cannot evaluate if the studies that do report all critical test statistics are more reproducible than those that do not report these metrics, although</w:t>
+      </w:r>
+      <w:r>
+        <w:t xml:space="preserve"> </w:t>
+      </w:r>
+      <w:r>
+        <w:t xml:space="preserve">Wicherts et al. (2011)</w:t>
+      </w:r>
+      <w:r>
+        <w:t xml:space="preserve"> </w:t>
+      </w:r>
+      <w:r>
+        <w:t xml:space="preserve">suggested the lack of data sharing was associated with weaker evidence, as well as a higher proportion of statistical reporting errors, in 1148 results across 49 research papers in psychology.</w:t>
+      </w:r>
+    </w:p>
+    <w:p>
+      <w:pPr>
+        <w:pStyle w:val="BodyText"/>
+      </w:pPr>
+      <w:r>
+        <w:t xml:space="preserve">The automated analysis via Metacheck, which examined all</w:t>
+      </w:r>
+      <w:r>
+        <w:t xml:space="preserve"> </w:t>
+      </w:r>
+      <w:r>
+        <w:rPr>
+          <w:i/>
+          <w:iCs/>
+        </w:rPr>
+        <w:t xml:space="preserve">F</w:t>
+      </w:r>
+      <w:r>
+        <w:t xml:space="preserve">- and</w:t>
+      </w:r>
+      <w:r>
+        <w:t xml:space="preserve"> </w:t>
+      </w:r>
+      <w:r>
+        <w:rPr>
+          <w:i/>
+          <w:iCs/>
+        </w:rPr>
+        <w:t xml:space="preserve">t</w:t>
+      </w:r>
+      <w:r>
+        <w:t xml:space="preserve">-tests across the 348 convertible articles, extended the findings from the manually coded subset. A substantial proportion of significant</w:t>
       </w:r>
       <w:r>
         <w:t xml:space="preserve"> </w:t>
@@ -7914,7 +8433,7 @@
         <w:t xml:space="preserve">p</w:t>
       </w:r>
       <w:r>
-        <w:t xml:space="preserve">-values were reported imprecisely (as</w:t>
+        <w:t xml:space="preserve">-values were reported imprecisely (e.g., as</w:t>
       </w:r>
       <w:r>
         <w:t xml:space="preserve"> </w:t>
@@ -7930,7 +8449,16 @@
         <w:t xml:space="preserve"> </w:t>
       </w:r>
       <w:r>
-        <w:t xml:space="preserve">&gt; .05 or</w:t>
+        <w:t xml:space="preserve">&lt; .05 rather than an exact value), a practice that prevents readers from evaluating the precise strength of evidence and is inconsistent with current reporting standards [APA JARS;</w:t>
+      </w:r>
+      <w:r>
+        <w:t xml:space="preserve"> </w:t>
+      </w:r>
+      <w:r>
+        <w:t xml:space="preserve">Appelbaum et al. (2018)</w:t>
+      </w:r>
+      <w:r>
+        <w:t xml:space="preserve">] and with calls to move beyond a binary</w:t>
       </w:r>
       <w:r>
         <w:t xml:space="preserve"> </w:t>
@@ -7946,7 +8474,55 @@
         <w:t xml:space="preserve"> </w:t>
       </w:r>
       <w:r>
-        <w:t xml:space="preserve">≥ .05) and 1977 significant</w:t>
+        <w:t xml:space="preserve">&lt; .05 framing</w:t>
+      </w:r>
+      <w:r>
+        <w:t xml:space="preserve"> </w:t>
+      </w:r>
+      <w:r>
+        <w:t xml:space="preserve">(Amrhein et al., 2019; Wasserstein et al., 2019)</w:t>
+      </w:r>
+      <w:r>
+        <w:t xml:space="preserve">. Standardised effect sizes accompanied 54.1% of the</w:t>
+      </w:r>
+      <w:r>
+        <w:t xml:space="preserve"> </w:t>
+      </w:r>
+      <w:r>
+        <w:rPr>
+          <w:i/>
+          <w:iCs/>
+        </w:rPr>
+        <w:t xml:space="preserve">F</w:t>
+      </w:r>
+      <w:r>
+        <w:t xml:space="preserve">-tests and 57.8% of the</w:t>
+      </w:r>
+      <w:r>
+        <w:t xml:space="preserve"> </w:t>
+      </w:r>
+      <w:r>
+        <w:rPr>
+          <w:i/>
+          <w:iCs/>
+        </w:rPr>
+        <w:t xml:space="preserve">t</w:t>
+      </w:r>
+      <w:r>
+        <w:t xml:space="preserve">-tests identified, closely matching the 53.7% of studies that reported an effect size in the manual coding. Effect size reporting is therefore no longer the exception in applied SES; the persistent gap is the uncertainty around those estimates, with only 7.7% of studies reporting a confidence interval for the effect of interest. Reporting an effect size is also necessary but not sufficient: for 35.9% of the effect sizes we identified, the metric was too ambiguous to be checked against the test statistic, or to be pooled reliably in a meta-analysis. The broader statcheck sweep flagged 162 of 820 recomputed tests as inconsistent (19.8%), of which 6 (0.7%) changed the statistical decision. These rates are not directly comparable with the manually coded subset, in which 40 of the 119</w:t>
+      </w:r>
+      <w:r>
+        <w:t xml:space="preserve"> </w:t>
+      </w:r>
+      <w:r>
+        <w:rPr>
+          <w:i/>
+          <w:iCs/>
+        </w:rPr>
+        <w:t xml:space="preserve">F</w:t>
+      </w:r>
+      <w:r>
+        <w:t xml:space="preserve">-tests (33.6%) departed in some way from the value we recomputed, because most of those departures reflect</w:t>
       </w:r>
       <w:r>
         <w:t xml:space="preserve"> </w:t>
@@ -7959,7 +8535,15 @@
         <w:t xml:space="preserve">p</w:t>
       </w:r>
       <w:r>
-        <w:t xml:space="preserve">-values were reported imprecisely (as</w:t>
+        <w:t xml:space="preserve">-values reported imprecisely rather than arithmetic error — a category the automated sweep treats differently. Both analyses nonetheless point the same way: inconsistencies are common, outright decision errors are rare, suggesting that the conclusions of the pre-registered analysis are not an artefact of focusing on a single result per study. Together, these findings indicate that underreporting is a pervasive feature of statistical results across studies in this sample, not confined to any particular result type or study design.</w:t>
+      </w:r>
+    </w:p>
+    <w:p>
+      <w:pPr>
+        <w:pStyle w:val="BodyText"/>
+      </w:pPr>
+      <w:r>
+        <w:t xml:space="preserve">A limitation of this study was that whilst the coding protocol was carefully piloted and interrater reliability was addressed, some degree of subjectivity in identifying the primary statistical test of interest is unavoidable, especially given inconsistent or vague hypothesis statements. For the additional analysis, XML conversion via GROBID is not perfect (equations, special characters, and non-standard formatting may cause extraction errors, which could inflate or deflate apparent error rates and in particular may have affected the detection of confidence interval reporting). Moreover, the statcheck module relies on the presence of sufficient information to recompute p-values, and any errors in text extraction or formatting, together with the debated limitations of automated</w:t>
       </w:r>
       <w:r>
         <w:t xml:space="preserve"> </w:t>
@@ -7972,10 +8556,7 @@
         <w:t xml:space="preserve">p</w:t>
       </w:r>
       <w:r>
-        <w:t xml:space="preserve"> </w:t>
-      </w:r>
-      <w:r>
-        <w:t xml:space="preserve">&lt; .05 or</w:t>
+        <w:t xml:space="preserve">-checking when one-tailed tests, adjusted</w:t>
       </w:r>
       <w:r>
         <w:t xml:space="preserve"> </w:t>
@@ -7988,521 +8569,13 @@
         <w:t xml:space="preserve">p</w:t>
       </w:r>
       <w:r>
-        <w:t xml:space="preserve"> </w:t>
-      </w:r>
-      <w:r>
-        <w:t xml:space="preserve">≤ .05). We excluded</w:t>
-      </w:r>
-      <w:r>
-        <w:t xml:space="preserve"> </w:t>
-      </w:r>
-      <w:r>
-        <w:t xml:space="preserve">“</w:t>
-      </w:r>
-      <w:r>
-        <w:rPr>
-          <w:i/>
-          <w:iCs/>
-        </w:rPr>
-        <w:t xml:space="preserve">p</w:t>
-      </w:r>
-      <w:r>
-        <w:t xml:space="preserve"> </w:t>
-      </w:r>
-      <w:r>
-        <w:t xml:space="preserve">&lt; .001”</w:t>
-      </w:r>
-      <w:r>
-        <w:t xml:space="preserve"> </w:t>
-      </w:r>
-      <w:r>
-        <w:t xml:space="preserve">and</w:t>
-      </w:r>
-      <w:r>
-        <w:t xml:space="preserve"> </w:t>
-      </w:r>
-      <w:r>
-        <w:t xml:space="preserve">“</w:t>
-      </w:r>
-      <w:r>
-        <w:rPr>
-          <w:i/>
-          <w:iCs/>
-        </w:rPr>
-        <w:t xml:space="preserve">p</w:t>
-      </w:r>
-      <w:r>
-        <w:t xml:space="preserve"> </w:t>
-      </w:r>
-      <w:r>
-        <w:t xml:space="preserve">≤ .001”</w:t>
-      </w:r>
-      <w:r>
-        <w:t xml:space="preserve">, which although imprecise, are reported in line with reporting guidelines. We thus conclude the manuscripts contained 1220 imprecise significant</w:t>
-      </w:r>
-      <w:r>
-        <w:t xml:space="preserve"> </w:t>
-      </w:r>
-      <w:r>
-        <w:rPr>
-          <w:i/>
-          <w:iCs/>
-        </w:rPr>
-        <w:t xml:space="preserve">p</w:t>
-      </w:r>
-      <w:r>
-        <w:t xml:space="preserve">-values that could in principle have been reported exactly.</w:t>
-      </w:r>
-    </w:p>
-    <w:p>
-      <w:pPr>
-        <w:pStyle w:val="BodyText"/>
-      </w:pPr>
-      <w:r>
-        <w:t xml:space="preserve">Of 616</w:t>
-      </w:r>
-      <w:r>
-        <w:t xml:space="preserve"> </w:t>
-      </w:r>
-      <w:r>
-        <w:rPr>
-          <w:i/>
-          <w:iCs/>
-        </w:rPr>
-        <w:t xml:space="preserve">F</w:t>
-      </w:r>
-      <w:r>
-        <w:t xml:space="preserve">-tests identified by Metacheck, 333 were accompanied by a standardised effect size (54.1%). Of 147</w:t>
-      </w:r>
-      <w:r>
-        <w:t xml:space="preserve"> </w:t>
-      </w:r>
-      <w:r>
-        <w:rPr>
-          <w:i/>
-          <w:iCs/>
-        </w:rPr>
-        <w:t xml:space="preserve">t</w:t>
-      </w:r>
-      <w:r>
-        <w:t xml:space="preserve">-tests, 85 were accompanied by a standardised effect size (57.8%). These percentages are similar to the results from the manual coding in Part 1 (53.7%).</w:t>
-      </w:r>
-    </w:p>
-    <w:p>
-      <w:pPr>
-        <w:pStyle w:val="BodyText"/>
-      </w:pPr>
-      <w:r>
-        <w:t xml:space="preserve">As an approximate estimate of confidence-interval reporting, we searched article full-texts for the strings</w:t>
-      </w:r>
-      <w:r>
-        <w:t xml:space="preserve"> </w:t>
-      </w:r>
-      <w:r>
-        <w:t xml:space="preserve">“95% CI”</w:t>
-      </w:r>
-      <w:r>
-        <w:t xml:space="preserve"> </w:t>
-      </w:r>
-      <w:r>
-        <w:t xml:space="preserve">or</w:t>
-      </w:r>
-      <w:r>
-        <w:t xml:space="preserve"> </w:t>
-      </w:r>
-      <w:r>
-        <w:t xml:space="preserve">“95% confidence interval”</w:t>
-      </w:r>
-      <w:r>
-        <w:t xml:space="preserve">. NA of 348 papers (NA%) contained at least one such mention. This is a coarse instrument which may inflate proportions by mentions in the methods but not results, and should be interpreted alongside the manual-coding estimate of effect-size CI reporting (7.7%).</w:t>
-      </w:r>
-    </w:p>
-    <w:p>
-      <w:pPr>
-        <w:pStyle w:val="BodyText"/>
-      </w:pPr>
-      <w:r>
-        <w:t xml:space="preserve">The Statcheck module completed 820 statistical tests. Of these, 720 were</w:t>
-      </w:r>
-      <w:r>
-        <w:t xml:space="preserve"> </w:t>
-      </w:r>
-      <w:r>
-        <w:rPr>
-          <w:i/>
-          <w:iCs/>
-        </w:rPr>
-        <w:t xml:space="preserve">F</w:t>
-      </w:r>
-      <w:r>
-        <w:t xml:space="preserve">-tests and 100 were</w:t>
-      </w:r>
-      <w:r>
-        <w:t xml:space="preserve"> </w:t>
-      </w:r>
-      <w:r>
-        <w:rPr>
-          <w:i/>
-          <w:iCs/>
-        </w:rPr>
-        <w:t xml:space="preserve">t</w:t>
-      </w:r>
-      <w:r>
-        <w:t xml:space="preserve">-tests. A total of 162 reporting errors were identified, corresponding to 19.8% of all tests. When a more conservative criterion was applied—counting only errors greater than one decimal place—the number of errors decreased to 30 (3.7%).</w:t>
-      </w:r>
-    </w:p>
-    <w:p>
-      <w:pPr>
-        <w:pStyle w:val="BodyText"/>
-      </w:pPr>
-      <w:r>
-        <w:t xml:space="preserve">In total, 6 decision errors were observed, representing 0.7% of all tests.</w:t>
-      </w:r>
-    </w:p>
-    <w:bookmarkEnd w:id="37"/>
-    <w:bookmarkEnd w:id="38"/>
-    <w:bookmarkStart w:id="39" w:name="discussion"/>
-    <w:p>
-      <w:pPr>
-        <w:pStyle w:val="Heading1"/>
-      </w:pPr>
-      <w:r>
-        <w:t xml:space="preserve">Discussion</w:t>
-      </w:r>
-    </w:p>
-    <w:p>
-      <w:pPr>
-        <w:pStyle w:val="FirstParagraph"/>
-      </w:pPr>
-      <w:r>
-        <w:t xml:space="preserve">The implications of these findings are important for our discipline, a field heavily reliant on statistical inference via null hypothesis significance tests (NHST). First, accurate reporting of inferential statistics is foundational to the interpretation and reuse of findings. Inadequate reporting of test statistics, degrees of freedom, and confidence intervals undermines reproducibility and limits the scope for verification</w:t>
-      </w:r>
-      <w:r>
-        <w:t xml:space="preserve"> </w:t>
-      </w:r>
-      <w:r>
-        <w:t xml:space="preserve">(M. Nuijten et al. 2016; Errington et al. 2017)</w:t>
-      </w:r>
-      <w:r>
-        <w:t xml:space="preserve">. Moreover, without standardized effect sizes and intervals of uncertainty, it is nearly impossible to assess the magnitude and precision of effects, impeding efforts to evaluate practical relevance or aggregate data across studies. Critically, the substantial proportion of missing or incomplete statistical information observed here represents a direct threat to the cumulative nature of the science, as it restricts the inclusion of studies in meta-analyses and limits the ability to build reliable, generalizable knowledge.There appears to be a deficit in the awareness of researchers, peer reviewers and journals as to why the reporting of this information is so important for cumulative science.</w:t>
-      </w:r>
-    </w:p>
-    <w:p>
-      <w:pPr>
-        <w:pStyle w:val="BodyText"/>
-      </w:pPr>
-      <w:r>
-        <w:t xml:space="preserve">Second, the near absence of data sharing signals a critical absence of transparency in the research method of our field. This has been observed previously, when</w:t>
-      </w:r>
-      <w:r>
-        <w:t xml:space="preserve"> </w:t>
-      </w:r>
-      <w:r>
-        <w:t xml:space="preserve">Twomey et al. (2021)</w:t>
-      </w:r>
-      <w:r>
-        <w:t xml:space="preserve"> </w:t>
-      </w:r>
-      <w:r>
-        <w:t xml:space="preserve">previously found that just 0.67% of SES studies shared data, and our previous work identified a 0% data sharing rate</w:t>
-      </w:r>
-      <w:r>
-        <w:t xml:space="preserve"> </w:t>
-      </w:r>
-      <w:r>
-        <w:t xml:space="preserve">(Mesquida et al. 2023)</w:t>
-      </w:r>
-      <w:r>
-        <w:t xml:space="preserve"> </w:t>
-      </w:r>
-      <w:r>
-        <w:t xml:space="preserve">- figures essentially replicated in this sample. Further,</w:t>
-      </w:r>
-      <w:r>
-        <w:t xml:space="preserve"> </w:t>
-      </w:r>
-      <w:r>
-        <w:t xml:space="preserve">Borg et al. (2020)</w:t>
-      </w:r>
-      <w:r>
-        <w:t xml:space="preserve"> </w:t>
-      </w:r>
-      <w:r>
-        <w:t xml:space="preserve">found that only 4.3% shared their data and/or code in a comparable audit. These findings are similar to some other fields, such as biomedical sciences</w:t>
-      </w:r>
-      <w:r>
-        <w:t xml:space="preserve"> </w:t>
-      </w:r>
-      <w:r>
-        <w:t xml:space="preserve">(Germaine, Healy, and Egan 2024)</w:t>
-      </w:r>
-      <w:r>
-        <w:t xml:space="preserve">, but much lower than in other fields, such as economics, and psychology, where the prevalence of open-data and other reproducibility-related practices is markedly higher</w:t>
-      </w:r>
-      <w:r>
-        <w:t xml:space="preserve"> </w:t>
-      </w:r>
-      <w:r>
-        <w:t xml:space="preserve">(Ferguson et al. 2023; Hardwicke et al. 2022)</w:t>
-      </w:r>
-      <w:r>
-        <w:t xml:space="preserve">. Field-specific commentaries have for some time called for SES to adopt more transparent research practices</w:t>
-      </w:r>
-      <w:r>
-        <w:t xml:space="preserve"> </w:t>
-      </w:r>
-      <w:r>
-        <w:t xml:space="preserve">(Caldwell et al. 2020)</w:t>
-      </w:r>
-      <w:r>
-        <w:t xml:space="preserve">. Whilst there are valid cases in which data cannot be shared, such as personal medical data, authors still have options to protect privacy without sacrificing transparency. One approach is the use of synthetic data, which allows researchers to simulate datasets in ways that control the degrees of resemblance to the original data while limiting the disclosure of informative information (data protection -</w:t>
-      </w:r>
-      <w:r>
-        <w:t xml:space="preserve"> </w:t>
-      </w:r>
-      <w:r>
-        <w:t xml:space="preserve">Borg et al. (2020)</w:t>
-      </w:r>
-      <w:r>
-        <w:t xml:space="preserve"> </w:t>
-      </w:r>
-      <w:r>
-        <w:t xml:space="preserve">and synthetic data -</w:t>
-      </w:r>
-      <w:r>
-        <w:t xml:space="preserve"> </w:t>
-      </w:r>
-      <w:r>
-        <w:t xml:space="preserve">Giuffrè and Shung (2023)</w:t>
-      </w:r>
-      <w:r>
-        <w:t xml:space="preserve">). However, we do believe that this sensitive data represents the minority of SES research and instead the lack of data sharing represents a systemic lack of transparency and openness to falsification in our field. Finally, the lack of data sharing raises concerns about selective reporting, and p-hacking</w:t>
-      </w:r>
-      <w:r>
-        <w:t xml:space="preserve"> </w:t>
-      </w:r>
-      <w:r>
-        <w:t xml:space="preserve">(Wicherts, Bakker, and Molenaar 2011; Open Science Collaboration 2015)</w:t>
-      </w:r>
-      <w:r>
-        <w:t xml:space="preserve"> </w:t>
-      </w:r>
-      <w:r>
-        <w:t xml:space="preserve">which should be investigated further given the presence of publication bias in our published literature</w:t>
-      </w:r>
-      <w:r>
-        <w:t xml:space="preserve"> </w:t>
-      </w:r>
-      <w:r>
-        <w:t xml:space="preserve">(Mesquida et al. 2023; Borg et al. 2023)</w:t>
-      </w:r>
-      <w:r>
-        <w:t xml:space="preserve">. In order for the sharing of code and data to become a normal part of the scientific process, there needs to be a culture shift toward self-correction and a normalization of scientific errors</w:t>
-      </w:r>
-      <w:r>
-        <w:t xml:space="preserve"> </w:t>
-      </w:r>
-      <w:r>
-        <w:t xml:space="preserve">(Frank et al. 2026)</w:t>
-      </w:r>
-      <w:r>
-        <w:t xml:space="preserve">. There is an important role for journals here to raise the bar in transparency, and data and code sharing - when ethically possible - should become the default in all high-quality journals in our field.</w:t>
-      </w:r>
-    </w:p>
-    <w:p>
-      <w:pPr>
-        <w:pStyle w:val="BodyText"/>
-      </w:pPr>
-      <w:r>
-        <w:t xml:space="preserve">Despite a successful reproducibility check of the 132 studies for which it was possible, the poor reporting quality of the original sample must be acknowledged. Just over one-third of studies provided sufficient information for</w:t>
-      </w:r>
-      <w:r>
-        <w:t xml:space="preserve"> </w:t>
-      </w:r>
-      <w:r>
-        <w:rPr>
-          <w:i/>
-          <w:iCs/>
-        </w:rPr>
-        <w:t xml:space="preserve">p</w:t>
-      </w:r>
-      <w:r>
-        <w:t xml:space="preserve">-value reproducibility checks, and 35 of those still required us to manually determine the degrees of freedom. This is also a risk of bias - we cannot evaluate if the studies that do report all critical test statistics are more reproducible than those that do not report these metrics, although</w:t>
-      </w:r>
-      <w:r>
-        <w:t xml:space="preserve"> </w:t>
-      </w:r>
-      <w:r>
-        <w:t xml:space="preserve">Wicherts, Bakker, and Molenaar (2011)</w:t>
-      </w:r>
-      <w:r>
-        <w:t xml:space="preserve"> </w:t>
-      </w:r>
-      <w:r>
-        <w:t xml:space="preserve">suggested the lack of data sharing was associated with weaker evidence, as well as a higher proportion of statistical reporting errors, in 1148 results across 49 research papers in psychology.</w:t>
-      </w:r>
-    </w:p>
-    <w:p>
-      <w:pPr>
-        <w:pStyle w:val="BodyText"/>
-      </w:pPr>
-      <w:r>
-        <w:t xml:space="preserve">The automated analysis via Metacheck, which examined all</w:t>
-      </w:r>
-      <w:r>
-        <w:t xml:space="preserve"> </w:t>
-      </w:r>
-      <w:r>
-        <w:rPr>
-          <w:i/>
-          <w:iCs/>
-        </w:rPr>
-        <w:t xml:space="preserve">F</w:t>
-      </w:r>
-      <w:r>
-        <w:t xml:space="preserve">- and</w:t>
-      </w:r>
-      <w:r>
-        <w:t xml:space="preserve"> </w:t>
-      </w:r>
-      <w:r>
-        <w:rPr>
-          <w:i/>
-          <w:iCs/>
-        </w:rPr>
-        <w:t xml:space="preserve">t</w:t>
-      </w:r>
-      <w:r>
-        <w:t xml:space="preserve">-tests across the 348 convertible articles, corroborated and extended the findings from the manually coded subset. A substantial proportion of significant</w:t>
-      </w:r>
-      <w:r>
-        <w:t xml:space="preserve"> </w:t>
-      </w:r>
-      <w:r>
-        <w:rPr>
-          <w:i/>
-          <w:iCs/>
-        </w:rPr>
-        <w:t xml:space="preserve">p</w:t>
-      </w:r>
-      <w:r>
-        <w:t xml:space="preserve">-values were reported imprecisely (e.g., as</w:t>
-      </w:r>
-      <w:r>
-        <w:t xml:space="preserve"> </w:t>
-      </w:r>
-      <w:r>
-        <w:rPr>
-          <w:i/>
-          <w:iCs/>
-        </w:rPr>
-        <w:t xml:space="preserve">p</w:t>
-      </w:r>
-      <w:r>
-        <w:t xml:space="preserve"> </w:t>
-      </w:r>
-      <w:r>
-        <w:t xml:space="preserve">&lt; .05 rather than an exact value), a practice that prevents readers from evaluating the precise strength of evidence and is inconsistent with current reporting standards [APA JARS;</w:t>
-      </w:r>
-      <w:r>
-        <w:t xml:space="preserve"> </w:t>
-      </w:r>
-      <w:r>
-        <w:t xml:space="preserve">Appelbaum et al. (2018)</w:t>
-      </w:r>
-      <w:r>
-        <w:t xml:space="preserve">] and with calls to move beyond a binary</w:t>
-      </w:r>
-      <w:r>
-        <w:t xml:space="preserve"> </w:t>
-      </w:r>
-      <w:r>
-        <w:rPr>
-          <w:i/>
-          <w:iCs/>
-        </w:rPr>
-        <w:t xml:space="preserve">p</w:t>
-      </w:r>
-      <w:r>
-        <w:t xml:space="preserve"> </w:t>
-      </w:r>
-      <w:r>
-        <w:t xml:space="preserve">&lt; .05 framing</w:t>
-      </w:r>
-      <w:r>
-        <w:t xml:space="preserve"> </w:t>
-      </w:r>
-      <w:r>
-        <w:t xml:space="preserve">(Wasserstein, Schirm, and Lazar 2019; Amrhein, Greenland, and McShane 2019)</w:t>
-      </w:r>
-      <w:r>
-        <w:t xml:space="preserve">. Standardised effect sizes were reported for only a minority of</w:t>
-      </w:r>
-      <w:r>
-        <w:t xml:space="preserve"> </w:t>
-      </w:r>
-      <w:r>
-        <w:rPr>
-          <w:i/>
-          <w:iCs/>
-        </w:rPr>
-        <w:t xml:space="preserve">F</w:t>
-      </w:r>
-      <w:r>
-        <w:t xml:space="preserve">- and</w:t>
-      </w:r>
-      <w:r>
-        <w:t xml:space="preserve"> </w:t>
-      </w:r>
-      <w:r>
-        <w:rPr>
-          <w:i/>
-          <w:iCs/>
-        </w:rPr>
-        <w:t xml:space="preserve">t</w:t>
-      </w:r>
-      <w:r>
-        <w:t xml:space="preserve">-tests identified, a finding consistent with the manual coding results and reinforcing the conclusion that effect size reporting remains uncommon rather than routine in applied SES. The broader statcheck sweep revealed a similar overall error rate to that found in the manual subsample, suggesting that the conclusions of the pre-registered analysis are not an artefact of focusing on a single result per study. Together, these findings indicate that underreporting is a pervasive feature of statistical results across studies in this sample, not confined to any particular result type or study design.</w:t>
-      </w:r>
-    </w:p>
-    <w:p>
-      <w:pPr>
-        <w:pStyle w:val="BodyText"/>
-      </w:pPr>
-      <w:r>
-        <w:t xml:space="preserve">A limitation of this study was that whilst the coding protocol was carefully piloted and interrater reliability was addressed, some degree of subjectivity in identifying the primary statistical test of interest is unavoidable, especially given inconsistent or vague hypothesis statements. For the additional analysis, XML conversion via GROBID is not perfect (equations, special characters, and non-standard formatting may cause extraction errors, which could inflate or deflate apparent error rates and in particular may have affected the detection of confidence interval reporting). Moreover, the statcheck module relies on the presence of sufficient information to recompute p-values, and any errors in text extraction or formatting, together with the known limitations of automated</w:t>
-      </w:r>
-      <w:r>
-        <w:t xml:space="preserve"> </w:t>
-      </w:r>
-      <w:r>
-        <w:rPr>
-          <w:i/>
-          <w:iCs/>
-        </w:rPr>
-        <w:t xml:space="preserve">p</w:t>
-      </w:r>
-      <w:r>
-        <w:t xml:space="preserve">-checking when one-tailed tests, adjusted</w:t>
-      </w:r>
-      <w:r>
-        <w:t xml:space="preserve"> </w:t>
-      </w:r>
-      <w:r>
-        <w:rPr>
-          <w:i/>
-          <w:iCs/>
-        </w:rPr>
-        <w:t xml:space="preserve">p</w:t>
-      </w:r>
-      <w:r>
         <w:t xml:space="preserve">-values, or sphericity corrections are involved</w:t>
       </w:r>
       <w:r>
         <w:t xml:space="preserve"> </w:t>
       </w:r>
       <w:r>
-        <w:t xml:space="preserve">(Schmidt 2017)</w:t>
+        <w:t xml:space="preserve">(Nuijten et al., 2017; Schmidt, 2017)</w:t>
       </w:r>
       <w:r>
         <w:t xml:space="preserve">, could lead to misclassification of errors. Finally, the search for confidence interval reporting based on specific phrases is a blunt instrument that may miss instances where confidence intervals are reported without using these exact terms, or where they are reported in tables rather than text.</w:t>
@@ -8540,7 +8613,7 @@
         <w:t xml:space="preserve"> </w:t>
       </w:r>
       <w:r>
-        <w:t xml:space="preserve">(Appelbaum et al. 2018)</w:t>
+        <w:t xml:space="preserve">(Appelbaum et al., 2018)</w:t>
       </w:r>
       <w:r>
         <w:t xml:space="preserve">, and adopt the Transparency and Openness Promotion (TOP) guidelines</w:t>
@@ -8549,7 +8622,7 @@
         <w:t xml:space="preserve"> </w:t>
       </w:r>
       <w:r>
-        <w:t xml:space="preserve">(Nosek et al. 2015)</w:t>
+        <w:t xml:space="preserve">(Nosek et al., 2015)</w:t>
       </w:r>
       <w:r>
         <w:t xml:space="preserve"> </w:t>
@@ -8607,7 +8680,7 @@
         <w:t xml:space="preserve"> </w:t>
       </w:r>
       <w:r>
-        <w:t xml:space="preserve">(Wilkinson et al. 2016)</w:t>
+        <w:t xml:space="preserve">(Wilkinson et al., 2016)</w:t>
       </w:r>
       <w:r>
         <w:t xml:space="preserve">. Reviewers and editors should verify that links are active and that the materials correspond to reported results. To maximise usability and reproducibility, shared materials should follow best practices for open data, including the provision of a clear README file describing the study and file structure, a data dictionary or codebook defining all variables, and data stored in machine-readable, non-proprietary formats (e.g., .csv). Repositories should be logically organised, with scripts that reproduce the main analyses and outputs (e.g. Quarto documents), enabling independent verification and reuse.</w:t>
@@ -8664,8 +8737,8 @@
         <w:t xml:space="preserve">, while challenging, offers an unprecedented opportunity to reshape the standards of scientific integrity and accelerate the changed required to build a robust scientific culture.</w:t>
       </w:r>
     </w:p>
-    <w:bookmarkEnd w:id="39"/>
-    <w:bookmarkStart w:id="140" w:name="references"/>
+    <w:bookmarkEnd w:id="38"/>
+    <w:bookmarkStart w:id="143" w:name="references"/>
     <w:p>
       <w:pPr>
         <w:pStyle w:val="Heading1"/>
@@ -8674,32 +8747,19 @@
         <w:t xml:space="preserve">References</w:t>
       </w:r>
     </w:p>
-    <w:bookmarkStart w:id="139" w:name="refs"/>
-    <w:bookmarkStart w:id="41" w:name="ref-quarto"/>
+    <w:bookmarkStart w:id="142" w:name="refs"/>
+    <w:bookmarkStart w:id="40" w:name="ref-quarto"/>
     <w:p>
       <w:pPr>
         <w:pStyle w:val="Bibliography"/>
       </w:pPr>
       <w:r>
-        <w:t xml:space="preserve">Allaire, JJ, and Christophe Dervieux. 2025.</w:t>
-      </w:r>
-      <w:r>
-        <w:t xml:space="preserve"> </w:t>
-      </w:r>
-      <w:r>
-        <w:rPr>
-          <w:i/>
-          <w:iCs/>
-        </w:rPr>
-        <w:t xml:space="preserve">Quarto: R Interface to ’Quarto’ Markdown Publishing System</w:t>
-      </w:r>
-      <w:r>
-        <w:t xml:space="preserve">.</w:t>
-      </w:r>
-      <w:r>
-        <w:t xml:space="preserve"> </w:t>
-      </w:r>
-      <w:hyperlink r:id="rId40">
+        <w:t xml:space="preserve">Allaire, J., Dervieux, C., 2025. Quarto: R interface to ’quarto’ markdown publishing system.</w:t>
+      </w:r>
+      <w:r>
+        <w:t xml:space="preserve"> </w:t>
+      </w:r>
+      <w:hyperlink r:id="rId39">
         <w:r>
           <w:rPr>
             <w:rStyle w:val="Hyperlink"/>
@@ -8707,45 +8767,20 @@
           <w:t xml:space="preserve">https://doi.org/10.32614/CRAN.package.quarto</w:t>
         </w:r>
       </w:hyperlink>
-      <w:r>
-        <w:t xml:space="preserve">.</w:t>
-      </w:r>
-    </w:p>
-    <w:bookmarkEnd w:id="41"/>
-    <w:bookmarkStart w:id="43" w:name="ref-amrhein_retire_2019"/>
+    </w:p>
+    <w:bookmarkEnd w:id="40"/>
+    <w:bookmarkStart w:id="42" w:name="ref-amrhein_retire_2019"/>
     <w:p>
       <w:pPr>
         <w:pStyle w:val="Bibliography"/>
       </w:pPr>
       <w:r>
-        <w:t xml:space="preserve">Amrhein, Valentin, Sander Greenland, and Blake McShane. 2019.</w:t>
-      </w:r>
-      <w:r>
-        <w:t xml:space="preserve"> </w:t>
-      </w:r>
-      <w:r>
-        <w:t xml:space="preserve">“Scientists Rise up Against Statistical Significance.”</w:t>
-      </w:r>
-      <w:r>
-        <w:t xml:space="preserve"> </w:t>
-      </w:r>
-      <w:r>
-        <w:rPr>
-          <w:i/>
-          <w:iCs/>
-        </w:rPr>
-        <w:t xml:space="preserve">Nature</w:t>
-      </w:r>
-      <w:r>
-        <w:t xml:space="preserve"> </w:t>
-      </w:r>
-      <w:r>
-        <w:t xml:space="preserve">567: 305–7.</w:t>
-      </w:r>
-      <w:r>
-        <w:t xml:space="preserve"> </w:t>
-      </w:r>
-      <w:hyperlink r:id="rId42">
+        <w:t xml:space="preserve">Amrhein, V., Greenland, S., McShane, B., 2019. Scientists rise up against statistical significance. Nature 567, 305–307.</w:t>
+      </w:r>
+      <w:r>
+        <w:t xml:space="preserve"> </w:t>
+      </w:r>
+      <w:hyperlink r:id="rId41">
         <w:r>
           <w:rPr>
             <w:rStyle w:val="Hyperlink"/>
@@ -8753,24 +8788,15 @@
           <w:t xml:space="preserve">https://doi.org/10.1038/d41586-019-00857-9</w:t>
         </w:r>
       </w:hyperlink>
-      <w:r>
-        <w:t xml:space="preserve">.</w:t>
-      </w:r>
-    </w:p>
-    <w:bookmarkEnd w:id="43"/>
-    <w:bookmarkStart w:id="45" w:name="ref-anderson_theres_2016"/>
+    </w:p>
+    <w:bookmarkEnd w:id="42"/>
+    <w:bookmarkStart w:id="44" w:name="ref-anderson_theres_2016"/>
     <w:p>
       <w:pPr>
         <w:pStyle w:val="Bibliography"/>
       </w:pPr>
       <w:r>
-        <w:t xml:space="preserve">Anderson, Samantha F., and Scott E. Maxwell. 2016.</w:t>
-      </w:r>
-      <w:r>
-        <w:t xml:space="preserve"> </w:t>
-      </w:r>
-      <w:r>
-        <w:t xml:space="preserve">“There’s More Than One Way to Conduct a Replication Study:</w:t>
+        <w:t xml:space="preserve">Anderson, S.F., Maxwell, S.E., 2016. There’s more than one way to conduct a replication study:</w:t>
       </w:r>
       <w:r>
         <w:t xml:space="preserve"> </w:t>
@@ -8782,28 +8808,12 @@
         <w:t xml:space="preserve"> </w:t>
       </w:r>
       <w:r>
-        <w:t xml:space="preserve">Statistical Significance.”</w:t>
-      </w:r>
-      <w:r>
-        <w:t xml:space="preserve"> </w:t>
-      </w:r>
-      <w:r>
-        <w:rPr>
-          <w:i/>
-          <w:iCs/>
-        </w:rPr>
-        <w:t xml:space="preserve">Psychological Methods</w:t>
-      </w:r>
-      <w:r>
-        <w:t xml:space="preserve"> </w:t>
-      </w:r>
-      <w:r>
-        <w:t xml:space="preserve">21 (1): 1–12.</w:t>
-      </w:r>
-      <w:r>
-        <w:t xml:space="preserve"> </w:t>
-      </w:r>
-      <w:hyperlink r:id="rId44">
+        <w:t xml:space="preserve">statistical significance. Psychological Methods 21, 1–12.</w:t>
+      </w:r>
+      <w:r>
+        <w:t xml:space="preserve"> </w:t>
+      </w:r>
+      <w:hyperlink r:id="rId43">
         <w:r>
           <w:rPr>
             <w:rStyle w:val="Hyperlink"/>
@@ -8811,24 +8821,15 @@
           <w:t xml:space="preserve">https://doi.org/10.1037/met0000051</w:t>
         </w:r>
       </w:hyperlink>
-      <w:r>
-        <w:t xml:space="preserve">.</w:t>
-      </w:r>
-    </w:p>
-    <w:bookmarkEnd w:id="45"/>
-    <w:bookmarkStart w:id="47" w:name="ref-appelbaum_journal_2018"/>
+    </w:p>
+    <w:bookmarkEnd w:id="44"/>
+    <w:bookmarkStart w:id="46" w:name="ref-appelbaum_journal_2018"/>
     <w:p>
       <w:pPr>
         <w:pStyle w:val="Bibliography"/>
       </w:pPr>
       <w:r>
-        <w:t xml:space="preserve">Appelbaum, Mark, Harris Cooper, Rex B. Kline, Evan Mayo-Wilson, Arthur M. Nezu, and Stephen M. Rao. 2018.</w:t>
-      </w:r>
-      <w:r>
-        <w:t xml:space="preserve"> </w:t>
-      </w:r>
-      <w:r>
-        <w:t xml:space="preserve">“Journal Article Reporting Standards for Quantitative Research in Psychology:</w:t>
+        <w:t xml:space="preserve">Appelbaum, M., Cooper, H., Kline, R.B., Mayo-Wilson, E., Nezu, A.M., Rao, S.M., 2018. Journal article reporting standards for quantitative research in psychology:</w:t>
       </w:r>
       <w:r>
         <w:t xml:space="preserve"> </w:t>
@@ -8870,28 +8871,12 @@
         <w:t xml:space="preserve"> </w:t>
       </w:r>
       <w:r>
-        <w:t xml:space="preserve">Task Force Report.”</w:t>
-      </w:r>
-      <w:r>
-        <w:t xml:space="preserve"> </w:t>
-      </w:r>
-      <w:r>
-        <w:rPr>
-          <w:i/>
-          <w:iCs/>
-        </w:rPr>
-        <w:t xml:space="preserve">American Psychologist</w:t>
-      </w:r>
-      <w:r>
-        <w:t xml:space="preserve"> </w:t>
-      </w:r>
-      <w:r>
-        <w:t xml:space="preserve">73 (1): 3–25.</w:t>
-      </w:r>
-      <w:r>
-        <w:t xml:space="preserve"> </w:t>
-      </w:r>
-      <w:hyperlink r:id="rId46">
+        <w:t xml:space="preserve">task force report. American Psychologist 73, 3–25.</w:t>
+      </w:r>
+      <w:r>
+        <w:t xml:space="preserve"> </w:t>
+      </w:r>
+      <w:hyperlink r:id="rId45">
         <w:r>
           <w:rPr>
             <w:rStyle w:val="Hyperlink"/>
@@ -8899,45 +8884,20 @@
           <w:t xml:space="preserve">https://doi.org/10.1037/amp0000191</w:t>
         </w:r>
       </w:hyperlink>
-      <w:r>
-        <w:t xml:space="preserve">.</w:t>
-      </w:r>
-    </w:p>
-    <w:bookmarkEnd w:id="47"/>
-    <w:bookmarkStart w:id="49" w:name="ref-bakker_misreporting_2011"/>
+    </w:p>
+    <w:bookmarkEnd w:id="46"/>
+    <w:bookmarkStart w:id="48" w:name="ref-bakker_misreporting_2011"/>
     <w:p>
       <w:pPr>
         <w:pStyle w:val="Bibliography"/>
       </w:pPr>
       <w:r>
-        <w:t xml:space="preserve">Bakker, M., and J. M. Wicherts. 2011.</w:t>
-      </w:r>
-      <w:r>
-        <w:t xml:space="preserve"> </w:t>
-      </w:r>
-      <w:r>
-        <w:t xml:space="preserve">“The (Mis)reporting of Statistical Results in Psychology Journals.”</w:t>
-      </w:r>
-      <w:r>
-        <w:t xml:space="preserve"> </w:t>
-      </w:r>
-      <w:r>
-        <w:rPr>
-          <w:i/>
-          <w:iCs/>
-        </w:rPr>
-        <w:t xml:space="preserve">Behavior Research Methods</w:t>
-      </w:r>
-      <w:r>
-        <w:t xml:space="preserve"> </w:t>
-      </w:r>
-      <w:r>
-        <w:t xml:space="preserve">43 (3): 666–78.</w:t>
-      </w:r>
-      <w:r>
-        <w:t xml:space="preserve"> </w:t>
-      </w:r>
-      <w:hyperlink r:id="rId48">
+        <w:t xml:space="preserve">Bakker, M., Wicherts, J.M., 2011. The (mis)reporting of statistical results in psychology journals. Behavior Research Methods 43, 666–678.</w:t>
+      </w:r>
+      <w:r>
+        <w:t xml:space="preserve"> </w:t>
+      </w:r>
+      <w:hyperlink r:id="rId47">
         <w:r>
           <w:rPr>
             <w:rStyle w:val="Hyperlink"/>
@@ -8945,45 +8905,20 @@
           <w:t xml:space="preserve">https://doi.org/10.3758/s13428-011-0089-5</w:t>
         </w:r>
       </w:hyperlink>
-      <w:r>
-        <w:t xml:space="preserve">.</w:t>
-      </w:r>
-    </w:p>
-    <w:bookmarkEnd w:id="49"/>
-    <w:bookmarkStart w:id="51" w:name="ref-borg_bias_2023"/>
+    </w:p>
+    <w:bookmarkEnd w:id="48"/>
+    <w:bookmarkStart w:id="50" w:name="ref-borg_bias_2023"/>
     <w:p>
       <w:pPr>
         <w:pStyle w:val="Bibliography"/>
       </w:pPr>
       <w:r>
-        <w:t xml:space="preserve">Borg, David, Adrian G. Barnett, Aaron R. Caldwell, Nicole M. White, and Ian B. Stewart. 2023.</w:t>
-      </w:r>
-      <w:r>
-        <w:t xml:space="preserve"> </w:t>
-      </w:r>
-      <w:r>
-        <w:t xml:space="preserve">“The Bias for Statistical Significance in Sport and Exercise Medicine.”</w:t>
-      </w:r>
-      <w:r>
-        <w:t xml:space="preserve"> </w:t>
-      </w:r>
-      <w:r>
-        <w:rPr>
-          <w:i/>
-          <w:iCs/>
-        </w:rPr>
-        <w:t xml:space="preserve">Journal of Science and Medicine in Sport</w:t>
-      </w:r>
-      <w:r>
-        <w:t xml:space="preserve"> </w:t>
-      </w:r>
-      <w:r>
-        <w:t xml:space="preserve">26 (3): 164–68.</w:t>
-      </w:r>
-      <w:r>
-        <w:t xml:space="preserve"> </w:t>
-      </w:r>
-      <w:hyperlink r:id="rId50">
+        <w:t xml:space="preserve">Borg, D., Barnett, A.G., Caldwell, A.R., White, N.M., Stewart, I.B., 2023. The bias for statistical significance in sport and exercise medicine. Journal of Science and Medicine in Sport 26, 164–168.</w:t>
+      </w:r>
+      <w:r>
+        <w:t xml:space="preserve"> </w:t>
+      </w:r>
+      <w:hyperlink r:id="rId49">
         <w:r>
           <w:rPr>
             <w:rStyle w:val="Hyperlink"/>
@@ -8991,155 +8926,140 @@
           <w:t xml:space="preserve">https://doi.org/10.1016/j.jsams.2023.03.002</w:t>
         </w:r>
       </w:hyperlink>
+    </w:p>
+    <w:bookmarkEnd w:id="50"/>
+    <w:bookmarkStart w:id="52" w:name="ref-borg_sharing_2020"/>
+    <w:p>
+      <w:pPr>
+        <w:pStyle w:val="Bibliography"/>
+      </w:pPr>
+      <w:r>
+        <w:t xml:space="preserve">Borg, D., Bon, J.J., Sainani, K., Baguley, B.J., Tierney, N.J., Drovandi, C., 2020. Sharing</w:t>
+      </w:r>
+      <w:r>
+        <w:t xml:space="preserve"> </w:t>
+      </w:r>
+      <w:r>
+        <w:t xml:space="preserve">Data</w:t>
+      </w:r>
+      <w:r>
+        <w:t xml:space="preserve"> </w:t>
+      </w:r>
+      <w:r>
+        <w:t xml:space="preserve">and</w:t>
+      </w:r>
+      <w:r>
+        <w:t xml:space="preserve"> </w:t>
+      </w:r>
+      <w:r>
+        <w:t xml:space="preserve">Code</w:t>
+      </w:r>
+      <w:r>
+        <w:t xml:space="preserve">:</w:t>
+      </w:r>
+      <w:r>
+        <w:t xml:space="preserve"> </w:t>
+      </w:r>
+      <w:r>
+        <w:t xml:space="preserve">A</w:t>
+      </w:r>
+      <w:r>
+        <w:t xml:space="preserve"> </w:t>
+      </w:r>
+      <w:r>
+        <w:t xml:space="preserve">Comment</w:t>
+      </w:r>
+      <w:r>
+        <w:t xml:space="preserve"> </w:t>
+      </w:r>
+      <w:r>
+        <w:t xml:space="preserve">on the</w:t>
+      </w:r>
+      <w:r>
+        <w:t xml:space="preserve"> </w:t>
+      </w:r>
+      <w:r>
+        <w:t xml:space="preserve">Call</w:t>
+      </w:r>
+      <w:r>
+        <w:t xml:space="preserve"> </w:t>
+      </w:r>
+      <w:r>
+        <w:t xml:space="preserve">for the</w:t>
+      </w:r>
+      <w:r>
+        <w:t xml:space="preserve"> </w:t>
+      </w:r>
+      <w:r>
+        <w:t xml:space="preserve">Adoption</w:t>
+      </w:r>
+      <w:r>
+        <w:t xml:space="preserve"> </w:t>
+      </w:r>
+      <w:r>
+        <w:t xml:space="preserve">of</w:t>
+      </w:r>
+      <w:r>
+        <w:t xml:space="preserve"> </w:t>
+      </w:r>
+      <w:r>
+        <w:t xml:space="preserve">More</w:t>
+      </w:r>
+      <w:r>
+        <w:t xml:space="preserve"> </w:t>
+      </w:r>
+      <w:r>
+        <w:t xml:space="preserve">Transparent</w:t>
+      </w:r>
+      <w:r>
+        <w:t xml:space="preserve"> </w:t>
+      </w:r>
+      <w:r>
+        <w:t xml:space="preserve">Research</w:t>
+      </w:r>
+      <w:r>
+        <w:t xml:space="preserve"> </w:t>
+      </w:r>
+      <w:r>
+        <w:t xml:space="preserve">Practices</w:t>
+      </w:r>
+      <w:r>
+        <w:t xml:space="preserve"> </w:t>
+      </w:r>
+      <w:r>
+        <w:t xml:space="preserve">in</w:t>
+      </w:r>
+      <w:r>
+        <w:t xml:space="preserve"> </w:t>
+      </w:r>
+      <w:r>
+        <w:t xml:space="preserve">Sport</w:t>
+      </w:r>
+      <w:r>
+        <w:t xml:space="preserve"> </w:t>
+      </w:r>
+      <w:r>
+        <w:t xml:space="preserve">and</w:t>
+      </w:r>
+      <w:r>
+        <w:t xml:space="preserve"> </w:t>
+      </w:r>
+      <w:r>
+        <w:t xml:space="preserve">Exercise</w:t>
+      </w:r>
+      <w:r>
+        <w:t xml:space="preserve"> </w:t>
+      </w:r>
+      <w:r>
+        <w:t xml:space="preserve">Science</w:t>
+      </w:r>
       <w:r>
         <w:t xml:space="preserve">.</w:t>
       </w:r>
-    </w:p>
-    <w:bookmarkEnd w:id="51"/>
-    <w:bookmarkStart w:id="53" w:name="ref-borg_sharing_2020"/>
-    <w:p>
-      <w:pPr>
-        <w:pStyle w:val="Bibliography"/>
-      </w:pPr>
-      <w:r>
-        <w:t xml:space="preserve">Borg, David, Joshua J Bon, Kristin Sainani, Brenton J Baguley, Nicholas J Tierney, and Christopher Drovandi. 2020.</w:t>
-      </w:r>
-      <w:r>
-        <w:t xml:space="preserve"> </w:t>
-      </w:r>
-      <w:r>
-        <w:t xml:space="preserve">“Sharing</w:t>
-      </w:r>
-      <w:r>
-        <w:t xml:space="preserve"> </w:t>
-      </w:r>
-      <w:r>
-        <w:t xml:space="preserve">Data</w:t>
-      </w:r>
-      <w:r>
-        <w:t xml:space="preserve"> </w:t>
-      </w:r>
-      <w:r>
-        <w:t xml:space="preserve">and</w:t>
-      </w:r>
-      <w:r>
-        <w:t xml:space="preserve"> </w:t>
-      </w:r>
-      <w:r>
-        <w:t xml:space="preserve">Code</w:t>
-      </w:r>
-      <w:r>
-        <w:t xml:space="preserve">:</w:t>
-      </w:r>
-      <w:r>
-        <w:t xml:space="preserve"> </w:t>
-      </w:r>
-      <w:r>
-        <w:t xml:space="preserve">A</w:t>
-      </w:r>
-      <w:r>
-        <w:t xml:space="preserve"> </w:t>
-      </w:r>
-      <w:r>
-        <w:t xml:space="preserve">Comment</w:t>
-      </w:r>
-      <w:r>
-        <w:t xml:space="preserve"> </w:t>
-      </w:r>
-      <w:r>
-        <w:t xml:space="preserve">on the</w:t>
-      </w:r>
-      <w:r>
-        <w:t xml:space="preserve"> </w:t>
-      </w:r>
-      <w:r>
-        <w:t xml:space="preserve">Call</w:t>
-      </w:r>
-      <w:r>
-        <w:t xml:space="preserve"> </w:t>
-      </w:r>
-      <w:r>
-        <w:t xml:space="preserve">for the</w:t>
-      </w:r>
-      <w:r>
-        <w:t xml:space="preserve"> </w:t>
-      </w:r>
-      <w:r>
-        <w:t xml:space="preserve">Adoption</w:t>
-      </w:r>
-      <w:r>
-        <w:t xml:space="preserve"> </w:t>
-      </w:r>
-      <w:r>
-        <w:t xml:space="preserve">of</w:t>
-      </w:r>
-      <w:r>
-        <w:t xml:space="preserve"> </w:t>
-      </w:r>
-      <w:r>
-        <w:t xml:space="preserve">More</w:t>
-      </w:r>
-      <w:r>
-        <w:t xml:space="preserve"> </w:t>
-      </w:r>
-      <w:r>
-        <w:t xml:space="preserve">Transparent</w:t>
-      </w:r>
-      <w:r>
-        <w:t xml:space="preserve"> </w:t>
-      </w:r>
-      <w:r>
-        <w:t xml:space="preserve">Research</w:t>
-      </w:r>
-      <w:r>
-        <w:t xml:space="preserve"> </w:t>
-      </w:r>
-      <w:r>
-        <w:t xml:space="preserve">Practices</w:t>
-      </w:r>
-      <w:r>
-        <w:t xml:space="preserve"> </w:t>
-      </w:r>
-      <w:r>
-        <w:t xml:space="preserve">in</w:t>
-      </w:r>
-      <w:r>
-        <w:t xml:space="preserve"> </w:t>
-      </w:r>
-      <w:r>
-        <w:t xml:space="preserve">Sport</w:t>
-      </w:r>
-      <w:r>
-        <w:t xml:space="preserve"> </w:t>
-      </w:r>
-      <w:r>
-        <w:t xml:space="preserve">and</w:t>
-      </w:r>
-      <w:r>
-        <w:t xml:space="preserve"> </w:t>
-      </w:r>
-      <w:r>
-        <w:t xml:space="preserve">Exercise</w:t>
-      </w:r>
-      <w:r>
-        <w:t xml:space="preserve"> </w:t>
-      </w:r>
-      <w:r>
-        <w:t xml:space="preserve">Science</w:t>
-      </w:r>
-      <w:r>
-        <w:t xml:space="preserve">.”</w:t>
-      </w:r>
-      <w:r>
-        <w:t xml:space="preserve"> </w:t>
-      </w:r>
-      <w:r>
-        <w:t xml:space="preserve">SportRxiv.</w:t>
-      </w:r>
-      <w:r>
-        <w:t xml:space="preserve"> </w:t>
-      </w:r>
-      <w:hyperlink r:id="rId52">
+      <w:r>
+        <w:t xml:space="preserve"> </w:t>
+      </w:r>
+      <w:hyperlink r:id="rId51">
         <w:r>
           <w:rPr>
             <w:rStyle w:val="Hyperlink"/>
@@ -9147,45 +9067,20 @@
           <w:t xml:space="preserve">https://doi.org/10.31236/osf.io/ftdgj</w:t>
         </w:r>
       </w:hyperlink>
-      <w:r>
-        <w:t xml:space="preserve">.</w:t>
-      </w:r>
-    </w:p>
-    <w:bookmarkEnd w:id="53"/>
-    <w:bookmarkStart w:id="55" w:name="ref-caldwell_vigotsky_2020"/>
+    </w:p>
+    <w:bookmarkEnd w:id="52"/>
+    <w:bookmarkStart w:id="54" w:name="ref-caldwell_vigotsky_2020"/>
     <w:p>
       <w:pPr>
         <w:pStyle w:val="Bibliography"/>
       </w:pPr>
       <w:r>
-        <w:t xml:space="preserve">Caldwell, Aaron R., and Andrew D. Vigotsky. 2020.</w:t>
-      </w:r>
-      <w:r>
-        <w:t xml:space="preserve"> </w:t>
-      </w:r>
-      <w:r>
-        <w:t xml:space="preserve">“A Case Against Default Effect Sizes in Sport and Exercise Science.”</w:t>
-      </w:r>
-      <w:r>
-        <w:t xml:space="preserve"> </w:t>
-      </w:r>
-      <w:r>
-        <w:rPr>
-          <w:i/>
-          <w:iCs/>
-        </w:rPr>
-        <w:t xml:space="preserve">PeerJ</w:t>
-      </w:r>
-      <w:r>
-        <w:t xml:space="preserve"> </w:t>
-      </w:r>
-      <w:r>
-        <w:t xml:space="preserve">8: e10314.</w:t>
-      </w:r>
-      <w:r>
-        <w:t xml:space="preserve"> </w:t>
-      </w:r>
-      <w:hyperlink r:id="rId54">
+        <w:t xml:space="preserve">Caldwell, A.R., Vigotsky, A.D., 2020. A case against default effect sizes in sport and exercise science. PeerJ 8, e10314.</w:t>
+      </w:r>
+      <w:r>
+        <w:t xml:space="preserve"> </w:t>
+      </w:r>
+      <w:hyperlink r:id="rId53">
         <w:r>
           <w:rPr>
             <w:rStyle w:val="Hyperlink"/>
@@ -9193,45 +9088,20 @@
           <w:t xml:space="preserve">https://doi.org/10.7717/peerj.10314</w:t>
         </w:r>
       </w:hyperlink>
-      <w:r>
-        <w:t xml:space="preserve">.</w:t>
-      </w:r>
-    </w:p>
-    <w:bookmarkEnd w:id="55"/>
-    <w:bookmarkStart w:id="57" w:name="ref-caldwell_moving_2020"/>
+    </w:p>
+    <w:bookmarkEnd w:id="54"/>
+    <w:bookmarkStart w:id="56" w:name="ref-caldwell_moving_2020"/>
     <w:p>
       <w:pPr>
         <w:pStyle w:val="Bibliography"/>
       </w:pPr>
       <w:r>
-        <w:t xml:space="preserve">Caldwell, Aaron R., Andrew D. Vigotsky, Matthew S. Tenan, Rémi Radel, David T. Mellor, Andreas Kreutzer, Ian M. Lahart, John P. Mills, and Matthieu P. Boisgontier. 2020.</w:t>
-      </w:r>
-      <w:r>
-        <w:t xml:space="preserve"> </w:t>
-      </w:r>
-      <w:r>
-        <w:t xml:space="preserve">“Moving Sport and Exercise Science Forward: A Call for the Adoption of More Transparent Research Practices.”</w:t>
-      </w:r>
-      <w:r>
-        <w:t xml:space="preserve"> </w:t>
-      </w:r>
-      <w:r>
-        <w:rPr>
-          <w:i/>
-          <w:iCs/>
-        </w:rPr>
-        <w:t xml:space="preserve">Sports Medicine</w:t>
-      </w:r>
-      <w:r>
-        <w:t xml:space="preserve"> </w:t>
-      </w:r>
-      <w:r>
-        <w:t xml:space="preserve">50 (3): 449–59.</w:t>
-      </w:r>
-      <w:r>
-        <w:t xml:space="preserve"> </w:t>
-      </w:r>
-      <w:hyperlink r:id="rId56">
+        <w:t xml:space="preserve">Caldwell, A.R., Vigotsky, A.D., Tenan, M.S., Radel, R., Mellor, D.T., Kreutzer, A., Lahart, I.M., Mills, J.P., Boisgontier, M.P., 2020. Moving sport and exercise science forward: A call for the adoption of more transparent research practices. Sports Medicine 50, 449–459.</w:t>
+      </w:r>
+      <w:r>
+        <w:t xml:space="preserve"> </w:t>
+      </w:r>
+      <w:hyperlink r:id="rId55">
         <w:r>
           <w:rPr>
             <w:rStyle w:val="Hyperlink"/>
@@ -9239,24 +9109,15 @@
           <w:t xml:space="preserve">https://doi.org/10.1007/s40279-019-01227-1</w:t>
         </w:r>
       </w:hyperlink>
-      <w:r>
-        <w:t xml:space="preserve">.</w:t>
-      </w:r>
-    </w:p>
-    <w:bookmarkEnd w:id="57"/>
-    <w:bookmarkStart w:id="59" w:name="ref-cumming_new_statistics_2014"/>
+    </w:p>
+    <w:bookmarkEnd w:id="56"/>
+    <w:bookmarkStart w:id="58" w:name="ref-cumming_new_statistics_2014"/>
     <w:p>
       <w:pPr>
         <w:pStyle w:val="Bibliography"/>
       </w:pPr>
       <w:r>
-        <w:t xml:space="preserve">Cumming, Geoff. 2014.</w:t>
-      </w:r>
-      <w:r>
-        <w:t xml:space="preserve"> </w:t>
-      </w:r>
-      <w:r>
-        <w:t xml:space="preserve">“The New Statistics:</w:t>
+        <w:t xml:space="preserve">Cumming, G., 2014. The new statistics:</w:t>
       </w:r>
       <w:r>
         <w:t xml:space="preserve"> </w:t>
@@ -9268,28 +9129,12 @@
         <w:t xml:space="preserve"> </w:t>
       </w:r>
       <w:r>
-        <w:t xml:space="preserve">and How.”</w:t>
-      </w:r>
-      <w:r>
-        <w:t xml:space="preserve"> </w:t>
-      </w:r>
-      <w:r>
-        <w:rPr>
-          <w:i/>
-          <w:iCs/>
-        </w:rPr>
-        <w:t xml:space="preserve">Psychological Science</w:t>
-      </w:r>
-      <w:r>
-        <w:t xml:space="preserve"> </w:t>
-      </w:r>
-      <w:r>
-        <w:t xml:space="preserve">25 (1): 7–29.</w:t>
-      </w:r>
-      <w:r>
-        <w:t xml:space="preserve"> </w:t>
-      </w:r>
-      <w:hyperlink r:id="rId58">
+        <w:t xml:space="preserve">and how. Psychological Science 25, 7–29.</w:t>
+      </w:r>
+      <w:r>
+        <w:t xml:space="preserve"> </w:t>
+      </w:r>
+      <w:hyperlink r:id="rId57">
         <w:r>
           <w:rPr>
             <w:rStyle w:val="Hyperlink"/>
@@ -9297,45 +9142,20 @@
           <w:t xml:space="preserve">https://doi.org/10.1177/0956797613504966</w:t>
         </w:r>
       </w:hyperlink>
-      <w:r>
-        <w:t xml:space="preserve">.</w:t>
-      </w:r>
-    </w:p>
-    <w:bookmarkEnd w:id="59"/>
-    <w:bookmarkStart w:id="61" w:name="ref-curran2009"/>
+    </w:p>
+    <w:bookmarkEnd w:id="58"/>
+    <w:bookmarkStart w:id="60" w:name="ref-curran2009"/>
     <w:p>
       <w:pPr>
         <w:pStyle w:val="Bibliography"/>
       </w:pPr>
       <w:r>
-        <w:t xml:space="preserve">Curran, Patrick J. 2009.</w:t>
-      </w:r>
-      <w:r>
-        <w:t xml:space="preserve"> </w:t>
-      </w:r>
-      <w:r>
-        <w:t xml:space="preserve">“The seemingly quixotic pursuit of a cumulative psychological science: introduction to the special issue.”</w:t>
-      </w:r>
-      <w:r>
-        <w:t xml:space="preserve"> </w:t>
-      </w:r>
-      <w:r>
-        <w:rPr>
-          <w:i/>
-          <w:iCs/>
-        </w:rPr>
-        <w:t xml:space="preserve">Psychological Methods</w:t>
-      </w:r>
-      <w:r>
-        <w:t xml:space="preserve"> </w:t>
-      </w:r>
-      <w:r>
-        <w:t xml:space="preserve">14 (2): 77–80.</w:t>
-      </w:r>
-      <w:r>
-        <w:t xml:space="preserve"> </w:t>
-      </w:r>
-      <w:hyperlink r:id="rId60">
+        <w:t xml:space="preserve">Curran, P.J., 2009. The seemingly quixotic pursuit of a cumulative psychological science: introduction to the special issue. Psychological Methods 14, 77–80.</w:t>
+      </w:r>
+      <w:r>
+        <w:t xml:space="preserve"> </w:t>
+      </w:r>
+      <w:hyperlink r:id="rId59">
         <w:r>
           <w:rPr>
             <w:rStyle w:val="Hyperlink"/>
@@ -9343,36 +9163,20 @@
           <w:t xml:space="preserve">https://doi.org/10.1037/a0015972</w:t>
         </w:r>
       </w:hyperlink>
-      <w:r>
-        <w:t xml:space="preserve">.</w:t>
-      </w:r>
-    </w:p>
-    <w:bookmarkEnd w:id="61"/>
-    <w:bookmarkStart w:id="63" w:name="ref-metacheck"/>
+    </w:p>
+    <w:bookmarkEnd w:id="60"/>
+    <w:bookmarkStart w:id="62" w:name="ref-metacheck"/>
     <w:p>
       <w:pPr>
         <w:pStyle w:val="Bibliography"/>
       </w:pPr>
       <w:r>
-        <w:t xml:space="preserve">DeBruine, Lisa, Cristian Mesquida, Jakub Werner, and Daniel Lakens. 2026.</w:t>
-      </w:r>
-      <w:r>
-        <w:t xml:space="preserve"> </w:t>
-      </w:r>
-      <w:r>
-        <w:rPr>
-          <w:i/>
-          <w:iCs/>
-        </w:rPr>
-        <w:t xml:space="preserve">Metacheck: Check Research Outputs for Best Practices</w:t>
-      </w:r>
-      <w:r>
-        <w:t xml:space="preserve">.</w:t>
-      </w:r>
-      <w:r>
-        <w:t xml:space="preserve"> </w:t>
-      </w:r>
-      <w:hyperlink r:id="rId62">
+        <w:t xml:space="preserve">DeBruine, L., Mesquida, C., Werner, J., Lakens, D., 2026. Metacheck: Check research outputs for best practices.</w:t>
+      </w:r>
+      <w:r>
+        <w:t xml:space="preserve"> </w:t>
+      </w:r>
+      <w:hyperlink r:id="rId61">
         <w:r>
           <w:rPr>
             <w:rStyle w:val="Hyperlink"/>
@@ -9380,24 +9184,15 @@
           <w:t xml:space="preserve">https://doi.org/10.5281/zenodo.20704754</w:t>
         </w:r>
       </w:hyperlink>
-      <w:r>
-        <w:t xml:space="preserve">.</w:t>
-      </w:r>
-    </w:p>
-    <w:bookmarkEnd w:id="63"/>
-    <w:bookmarkStart w:id="65" w:name="ref-errington_reproducibility_2017"/>
+    </w:p>
+    <w:bookmarkEnd w:id="62"/>
+    <w:bookmarkStart w:id="64" w:name="ref-errington_reproducibility_2017"/>
     <w:p>
       <w:pPr>
         <w:pStyle w:val="Bibliography"/>
       </w:pPr>
       <w:r>
-        <w:t xml:space="preserve">Errington, T. M., A. Denis, N. Perfito, E. Iorns, and B. A. Nosek. 2017.</w:t>
-      </w:r>
-      <w:r>
-        <w:t xml:space="preserve"> </w:t>
-      </w:r>
-      <w:r>
-        <w:t xml:space="preserve">“Reproducibility in Cancer Biology:</w:t>
+        <w:t xml:space="preserve">Errington, T.M., Denis, A., Perfito, N., Iorns, E., Nosek, B.A., 2017. Reproducibility in cancer biology:</w:t>
       </w:r>
       <w:r>
         <w:t xml:space="preserve"> </w:t>
@@ -9409,28 +9204,12 @@
         <w:t xml:space="preserve"> </w:t>
       </w:r>
       <w:r>
-        <w:t xml:space="preserve">Challenges of Replication.”</w:t>
-      </w:r>
-      <w:r>
-        <w:t xml:space="preserve"> </w:t>
-      </w:r>
-      <w:r>
-        <w:rPr>
-          <w:i/>
-          <w:iCs/>
-        </w:rPr>
-        <w:t xml:space="preserve">eLife</w:t>
-      </w:r>
-      <w:r>
-        <w:t xml:space="preserve"> </w:t>
-      </w:r>
-      <w:r>
-        <w:t xml:space="preserve">6: e23693.</w:t>
-      </w:r>
-      <w:r>
-        <w:t xml:space="preserve"> </w:t>
-      </w:r>
-      <w:hyperlink r:id="rId64">
+        <w:t xml:space="preserve">challenges of replication. eLife 6, e23693.</w:t>
+      </w:r>
+      <w:r>
+        <w:t xml:space="preserve"> </w:t>
+      </w:r>
+      <w:hyperlink r:id="rId63">
         <w:r>
           <w:rPr>
             <w:rStyle w:val="Hyperlink"/>
@@ -9438,45 +9217,20 @@
           <w:t xml:space="preserve">https://doi.org/10.7554/eLife.23693</w:t>
         </w:r>
       </w:hyperlink>
-      <w:r>
-        <w:t xml:space="preserve">.</w:t>
-      </w:r>
-    </w:p>
-    <w:bookmarkEnd w:id="65"/>
-    <w:bookmarkStart w:id="67" w:name="ref-ferguson2023"/>
+    </w:p>
+    <w:bookmarkEnd w:id="64"/>
+    <w:bookmarkStart w:id="66" w:name="ref-ferguson2023"/>
     <w:p>
       <w:pPr>
         <w:pStyle w:val="Bibliography"/>
       </w:pPr>
       <w:r>
-        <w:t xml:space="preserve">Ferguson, Joel, Rebecca Littman, Garret Christensen, Elizabeth Levy Paluck, Nicholas Swanson, Zenan Wang, Edward Miguel, David Birke, and John-Henry Pezzuto. 2023.</w:t>
-      </w:r>
-      <w:r>
-        <w:t xml:space="preserve"> </w:t>
-      </w:r>
-      <w:r>
-        <w:t xml:space="preserve">“Survey of Open Science Practices and Attitudes in the Social Sciences.”</w:t>
-      </w:r>
-      <w:r>
-        <w:t xml:space="preserve"> </w:t>
-      </w:r>
-      <w:r>
-        <w:rPr>
-          <w:i/>
-          <w:iCs/>
-        </w:rPr>
-        <w:t xml:space="preserve">Nature Communications</w:t>
-      </w:r>
-      <w:r>
-        <w:t xml:space="preserve"> </w:t>
-      </w:r>
-      <w:r>
-        <w:t xml:space="preserve">14 (1): 5401.</w:t>
-      </w:r>
-      <w:r>
-        <w:t xml:space="preserve"> </w:t>
-      </w:r>
-      <w:hyperlink r:id="rId66">
+        <w:t xml:space="preserve">Ferguson, J., Littman, R., Christensen, G., Paluck, E.L., Swanson, N., Wang, Z., Miguel, E., Birke, D., Pezzuto, J.-H., 2023. Survey of open science practices and attitudes in the social sciences. Nature Communications 14, 5401.</w:t>
+      </w:r>
+      <w:r>
+        <w:t xml:space="preserve"> </w:t>
+      </w:r>
+      <w:hyperlink r:id="rId65">
         <w:r>
           <w:rPr>
             <w:rStyle w:val="Hyperlink"/>
@@ -9484,89 +9238,42 @@
           <w:t xml:space="preserve">https://doi.org/10.1038/s41467-023-41111-1</w:t>
         </w:r>
       </w:hyperlink>
-      <w:r>
-        <w:t xml:space="preserve">.</w:t>
+    </w:p>
+    <w:bookmarkEnd w:id="66"/>
+    <w:bookmarkStart w:id="67" w:name="ref-frank_error_2026"/>
+    <w:p>
+      <w:pPr>
+        <w:pStyle w:val="Bibliography"/>
+      </w:pPr>
+      <w:r>
+        <w:t xml:space="preserve">Frank, M., Miller, B., Vosskuhl, J., Zänkert, S., Heßelmann, F., Jolliffe, J., 2026. Error needs culture!</w:t>
+      </w:r>
+      <w:r>
+        <w:t xml:space="preserve"> </w:t>
+      </w:r>
+      <w:r>
+        <w:t xml:space="preserve">Exploring</w:t>
+      </w:r>
+      <w:r>
+        <w:t xml:space="preserve"> </w:t>
+      </w:r>
+      <w:r>
+        <w:t xml:space="preserve">the relationship between error culture and openness. Royal Society Open Science 13, 242233.</w:t>
       </w:r>
     </w:p>
     <w:bookmarkEnd w:id="67"/>
-    <w:bookmarkStart w:id="68" w:name="ref-frank_error_2026"/>
+    <w:bookmarkStart w:id="69" w:name="ref-germaine2024"/>
     <w:p>
       <w:pPr>
         <w:pStyle w:val="Bibliography"/>
       </w:pPr>
       <w:r>
-        <w:t xml:space="preserve">Frank, Maximilian, Bernhard Miller, Johannes Vosskuhl, Sandra Zänkert, Felicitas Heßelmann, and John Jolliffe. 2026.</w:t>
-      </w:r>
-      <w:r>
-        <w:t xml:space="preserve"> </w:t>
-      </w:r>
-      <w:r>
-        <w:t xml:space="preserve">“Error Needs Culture!</w:t>
-      </w:r>
-      <w:r>
-        <w:t xml:space="preserve"> </w:t>
-      </w:r>
-      <w:r>
-        <w:t xml:space="preserve">Exploring</w:t>
-      </w:r>
-      <w:r>
-        <w:t xml:space="preserve"> </w:t>
-      </w:r>
-      <w:r>
-        <w:t xml:space="preserve">the Relationship Between Error Culture and Openness.”</w:t>
-      </w:r>
-      <w:r>
-        <w:t xml:space="preserve"> </w:t>
-      </w:r>
-      <w:r>
-        <w:rPr>
-          <w:i/>
-          <w:iCs/>
-        </w:rPr>
-        <w:t xml:space="preserve">Royal Society Open Science</w:t>
-      </w:r>
-      <w:r>
-        <w:t xml:space="preserve"> </w:t>
-      </w:r>
-      <w:r>
-        <w:t xml:space="preserve">13 (2): 242233.</w:t>
-      </w:r>
-    </w:p>
-    <w:bookmarkEnd w:id="68"/>
-    <w:bookmarkStart w:id="70" w:name="ref-germaine2024"/>
-    <w:p>
-      <w:pPr>
-        <w:pStyle w:val="Bibliography"/>
-      </w:pPr>
-      <w:r>
-        <w:t xml:space="preserve">Germaine, Mark, Graham Healy, and Brendan Egan. 2024.</w:t>
-      </w:r>
-      <w:r>
-        <w:t xml:space="preserve"> </w:t>
-      </w:r>
-      <w:r>
-        <w:t xml:space="preserve">“Lack of Data Sharing Despite Data Availability Statements in Studies Using Machine Learning Models for Prediction of Gestational Diabetes Mellitus.”</w:t>
-      </w:r>
-      <w:r>
-        <w:t xml:space="preserve"> </w:t>
-      </w:r>
-      <w:r>
-        <w:rPr>
-          <w:i/>
-          <w:iCs/>
-        </w:rPr>
-        <w:t xml:space="preserve">Diabetes Care</w:t>
-      </w:r>
-      <w:r>
-        <w:t xml:space="preserve"> </w:t>
-      </w:r>
-      <w:r>
-        <w:t xml:space="preserve">47 (10): e78–79.</w:t>
-      </w:r>
-      <w:r>
-        <w:t xml:space="preserve"> </w:t>
-      </w:r>
-      <w:hyperlink r:id="rId69">
+        <w:t xml:space="preserve">Germaine, M., Healy, G., Egan, B., 2024. Lack of Data Sharing Despite Data Availability Statements in Studies Using Machine Learning Models for Prediction of Gestational Diabetes Mellitus. Diabetes Care 47, e78–e79.</w:t>
+      </w:r>
+      <w:r>
+        <w:t xml:space="preserve"> </w:t>
+      </w:r>
+      <w:hyperlink r:id="rId68">
         <w:r>
           <w:rPr>
             <w:rStyle w:val="Hyperlink"/>
@@ -9574,45 +9281,20 @@
           <w:t xml:space="preserve">https://doi.org/10.2337/dc24-1483</w:t>
         </w:r>
       </w:hyperlink>
-      <w:r>
-        <w:t xml:space="preserve">.</w:t>
-      </w:r>
-    </w:p>
-    <w:bookmarkEnd w:id="70"/>
-    <w:bookmarkStart w:id="72" w:name="ref-giuffre2023"/>
+    </w:p>
+    <w:bookmarkEnd w:id="69"/>
+    <w:bookmarkStart w:id="71" w:name="ref-giuffre2023"/>
     <w:p>
       <w:pPr>
         <w:pStyle w:val="Bibliography"/>
       </w:pPr>
       <w:r>
-        <w:t xml:space="preserve">Giuffrè, Mauro, and Dennis L. Shung. 2023.</w:t>
-      </w:r>
-      <w:r>
-        <w:t xml:space="preserve"> </w:t>
-      </w:r>
-      <w:r>
-        <w:t xml:space="preserve">“Harnessing the Power of Synthetic Data in Healthcare: Innovation, Application, and Privacy.”</w:t>
-      </w:r>
-      <w:r>
-        <w:t xml:space="preserve"> </w:t>
-      </w:r>
-      <w:r>
-        <w:rPr>
-          <w:i/>
-          <w:iCs/>
-        </w:rPr>
-        <w:t xml:space="preserve">Npj Digital Medicine</w:t>
-      </w:r>
-      <w:r>
-        <w:t xml:space="preserve"> </w:t>
-      </w:r>
-      <w:r>
-        <w:t xml:space="preserve">6 (1): 186.</w:t>
-      </w:r>
-      <w:r>
-        <w:t xml:space="preserve"> </w:t>
-      </w:r>
-      <w:hyperlink r:id="rId71">
+        <w:t xml:space="preserve">Giuffrè, M., Shung, D.L., 2023. Harnessing the power of synthetic data in healthcare: innovation, application, and privacy. npj Digital Medicine 6, 186.</w:t>
+      </w:r>
+      <w:r>
+        <w:t xml:space="preserve"> </w:t>
+      </w:r>
+      <w:hyperlink r:id="rId70">
         <w:r>
           <w:rPr>
             <w:rStyle w:val="Hyperlink"/>
@@ -9620,61 +9302,39 @@
           <w:t xml:space="preserve">https://doi.org/10.1038/s41746-023-00927-3</w:t>
         </w:r>
       </w:hyperlink>
-      <w:r>
-        <w:t xml:space="preserve">.</w:t>
-      </w:r>
-    </w:p>
-    <w:bookmarkEnd w:id="72"/>
-    <w:bookmarkStart w:id="74" w:name="ref-R-flextable"/>
+    </w:p>
+    <w:bookmarkEnd w:id="71"/>
+    <w:bookmarkStart w:id="73" w:name="ref-R-flextable"/>
     <w:p>
       <w:pPr>
         <w:pStyle w:val="Bibliography"/>
       </w:pPr>
       <w:r>
-        <w:t xml:space="preserve">Gohel, David, and Panagiotis Skintzos. 2026.</w:t>
-      </w:r>
-      <w:r>
-        <w:t xml:space="preserve"> </w:t>
-      </w:r>
-      <w:r>
-        <w:rPr>
-          <w:i/>
-          <w:iCs/>
-        </w:rPr>
-        <w:t xml:space="preserve">Flextable: Functions for Tabular Reporting</w:t>
-      </w:r>
-      <w:r>
-        <w:t xml:space="preserve">.</w:t>
-      </w:r>
-      <w:r>
-        <w:t xml:space="preserve"> </w:t>
-      </w:r>
-      <w:hyperlink r:id="rId73">
+        <w:t xml:space="preserve">Gohel, D., Skintzos, P., 2026.</w:t>
+      </w:r>
+      <w:r>
+        <w:t xml:space="preserve"> </w:t>
+      </w:r>
+      <w:hyperlink r:id="rId72">
         <w:r>
           <w:rPr>
             <w:rStyle w:val="Hyperlink"/>
           </w:rPr>
-          <w:t xml:space="preserve">https://ardata-fr.github.io/flextable-book/</w:t>
+          <w:t xml:space="preserve">Flextable: Functions for tabular reporting</w:t>
         </w:r>
       </w:hyperlink>
       <w:r>
         <w:t xml:space="preserve">.</w:t>
       </w:r>
     </w:p>
-    <w:bookmarkEnd w:id="74"/>
-    <w:bookmarkStart w:id="76" w:name="ref-greenland_misinterpretations_2016"/>
+    <w:bookmarkEnd w:id="73"/>
+    <w:bookmarkStart w:id="75" w:name="ref-greenland_misinterpretations_2016"/>
     <w:p>
       <w:pPr>
         <w:pStyle w:val="Bibliography"/>
       </w:pPr>
       <w:r>
-        <w:t xml:space="preserve">Greenland, Sander, Stephen J. Senn, Kenneth J. Rothman, John B. Carlin, Charles Poole, Steven N. Goodman, and Douglas G. Altman. 2016.</w:t>
-      </w:r>
-      <w:r>
-        <w:t xml:space="preserve"> </w:t>
-      </w:r>
-      <w:r>
-        <w:t xml:space="preserve">“Statistical Tests,</w:t>
+        <w:t xml:space="preserve">Greenland, S., Senn, S.J., Rothman, K.J., Carlin, J.B., Poole, C., Goodman, S.N., Altman, D.G., 2016. Statistical tests,</w:t>
       </w:r>
       <w:r>
         <w:t xml:space="preserve"> </w:t>
@@ -9686,28 +9346,12 @@
         <w:t xml:space="preserve"> </w:t>
       </w:r>
       <w:r>
-        <w:t xml:space="preserve">Values, Confidence Intervals, and Power: A Guide to Misinterpretations.”</w:t>
-      </w:r>
-      <w:r>
-        <w:t xml:space="preserve"> </w:t>
-      </w:r>
-      <w:r>
-        <w:rPr>
-          <w:i/>
-          <w:iCs/>
-        </w:rPr>
-        <w:t xml:space="preserve">European Journal of Epidemiology</w:t>
-      </w:r>
-      <w:r>
-        <w:t xml:space="preserve"> </w:t>
-      </w:r>
-      <w:r>
-        <w:t xml:space="preserve">31 (4): 337–50.</w:t>
-      </w:r>
-      <w:r>
-        <w:t xml:space="preserve"> </w:t>
-      </w:r>
-      <w:hyperlink r:id="rId75">
+        <w:t xml:space="preserve">values, confidence intervals, and power: A guide to misinterpretations. European Journal of Epidemiology 31, 337–350.</w:t>
+      </w:r>
+      <w:r>
+        <w:t xml:space="preserve"> </w:t>
+      </w:r>
+      <w:hyperlink r:id="rId74">
         <w:r>
           <w:rPr>
             <w:rStyle w:val="Hyperlink"/>
@@ -9715,45 +9359,20 @@
           <w:t xml:space="preserve">https://doi.org/10.1007/s10654-016-0149-3</w:t>
         </w:r>
       </w:hyperlink>
-      <w:r>
-        <w:t xml:space="preserve">.</w:t>
-      </w:r>
-    </w:p>
-    <w:bookmarkEnd w:id="76"/>
-    <w:bookmarkStart w:id="78" w:name="ref-halsey_reign_2019"/>
+    </w:p>
+    <w:bookmarkEnd w:id="75"/>
+    <w:bookmarkStart w:id="77" w:name="ref-halsey_reign_2019"/>
     <w:p>
       <w:pPr>
         <w:pStyle w:val="Bibliography"/>
       </w:pPr>
       <w:r>
-        <w:t xml:space="preserve">Halsey, Lewis G. 2019.</w:t>
-      </w:r>
-      <w:r>
-        <w:t xml:space="preserve"> </w:t>
-      </w:r>
-      <w:r>
-        <w:t xml:space="preserve">“The Reign of the p-Value Is over: What Alternative Analyses Could We Employ to Fill the Power Vacuum?”</w:t>
-      </w:r>
-      <w:r>
-        <w:t xml:space="preserve"> </w:t>
-      </w:r>
-      <w:r>
-        <w:rPr>
-          <w:i/>
-          <w:iCs/>
-        </w:rPr>
-        <w:t xml:space="preserve">Biology Letters</w:t>
-      </w:r>
-      <w:r>
-        <w:t xml:space="preserve"> </w:t>
-      </w:r>
-      <w:r>
-        <w:t xml:space="preserve">15 (5): 20190174.</w:t>
-      </w:r>
-      <w:r>
-        <w:t xml:space="preserve"> </w:t>
-      </w:r>
-      <w:hyperlink r:id="rId77">
+        <w:t xml:space="preserve">Halsey, L.G., 2019. The reign of the p-value is over: What alternative analyses could we employ to fill the power vacuum? Biology Letters 15, 20190174.</w:t>
+      </w:r>
+      <w:r>
+        <w:t xml:space="preserve"> </w:t>
+      </w:r>
+      <w:hyperlink r:id="rId76">
         <w:r>
           <w:rPr>
             <w:rStyle w:val="Hyperlink"/>
@@ -9761,45 +9380,20 @@
           <w:t xml:space="preserve">https://doi.org/10.1098/rsbl.2019.0174</w:t>
         </w:r>
       </w:hyperlink>
-      <w:r>
-        <w:t xml:space="preserve">.</w:t>
-      </w:r>
-    </w:p>
-    <w:bookmarkEnd w:id="78"/>
-    <w:bookmarkStart w:id="80" w:name="ref-hardwicke_psych_2022"/>
+    </w:p>
+    <w:bookmarkEnd w:id="77"/>
+    <w:bookmarkStart w:id="79" w:name="ref-hardwicke_psych_2022"/>
     <w:p>
       <w:pPr>
         <w:pStyle w:val="Bibliography"/>
       </w:pPr>
       <w:r>
-        <w:t xml:space="preserve">Hardwicke, Tom E., Robert T. Thíbáult, Jessica E. Kosie, Joshua D. Wallach, Mallory C. Kidwell, and John P. A. Ioannidis. 2022.</w:t>
-      </w:r>
-      <w:r>
-        <w:t xml:space="preserve"> </w:t>
-      </w:r>
-      <w:r>
-        <w:t xml:space="preserve">“Estimating the Prevalence of Transparency and Reproducibility-Related Research Practices in Psychology (2014–2017).”</w:t>
-      </w:r>
-      <w:r>
-        <w:t xml:space="preserve"> </w:t>
-      </w:r>
-      <w:r>
-        <w:rPr>
-          <w:i/>
-          <w:iCs/>
-        </w:rPr>
-        <w:t xml:space="preserve">Perspectives on Psychological Science</w:t>
-      </w:r>
-      <w:r>
-        <w:t xml:space="preserve"> </w:t>
-      </w:r>
-      <w:r>
-        <w:t xml:space="preserve">17 (1): 239–51.</w:t>
-      </w:r>
-      <w:r>
-        <w:t xml:space="preserve"> </w:t>
-      </w:r>
-      <w:hyperlink r:id="rId79">
+        <w:t xml:space="preserve">Hardwicke, T.E., Thibault, R.T., Kosie, J.E., Wallach, J.D., Kidwell, M.C., Ioannidis, J.P.A., 2022. Estimating the prevalence of transparency and reproducibility-related research practices in psychology (2014–2017). Perspectives on Psychological Science 17, 239–251.</w:t>
+      </w:r>
+      <w:r>
+        <w:t xml:space="preserve"> </w:t>
+      </w:r>
+      <w:hyperlink r:id="rId78">
         <w:r>
           <w:rPr>
             <w:rStyle w:val="Hyperlink"/>
@@ -9807,24 +9401,15 @@
           <w:t xml:space="preserve">https://doi.org/10.1177/1745691620979806</w:t>
         </w:r>
       </w:hyperlink>
-      <w:r>
-        <w:t xml:space="preserve">.</w:t>
-      </w:r>
-    </w:p>
-    <w:bookmarkEnd w:id="80"/>
-    <w:bookmarkStart w:id="82" w:name="ref-hartgerink_688112_2016"/>
+    </w:p>
+    <w:bookmarkEnd w:id="79"/>
+    <w:bookmarkStart w:id="81" w:name="ref-hartgerink_688112_2016"/>
     <w:p>
       <w:pPr>
         <w:pStyle w:val="Bibliography"/>
       </w:pPr>
       <w:r>
-        <w:t xml:space="preserve">Hartgerink, Chris H. J. 2016.</w:t>
-      </w:r>
-      <w:r>
-        <w:t xml:space="preserve"> </w:t>
-      </w:r>
-      <w:r>
-        <w:t xml:space="preserve">“688,112 Statistical Results:</w:t>
+        <w:t xml:space="preserve">Hartgerink, C.H.J., 2016. 688,112 statistical results:</w:t>
       </w:r>
       <w:r>
         <w:t xml:space="preserve"> </w:t>
@@ -9836,28 +9421,12 @@
         <w:t xml:space="preserve"> </w:t>
       </w:r>
       <w:r>
-        <w:t xml:space="preserve">Mining Psychology Articles for Statistical Test Results.”</w:t>
-      </w:r>
-      <w:r>
-        <w:t xml:space="preserve"> </w:t>
-      </w:r>
-      <w:r>
-        <w:rPr>
-          <w:i/>
-          <w:iCs/>
-        </w:rPr>
-        <w:t xml:space="preserve">Data</w:t>
-      </w:r>
-      <w:r>
-        <w:t xml:space="preserve"> </w:t>
-      </w:r>
-      <w:r>
-        <w:t xml:space="preserve">1 (3): 14.</w:t>
-      </w:r>
-      <w:r>
-        <w:t xml:space="preserve"> </w:t>
-      </w:r>
-      <w:hyperlink r:id="rId81">
+        <w:t xml:space="preserve">mining psychology articles for statistical test results. Data 1, 14.</w:t>
+      </w:r>
+      <w:r>
+        <w:t xml:space="preserve"> </w:t>
+      </w:r>
+      <w:hyperlink r:id="rId80">
         <w:r>
           <w:rPr>
             <w:rStyle w:val="Hyperlink"/>
@@ -9865,45 +9434,20 @@
           <w:t xml:space="preserve">https://doi.org/10.3390/data1030014</w:t>
         </w:r>
       </w:hyperlink>
-      <w:r>
-        <w:t xml:space="preserve">.</w:t>
-      </w:r>
-    </w:p>
-    <w:bookmarkEnd w:id="82"/>
-    <w:bookmarkStart w:id="84" w:name="ref-knudson_confidence_2017"/>
+    </w:p>
+    <w:bookmarkEnd w:id="81"/>
+    <w:bookmarkStart w:id="83" w:name="ref-knudson_confidence_2017"/>
     <w:p>
       <w:pPr>
         <w:pStyle w:val="Bibliography"/>
       </w:pPr>
       <w:r>
-        <w:t xml:space="preserve">Knudson, Duane. 2017.</w:t>
-      </w:r>
-      <w:r>
-        <w:t xml:space="preserve"> </w:t>
-      </w:r>
-      <w:r>
-        <w:t xml:space="preserve">“Confidence Crisis of Results in Biomechanics Research.”</w:t>
-      </w:r>
-      <w:r>
-        <w:t xml:space="preserve"> </w:t>
-      </w:r>
-      <w:r>
-        <w:rPr>
-          <w:i/>
-          <w:iCs/>
-        </w:rPr>
-        <w:t xml:space="preserve">Sports Biomechanics</w:t>
-      </w:r>
-      <w:r>
-        <w:t xml:space="preserve"> </w:t>
-      </w:r>
-      <w:r>
-        <w:t xml:space="preserve">16 (4): 425–33.</w:t>
-      </w:r>
-      <w:r>
-        <w:t xml:space="preserve"> </w:t>
-      </w:r>
-      <w:hyperlink r:id="rId83">
+        <w:t xml:space="preserve">Knudson, D., 2017. Confidence crisis of results in biomechanics research. Sports Biomechanics 16, 425–433.</w:t>
+      </w:r>
+      <w:r>
+        <w:t xml:space="preserve"> </w:t>
+      </w:r>
+      <w:hyperlink r:id="rId82">
         <w:r>
           <w:rPr>
             <w:rStyle w:val="Hyperlink"/>
@@ -9911,24 +9455,90 @@
           <w:t xml:space="preserve">https://doi.org/10.1080/14763141.2016.1246603</w:t>
         </w:r>
       </w:hyperlink>
+    </w:p>
+    <w:bookmarkEnd w:id="83"/>
+    <w:bookmarkStart w:id="85" w:name="ref-lakens_improving_2022"/>
+    <w:p>
+      <w:pPr>
+        <w:pStyle w:val="Bibliography"/>
+      </w:pPr>
+      <w:r>
+        <w:t xml:space="preserve">Lakens, D., 2022. Improving</w:t>
+      </w:r>
+      <w:r>
+        <w:t xml:space="preserve"> </w:t>
+      </w:r>
+      <w:r>
+        <w:t xml:space="preserve">Your</w:t>
+      </w:r>
+      <w:r>
+        <w:t xml:space="preserve"> </w:t>
+      </w:r>
+      <w:r>
+        <w:t xml:space="preserve">Statistical</w:t>
+      </w:r>
+      <w:r>
+        <w:t xml:space="preserve"> </w:t>
+      </w:r>
+      <w:r>
+        <w:t xml:space="preserve">Inferences</w:t>
+      </w:r>
       <w:r>
         <w:t xml:space="preserve">.</w:t>
       </w:r>
-    </w:p>
-    <w:bookmarkEnd w:id="84"/>
-    <w:bookmarkStart w:id="86" w:name="ref-lakens_calculating_2013"/>
+      <w:r>
+        <w:t xml:space="preserve"> </w:t>
+      </w:r>
+      <w:hyperlink r:id="rId84">
+        <w:r>
+          <w:rPr>
+            <w:rStyle w:val="Hyperlink"/>
+          </w:rPr>
+          <w:t xml:space="preserve">https://doi.org/10.5281/ZENODO.6409077</w:t>
+        </w:r>
+      </w:hyperlink>
+    </w:p>
+    <w:bookmarkEnd w:id="85"/>
+    <w:bookmarkStart w:id="87" w:name="ref-lakens_equivalence_2017"/>
     <w:p>
       <w:pPr>
         <w:pStyle w:val="Bibliography"/>
       </w:pPr>
       <w:r>
-        <w:t xml:space="preserve">Lakens, Daniël. 2013.</w:t>
-      </w:r>
-      <w:r>
-        <w:t xml:space="preserve"> </w:t>
-      </w:r>
-      <w:r>
-        <w:t xml:space="preserve">“Calculating and Reporting Effect Sizes to Facilitate Cumulative Science: A Practical Primer for t-Tests and</w:t>
+        <w:t xml:space="preserve">Lakens, D., 2017. Equivalence tests:</w:t>
+      </w:r>
+      <w:r>
+        <w:t xml:space="preserve"> </w:t>
+      </w:r>
+      <w:r>
+        <w:t xml:space="preserve">A</w:t>
+      </w:r>
+      <w:r>
+        <w:t xml:space="preserve"> </w:t>
+      </w:r>
+      <w:r>
+        <w:t xml:space="preserve">practical primer for t-tests, correlations, and meta-analyses. Social Psychological and Personality Science 8, 355–362.</w:t>
+      </w:r>
+      <w:r>
+        <w:t xml:space="preserve"> </w:t>
+      </w:r>
+      <w:hyperlink r:id="rId86">
+        <w:r>
+          <w:rPr>
+            <w:rStyle w:val="Hyperlink"/>
+          </w:rPr>
+          <w:t xml:space="preserve">https://doi.org/10.1177/1948550617697177</w:t>
+        </w:r>
+      </w:hyperlink>
+    </w:p>
+    <w:bookmarkEnd w:id="87"/>
+    <w:bookmarkStart w:id="89" w:name="ref-lakens_calculating_2013"/>
+    <w:p>
+      <w:pPr>
+        <w:pStyle w:val="Bibliography"/>
+      </w:pPr>
+      <w:r>
+        <w:t xml:space="preserve">Lakens, D., 2013. Calculating and reporting effect sizes to facilitate cumulative science: A practical primer for t-tests and</w:t>
       </w:r>
       <w:r>
         <w:t xml:space="preserve"> </w:t>
@@ -9937,28 +9547,12 @@
         <w:t xml:space="preserve">ANOVAs</w:t>
       </w:r>
       <w:r>
-        <w:t xml:space="preserve">.”</w:t>
-      </w:r>
-      <w:r>
-        <w:t xml:space="preserve"> </w:t>
-      </w:r>
-      <w:r>
-        <w:rPr>
-          <w:i/>
-          <w:iCs/>
-        </w:rPr>
-        <w:t xml:space="preserve">Frontiers in Psychology</w:t>
-      </w:r>
-      <w:r>
-        <w:t xml:space="preserve"> </w:t>
-      </w:r>
-      <w:r>
-        <w:t xml:space="preserve">4 (November): 863.</w:t>
-      </w:r>
-      <w:r>
-        <w:t xml:space="preserve"> </w:t>
-      </w:r>
-      <w:hyperlink r:id="rId85">
+        <w:t xml:space="preserve">. Frontiers in Psychology 4, 863.</w:t>
+      </w:r>
+      <w:r>
+        <w:t xml:space="preserve"> </w:t>
+      </w:r>
+      <w:hyperlink r:id="rId88">
         <w:r>
           <w:rPr>
             <w:rStyle w:val="Hyperlink"/>
@@ -9966,139 +9560,15 @@
           <w:t xml:space="preserve">https://doi.org/10.3389/fpsyg.2013.00863</w:t>
         </w:r>
       </w:hyperlink>
-      <w:r>
-        <w:t xml:space="preserve">.</w:t>
-      </w:r>
-    </w:p>
-    <w:bookmarkEnd w:id="86"/>
-    <w:bookmarkStart w:id="88" w:name="ref-lakens_equivalence_2017"/>
+    </w:p>
+    <w:bookmarkEnd w:id="89"/>
+    <w:bookmarkStart w:id="91" w:name="ref-mesquida2023"/>
     <w:p>
       <w:pPr>
         <w:pStyle w:val="Bibliography"/>
       </w:pPr>
       <w:r>
-        <w:t xml:space="preserve">———. 2017.</w:t>
-      </w:r>
-      <w:r>
-        <w:t xml:space="preserve"> </w:t>
-      </w:r>
-      <w:r>
-        <w:t xml:space="preserve">“Equivalence Tests:</w:t>
-      </w:r>
-      <w:r>
-        <w:t xml:space="preserve"> </w:t>
-      </w:r>
-      <w:r>
-        <w:t xml:space="preserve">A</w:t>
-      </w:r>
-      <w:r>
-        <w:t xml:space="preserve"> </w:t>
-      </w:r>
-      <w:r>
-        <w:t xml:space="preserve">Practical Primer for t-Tests, Correlations, and Meta-Analyses.”</w:t>
-      </w:r>
-      <w:r>
-        <w:t xml:space="preserve"> </w:t>
-      </w:r>
-      <w:r>
-        <w:rPr>
-          <w:i/>
-          <w:iCs/>
-        </w:rPr>
-        <w:t xml:space="preserve">Social Psychological and Personality Science</w:t>
-      </w:r>
-      <w:r>
-        <w:t xml:space="preserve"> </w:t>
-      </w:r>
-      <w:r>
-        <w:t xml:space="preserve">8 (4): 355–62.</w:t>
-      </w:r>
-      <w:r>
-        <w:t xml:space="preserve"> </w:t>
-      </w:r>
-      <w:hyperlink r:id="rId87">
-        <w:r>
-          <w:rPr>
-            <w:rStyle w:val="Hyperlink"/>
-          </w:rPr>
-          <w:t xml:space="preserve">https://doi.org/10.1177/1948550617697177</w:t>
-        </w:r>
-      </w:hyperlink>
-      <w:r>
-        <w:t xml:space="preserve">.</w:t>
-      </w:r>
-    </w:p>
-    <w:bookmarkEnd w:id="88"/>
-    <w:bookmarkStart w:id="90" w:name="ref-lakens_improving_2022"/>
-    <w:p>
-      <w:pPr>
-        <w:pStyle w:val="Bibliography"/>
-      </w:pPr>
-      <w:r>
-        <w:t xml:space="preserve">———. 2022.</w:t>
-      </w:r>
-      <w:r>
-        <w:t xml:space="preserve"> </w:t>
-      </w:r>
-      <w:r>
-        <w:t xml:space="preserve">“Improving</w:t>
-      </w:r>
-      <w:r>
-        <w:t xml:space="preserve"> </w:t>
-      </w:r>
-      <w:r>
-        <w:t xml:space="preserve">Your</w:t>
-      </w:r>
-      <w:r>
-        <w:t xml:space="preserve"> </w:t>
-      </w:r>
-      <w:r>
-        <w:t xml:space="preserve">Statistical</w:t>
-      </w:r>
-      <w:r>
-        <w:t xml:space="preserve"> </w:t>
-      </w:r>
-      <w:r>
-        <w:t xml:space="preserve">Inferences</w:t>
-      </w:r>
-      <w:r>
-        <w:t xml:space="preserve">.”</w:t>
-      </w:r>
-      <w:r>
-        <w:t xml:space="preserve"> </w:t>
-      </w:r>
-      <w:r>
-        <w:t xml:space="preserve">Zenodo.</w:t>
-      </w:r>
-      <w:r>
-        <w:t xml:space="preserve"> </w:t>
-      </w:r>
-      <w:hyperlink r:id="rId89">
-        <w:r>
-          <w:rPr>
-            <w:rStyle w:val="Hyperlink"/>
-          </w:rPr>
-          <w:t xml:space="preserve">https://doi.org/10.5281/ZENODO.6409077</w:t>
-        </w:r>
-      </w:hyperlink>
-      <w:r>
-        <w:t xml:space="preserve">.</w:t>
-      </w:r>
-    </w:p>
-    <w:bookmarkEnd w:id="90"/>
-    <w:bookmarkStart w:id="92" w:name="ref-mesquida2023"/>
-    <w:p>
-      <w:pPr>
-        <w:pStyle w:val="Bibliography"/>
-      </w:pPr>
-      <w:r>
-        <w:t xml:space="preserve">Mesquida, Cristian, Jennifer Murphy, Daniël Lakens, and Joe Warne. 2023.</w:t>
-      </w:r>
-      <w:r>
-        <w:t xml:space="preserve"> </w:t>
-      </w:r>
-      <w:r>
-        <w:t xml:space="preserve">“Publication bias, statistical power and reporting practices in the</w:t>
+        <w:t xml:space="preserve">Mesquida, C., Murphy, J., Lakens, D., Warne, J., 2023. Publication bias, statistical power and reporting practices in the</w:t>
       </w:r>
       <w:r>
         <w:t xml:space="preserve"> </w:t>
@@ -10125,28 +9595,12 @@
         <w:t xml:space="preserve">Sciences</w:t>
       </w:r>
       <w:r>
-        <w:t xml:space="preserve">: potential barriers to replicability.”</w:t>
-      </w:r>
-      <w:r>
-        <w:t xml:space="preserve"> </w:t>
-      </w:r>
-      <w:r>
-        <w:rPr>
-          <w:i/>
-          <w:iCs/>
-        </w:rPr>
-        <w:t xml:space="preserve">Journal of Sports Sciences</w:t>
-      </w:r>
-      <w:r>
-        <w:t xml:space="preserve"> </w:t>
-      </w:r>
-      <w:r>
-        <w:t xml:space="preserve">41 (16): 1507–17.</w:t>
-      </w:r>
-      <w:r>
-        <w:t xml:space="preserve"> </w:t>
-      </w:r>
-      <w:hyperlink r:id="rId91">
+        <w:t xml:space="preserve">: potential barriers to replicability. Journal of Sports Sciences 41, 1507–1517.</w:t>
+      </w:r>
+      <w:r>
+        <w:t xml:space="preserve"> </w:t>
+      </w:r>
+      <w:hyperlink r:id="rId90">
         <w:r>
           <w:rPr>
             <w:rStyle w:val="Hyperlink"/>
@@ -10154,98 +9608,63 @@
           <w:t xml:space="preserve">https://doi.org/10.1080/02640414.2023.2269357</w:t>
         </w:r>
       </w:hyperlink>
-      <w:r>
-        <w:t xml:space="preserve">.</w:t>
-      </w:r>
-    </w:p>
-    <w:bookmarkEnd w:id="92"/>
-    <w:bookmarkStart w:id="94" w:name="ref-R-here"/>
+    </w:p>
+    <w:bookmarkEnd w:id="91"/>
+    <w:bookmarkStart w:id="93" w:name="ref-R-here"/>
     <w:p>
       <w:pPr>
         <w:pStyle w:val="Bibliography"/>
       </w:pPr>
       <w:r>
-        <w:t xml:space="preserve">Müller, Kirill. 2025.</w:t>
-      </w:r>
-      <w:r>
-        <w:t xml:space="preserve"> </w:t>
-      </w:r>
-      <w:r>
-        <w:rPr>
-          <w:i/>
-          <w:iCs/>
-        </w:rPr>
-        <w:t xml:space="preserve">Here: A Simpler Way to Find Your Files</w:t>
-      </w:r>
-      <w:r>
-        <w:t xml:space="preserve">.</w:t>
-      </w:r>
-      <w:r>
-        <w:t xml:space="preserve"> </w:t>
-      </w:r>
-      <w:hyperlink r:id="rId93">
+        <w:t xml:space="preserve">Müller, K., 2025.</w:t>
+      </w:r>
+      <w:r>
+        <w:t xml:space="preserve"> </w:t>
+      </w:r>
+      <w:hyperlink r:id="rId92">
         <w:r>
           <w:rPr>
             <w:rStyle w:val="Hyperlink"/>
           </w:rPr>
-          <w:t xml:space="preserve">https://here.r-lib.org/</w:t>
+          <w:t xml:space="preserve">Here: A simpler way to find your files</w:t>
         </w:r>
       </w:hyperlink>
       <w:r>
         <w:t xml:space="preserve">.</w:t>
       </w:r>
     </w:p>
-    <w:bookmarkEnd w:id="94"/>
-    <w:bookmarkStart w:id="96" w:name="ref-R-tibble"/>
+    <w:bookmarkEnd w:id="93"/>
+    <w:bookmarkStart w:id="95" w:name="ref-R-tibble"/>
     <w:p>
       <w:pPr>
         <w:pStyle w:val="Bibliography"/>
       </w:pPr>
       <w:r>
-        <w:t xml:space="preserve">Müller, Kirill, and Hadley Wickham. 2026.</w:t>
-      </w:r>
-      <w:r>
-        <w:t xml:space="preserve"> </w:t>
-      </w:r>
-      <w:r>
-        <w:rPr>
-          <w:i/>
-          <w:iCs/>
-        </w:rPr>
-        <w:t xml:space="preserve">Tibble: Simple Data Frames</w:t>
-      </w:r>
-      <w:r>
-        <w:t xml:space="preserve">.</w:t>
-      </w:r>
-      <w:r>
-        <w:t xml:space="preserve"> </w:t>
-      </w:r>
-      <w:hyperlink r:id="rId95">
+        <w:t xml:space="preserve">Müller, K., Wickham, H., 2026.</w:t>
+      </w:r>
+      <w:r>
+        <w:t xml:space="preserve"> </w:t>
+      </w:r>
+      <w:hyperlink r:id="rId94">
         <w:r>
           <w:rPr>
             <w:rStyle w:val="Hyperlink"/>
           </w:rPr>
-          <w:t xml:space="preserve">https://tibble.tidyverse.org/</w:t>
+          <w:t xml:space="preserve">Tibble: Simple data frames</w:t>
         </w:r>
       </w:hyperlink>
       <w:r>
         <w:t xml:space="preserve">.</w:t>
       </w:r>
     </w:p>
-    <w:bookmarkEnd w:id="96"/>
-    <w:bookmarkStart w:id="98" w:name="ref-murphy_proposal_2022"/>
+    <w:bookmarkEnd w:id="95"/>
+    <w:bookmarkStart w:id="97" w:name="ref-murphy_proposal_2022"/>
     <w:p>
       <w:pPr>
         <w:pStyle w:val="Bibliography"/>
       </w:pPr>
       <w:r>
-        <w:t xml:space="preserve">Murphy, J., C. Mesquida, A. R. Caldwell, B. D. Earp, and J. P. Warne. 2022.</w:t>
-      </w:r>
-      <w:r>
-        <w:t xml:space="preserve"> </w:t>
-      </w:r>
-      <w:r>
-        <w:t xml:space="preserve">“Proposal of a</w:t>
+        <w:t xml:space="preserve">Murphy, J., Mesquida, C., Caldwell, A.R., Earp, B.D., Warne, J.P., 2023. Proposal of a</w:t>
       </w:r>
       <w:r>
         <w:t xml:space="preserve"> </w:t>
@@ -10314,25 +9733,12 @@
         <w:t xml:space="preserve">Science</w:t>
       </w:r>
       <w:r>
-        <w:t xml:space="preserve">.”</w:t>
-      </w:r>
-      <w:r>
-        <w:t xml:space="preserve"> </w:t>
-      </w:r>
-      <w:r>
-        <w:rPr>
-          <w:i/>
-          <w:iCs/>
-        </w:rPr>
-        <w:t xml:space="preserve">Sports Medicine</w:t>
-      </w:r>
-      <w:r>
-        <w:t xml:space="preserve">.</w:t>
-      </w:r>
-      <w:r>
-        <w:t xml:space="preserve"> </w:t>
-      </w:r>
-      <w:hyperlink r:id="rId97">
+        <w:t xml:space="preserve">. Sports Medicine 53, 281–291.</w:t>
+      </w:r>
+      <w:r>
+        <w:t xml:space="preserve"> </w:t>
+      </w:r>
+      <w:hyperlink r:id="rId96">
         <w:r>
           <w:rPr>
             <w:rStyle w:val="Hyperlink"/>
@@ -10340,45 +9746,20 @@
           <w:t xml:space="preserve">https://doi.org/10.1007/s40279-022-01749-1</w:t>
         </w:r>
       </w:hyperlink>
-      <w:r>
-        <w:t xml:space="preserve">.</w:t>
-      </w:r>
-    </w:p>
-    <w:bookmarkEnd w:id="98"/>
-    <w:bookmarkStart w:id="100" w:name="ref-nosek_top_2015"/>
+    </w:p>
+    <w:bookmarkEnd w:id="97"/>
+    <w:bookmarkStart w:id="99" w:name="ref-nosek_top_2015"/>
     <w:p>
       <w:pPr>
         <w:pStyle w:val="Bibliography"/>
       </w:pPr>
       <w:r>
-        <w:t xml:space="preserve">Nosek, B. A., G. Alter, G. C. Banks, D. Borsboom, S. D. Bowman, S. J. Breckler, S. Buck, et al. 2015.</w:t>
-      </w:r>
-      <w:r>
-        <w:t xml:space="preserve"> </w:t>
-      </w:r>
-      <w:r>
-        <w:t xml:space="preserve">“Promoting an Open Research Culture.”</w:t>
-      </w:r>
-      <w:r>
-        <w:t xml:space="preserve"> </w:t>
-      </w:r>
-      <w:r>
-        <w:rPr>
-          <w:i/>
-          <w:iCs/>
-        </w:rPr>
-        <w:t xml:space="preserve">Science</w:t>
-      </w:r>
-      <w:r>
-        <w:t xml:space="preserve"> </w:t>
-      </w:r>
-      <w:r>
-        <w:t xml:space="preserve">348 (6242): 1422–25.</w:t>
-      </w:r>
-      <w:r>
-        <w:t xml:space="preserve"> </w:t>
-      </w:r>
-      <w:hyperlink r:id="rId99">
+        <w:t xml:space="preserve">Nosek, B.A., Alter, G., Banks, G.C., Borsboom, D., Bowman, S.D., Breckler, S.J., Buck, S., Chambers, C.D., Chin, G., Christensen, G., Contestabile, M., Dafoe, A., Eich, E., Freese, J., Glennerster, R., Goroff, D., Green, D.P., Hesse, B., Humphreys, M., Ishiyama, J., Karlan, D., Kraut, A., Lupia, A., Mabry, P., Madon, T., Malhotra, N., Mayo-Wilson, E., McNutt, M., Miguel, E., Paluck, E.L., Simonsohn, U., Soderberg, C., Spellman, B.A., Turitto, J., VandenBos, G., Vazire, S., Wagenmakers, E.J., Wilson, R., Yarkoni, T., 2015. Promoting an open research culture. Science 348, 1422–1425.</w:t>
+      </w:r>
+      <w:r>
+        <w:t xml:space="preserve"> </w:t>
+      </w:r>
+      <w:hyperlink r:id="rId98">
         <w:r>
           <w:rPr>
             <w:rStyle w:val="Hyperlink"/>
@@ -10386,61 +9767,117 @@
           <w:t xml:space="preserve">https://doi.org/10.1126/science.aab2374</w:t>
         </w:r>
       </w:hyperlink>
+    </w:p>
+    <w:bookmarkEnd w:id="99"/>
+    <w:bookmarkStart w:id="101" w:name="ref-nuijten_validity_2017"/>
+    <w:p>
+      <w:pPr>
+        <w:pStyle w:val="Bibliography"/>
+      </w:pPr>
+      <w:r>
+        <w:t xml:space="preserve">Nuijten, M.B., Assen, M.A.L.M. van, Hartgerink, C.H.J., Epskamp, S., Wicherts, J.M., 2017. The</w:t>
+      </w:r>
+      <w:r>
+        <w:t xml:space="preserve"> </w:t>
+      </w:r>
+      <w:r>
+        <w:t xml:space="preserve">Validity</w:t>
+      </w:r>
+      <w:r>
+        <w:t xml:space="preserve"> </w:t>
+      </w:r>
+      <w:r>
+        <w:t xml:space="preserve">of the</w:t>
+      </w:r>
+      <w:r>
+        <w:t xml:space="preserve"> </w:t>
+      </w:r>
+      <w:r>
+        <w:t xml:space="preserve">Tool</w:t>
+      </w:r>
+      <w:r>
+        <w:t xml:space="preserve"> </w:t>
+      </w:r>
+      <w:r>
+        <w:t xml:space="preserve">“statcheck”</w:t>
+      </w:r>
+      <w:r>
+        <w:t xml:space="preserve"> </w:t>
+      </w:r>
+      <w:r>
+        <w:t xml:space="preserve">in</w:t>
+      </w:r>
+      <w:r>
+        <w:t xml:space="preserve"> </w:t>
+      </w:r>
+      <w:r>
+        <w:t xml:space="preserve">Discovering</w:t>
+      </w:r>
+      <w:r>
+        <w:t xml:space="preserve"> </w:t>
+      </w:r>
+      <w:r>
+        <w:t xml:space="preserve">Statistical</w:t>
+      </w:r>
+      <w:r>
+        <w:t xml:space="preserve"> </w:t>
+      </w:r>
+      <w:r>
+        <w:t xml:space="preserve">Reporting</w:t>
+      </w:r>
+      <w:r>
+        <w:t xml:space="preserve"> </w:t>
+      </w:r>
+      <w:r>
+        <w:t xml:space="preserve">Inconsistencies</w:t>
+      </w:r>
       <w:r>
         <w:t xml:space="preserve">.</w:t>
       </w:r>
-    </w:p>
-    <w:bookmarkEnd w:id="100"/>
-    <w:bookmarkStart w:id="102" w:name="ref-R-statcheck"/>
-    <w:p>
-      <w:pPr>
-        <w:pStyle w:val="Bibliography"/>
-      </w:pPr>
-      <w:r>
-        <w:t xml:space="preserve">Nuijten, Michele B., and Sacha Epskamp. 2024.</w:t>
-      </w:r>
-      <w:r>
-        <w:t xml:space="preserve"> </w:t>
-      </w:r>
-      <w:r>
-        <w:rPr>
-          <w:i/>
-          <w:iCs/>
-        </w:rPr>
-        <w:t xml:space="preserve">Statcheck: Extract Statistics from Articles and Recompute p-Values</w:t>
-      </w:r>
-      <w:r>
-        <w:t xml:space="preserve">.</w:t>
-      </w:r>
-      <w:r>
-        <w:t xml:space="preserve"> </w:t>
-      </w:r>
-      <w:hyperlink r:id="rId101">
+      <w:r>
+        <w:t xml:space="preserve"> </w:t>
+      </w:r>
+      <w:hyperlink r:id="rId100">
         <w:r>
           <w:rPr>
             <w:rStyle w:val="Hyperlink"/>
           </w:rPr>
-          <w:t xml:space="preserve">https://github.com/MicheleNuijten/statcheck</w:t>
+          <w:t xml:space="preserve">https://doi.org/10.31234/osf.io/tcxaj</w:t>
         </w:r>
       </w:hyperlink>
+    </w:p>
+    <w:bookmarkEnd w:id="101"/>
+    <w:bookmarkStart w:id="103" w:name="ref-R-statcheck"/>
+    <w:p>
+      <w:pPr>
+        <w:pStyle w:val="Bibliography"/>
+      </w:pPr>
+      <w:r>
+        <w:t xml:space="preserve">Nuijten, M.B., Epskamp, S., 2024.</w:t>
+      </w:r>
+      <w:r>
+        <w:t xml:space="preserve"> </w:t>
+      </w:r>
+      <w:hyperlink r:id="rId102">
+        <w:r>
+          <w:rPr>
+            <w:rStyle w:val="Hyperlink"/>
+          </w:rPr>
+          <w:t xml:space="preserve">Statcheck: Extract statistics from articles and recompute p-values</w:t>
+        </w:r>
+      </w:hyperlink>
       <w:r>
         <w:t xml:space="preserve">.</w:t>
       </w:r>
     </w:p>
-    <w:bookmarkEnd w:id="102"/>
-    <w:bookmarkStart w:id="104" w:name="ref-nuijten2020"/>
+    <w:bookmarkEnd w:id="103"/>
+    <w:bookmarkStart w:id="105" w:name="ref-nuijten2020"/>
     <w:p>
       <w:pPr>
         <w:pStyle w:val="Bibliography"/>
       </w:pPr>
       <w:r>
-        <w:t xml:space="preserve">Nuijten, Michèle B., and Joshua R. Polanin. 2020.</w:t>
-      </w:r>
-      <w:r>
-        <w:t xml:space="preserve"> </w:t>
-      </w:r>
-      <w:r>
-        <w:t xml:space="preserve">“statcheck:</w:t>
+        <w:t xml:space="preserve">Nuijten, M.B., Polanin, J.R., 2020. statcheck:</w:t>
       </w:r>
       <w:r>
         <w:t xml:space="preserve"> </w:t>
@@ -10452,28 +9889,12 @@
         <w:t xml:space="preserve"> </w:t>
       </w:r>
       <w:r>
-        <w:t xml:space="preserve">detect statistical reporting inconsistencies to increase reproducibility of meta-analyses.”</w:t>
-      </w:r>
-      <w:r>
-        <w:t xml:space="preserve"> </w:t>
-      </w:r>
-      <w:r>
-        <w:rPr>
-          <w:i/>
-          <w:iCs/>
-        </w:rPr>
-        <w:t xml:space="preserve">Research Synthesis Methods</w:t>
-      </w:r>
-      <w:r>
-        <w:t xml:space="preserve"> </w:t>
-      </w:r>
-      <w:r>
-        <w:t xml:space="preserve">11 (5): 574–79.</w:t>
-      </w:r>
-      <w:r>
-        <w:t xml:space="preserve"> </w:t>
-      </w:r>
-      <w:hyperlink r:id="rId103">
+        <w:t xml:space="preserve">detect statistical reporting inconsistencies to increase reproducibility of meta-analyses. Research Synthesis Methods 11, 574–579.</w:t>
+      </w:r>
+      <w:r>
+        <w:t xml:space="preserve"> </w:t>
+      </w:r>
+      <w:hyperlink r:id="rId104">
         <w:r>
           <w:rPr>
             <w:rStyle w:val="Hyperlink"/>
@@ -10481,45 +9902,20 @@
           <w:t xml:space="preserve">https://doi.org/10.1002/jrsm.1408</w:t>
         </w:r>
       </w:hyperlink>
-      <w:r>
-        <w:t xml:space="preserve">.</w:t>
-      </w:r>
-    </w:p>
-    <w:bookmarkEnd w:id="104"/>
-    <w:bookmarkStart w:id="106" w:name="ref-nuijten_prevalence_2016"/>
+    </w:p>
+    <w:bookmarkEnd w:id="105"/>
+    <w:bookmarkStart w:id="107" w:name="ref-nuijten_prevalence_2016"/>
     <w:p>
       <w:pPr>
         <w:pStyle w:val="Bibliography"/>
       </w:pPr>
       <w:r>
-        <w:t xml:space="preserve">Nuijten, Michele, Chris H. J. Hartgerink, Marcel A. L. M. Van Assen, Sacha Epskamp, and Jelte M. Wicherts. 2016.</w:t>
-      </w:r>
-      <w:r>
-        <w:t xml:space="preserve"> </w:t>
-      </w:r>
-      <w:r>
-        <w:t xml:space="preserve">“The Prevalence of Statistical Reporting Errors in Psychology (1985–2013).”</w:t>
-      </w:r>
-      <w:r>
-        <w:t xml:space="preserve"> </w:t>
-      </w:r>
-      <w:r>
-        <w:rPr>
-          <w:i/>
-          <w:iCs/>
-        </w:rPr>
-        <w:t xml:space="preserve">Behavior Research Methods</w:t>
-      </w:r>
-      <w:r>
-        <w:t xml:space="preserve"> </w:t>
-      </w:r>
-      <w:r>
-        <w:t xml:space="preserve">48 (4): 1205–26.</w:t>
-      </w:r>
-      <w:r>
-        <w:t xml:space="preserve"> </w:t>
-      </w:r>
-      <w:hyperlink r:id="rId105">
+        <w:t xml:space="preserve">Nuijten, M., Hartgerink, C.H.J., Van Assen, M.A.L.M., Epskamp, S., Wicherts, J.M., 2016. The prevalence of statistical reporting errors in psychology (1985–2013). Behavior Research Methods 48, 1205–1226.</w:t>
+      </w:r>
+      <w:r>
+        <w:t xml:space="preserve"> </w:t>
+      </w:r>
+      <w:hyperlink r:id="rId106">
         <w:r>
           <w:rPr>
             <w:rStyle w:val="Hyperlink"/>
@@ -10527,100 +9923,56 @@
           <w:t xml:space="preserve">https://doi.org/10.3758/s13428-015-0664-2</w:t>
         </w:r>
       </w:hyperlink>
-      <w:r>
-        <w:t xml:space="preserve">.</w:t>
-      </w:r>
-    </w:p>
-    <w:bookmarkEnd w:id="106"/>
-    <w:bookmarkStart w:id="108" w:name="Xd2e8a3c1fb16bddd8f45886217851c6f32810d7"/>
+    </w:p>
+    <w:bookmarkEnd w:id="107"/>
+    <w:bookmarkStart w:id="109" w:name="ref-R-studio"/>
     <w:p>
       <w:pPr>
         <w:pStyle w:val="Bibliography"/>
       </w:pPr>
       <w:r>
-        <w:t xml:space="preserve">Open Science Collaboration. 2015.</w:t>
-      </w:r>
-      <w:r>
-        <w:t xml:space="preserve"> </w:t>
-      </w:r>
-      <w:r>
-        <w:t xml:space="preserve">“Estimating the Reproducibility of Psychological Science.”</w:t>
-      </w:r>
-      <w:r>
-        <w:t xml:space="preserve"> </w:t>
-      </w:r>
-      <w:r>
-        <w:rPr>
-          <w:i/>
-          <w:iCs/>
-        </w:rPr>
-        <w:t xml:space="preserve">Science</w:t>
-      </w:r>
-      <w:r>
-        <w:t xml:space="preserve"> </w:t>
-      </w:r>
-      <w:r>
-        <w:t xml:space="preserve">349 (6251): aac4716.</w:t>
-      </w:r>
-      <w:r>
-        <w:t xml:space="preserve"> </w:t>
-      </w:r>
-      <w:hyperlink r:id="rId107">
+        <w:t xml:space="preserve">R Core Team, 2025.</w:t>
+      </w:r>
+      <w:r>
+        <w:t xml:space="preserve"> </w:t>
+      </w:r>
+      <w:hyperlink r:id="rId108">
         <w:r>
           <w:rPr>
             <w:rStyle w:val="Hyperlink"/>
           </w:rPr>
-          <w:t xml:space="preserve">https://doi.org/10.1126/science.aac4716</w:t>
+          <w:t xml:space="preserve">R: A language and environment for statistical computing</w:t>
         </w:r>
       </w:hyperlink>
       <w:r>
-        <w:t xml:space="preserve">.</w:t>
-      </w:r>
-    </w:p>
-    <w:bookmarkEnd w:id="108"/>
-    <w:bookmarkStart w:id="110" w:name="ref-sainani_mbi_2018"/>
+        <w:t xml:space="preserve">. R Foundation for Statistical Computing, Vienna, Austria.</w:t>
+      </w:r>
+    </w:p>
+    <w:bookmarkEnd w:id="109"/>
+    <w:bookmarkStart w:id="111" w:name="ref-sainani_mbi_2018"/>
     <w:p>
       <w:pPr>
         <w:pStyle w:val="Bibliography"/>
       </w:pPr>
       <w:r>
-        <w:t xml:space="preserve">Sainani, Kristin L. 2018.</w:t>
-      </w:r>
-      <w:r>
-        <w:t xml:space="preserve"> </w:t>
-      </w:r>
-      <w:r>
-        <w:t xml:space="preserve">“The Problem with</w:t>
-      </w:r>
-      <w:r>
-        <w:t xml:space="preserve"> </w:t>
-      </w:r>
-      <w:r>
-        <w:t xml:space="preserve">‘Magnitude-Based Inference’</w:t>
-      </w:r>
-      <w:r>
-        <w:t xml:space="preserve">.”</w:t>
-      </w:r>
-      <w:r>
-        <w:t xml:space="preserve"> </w:t>
-      </w:r>
-      <w:r>
-        <w:rPr>
-          <w:i/>
-          <w:iCs/>
-        </w:rPr>
-        <w:t xml:space="preserve">Medicine and Science in Sports and Exercise</w:t>
-      </w:r>
-      <w:r>
-        <w:t xml:space="preserve"> </w:t>
-      </w:r>
-      <w:r>
-        <w:t xml:space="preserve">50 (10): 2166–76.</w:t>
-      </w:r>
-      <w:r>
-        <w:t xml:space="preserve"> </w:t>
-      </w:r>
-      <w:hyperlink r:id="rId109">
+        <w:t xml:space="preserve">Sainani, K.L., 2018. The problem with</w:t>
+      </w:r>
+      <w:r>
+        <w:t xml:space="preserve"> </w:t>
+      </w:r>
+      <w:r>
+        <w:t xml:space="preserve">“magnitude-based inference.”</w:t>
+      </w:r>
+      <w:r>
+        <w:t xml:space="preserve"> </w:t>
+      </w:r>
+      <w:r>
+        <w:t xml:space="preserve">Medicine and Science in Sports and Exercise 50, 2166–2176.</w:t>
+      </w:r>
+      <w:r>
+        <w:t xml:space="preserve"> </w:t>
+      </w:r>
+      <w:hyperlink r:id="rId110">
         <w:r>
           <w:rPr>
             <w:rStyle w:val="Hyperlink"/>
@@ -10628,24 +9980,15 @@
           <w:t xml:space="preserve">https://doi.org/10.1249/MSS.0000000000001645</w:t>
         </w:r>
       </w:hyperlink>
-      <w:r>
-        <w:t xml:space="preserve">.</w:t>
-      </w:r>
-    </w:p>
-    <w:bookmarkEnd w:id="110"/>
-    <w:bookmarkStart w:id="112" w:name="ref-schmidt_statcheck_2017"/>
+    </w:p>
+    <w:bookmarkEnd w:id="111"/>
+    <w:bookmarkStart w:id="113" w:name="ref-schmidt_statcheck_2017"/>
     <w:p>
       <w:pPr>
         <w:pStyle w:val="Bibliography"/>
       </w:pPr>
       <w:r>
-        <w:t xml:space="preserve">Schmidt, Thomas. 2017.</w:t>
-      </w:r>
-      <w:r>
-        <w:t xml:space="preserve"> </w:t>
-      </w:r>
-      <w:r>
-        <w:t xml:space="preserve">“Statcheck Does Not Work: All the Numbers.</w:t>
+        <w:t xml:space="preserve">Schmidt, T., 2017. Statcheck does not work: All the numbers.</w:t>
       </w:r>
       <w:r>
         <w:t xml:space="preserve"> </w:t>
@@ -10669,18 +10012,12 @@
         <w:t xml:space="preserve"> </w:t>
       </w:r>
       <w:r>
-        <w:t xml:space="preserve">Et Al. (2017).”</w:t>
-      </w:r>
-      <w:r>
-        <w:t xml:space="preserve"> </w:t>
-      </w:r>
-      <w:r>
-        <w:t xml:space="preserve">PsyArXiv preprint.</w:t>
-      </w:r>
-      <w:r>
-        <w:t xml:space="preserve"> </w:t>
-      </w:r>
-      <w:hyperlink r:id="rId111">
+        <w:t xml:space="preserve">et al. (2017).</w:t>
+      </w:r>
+      <w:r>
+        <w:t xml:space="preserve"> </w:t>
+      </w:r>
+      <w:hyperlink r:id="rId112">
         <w:r>
           <w:rPr>
             <w:rStyle w:val="Hyperlink"/>
@@ -10688,24 +10025,15 @@
           <w:t xml:space="preserve">https://doi.org/10.31234/osf.io/hr6qy</w:t>
         </w:r>
       </w:hyperlink>
-      <w:r>
-        <w:t xml:space="preserve">.</w:t>
-      </w:r>
-    </w:p>
-    <w:bookmarkEnd w:id="112"/>
-    <w:bookmarkStart w:id="114" w:name="ref-twomey_nature_2021"/>
+    </w:p>
+    <w:bookmarkEnd w:id="113"/>
+    <w:bookmarkStart w:id="115" w:name="ref-twomey_nature_2021"/>
     <w:p>
       <w:pPr>
         <w:pStyle w:val="Bibliography"/>
       </w:pPr>
       <w:r>
-        <w:t xml:space="preserve">Twomey, Rosie, Sena Harlley, Claudia Romero Medina, Jennifer Murphy, Whitley Atkins, Christopher McCrum, Christoph Schneider, Joe Warne, Vanessa Yingling, and Aaron Caldwell. 2021.</w:t>
-      </w:r>
-      <w:r>
-        <w:t xml:space="preserve"> </w:t>
-      </w:r>
-      <w:r>
-        <w:t xml:space="preserve">“The</w:t>
+        <w:t xml:space="preserve">Twomey, R., Harlley, S., Medina, C.R., Murphy, J., Atkins, W., McCrum, C., Schneider, C., Warne, J., Yingling, V., Caldwell, A., 2021. The</w:t>
       </w:r>
       <w:r>
         <w:t xml:space="preserve"> </w:t>
@@ -10807,28 +10135,12 @@
         <w:t xml:space="preserve">Kinesiology</w:t>
       </w:r>
       <w:r>
-        <w:t xml:space="preserve">.”</w:t>
-      </w:r>
-      <w:r>
-        <w:t xml:space="preserve"> </w:t>
-      </w:r>
-      <w:r>
-        <w:rPr>
-          <w:i/>
-          <w:iCs/>
-        </w:rPr>
-        <w:t xml:space="preserve">Communications in Kinesiology</w:t>
-      </w:r>
-      <w:r>
-        <w:t xml:space="preserve"> </w:t>
-      </w:r>
-      <w:r>
-        <w:t xml:space="preserve">1 (3).</w:t>
-      </w:r>
-      <w:r>
-        <w:t xml:space="preserve"> </w:t>
-      </w:r>
-      <w:hyperlink r:id="rId113">
+        <w:t xml:space="preserve">. Communications in Kinesiology 1, 43.</w:t>
+      </w:r>
+      <w:r>
+        <w:t xml:space="preserve"> </w:t>
+      </w:r>
+      <w:hyperlink r:id="rId114">
         <w:r>
           <w:rPr>
             <w:rStyle w:val="Hyperlink"/>
@@ -10836,24 +10148,15 @@
           <w:t xml:space="preserve">https://doi.org/10.51224/cik.v1i3.43</w:t>
         </w:r>
       </w:hyperlink>
-      <w:r>
-        <w:t xml:space="preserve">.</w:t>
-      </w:r>
-    </w:p>
-    <w:bookmarkEnd w:id="114"/>
-    <w:bookmarkStart w:id="116" w:name="ref-veldkamp_statistical_2014"/>
+    </w:p>
+    <w:bookmarkEnd w:id="115"/>
+    <w:bookmarkStart w:id="117" w:name="ref-veldkamp_statistical_2014"/>
     <w:p>
       <w:pPr>
         <w:pStyle w:val="Bibliography"/>
       </w:pPr>
       <w:r>
-        <w:t xml:space="preserve">Veldkamp, C. L. S., M. B. Nuijten, L. Dominguez-Alvarez, M. A. L. M. van Assen, and J. M. Wicherts. 2014.</w:t>
-      </w:r>
-      <w:r>
-        <w:t xml:space="preserve"> </w:t>
-      </w:r>
-      <w:r>
-        <w:t xml:space="preserve">“Statistical</w:t>
+        <w:t xml:space="preserve">Veldkamp, C.L.S., Nuijten, M.B., Dominguez-Alvarez, L., Assen, M.A.L.M. van, Wicherts, J.M., 2014. Statistical</w:t>
       </w:r>
       <w:r>
         <w:t xml:space="preserve"> </w:t>
@@ -10916,28 +10219,12 @@
         <w:t xml:space="preserve">Science</w:t>
       </w:r>
       <w:r>
-        <w:t xml:space="preserve">.”</w:t>
-      </w:r>
-      <w:r>
-        <w:t xml:space="preserve"> </w:t>
-      </w:r>
-      <w:r>
-        <w:rPr>
-          <w:i/>
-          <w:iCs/>
-        </w:rPr>
-        <w:t xml:space="preserve">PLOS ONE</w:t>
-      </w:r>
-      <w:r>
-        <w:t xml:space="preserve"> </w:t>
-      </w:r>
-      <w:r>
-        <w:t xml:space="preserve">9 (12): e114876.</w:t>
-      </w:r>
-      <w:r>
-        <w:t xml:space="preserve"> </w:t>
-      </w:r>
-      <w:hyperlink r:id="rId115">
+        <w:t xml:space="preserve">. PLOS ONE 9, e114876.</w:t>
+      </w:r>
+      <w:r>
+        <w:t xml:space="preserve"> </w:t>
+      </w:r>
+      <w:hyperlink r:id="rId116">
         <w:r>
           <w:rPr>
             <w:rStyle w:val="Hyperlink"/>
@@ -10945,24 +10232,15 @@
           <w:t xml:space="preserve">https://doi.org/10.1371/journal.pone.0114876</w:t>
         </w:r>
       </w:hyperlink>
-      <w:r>
-        <w:t xml:space="preserve">.</w:t>
-      </w:r>
-    </w:p>
-    <w:bookmarkEnd w:id="116"/>
-    <w:bookmarkStart w:id="118" w:name="ref-wasserstein_asa_2016"/>
+    </w:p>
+    <w:bookmarkEnd w:id="117"/>
+    <w:bookmarkStart w:id="119" w:name="ref-wasserstein_asa_2016"/>
     <w:p>
       <w:pPr>
         <w:pStyle w:val="Bibliography"/>
       </w:pPr>
       <w:r>
-        <w:t xml:space="preserve">Wasserstein, Ronald L., and Nicole A. Lazar. 2016.</w:t>
-      </w:r>
-      <w:r>
-        <w:t xml:space="preserve"> </w:t>
-      </w:r>
-      <w:r>
-        <w:t xml:space="preserve">“The</w:t>
+        <w:t xml:space="preserve">Wasserstein, R.L., Lazar, N.A., 2016. The</w:t>
       </w:r>
       <w:r>
         <w:t xml:space="preserve"> </w:t>
@@ -10971,31 +10249,57 @@
         <w:t xml:space="preserve">ASA</w:t>
       </w:r>
       <w:r>
-        <w:t xml:space="preserve"> </w:t>
-      </w:r>
-      <w:r>
-        <w:t xml:space="preserve">Statement on p-Values: Context, Process, and Purpose.”</w:t>
-      </w:r>
-      <w:r>
-        <w:t xml:space="preserve"> </w:t>
-      </w:r>
-      <w:r>
-        <w:rPr>
-          <w:i/>
-          <w:iCs/>
-        </w:rPr>
-        <w:t xml:space="preserve">The American Statistician</w:t>
-      </w:r>
-      <w:r>
-        <w:t xml:space="preserve"> </w:t>
-      </w:r>
-      <w:r>
-        <w:t xml:space="preserve">70 (2): 129–33.</w:t>
-      </w:r>
-      <w:r>
-        <w:t xml:space="preserve"> </w:t>
-      </w:r>
-      <w:hyperlink r:id="rId117">
+        <w:t xml:space="preserve">’s</w:t>
+      </w:r>
+      <w:r>
+        <w:t xml:space="preserve"> </w:t>
+      </w:r>
+      <w:r>
+        <w:t xml:space="preserve">Statement</w:t>
+      </w:r>
+      <w:r>
+        <w:t xml:space="preserve"> </w:t>
+      </w:r>
+      <w:r>
+        <w:t xml:space="preserve">on p-</w:t>
+      </w:r>
+      <w:r>
+        <w:t xml:space="preserve">Values</w:t>
+      </w:r>
+      <w:r>
+        <w:t xml:space="preserve">:</w:t>
+      </w:r>
+      <w:r>
+        <w:t xml:space="preserve"> </w:t>
+      </w:r>
+      <w:r>
+        <w:t xml:space="preserve">Context</w:t>
+      </w:r>
+      <w:r>
+        <w:t xml:space="preserve">,</w:t>
+      </w:r>
+      <w:r>
+        <w:t xml:space="preserve"> </w:t>
+      </w:r>
+      <w:r>
+        <w:t xml:space="preserve">Process</w:t>
+      </w:r>
+      <w:r>
+        <w:t xml:space="preserve">, and</w:t>
+      </w:r>
+      <w:r>
+        <w:t xml:space="preserve"> </w:t>
+      </w:r>
+      <w:r>
+        <w:t xml:space="preserve">Purpose</w:t>
+      </w:r>
+      <w:r>
+        <w:t xml:space="preserve">. The American Statistician 70, 129–133.</w:t>
+      </w:r>
+      <w:r>
+        <w:t xml:space="preserve"> </w:t>
+      </w:r>
+      <w:hyperlink r:id="rId118">
         <w:r>
           <w:rPr>
             <w:rStyle w:val="Hyperlink"/>
@@ -11003,54 +10307,32 @@
           <w:t xml:space="preserve">https://doi.org/10.1080/00031305.2016.1154108</w:t>
         </w:r>
       </w:hyperlink>
-      <w:r>
-        <w:t xml:space="preserve">.</w:t>
-      </w:r>
-    </w:p>
-    <w:bookmarkEnd w:id="118"/>
-    <w:bookmarkStart w:id="120" w:name="ref-wasserstein_schirm_lazar_2019"/>
+    </w:p>
+    <w:bookmarkEnd w:id="119"/>
+    <w:bookmarkStart w:id="121" w:name="ref-wasserstein_schirm_lazar_2019"/>
     <w:p>
       <w:pPr>
         <w:pStyle w:val="Bibliography"/>
       </w:pPr>
       <w:r>
-        <w:t xml:space="preserve">Wasserstein, Ronald L., Allen L. Schirm, and Nicole A. Lazar. 2019.</w:t>
-      </w:r>
-      <w:r>
-        <w:t xml:space="preserve"> </w:t>
-      </w:r>
-      <w:r>
-        <w:t xml:space="preserve">“Moving to a World Beyond</w:t>
-      </w:r>
-      <w:r>
-        <w:t xml:space="preserve"> </w:t>
-      </w:r>
-      <w:r>
-        <w:t xml:space="preserve">‘p &lt; 0.05’</w:t>
-      </w:r>
-      <w:r>
-        <w:t xml:space="preserve">.”</w:t>
-      </w:r>
-      <w:r>
-        <w:t xml:space="preserve"> </w:t>
-      </w:r>
-      <w:r>
-        <w:rPr>
-          <w:i/>
-          <w:iCs/>
-        </w:rPr>
-        <w:t xml:space="preserve">The American Statistician</w:t>
-      </w:r>
-      <w:r>
-        <w:t xml:space="preserve"> </w:t>
-      </w:r>
-      <w:r>
-        <w:t xml:space="preserve">73 (sup1): 1–19.</w:t>
-      </w:r>
-      <w:r>
-        <w:t xml:space="preserve"> </w:t>
-      </w:r>
-      <w:hyperlink r:id="rId119">
+        <w:t xml:space="preserve">Wasserstein, R.L., Schirm, A.L., Lazar, N.A., 2019. Moving to a world beyond</w:t>
+      </w:r>
+      <w:r>
+        <w:t xml:space="preserve"> </w:t>
+      </w:r>
+      <w:r>
+        <w:t xml:space="preserve">“p &lt; 0.05.”</w:t>
+      </w:r>
+      <w:r>
+        <w:t xml:space="preserve"> </w:t>
+      </w:r>
+      <w:r>
+        <w:t xml:space="preserve">The American Statistician 73, 1–19.</w:t>
+      </w:r>
+      <w:r>
+        <w:t xml:space="preserve"> </w:t>
+      </w:r>
+      <w:hyperlink r:id="rId120">
         <w:r>
           <w:rPr>
             <w:rStyle w:val="Hyperlink"/>
@@ -11058,45 +10340,20 @@
           <w:t xml:space="preserve">https://doi.org/10.1080/00031305.2019.1583913</w:t>
         </w:r>
       </w:hyperlink>
-      <w:r>
-        <w:t xml:space="preserve">.</w:t>
-      </w:r>
-    </w:p>
-    <w:bookmarkEnd w:id="120"/>
-    <w:bookmarkStart w:id="122" w:name="ref-wicherts2011"/>
+    </w:p>
+    <w:bookmarkEnd w:id="121"/>
+    <w:bookmarkStart w:id="123" w:name="ref-wicherts2011"/>
     <w:p>
       <w:pPr>
         <w:pStyle w:val="Bibliography"/>
       </w:pPr>
       <w:r>
-        <w:t xml:space="preserve">Wicherts, Jelte M., Marjan Bakker, and Dylan Molenaar. 2011.</w:t>
-      </w:r>
-      <w:r>
-        <w:t xml:space="preserve"> </w:t>
-      </w:r>
-      <w:r>
-        <w:t xml:space="preserve">“Willingness to Share Research Data Is Related to the Strength of the Evidence and the Quality of Reporting of Statistical Results.”</w:t>
-      </w:r>
-      <w:r>
-        <w:t xml:space="preserve"> </w:t>
-      </w:r>
-      <w:r>
-        <w:rPr>
-          <w:i/>
-          <w:iCs/>
-        </w:rPr>
-        <w:t xml:space="preserve">PLOS ONE</w:t>
-      </w:r>
-      <w:r>
-        <w:t xml:space="preserve"> </w:t>
-      </w:r>
-      <w:r>
-        <w:t xml:space="preserve">6 (11): e26828.</w:t>
-      </w:r>
-      <w:r>
-        <w:t xml:space="preserve"> </w:t>
-      </w:r>
-      <w:hyperlink r:id="rId121">
+        <w:t xml:space="preserve">Wicherts, J.M., Bakker, M., Molenaar, D., 2011. Willingness to Share Research Data Is Related to the Strength of the Evidence and the Quality of Reporting of Statistical Results. PLOS ONE 6, e26828.</w:t>
+      </w:r>
+      <w:r>
+        <w:t xml:space="preserve"> </w:t>
+      </w:r>
+      <w:hyperlink r:id="rId122">
         <w:r>
           <w:rPr>
             <w:rStyle w:val="Hyperlink"/>
@@ -11104,246 +10361,276 @@
           <w:t xml:space="preserve">https://doi.org/10.1371/journal.pone.0026828</w:t>
         </w:r>
       </w:hyperlink>
-      <w:r>
-        <w:t xml:space="preserve">.</w:t>
-      </w:r>
-    </w:p>
-    <w:bookmarkEnd w:id="122"/>
-    <w:bookmarkStart w:id="124" w:name="ref-R-stringr"/>
+    </w:p>
+    <w:bookmarkEnd w:id="123"/>
+    <w:bookmarkStart w:id="125" w:name="ref-wicherts_degrees_2016"/>
     <w:p>
       <w:pPr>
         <w:pStyle w:val="Bibliography"/>
       </w:pPr>
       <w:r>
-        <w:t xml:space="preserve">Wickham, Hadley. 2025.</w:t>
-      </w:r>
-      <w:r>
-        <w:t xml:space="preserve"> </w:t>
-      </w:r>
-      <w:r>
-        <w:rPr>
-          <w:i/>
-          <w:iCs/>
-        </w:rPr>
-        <w:t xml:space="preserve">Stringr: Simple, Consistent Wrappers for Common String Operations</w:t>
-      </w:r>
-      <w:r>
-        <w:t xml:space="preserve">.</w:t>
-      </w:r>
-      <w:r>
-        <w:t xml:space="preserve"> </w:t>
-      </w:r>
-      <w:hyperlink r:id="rId123">
+        <w:t xml:space="preserve">Wicherts, J.M., Veldkamp, C.L.S., Augusteijn, H.E.M., Bakker, M., Aert, R.C.M. van, Assen, M.A.L.M. van, 2016. Degrees of</w:t>
+      </w:r>
+      <w:r>
+        <w:t xml:space="preserve"> </w:t>
+      </w:r>
+      <w:r>
+        <w:t xml:space="preserve">Freedom</w:t>
+      </w:r>
+      <w:r>
+        <w:t xml:space="preserve"> </w:t>
+      </w:r>
+      <w:r>
+        <w:t xml:space="preserve">in</w:t>
+      </w:r>
+      <w:r>
+        <w:t xml:space="preserve"> </w:t>
+      </w:r>
+      <w:r>
+        <w:t xml:space="preserve">Planning</w:t>
+      </w:r>
+      <w:r>
+        <w:t xml:space="preserve">,</w:t>
+      </w:r>
+      <w:r>
+        <w:t xml:space="preserve"> </w:t>
+      </w:r>
+      <w:r>
+        <w:t xml:space="preserve">Running</w:t>
+      </w:r>
+      <w:r>
+        <w:t xml:space="preserve">,</w:t>
+      </w:r>
+      <w:r>
+        <w:t xml:space="preserve"> </w:t>
+      </w:r>
+      <w:r>
+        <w:t xml:space="preserve">Analyzing</w:t>
+      </w:r>
+      <w:r>
+        <w:t xml:space="preserve">, and</w:t>
+      </w:r>
+      <w:r>
+        <w:t xml:space="preserve"> </w:t>
+      </w:r>
+      <w:r>
+        <w:t xml:space="preserve">Reporting</w:t>
+      </w:r>
+      <w:r>
+        <w:t xml:space="preserve"> </w:t>
+      </w:r>
+      <w:r>
+        <w:t xml:space="preserve">Psychological</w:t>
+      </w:r>
+      <w:r>
+        <w:t xml:space="preserve"> </w:t>
+      </w:r>
+      <w:r>
+        <w:t xml:space="preserve">Studies</w:t>
+      </w:r>
+      <w:r>
+        <w:t xml:space="preserve">:</w:t>
+      </w:r>
+      <w:r>
+        <w:t xml:space="preserve"> </w:t>
+      </w:r>
+      <w:r>
+        <w:t xml:space="preserve">A</w:t>
+      </w:r>
+      <w:r>
+        <w:t xml:space="preserve"> </w:t>
+      </w:r>
+      <w:r>
+        <w:t xml:space="preserve">Checklist</w:t>
+      </w:r>
+      <w:r>
+        <w:t xml:space="preserve"> </w:t>
+      </w:r>
+      <w:r>
+        <w:t xml:space="preserve">to</w:t>
+      </w:r>
+      <w:r>
+        <w:t xml:space="preserve"> </w:t>
+      </w:r>
+      <w:r>
+        <w:t xml:space="preserve">Avoid</w:t>
+      </w:r>
+      <w:r>
+        <w:t xml:space="preserve"> </w:t>
+      </w:r>
+      <w:r>
+        <w:t xml:space="preserve">p-</w:t>
+      </w:r>
+      <w:r>
+        <w:t xml:space="preserve">Hacking</w:t>
+      </w:r>
+      <w:r>
+        <w:t xml:space="preserve">. Frontiers in Psychology 7, 1832.</w:t>
+      </w:r>
+      <w:r>
+        <w:t xml:space="preserve"> </w:t>
+      </w:r>
+      <w:hyperlink r:id="rId124">
         <w:r>
           <w:rPr>
             <w:rStyle w:val="Hyperlink"/>
           </w:rPr>
-          <w:t xml:space="preserve">https://stringr.tidyverse.org</w:t>
+          <w:t xml:space="preserve">https://doi.org/10.3389/fpsyg.2016.01832</w:t>
         </w:r>
       </w:hyperlink>
-      <w:r>
-        <w:t xml:space="preserve">.</w:t>
-      </w:r>
-    </w:p>
-    <w:bookmarkEnd w:id="124"/>
-    <w:bookmarkStart w:id="126" w:name="ref-R-readxl"/>
+    </w:p>
+    <w:bookmarkEnd w:id="125"/>
+    <w:bookmarkStart w:id="127" w:name="ref-R-stringr"/>
     <w:p>
       <w:pPr>
         <w:pStyle w:val="Bibliography"/>
       </w:pPr>
       <w:r>
-        <w:t xml:space="preserve">Wickham, Hadley, and Jennifer Bryan. 2025.</w:t>
-      </w:r>
-      <w:r>
-        <w:t xml:space="preserve"> </w:t>
-      </w:r>
-      <w:r>
-        <w:rPr>
-          <w:i/>
-          <w:iCs/>
-        </w:rPr>
-        <w:t xml:space="preserve">Readxl: Read Excel Files</w:t>
-      </w:r>
-      <w:r>
-        <w:t xml:space="preserve">.</w:t>
-      </w:r>
-      <w:r>
-        <w:t xml:space="preserve"> </w:t>
-      </w:r>
-      <w:hyperlink r:id="rId125">
+        <w:t xml:space="preserve">Wickham, H., 2025.</w:t>
+      </w:r>
+      <w:r>
+        <w:t xml:space="preserve"> </w:t>
+      </w:r>
+      <w:hyperlink r:id="rId126">
         <w:r>
           <w:rPr>
             <w:rStyle w:val="Hyperlink"/>
           </w:rPr>
-          <w:t xml:space="preserve">https://readxl.tidyverse.org</w:t>
+          <w:t xml:space="preserve">Stringr: Simple, consistent wrappers for common string operations</w:t>
         </w:r>
       </w:hyperlink>
       <w:r>
         <w:t xml:space="preserve">.</w:t>
       </w:r>
     </w:p>
-    <w:bookmarkEnd w:id="126"/>
-    <w:bookmarkStart w:id="128" w:name="ref-R-dplyr"/>
+    <w:bookmarkEnd w:id="127"/>
+    <w:bookmarkStart w:id="129" w:name="ref-R-readxl"/>
     <w:p>
       <w:pPr>
         <w:pStyle w:val="Bibliography"/>
       </w:pPr>
       <w:r>
-        <w:t xml:space="preserve">Wickham, Hadley, Romain François, Lionel Henry, Kirill Müller, and Davis Vaughan. 2026.</w:t>
-      </w:r>
-      <w:r>
-        <w:t xml:space="preserve"> </w:t>
-      </w:r>
-      <w:r>
-        <w:rPr>
-          <w:i/>
-          <w:iCs/>
-        </w:rPr>
-        <w:t xml:space="preserve">Dplyr: A Grammar of Data Manipulation</w:t>
-      </w:r>
-      <w:r>
-        <w:t xml:space="preserve">.</w:t>
-      </w:r>
-      <w:r>
-        <w:t xml:space="preserve"> </w:t>
-      </w:r>
-      <w:hyperlink r:id="rId127">
+        <w:t xml:space="preserve">Wickham, H., Bryan, J., 2025.</w:t>
+      </w:r>
+      <w:r>
+        <w:t xml:space="preserve"> </w:t>
+      </w:r>
+      <w:hyperlink r:id="rId128">
         <w:r>
           <w:rPr>
             <w:rStyle w:val="Hyperlink"/>
           </w:rPr>
-          <w:t xml:space="preserve">https://dplyr.tidyverse.org</w:t>
+          <w:t xml:space="preserve">Readxl: Read excel files</w:t>
         </w:r>
       </w:hyperlink>
       <w:r>
         <w:t xml:space="preserve">.</w:t>
       </w:r>
     </w:p>
-    <w:bookmarkEnd w:id="128"/>
-    <w:bookmarkStart w:id="130" w:name="ref-R-readr"/>
+    <w:bookmarkEnd w:id="129"/>
+    <w:bookmarkStart w:id="131" w:name="ref-R-dplyr"/>
     <w:p>
       <w:pPr>
         <w:pStyle w:val="Bibliography"/>
       </w:pPr>
       <w:r>
-        <w:t xml:space="preserve">Wickham, Hadley, Jim Hester, and Jennifer Bryan. 2026.</w:t>
-      </w:r>
-      <w:r>
-        <w:t xml:space="preserve"> </w:t>
-      </w:r>
-      <w:r>
-        <w:rPr>
-          <w:i/>
-          <w:iCs/>
-        </w:rPr>
-        <w:t xml:space="preserve">Readr: Read Rectangular Text Data</w:t>
-      </w:r>
-      <w:r>
-        <w:t xml:space="preserve">.</w:t>
-      </w:r>
-      <w:r>
-        <w:t xml:space="preserve"> </w:t>
-      </w:r>
-      <w:hyperlink r:id="rId129">
+        <w:t xml:space="preserve">Wickham, H., François, R., Henry, L., Müller, K., Vaughan, D., 2026a.</w:t>
+      </w:r>
+      <w:r>
+        <w:t xml:space="preserve"> </w:t>
+      </w:r>
+      <w:hyperlink r:id="rId130">
         <w:r>
           <w:rPr>
             <w:rStyle w:val="Hyperlink"/>
           </w:rPr>
-          <w:t xml:space="preserve">https://readr.tidyverse.org</w:t>
+          <w:t xml:space="preserve">Dplyr: A grammar of data manipulation</w:t>
         </w:r>
       </w:hyperlink>
       <w:r>
         <w:t xml:space="preserve">.</w:t>
       </w:r>
     </w:p>
-    <w:bookmarkEnd w:id="130"/>
-    <w:bookmarkStart w:id="132" w:name="ref-R-scales"/>
+    <w:bookmarkEnd w:id="131"/>
+    <w:bookmarkStart w:id="133" w:name="ref-R-readr"/>
     <w:p>
       <w:pPr>
         <w:pStyle w:val="Bibliography"/>
       </w:pPr>
       <w:r>
-        <w:t xml:space="preserve">Wickham, Hadley, Thomas Lin Pedersen, and Dana Seidel. 2025.</w:t>
-      </w:r>
-      <w:r>
-        <w:t xml:space="preserve"> </w:t>
-      </w:r>
-      <w:r>
-        <w:rPr>
-          <w:i/>
-          <w:iCs/>
-        </w:rPr>
-        <w:t xml:space="preserve">Scales: Scale Functions for Visualization</w:t>
-      </w:r>
-      <w:r>
-        <w:t xml:space="preserve">.</w:t>
-      </w:r>
-      <w:r>
-        <w:t xml:space="preserve"> </w:t>
-      </w:r>
-      <w:hyperlink r:id="rId131">
+        <w:t xml:space="preserve">Wickham, H., Hester, J., Bryan, J., 2026b.</w:t>
+      </w:r>
+      <w:r>
+        <w:t xml:space="preserve"> </w:t>
+      </w:r>
+      <w:hyperlink r:id="rId132">
         <w:r>
           <w:rPr>
             <w:rStyle w:val="Hyperlink"/>
           </w:rPr>
-          <w:t xml:space="preserve">https://scales.r-lib.org</w:t>
+          <w:t xml:space="preserve">Readr: Read rectangular text data</w:t>
         </w:r>
       </w:hyperlink>
       <w:r>
         <w:t xml:space="preserve">.</w:t>
       </w:r>
     </w:p>
-    <w:bookmarkEnd w:id="132"/>
-    <w:bookmarkStart w:id="134" w:name="ref-R-tidyr"/>
+    <w:bookmarkEnd w:id="133"/>
+    <w:bookmarkStart w:id="135" w:name="ref-R-scales"/>
     <w:p>
       <w:pPr>
         <w:pStyle w:val="Bibliography"/>
       </w:pPr>
       <w:r>
-        <w:t xml:space="preserve">Wickham, Hadley, Davis Vaughan, and Maximilian Girlich. 2025.</w:t>
-      </w:r>
-      <w:r>
-        <w:t xml:space="preserve"> </w:t>
-      </w:r>
-      <w:r>
-        <w:rPr>
-          <w:i/>
-          <w:iCs/>
-        </w:rPr>
-        <w:t xml:space="preserve">Tidyr: Tidy Messy Data</w:t>
-      </w:r>
-      <w:r>
-        <w:t xml:space="preserve">.</w:t>
-      </w:r>
-      <w:r>
-        <w:t xml:space="preserve"> </w:t>
-      </w:r>
-      <w:hyperlink r:id="rId133">
+        <w:t xml:space="preserve">Wickham, H., Pedersen, T.L., Seidel, D., 2025a.</w:t>
+      </w:r>
+      <w:r>
+        <w:t xml:space="preserve"> </w:t>
+      </w:r>
+      <w:hyperlink r:id="rId134">
         <w:r>
           <w:rPr>
             <w:rStyle w:val="Hyperlink"/>
           </w:rPr>
-          <w:t xml:space="preserve">https://tidyr.tidyverse.org</w:t>
+          <w:t xml:space="preserve">Scales: Scale functions for visualization</w:t>
         </w:r>
       </w:hyperlink>
       <w:r>
         <w:t xml:space="preserve">.</w:t>
       </w:r>
     </w:p>
-    <w:bookmarkEnd w:id="134"/>
-    <w:bookmarkStart w:id="136" w:name="ref-wilkinson_fair_2016"/>
+    <w:bookmarkEnd w:id="135"/>
+    <w:bookmarkStart w:id="137" w:name="ref-R-tidyr"/>
     <w:p>
       <w:pPr>
         <w:pStyle w:val="Bibliography"/>
       </w:pPr>
       <w:r>
-        <w:t xml:space="preserve">Wilkinson, Mark D., Michel Dumontier, IJsbrand Jan Aalbersberg, Gabrielle Appleton, Myles Axton, Arie Baak, Niklas Blomberg, et al. 2016.</w:t>
-      </w:r>
-      <w:r>
-        <w:t xml:space="preserve"> </w:t>
-      </w:r>
-      <w:r>
-        <w:t xml:space="preserve">“The</w:t>
+        <w:t xml:space="preserve">Wickham, H., Vaughan, D., Girlich, M., 2025b.</w:t>
+      </w:r>
+      <w:r>
+        <w:t xml:space="preserve"> </w:t>
+      </w:r>
+      <w:hyperlink r:id="rId136">
+        <w:r>
+          <w:rPr>
+            <w:rStyle w:val="Hyperlink"/>
+          </w:rPr>
+          <w:t xml:space="preserve">Tidyr: Tidy messy data</w:t>
+        </w:r>
+      </w:hyperlink>
+      <w:r>
+        <w:t xml:space="preserve">.</w:t>
+      </w:r>
+    </w:p>
+    <w:bookmarkEnd w:id="137"/>
+    <w:bookmarkStart w:id="139" w:name="ref-wilkinson_fair_2016"/>
+    <w:p>
+      <w:pPr>
+        <w:pStyle w:val="Bibliography"/>
+      </w:pPr>
+      <w:r>
+        <w:t xml:space="preserve">Wilkinson, M.D., Dumontier, M., Aalbersberg, Ij.J., Appleton, G., Axton, M., Baak, A., Blomberg, N., Boiten, J.-W., Silva Santos, L.B. da, Bourne, P.E., others, 2016. The</w:t>
       </w:r>
       <w:r>
         <w:t xml:space="preserve"> </w:t>
@@ -11367,28 +10654,12 @@
         <w:t xml:space="preserve"> </w:t>
       </w:r>
       <w:r>
-        <w:t xml:space="preserve">for Scientific Data Management and Stewardship.”</w:t>
-      </w:r>
-      <w:r>
-        <w:t xml:space="preserve"> </w:t>
-      </w:r>
-      <w:r>
-        <w:rPr>
-          <w:i/>
-          <w:iCs/>
-        </w:rPr>
-        <w:t xml:space="preserve">Scientific Data</w:t>
-      </w:r>
-      <w:r>
-        <w:t xml:space="preserve"> </w:t>
-      </w:r>
-      <w:r>
-        <w:t xml:space="preserve">3: 160018.</w:t>
-      </w:r>
-      <w:r>
-        <w:t xml:space="preserve"> </w:t>
-      </w:r>
-      <w:hyperlink r:id="rId135">
+        <w:t xml:space="preserve">for scientific data management and stewardship. Scientific Data 3, 160018.</w:t>
+      </w:r>
+      <w:r>
+        <w:t xml:space="preserve"> </w:t>
+      </w:r>
+      <w:hyperlink r:id="rId138">
         <w:r>
           <w:rPr>
             <w:rStyle w:val="Hyperlink"/>
@@ -11396,51 +10667,39 @@
           <w:t xml:space="preserve">https://doi.org/10.1038/sdata.2016.18</w:t>
         </w:r>
       </w:hyperlink>
-      <w:r>
-        <w:t xml:space="preserve">.</w:t>
-      </w:r>
-    </w:p>
-    <w:bookmarkEnd w:id="136"/>
-    <w:bookmarkStart w:id="138" w:name="ref-R-knitr"/>
+    </w:p>
+    <w:bookmarkEnd w:id="139"/>
+    <w:bookmarkStart w:id="141" w:name="ref-R-knitr"/>
     <w:p>
       <w:pPr>
         <w:pStyle w:val="Bibliography"/>
       </w:pPr>
       <w:r>
-        <w:t xml:space="preserve">Xie, Yihui. 2025.</w:t>
-      </w:r>
-      <w:r>
-        <w:t xml:space="preserve"> </w:t>
-      </w:r>
-      <w:r>
-        <w:rPr>
-          <w:i/>
-          <w:iCs/>
-        </w:rPr>
-        <w:t xml:space="preserve">Knitr: A General-Purpose Package for Dynamic Report Generation in r</w:t>
-      </w:r>
-      <w:r>
-        <w:t xml:space="preserve">.</w:t>
-      </w:r>
-      <w:r>
-        <w:t xml:space="preserve"> </w:t>
-      </w:r>
-      <w:hyperlink r:id="rId137">
+        <w:t xml:space="preserve">Xie, Y., 2025.</w:t>
+      </w:r>
+      <w:r>
+        <w:t xml:space="preserve"> </w:t>
+      </w:r>
+      <w:hyperlink r:id="rId140">
         <w:r>
           <w:rPr>
             <w:rStyle w:val="Hyperlink"/>
           </w:rPr>
-          <w:t xml:space="preserve">https://yihui.org/knitr/</w:t>
+          <w:t xml:space="preserve">Knitr: A general-purpose package for dynamic report generation in r</w:t>
         </w:r>
       </w:hyperlink>
       <w:r>
         <w:t xml:space="preserve">.</w:t>
       </w:r>
     </w:p>
-    <w:bookmarkEnd w:id="138"/>
-    <w:bookmarkEnd w:id="139"/>
-    <w:bookmarkEnd w:id="140"/>
-    <w:sectPr/>
+    <w:bookmarkEnd w:id="141"/>
+    <w:bookmarkEnd w:id="142"/>
+    <w:bookmarkEnd w:id="143"/>
+    <w:sectPr>
+      <w:footnotePr>
+        <w:numRestart w:val="eachSect"/>
+      </w:footnotePr>
+    </w:sectPr>
   </w:body>
 </w:document>
 </file>
@@ -11718,8 +10977,6 @@
     </w:pPr>
     <w:rPr>
       <w:rFonts w:asciiTheme="majorHAnsi" w:cstheme="majorBidi" w:eastAsiaTheme="majorEastAsia" w:hAnsiTheme="majorHAnsi"/>
-      <w:spacing w:val="-10"/>
-      <w:kern w:val="28"/>
       <w:sz w:val="56"/>
       <w:szCs w:val="56"/>
     </w:rPr>
@@ -11732,8 +10989,6 @@
     <w:rsid w:val="00A10FD9"/>
     <w:rPr>
       <w:rFonts w:asciiTheme="majorHAnsi" w:cstheme="majorBidi" w:eastAsiaTheme="majorEastAsia" w:hAnsiTheme="majorHAnsi"/>
-      <w:spacing w:val="-10"/>
-      <w:kern w:val="28"/>
       <w:sz w:val="56"/>
       <w:szCs w:val="56"/>
     </w:rPr>
@@ -11774,23 +11029,31 @@
   </w:style>
   <w:style w:customStyle="1" w:styleId="Author" w:type="paragraph">
     <w:name w:val="Author"/>
+    <w:basedOn w:val="Title"/>
     <w:next w:val="BodyText"/>
     <w:qFormat/>
     <w:pPr>
       <w:keepNext/>
       <w:keepLines/>
-      <w:jc w:val="center"/>
     </w:pPr>
+    <w:rPr>
+      <w:sz w:val="24"/>
+      <w:szCs w:val="24"/>
+    </w:rPr>
   </w:style>
   <w:style w:styleId="Date" w:type="paragraph">
     <w:name w:val="Date"/>
+    <w:basedOn w:val="Title"/>
     <w:next w:val="BodyText"/>
     <w:qFormat/>
     <w:pPr>
       <w:keepNext/>
       <w:keepLines/>
-      <w:jc w:val="center"/>
     </w:pPr>
+    <w:rPr>
+      <w:sz w:val="24"/>
+      <w:szCs w:val="24"/>
+    </w:rPr>
   </w:style>
   <w:style w:customStyle="1" w:styleId="AbstractTitle" w:type="paragraph">
     <w:name w:val="Abstract Title"/>

--- a/manuscript/manuscript.docx
+++ b/manuscript/manuscript.docx
@@ -58,7 +58,7 @@
         <w:t xml:space="preserve">Cristian Mesquida³</w:t>
       </w:r>
     </w:p>
-    <w:bookmarkStart w:id="20" w:name="abstract"/>
+    <w:bookmarkStart w:id="9" w:name="abstract"/>
     <w:p>
       <w:pPr>
         <w:pStyle w:val="Heading4"/>
@@ -402,8 +402,8 @@
         <w:t xml:space="preserve">metascience; reproducibility; open data; statcheck; Metacheck; null hypothesis significance testing; sport and exercise science.</w:t>
       </w:r>
     </w:p>
-    <w:bookmarkEnd w:id="20"/>
-    <w:bookmarkStart w:id="21" w:name="affiliation"/>
+    <w:bookmarkEnd w:id="9"/>
+    <w:bookmarkStart w:id="10" w:name="affiliation"/>
     <w:p>
       <w:pPr>
         <w:pStyle w:val="Heading4"/>
@@ -463,8 +463,8 @@
         <w:t xml:space="preserve">Human-Technology Interaction Group, Eindhoven University of Technology, Eindhoven, The Netherlands</w:t>
       </w:r>
     </w:p>
-    <w:bookmarkEnd w:id="21"/>
-    <w:bookmarkStart w:id="22" w:name="orcids"/>
+    <w:bookmarkEnd w:id="10"/>
+    <w:bookmarkStart w:id="11" w:name="orcids"/>
     <w:p>
       <w:pPr>
         <w:pStyle w:val="Heading4"/>
@@ -505,8 +505,8 @@
         <w:t xml:space="preserve">Cristian Mesquida – 0000-0002-1542-8355</w:t>
       </w:r>
     </w:p>
-    <w:bookmarkEnd w:id="22"/>
-    <w:bookmarkStart w:id="23" w:name="correspondence"/>
+    <w:bookmarkEnd w:id="11"/>
+    <w:bookmarkStart w:id="12" w:name="correspondence"/>
     <w:p>
       <w:pPr>
         <w:pStyle w:val="Heading4"/>
@@ -676,8 +676,8 @@
         <w:br w:type="page"/>
       </w:r>
     </w:p>
-    <w:bookmarkEnd w:id="23"/>
-    <w:bookmarkStart w:id="25" w:name="introduction"/>
+    <w:bookmarkEnd w:id="12"/>
+    <w:bookmarkStart w:id="14" w:name="introduction"/>
     <w:p>
       <w:pPr>
         <w:pStyle w:val="Heading1"/>
@@ -1028,7 +1028,13 @@
         <w:t xml:space="preserve"> </w:t>
       </w:r>
       <w:r>
-        <w:t xml:space="preserve">(Wilkinson et al., 2016)</w:t>
+        <w:t xml:space="preserve">(</w:t>
+      </w:r>
+      <w:r>
+        <w:t xml:space="preserve">Wilkinson et al.</w:t>
+      </w:r>
+      <w:r>
+        <w:t xml:space="preserve">, 2016)</w:t>
       </w:r>
       <w:r>
         <w:t xml:space="preserve">. Providing raw data improves the reproducibility of reported claims and facilitates data re-use across a range of different contexts, including future meta-analyses, meta-syntheses (e.g.,</w:t>
@@ -1136,7 +1142,7 @@
         </w:rPr>
         <w:t xml:space="preserve">Metacheck (</w:t>
       </w:r>
-      <w:hyperlink r:id="rId24">
+      <w:hyperlink r:id="rId13">
         <w:r>
           <w:rPr>
             <w:rStyle w:val="Hyperlink"/>
@@ -1177,8 +1183,8 @@
         <w:t xml:space="preserve">= 350), without changing the study sample, inclusion criteria, or core research questions and we made the decision to retrospectively add the analysis here. The expanded analysis was motivated by improved measurement coverage rather than the observed results, and reduces potential bias associated with focusing on a single result per study. In line with transparent research practices, this deviation from the preregistered plan is explicitly documented and reported alongside the preregistered analysis.</w:t>
       </w:r>
     </w:p>
-    <w:bookmarkEnd w:id="25"/>
-    <w:bookmarkStart w:id="28" w:name="methods"/>
+    <w:bookmarkEnd w:id="14"/>
+    <w:bookmarkStart w:id="17" w:name="methods"/>
     <w:p>
       <w:pPr>
         <w:pStyle w:val="Heading1"/>
@@ -1214,7 +1220,7 @@
       <w:r>
         <w:t xml:space="preserve">A sample of 350 studies was used for the purpose of this study. As stated in the preregistration, this sample size was based on a precision analysis conducted for a previous study to find an expected proportion of 30% of studies reporting an a priori power analysis (</w:t>
       </w:r>
-      <w:hyperlink r:id="rId26">
+      <w:hyperlink r:id="rId15">
         <w:r>
           <w:rPr>
             <w:rStyle w:val="Hyperlink"/>
@@ -1381,7 +1387,7 @@
         <w:pStyle w:val="BodyText"/>
       </w:pPr>
       <w:r>
-        <w:t xml:space="preserve">Prior to data collection, and in anticipation of difficulties to select the statistical result central to the primary hypothesis, we developed coding strategy over a 4-step process. First, the four authors (CM, JM, DL and JW) developed and discussed the coding form created by CM. Ambiguities in the coding form were discussed, and amendments were made. Second, three raters (CM, JM and JW) independently coded a randomly selected subset of 28 studies from the sample pool of studies (350) as a pilot study. Subsequently, raters’ responses were compared, and any disagreements were used to improve the clarity of coding form. Third, the same three raters (CM, JM and JW) independently coded a second random subset of 19 studies. Interrater agreement was assessed for the categorical variables preregistration (yes/no), availability of a link to an open data respository (yes/no) and whether the data repository link functional (yes/no) by calculating a pooled Fleiss’ Kappa estimate for each coding category across the 47 studies coded in the first two rounds of coding. The mean Fleiss’ kappa across these three categorical responses was 87%, indicating almost perfect agreement. Agreement on the classification of the key statistical result itself (main effect, interaction effect, difference of means, or unclear) was more modest (Fleiss’ kappa 56%), reflecting the difficulty of identifying the focal test in studies with vague hypotheses. The second round of coding was also used to discuss disagreements. The remaining 303 studies were double coded whereby both JM and JW each coded ~176 studies and CM coded the full sample of studies (350). Interrater agreement for the categorical variables in this final round was assessed using a pooled Cohen’s Kappa estimate, which was 96%, indicating almost perfect agreement. For the extracted statistical result quotes, agreement was quantified as the percentage of studies for which coders identified the identical statistical result. Exact agreement among the three raters was 46.81%, and exact agreement between the two coders was 86.14%. After termination of data collection, any discrepancies in coding decisions were resolved through discussion between the two pairs of raters and can be found at https://osf.io/3juyq/. DL provided guidance when discrepancies arose and agreement between two raters could not be reached.</w:t>
+        <w:t xml:space="preserve">Prior to data collection, and in anticipation of difficulties to select the statistical result central to the primary hypothesis, we developed coding strategy over a 4-step process. First, the four authors (CM, JM, DL and JW) developed and discussed the coding form created by CM. Ambiguities in the coding form were discussed, and amendments were made. Second, three raters (CM, JM and JW) independently coded a randomly selected subset of 28 studies from the sample pool of studies (350) as a pilot study. Subsequently, raters’ responses were compared, and any disagreements were used to improve the clarity of coding form. Third, the same three raters (CM, JM and JW) independently coded a second random subset of 19 studies. Interrater agreement was assessed for the categorical variables preregistration (yes/no), availability of a link to an open data respository (yes/no) and whether the data repository link functional (yes/no) by calculating a pooled Fleiss’ Kappa estimate for each coding category across the 47 studies coded in the first two rounds of coding. The mean Fleiss’ kappa across these three categorical responses was 87%, indicating almost perfect agreement. Agreement on the classification of the key statistical result itself (main effect, interaction effect, difference of means, or unclear) was more modest (Fleiss’ kappa 56%), reflecting the difficulty of identifying the focal test in studies with vague hypotheses. The second round of coding was also used to discuss disagreements. The remaining 303 studies were double coded whereby both JM and JW each coded ~176 studies and CM coded the full sample of studies (350). Interrater agreement for the categorical variables in this final round was assessed using a pooled Cohen’s Kappa estimate, which was 96%, indicating almost perfect agreement. For the extracted statistical result quotes, agreement was quantified as the percentage of studies for which coders identified the identical statistical result. Exact agreement among the three raters was 46.81%, and exact agreement between the two coders was 86.14%. After termination of data collection, any discrepancies in coding decisions were resolved through discussion between the two pairs of raters. DL provided guidance when discrepancies arose and agreement between two raters could not be reached.</w:t>
       </w:r>
     </w:p>
     <w:p>
@@ -1494,13 +1500,13 @@
       <w:tr>
         <w:tc>
           <w:tcPr/>
-          <w:bookmarkStart w:id="27" w:name="tbl-checklist"/>
+          <w:bookmarkStart w:id="16" w:name="tbl-checklist"/>
           <w:p>
             <w:pPr>
               <w:jc w:val="center"/>
             </w:pPr>
             <w:pPr>
-              <w:jc w:val="start"/>
+              <w:jc w:val="left"/>
               <w:spacing w:before="200"/>
               <w:pStyle w:val="ImageCaption"/>
             </w:pPr>
@@ -2867,7 +2873,7 @@
               </w:tc>
             </w:tr>
           </w:tbl>
-          <w:bookmarkEnd w:id="27"/>
+          <w:bookmarkEnd w:id="16"/>
         </w:tc>
       </w:tr>
     </w:tbl>
@@ -3810,8 +3816,8 @@
         <w:t xml:space="preserve">to estimate the prevalence of confidence interval reporting. This expanded analysis was not pre-registered; it was added retrospectively to capitalise on improved measurement coverage, and is reported transparently alongside the pre-registered analysis.</w:t>
       </w:r>
     </w:p>
-    <w:bookmarkEnd w:id="28"/>
-    <w:bookmarkStart w:id="29" w:name="software"/>
+    <w:bookmarkEnd w:id="17"/>
+    <w:bookmarkStart w:id="18" w:name="software"/>
     <w:p>
       <w:pPr>
         <w:pStyle w:val="Heading1"/>
@@ -4108,8 +4114,8 @@
         <w:t xml:space="preserve">.</w:t>
       </w:r>
     </w:p>
-    <w:bookmarkEnd w:id="29"/>
-    <w:bookmarkStart w:id="37" w:name="results"/>
+    <w:bookmarkEnd w:id="18"/>
+    <w:bookmarkStart w:id="26" w:name="results"/>
     <w:p>
       <w:pPr>
         <w:pStyle w:val="Heading1"/>
@@ -4118,7 +4124,7 @@
         <w:t xml:space="preserve">Results</w:t>
       </w:r>
     </w:p>
-    <w:bookmarkStart w:id="35" w:name="X346f9ae8678a3e2c6d685b980bf778509d93d77"/>
+    <w:bookmarkStart w:id="24" w:name="X346f9ae8678a3e2c6d685b980bf778509d93d77"/>
     <w:p>
       <w:pPr>
         <w:pStyle w:val="Heading2"/>
@@ -4127,7 +4133,7 @@
         <w:t xml:space="preserve">Results part 1 - Manually coded subset (pre-registered)</w:t>
       </w:r>
     </w:p>
-    <w:bookmarkStart w:id="31" w:name="Xe7ee334b38a068cfb18becff5c627ac0685bd94"/>
+    <w:bookmarkStart w:id="20" w:name="Xe7ee334b38a068cfb18becff5c627ac0685bd94"/>
     <w:p>
       <w:pPr>
         <w:pStyle w:val="Heading3"/>
@@ -4335,13 +4341,13 @@
       <w:tr>
         <w:tc>
           <w:tcPr/>
-          <w:bookmarkStart w:id="30" w:name="tbl-summary-apa"/>
+          <w:bookmarkStart w:id="19" w:name="tbl-summary-apa"/>
           <w:p>
             <w:pPr>
               <w:jc w:val="center"/>
             </w:pPr>
             <w:pPr>
-              <w:jc w:val="start"/>
+              <w:jc w:val="left"/>
               <w:spacing w:before="200"/>
               <w:pStyle w:val="ImageCaption"/>
             </w:pPr>
@@ -6182,12 +6188,12 @@
               </w:tc>
             </w:tr>
           </w:tbl>
-          <w:bookmarkEnd w:id="30"/>
+          <w:bookmarkEnd w:id="19"/>
         </w:tc>
       </w:tr>
     </w:tbl>
-    <w:bookmarkEnd w:id="31"/>
-    <w:bookmarkStart w:id="33" w:name="Xe35cd763b86ba45290e59245d8043b1715a93df"/>
+    <w:bookmarkEnd w:id="20"/>
+    <w:bookmarkStart w:id="22" w:name="Xe35cd763b86ba45290e59245d8043b1715a93df"/>
     <w:p>
       <w:pPr>
         <w:pStyle w:val="Heading3"/>
@@ -6442,13 +6448,13 @@
       <w:tr>
         <w:tc>
           <w:tcPr/>
-          <w:bookmarkStart w:id="32" w:name="tbl-frep"/>
+          <w:bookmarkStart w:id="21" w:name="tbl-frep"/>
           <w:p>
             <w:pPr>
               <w:jc w:val="center"/>
             </w:pPr>
             <w:pPr>
-              <w:jc w:val="start"/>
+              <w:jc w:val="left"/>
               <w:spacing w:before="200"/>
               <w:pStyle w:val="ImageCaption"/>
             </w:pPr>
@@ -7809,12 +7815,12 @@
               </w:tc>
             </w:tr>
           </w:tbl>
-          <w:bookmarkEnd w:id="32"/>
+          <w:bookmarkEnd w:id="21"/>
         </w:tc>
       </w:tr>
     </w:tbl>
-    <w:bookmarkEnd w:id="33"/>
-    <w:bookmarkStart w:id="34" w:name="aim-3-data-sharing"/>
+    <w:bookmarkEnd w:id="22"/>
+    <w:bookmarkStart w:id="23" w:name="aim-3-data-sharing"/>
     <w:p>
       <w:pPr>
         <w:pStyle w:val="Heading3"/>
@@ -7872,15 +7878,15 @@
         <w:t xml:space="preserve">); this addresses an originally pre-registered aim and we therefore retain it despite its tangential relationship to the central reproducibility narrative.</w:t>
       </w:r>
     </w:p>
-    <w:bookmarkEnd w:id="34"/>
-    <w:bookmarkEnd w:id="35"/>
-    <w:bookmarkStart w:id="36" w:name="Xe176decf3a9156cba919c590be44b1657499156"/>
+    <w:bookmarkEnd w:id="23"/>
+    <w:bookmarkEnd w:id="24"/>
+    <w:bookmarkStart w:id="25" w:name="X418d98ed9d4b04f04d2fc4a3a510c8f23656274"/>
     <w:p>
       <w:pPr>
         <w:pStyle w:val="Heading2"/>
       </w:pPr>
       <w:r>
-        <w:t xml:space="preserve">Results part 2 - Automated whole-corpus analysis (exploratory)</w:t>
+        <w:t xml:space="preserve">Results part 2 - Automated Metacheck analysis (exploratory)</w:t>
       </w:r>
     </w:p>
     <w:p>
@@ -8206,9 +8212,9 @@
         <w:t xml:space="preserve">In total, 6 decision errors were observed, representing 0.7% of all tests.</w:t>
       </w:r>
     </w:p>
-    <w:bookmarkEnd w:id="36"/>
-    <w:bookmarkEnd w:id="37"/>
-    <w:bookmarkStart w:id="38" w:name="discussion"/>
+    <w:bookmarkEnd w:id="25"/>
+    <w:bookmarkEnd w:id="26"/>
+    <w:bookmarkStart w:id="27" w:name="discussion"/>
     <w:p>
       <w:pPr>
         <w:pStyle w:val="Heading1"/>
@@ -8535,7 +8541,7 @@
         <w:t xml:space="preserve">p</w:t>
       </w:r>
       <w:r>
-        <w:t xml:space="preserve">-values reported imprecisely rather than arithmetic error — a category the automated sweep treats differently. Both analyses nonetheless point the same way: inconsistencies are common, outright decision errors are rare, suggesting that the conclusions of the pre-registered analysis are not an artefact of focusing on a single result per study. Together, these findings indicate that underreporting is a pervasive feature of statistical results across studies in this sample, not confined to any particular result type or study design.</w:t>
+        <w:t xml:space="preserve">-values reported imprecisely rather than arithmetic error which is a category the automated sweep treats differently. Both analyses nonetheless point the same way: inconsistencies are common, outright decision errors are rare, suggesting that the conclusions of the pre-registered analysis are not an artefact of focusing on a single result per study. Together, these findings indicate that underreporting is a pervasive feature of statistical results across studies in this sample, not confined to any particular result type or study design.</w:t>
       </w:r>
     </w:p>
     <w:p>
@@ -8680,7 +8686,13 @@
         <w:t xml:space="preserve"> </w:t>
       </w:r>
       <w:r>
-        <w:t xml:space="preserve">(Wilkinson et al., 2016)</w:t>
+        <w:t xml:space="preserve">(</w:t>
+      </w:r>
+      <w:r>
+        <w:t xml:space="preserve">Wilkinson et al.</w:t>
+      </w:r>
+      <w:r>
+        <w:t xml:space="preserve">, 2016)</w:t>
       </w:r>
       <w:r>
         <w:t xml:space="preserve">. Reviewers and editors should verify that links are active and that the materials correspond to reported results. To maximise usability and reproducibility, shared materials should follow best practices for open data, including the provision of a clear README file describing the study and file structure, a data dictionary or codebook defining all variables, and data stored in machine-readable, non-proprietary formats (e.g., .csv). Repositories should be logically organised, with scripts that reproduce the main analyses and outputs (e.g. Quarto documents), enabling independent verification and reuse.</w:t>
@@ -8725,20 +8737,11 @@
         <w:t xml:space="preserve">p</w:t>
       </w:r>
       <w:r>
-        <w:t xml:space="preserve">-values are largely reproducible. However, this is no cause for complacency. Without broader adoption of transparency measures - including full statistical reporting and the sharing of open data and analysis syntax, the field risks losing trust in its empirical foundations. Addressing these issues will require coordinated efforts across researchers, journals, funders, and institutions. We offer some suggestions for this, and if SES is to mature into a fully cumulative and self-correcting science, researchers must embrace open science as not merely an ideal but a professional obligation. The</w:t>
-      </w:r>
-      <w:r>
-        <w:t xml:space="preserve"> </w:t>
-      </w:r>
-      <w:r>
-        <w:t xml:space="preserve">“reproducibility crisis”</w:t>
-      </w:r>
-      <w:r>
-        <w:t xml:space="preserve">, while challenging, offers an unprecedented opportunity to reshape the standards of scientific integrity and accelerate the changed required to build a robust scientific culture.</w:t>
-      </w:r>
-    </w:p>
-    <w:bookmarkEnd w:id="38"/>
-    <w:bookmarkStart w:id="143" w:name="references"/>
+        <w:t xml:space="preserve">-values are largely reproducible. However, this is no cause for complacency. Without broader adoption of transparency measures - including full statistical reporting and the sharing of open data and analysis syntax, the field risks losing trust in its empirical foundations. Addressing these issues will require coordinated efforts across researchers, journals, funders, and institutions. We offer some suggestions for this, and if SES is to mature into a fully cumulative and self-correcting science, researchers must embrace open science as not merely an ideal but a professional obligation. The “reproducibility crisis”, while challenging, offers an unprecedented opportunity to reshape the standards of scientific integrity and accelerate the changed required to build a robust scientific culture.</w:t>
+      </w:r>
+    </w:p>
+    <w:bookmarkEnd w:id="27"/>
+    <w:bookmarkStart w:id="132" w:name="references"/>
     <w:p>
       <w:pPr>
         <w:pStyle w:val="Heading1"/>
@@ -8747,8 +8750,8 @@
         <w:t xml:space="preserve">References</w:t>
       </w:r>
     </w:p>
-    <w:bookmarkStart w:id="142" w:name="refs"/>
-    <w:bookmarkStart w:id="40" w:name="ref-quarto"/>
+    <w:bookmarkStart w:id="131" w:name="refs"/>
+    <w:bookmarkStart w:id="29" w:name="ref-quarto"/>
     <w:p>
       <w:pPr>
         <w:pStyle w:val="Bibliography"/>
@@ -8759,7 +8762,7 @@
       <w:r>
         <w:t xml:space="preserve"> </w:t>
       </w:r>
-      <w:hyperlink r:id="rId39">
+      <w:hyperlink r:id="rId28">
         <w:r>
           <w:rPr>
             <w:rStyle w:val="Hyperlink"/>
@@ -8768,8 +8771,8 @@
         </w:r>
       </w:hyperlink>
     </w:p>
-    <w:bookmarkEnd w:id="40"/>
-    <w:bookmarkStart w:id="42" w:name="ref-amrhein_retire_2019"/>
+    <w:bookmarkEnd w:id="29"/>
+    <w:bookmarkStart w:id="31" w:name="ref-amrhein_retire_2019"/>
     <w:p>
       <w:pPr>
         <w:pStyle w:val="Bibliography"/>
@@ -8780,7 +8783,7 @@
       <w:r>
         <w:t xml:space="preserve"> </w:t>
       </w:r>
-      <w:hyperlink r:id="rId41">
+      <w:hyperlink r:id="rId30">
         <w:r>
           <w:rPr>
             <w:rStyle w:val="Hyperlink"/>
@@ -8789,8 +8792,8 @@
         </w:r>
       </w:hyperlink>
     </w:p>
-    <w:bookmarkEnd w:id="42"/>
-    <w:bookmarkStart w:id="44" w:name="ref-anderson_theres_2016"/>
+    <w:bookmarkEnd w:id="31"/>
+    <w:bookmarkStart w:id="33" w:name="ref-anderson_theres_2016"/>
     <w:p>
       <w:pPr>
         <w:pStyle w:val="Bibliography"/>
@@ -8813,7 +8816,7 @@
       <w:r>
         <w:t xml:space="preserve"> </w:t>
       </w:r>
-      <w:hyperlink r:id="rId43">
+      <w:hyperlink r:id="rId32">
         <w:r>
           <w:rPr>
             <w:rStyle w:val="Hyperlink"/>
@@ -8822,8 +8825,8 @@
         </w:r>
       </w:hyperlink>
     </w:p>
-    <w:bookmarkEnd w:id="44"/>
-    <w:bookmarkStart w:id="46" w:name="ref-appelbaum_journal_2018"/>
+    <w:bookmarkEnd w:id="33"/>
+    <w:bookmarkStart w:id="35" w:name="ref-appelbaum_journal_2018"/>
     <w:p>
       <w:pPr>
         <w:pStyle w:val="Bibliography"/>
@@ -8876,7 +8879,7 @@
       <w:r>
         <w:t xml:space="preserve"> </w:t>
       </w:r>
-      <w:hyperlink r:id="rId45">
+      <w:hyperlink r:id="rId34">
         <w:r>
           <w:rPr>
             <w:rStyle w:val="Hyperlink"/>
@@ -8885,8 +8888,8 @@
         </w:r>
       </w:hyperlink>
     </w:p>
-    <w:bookmarkEnd w:id="46"/>
-    <w:bookmarkStart w:id="48" w:name="ref-bakker_misreporting_2011"/>
+    <w:bookmarkEnd w:id="35"/>
+    <w:bookmarkStart w:id="37" w:name="ref-bakker_misreporting_2011"/>
     <w:p>
       <w:pPr>
         <w:pStyle w:val="Bibliography"/>
@@ -8897,7 +8900,7 @@
       <w:r>
         <w:t xml:space="preserve"> </w:t>
       </w:r>
-      <w:hyperlink r:id="rId47">
+      <w:hyperlink r:id="rId36">
         <w:r>
           <w:rPr>
             <w:rStyle w:val="Hyperlink"/>
@@ -8906,8 +8909,8 @@
         </w:r>
       </w:hyperlink>
     </w:p>
-    <w:bookmarkEnd w:id="48"/>
-    <w:bookmarkStart w:id="50" w:name="ref-borg_bias_2023"/>
+    <w:bookmarkEnd w:id="37"/>
+    <w:bookmarkStart w:id="39" w:name="ref-borg_bias_2023"/>
     <w:p>
       <w:pPr>
         <w:pStyle w:val="Bibliography"/>
@@ -8918,7 +8921,7 @@
       <w:r>
         <w:t xml:space="preserve"> </w:t>
       </w:r>
-      <w:hyperlink r:id="rId49">
+      <w:hyperlink r:id="rId38">
         <w:r>
           <w:rPr>
             <w:rStyle w:val="Hyperlink"/>
@@ -8927,8 +8930,8 @@
         </w:r>
       </w:hyperlink>
     </w:p>
-    <w:bookmarkEnd w:id="50"/>
-    <w:bookmarkStart w:id="52" w:name="ref-borg_sharing_2020"/>
+    <w:bookmarkEnd w:id="39"/>
+    <w:bookmarkStart w:id="41" w:name="ref-borg_sharing_2020"/>
     <w:p>
       <w:pPr>
         <w:pStyle w:val="Bibliography"/>
@@ -9059,7 +9062,7 @@
       <w:r>
         <w:t xml:space="preserve"> </w:t>
       </w:r>
-      <w:hyperlink r:id="rId51">
+      <w:hyperlink r:id="rId40">
         <w:r>
           <w:rPr>
             <w:rStyle w:val="Hyperlink"/>
@@ -9068,8 +9071,8 @@
         </w:r>
       </w:hyperlink>
     </w:p>
-    <w:bookmarkEnd w:id="52"/>
-    <w:bookmarkStart w:id="54" w:name="ref-caldwell_vigotsky_2020"/>
+    <w:bookmarkEnd w:id="41"/>
+    <w:bookmarkStart w:id="43" w:name="ref-caldwell_vigotsky_2020"/>
     <w:p>
       <w:pPr>
         <w:pStyle w:val="Bibliography"/>
@@ -9080,7 +9083,7 @@
       <w:r>
         <w:t xml:space="preserve"> </w:t>
       </w:r>
-      <w:hyperlink r:id="rId53">
+      <w:hyperlink r:id="rId42">
         <w:r>
           <w:rPr>
             <w:rStyle w:val="Hyperlink"/>
@@ -9089,8 +9092,8 @@
         </w:r>
       </w:hyperlink>
     </w:p>
-    <w:bookmarkEnd w:id="54"/>
-    <w:bookmarkStart w:id="56" w:name="ref-caldwell_moving_2020"/>
+    <w:bookmarkEnd w:id="43"/>
+    <w:bookmarkStart w:id="45" w:name="ref-caldwell_moving_2020"/>
     <w:p>
       <w:pPr>
         <w:pStyle w:val="Bibliography"/>
@@ -9101,7 +9104,7 @@
       <w:r>
         <w:t xml:space="preserve"> </w:t>
       </w:r>
-      <w:hyperlink r:id="rId55">
+      <w:hyperlink r:id="rId44">
         <w:r>
           <w:rPr>
             <w:rStyle w:val="Hyperlink"/>
@@ -9110,8 +9113,8 @@
         </w:r>
       </w:hyperlink>
     </w:p>
-    <w:bookmarkEnd w:id="56"/>
-    <w:bookmarkStart w:id="58" w:name="ref-cumming_new_statistics_2014"/>
+    <w:bookmarkEnd w:id="45"/>
+    <w:bookmarkStart w:id="47" w:name="ref-cumming_new_statistics_2014"/>
     <w:p>
       <w:pPr>
         <w:pStyle w:val="Bibliography"/>
@@ -9134,7 +9137,7 @@
       <w:r>
         <w:t xml:space="preserve"> </w:t>
       </w:r>
-      <w:hyperlink r:id="rId57">
+      <w:hyperlink r:id="rId46">
         <w:r>
           <w:rPr>
             <w:rStyle w:val="Hyperlink"/>
@@ -9143,8 +9146,8 @@
         </w:r>
       </w:hyperlink>
     </w:p>
-    <w:bookmarkEnd w:id="58"/>
-    <w:bookmarkStart w:id="60" w:name="ref-curran2009"/>
+    <w:bookmarkEnd w:id="47"/>
+    <w:bookmarkStart w:id="49" w:name="ref-curran2009"/>
     <w:p>
       <w:pPr>
         <w:pStyle w:val="Bibliography"/>
@@ -9155,7 +9158,7 @@
       <w:r>
         <w:t xml:space="preserve"> </w:t>
       </w:r>
-      <w:hyperlink r:id="rId59">
+      <w:hyperlink r:id="rId48">
         <w:r>
           <w:rPr>
             <w:rStyle w:val="Hyperlink"/>
@@ -9164,8 +9167,8 @@
         </w:r>
       </w:hyperlink>
     </w:p>
-    <w:bookmarkEnd w:id="60"/>
-    <w:bookmarkStart w:id="62" w:name="ref-metacheck"/>
+    <w:bookmarkEnd w:id="49"/>
+    <w:bookmarkStart w:id="51" w:name="ref-metacheck"/>
     <w:p>
       <w:pPr>
         <w:pStyle w:val="Bibliography"/>
@@ -9176,7 +9179,7 @@
       <w:r>
         <w:t xml:space="preserve"> </w:t>
       </w:r>
-      <w:hyperlink r:id="rId61">
+      <w:hyperlink r:id="rId50">
         <w:r>
           <w:rPr>
             <w:rStyle w:val="Hyperlink"/>
@@ -9185,8 +9188,8 @@
         </w:r>
       </w:hyperlink>
     </w:p>
-    <w:bookmarkEnd w:id="62"/>
-    <w:bookmarkStart w:id="64" w:name="ref-errington_reproducibility_2017"/>
+    <w:bookmarkEnd w:id="51"/>
+    <w:bookmarkStart w:id="53" w:name="ref-errington_reproducibility_2017"/>
     <w:p>
       <w:pPr>
         <w:pStyle w:val="Bibliography"/>
@@ -9209,7 +9212,7 @@
       <w:r>
         <w:t xml:space="preserve"> </w:t>
       </w:r>
-      <w:hyperlink r:id="rId63">
+      <w:hyperlink r:id="rId52">
         <w:r>
           <w:rPr>
             <w:rStyle w:val="Hyperlink"/>
@@ -9218,8 +9221,8 @@
         </w:r>
       </w:hyperlink>
     </w:p>
-    <w:bookmarkEnd w:id="64"/>
-    <w:bookmarkStart w:id="66" w:name="ref-ferguson2023"/>
+    <w:bookmarkEnd w:id="53"/>
+    <w:bookmarkStart w:id="55" w:name="ref-ferguson2023"/>
     <w:p>
       <w:pPr>
         <w:pStyle w:val="Bibliography"/>
@@ -9230,7 +9233,7 @@
       <w:r>
         <w:t xml:space="preserve"> </w:t>
       </w:r>
-      <w:hyperlink r:id="rId65">
+      <w:hyperlink r:id="rId54">
         <w:r>
           <w:rPr>
             <w:rStyle w:val="Hyperlink"/>
@@ -9239,8 +9242,8 @@
         </w:r>
       </w:hyperlink>
     </w:p>
-    <w:bookmarkEnd w:id="66"/>
-    <w:bookmarkStart w:id="67" w:name="ref-frank_error_2026"/>
+    <w:bookmarkEnd w:id="55"/>
+    <w:bookmarkStart w:id="56" w:name="ref-frank_error_2026"/>
     <w:p>
       <w:pPr>
         <w:pStyle w:val="Bibliography"/>
@@ -9261,8 +9264,8 @@
         <w:t xml:space="preserve">the relationship between error culture and openness. Royal Society Open Science 13, 242233.</w:t>
       </w:r>
     </w:p>
-    <w:bookmarkEnd w:id="67"/>
-    <w:bookmarkStart w:id="69" w:name="ref-germaine2024"/>
+    <w:bookmarkEnd w:id="56"/>
+    <w:bookmarkStart w:id="58" w:name="ref-germaine2024"/>
     <w:p>
       <w:pPr>
         <w:pStyle w:val="Bibliography"/>
@@ -9273,7 +9276,7 @@
       <w:r>
         <w:t xml:space="preserve"> </w:t>
       </w:r>
-      <w:hyperlink r:id="rId68">
+      <w:hyperlink r:id="rId57">
         <w:r>
           <w:rPr>
             <w:rStyle w:val="Hyperlink"/>
@@ -9282,19 +9285,19 @@
         </w:r>
       </w:hyperlink>
     </w:p>
-    <w:bookmarkEnd w:id="69"/>
-    <w:bookmarkStart w:id="71" w:name="ref-giuffre2023"/>
+    <w:bookmarkEnd w:id="58"/>
+    <w:bookmarkStart w:id="60" w:name="ref-giuffre2023"/>
     <w:p>
       <w:pPr>
         <w:pStyle w:val="Bibliography"/>
       </w:pPr>
       <w:r>
-        <w:t xml:space="preserve">Giuffrè, M., Shung, D.L., 2023. Harnessing the power of synthetic data in healthcare: innovation, application, and privacy. npj Digital Medicine 6, 186.</w:t>
-      </w:r>
-      <w:r>
-        <w:t xml:space="preserve"> </w:t>
-      </w:r>
-      <w:hyperlink r:id="rId70">
+        <w:t xml:space="preserve">Giuffrè, M., Shung, D.L., 2023. Harnessing the power of synthetic data in healthcare: Innovation, application, and privacy. npj Digital Medicine 6, 186.</w:t>
+      </w:r>
+      <w:r>
+        <w:t xml:space="preserve"> </w:t>
+      </w:r>
+      <w:hyperlink r:id="rId59">
         <w:r>
           <w:rPr>
             <w:rStyle w:val="Hyperlink"/>
@@ -9303,8 +9306,8 @@
         </w:r>
       </w:hyperlink>
     </w:p>
-    <w:bookmarkEnd w:id="71"/>
-    <w:bookmarkStart w:id="73" w:name="ref-R-flextable"/>
+    <w:bookmarkEnd w:id="60"/>
+    <w:bookmarkStart w:id="62" w:name="ref-R-flextable"/>
     <w:p>
       <w:pPr>
         <w:pStyle w:val="Bibliography"/>
@@ -9315,7 +9318,7 @@
       <w:r>
         <w:t xml:space="preserve"> </w:t>
       </w:r>
-      <w:hyperlink r:id="rId72">
+      <w:hyperlink r:id="rId61">
         <w:r>
           <w:rPr>
             <w:rStyle w:val="Hyperlink"/>
@@ -9327,8 +9330,8 @@
         <w:t xml:space="preserve">.</w:t>
       </w:r>
     </w:p>
-    <w:bookmarkEnd w:id="73"/>
-    <w:bookmarkStart w:id="75" w:name="ref-greenland_misinterpretations_2016"/>
+    <w:bookmarkEnd w:id="62"/>
+    <w:bookmarkStart w:id="64" w:name="ref-greenland_misinterpretations_2016"/>
     <w:p>
       <w:pPr>
         <w:pStyle w:val="Bibliography"/>
@@ -9351,7 +9354,7 @@
       <w:r>
         <w:t xml:space="preserve"> </w:t>
       </w:r>
-      <w:hyperlink r:id="rId74">
+      <w:hyperlink r:id="rId63">
         <w:r>
           <w:rPr>
             <w:rStyle w:val="Hyperlink"/>
@@ -9360,8 +9363,8 @@
         </w:r>
       </w:hyperlink>
     </w:p>
-    <w:bookmarkEnd w:id="75"/>
-    <w:bookmarkStart w:id="77" w:name="ref-halsey_reign_2019"/>
+    <w:bookmarkEnd w:id="64"/>
+    <w:bookmarkStart w:id="66" w:name="ref-halsey_reign_2019"/>
     <w:p>
       <w:pPr>
         <w:pStyle w:val="Bibliography"/>
@@ -9372,7 +9375,7 @@
       <w:r>
         <w:t xml:space="preserve"> </w:t>
       </w:r>
-      <w:hyperlink r:id="rId76">
+      <w:hyperlink r:id="rId65">
         <w:r>
           <w:rPr>
             <w:rStyle w:val="Hyperlink"/>
@@ -9381,8 +9384,8 @@
         </w:r>
       </w:hyperlink>
     </w:p>
-    <w:bookmarkEnd w:id="77"/>
-    <w:bookmarkStart w:id="79" w:name="ref-hardwicke_psych_2022"/>
+    <w:bookmarkEnd w:id="66"/>
+    <w:bookmarkStart w:id="68" w:name="ref-hardwicke_psych_2022"/>
     <w:p>
       <w:pPr>
         <w:pStyle w:val="Bibliography"/>
@@ -9393,7 +9396,7 @@
       <w:r>
         <w:t xml:space="preserve"> </w:t>
       </w:r>
-      <w:hyperlink r:id="rId78">
+      <w:hyperlink r:id="rId67">
         <w:r>
           <w:rPr>
             <w:rStyle w:val="Hyperlink"/>
@@ -9402,8 +9405,8 @@
         </w:r>
       </w:hyperlink>
     </w:p>
-    <w:bookmarkEnd w:id="79"/>
-    <w:bookmarkStart w:id="81" w:name="ref-hartgerink_688112_2016"/>
+    <w:bookmarkEnd w:id="68"/>
+    <w:bookmarkStart w:id="70" w:name="ref-hartgerink_688112_2016"/>
     <w:p>
       <w:pPr>
         <w:pStyle w:val="Bibliography"/>
@@ -9426,7 +9429,7 @@
       <w:r>
         <w:t xml:space="preserve"> </w:t>
       </w:r>
-      <w:hyperlink r:id="rId80">
+      <w:hyperlink r:id="rId69">
         <w:r>
           <w:rPr>
             <w:rStyle w:val="Hyperlink"/>
@@ -9435,8 +9438,8 @@
         </w:r>
       </w:hyperlink>
     </w:p>
-    <w:bookmarkEnd w:id="81"/>
-    <w:bookmarkStart w:id="83" w:name="ref-knudson_confidence_2017"/>
+    <w:bookmarkEnd w:id="70"/>
+    <w:bookmarkStart w:id="72" w:name="ref-knudson_confidence_2017"/>
     <w:p>
       <w:pPr>
         <w:pStyle w:val="Bibliography"/>
@@ -9447,7 +9450,7 @@
       <w:r>
         <w:t xml:space="preserve"> </w:t>
       </w:r>
-      <w:hyperlink r:id="rId82">
+      <w:hyperlink r:id="rId71">
         <w:r>
           <w:rPr>
             <w:rStyle w:val="Hyperlink"/>
@@ -9456,8 +9459,8 @@
         </w:r>
       </w:hyperlink>
     </w:p>
-    <w:bookmarkEnd w:id="83"/>
-    <w:bookmarkStart w:id="85" w:name="ref-lakens_improving_2022"/>
+    <w:bookmarkEnd w:id="72"/>
+    <w:bookmarkStart w:id="74" w:name="ref-lakens_improving_2022"/>
     <w:p>
       <w:pPr>
         <w:pStyle w:val="Bibliography"/>
@@ -9489,7 +9492,7 @@
       <w:r>
         <w:t xml:space="preserve"> </w:t>
       </w:r>
-      <w:hyperlink r:id="rId84">
+      <w:hyperlink r:id="rId73">
         <w:r>
           <w:rPr>
             <w:rStyle w:val="Hyperlink"/>
@@ -9498,8 +9501,8 @@
         </w:r>
       </w:hyperlink>
     </w:p>
-    <w:bookmarkEnd w:id="85"/>
-    <w:bookmarkStart w:id="87" w:name="ref-lakens_equivalence_2017"/>
+    <w:bookmarkEnd w:id="74"/>
+    <w:bookmarkStart w:id="76" w:name="ref-lakens_equivalence_2017"/>
     <w:p>
       <w:pPr>
         <w:pStyle w:val="Bibliography"/>
@@ -9522,7 +9525,7 @@
       <w:r>
         <w:t xml:space="preserve"> </w:t>
       </w:r>
-      <w:hyperlink r:id="rId86">
+      <w:hyperlink r:id="rId75">
         <w:r>
           <w:rPr>
             <w:rStyle w:val="Hyperlink"/>
@@ -9531,8 +9534,8 @@
         </w:r>
       </w:hyperlink>
     </w:p>
-    <w:bookmarkEnd w:id="87"/>
-    <w:bookmarkStart w:id="89" w:name="ref-lakens_calculating_2013"/>
+    <w:bookmarkEnd w:id="76"/>
+    <w:bookmarkStart w:id="78" w:name="ref-lakens_calculating_2013"/>
     <w:p>
       <w:pPr>
         <w:pStyle w:val="Bibliography"/>
@@ -9552,7 +9555,7 @@
       <w:r>
         <w:t xml:space="preserve"> </w:t>
       </w:r>
-      <w:hyperlink r:id="rId88">
+      <w:hyperlink r:id="rId77">
         <w:r>
           <w:rPr>
             <w:rStyle w:val="Hyperlink"/>
@@ -9561,8 +9564,8 @@
         </w:r>
       </w:hyperlink>
     </w:p>
-    <w:bookmarkEnd w:id="89"/>
-    <w:bookmarkStart w:id="91" w:name="ref-mesquida2023"/>
+    <w:bookmarkEnd w:id="78"/>
+    <w:bookmarkStart w:id="80" w:name="ref-mesquida2023"/>
     <w:p>
       <w:pPr>
         <w:pStyle w:val="Bibliography"/>
@@ -9600,7 +9603,7 @@
       <w:r>
         <w:t xml:space="preserve"> </w:t>
       </w:r>
-      <w:hyperlink r:id="rId90">
+      <w:hyperlink r:id="rId79">
         <w:r>
           <w:rPr>
             <w:rStyle w:val="Hyperlink"/>
@@ -9609,8 +9612,8 @@
         </w:r>
       </w:hyperlink>
     </w:p>
-    <w:bookmarkEnd w:id="91"/>
-    <w:bookmarkStart w:id="93" w:name="ref-R-here"/>
+    <w:bookmarkEnd w:id="80"/>
+    <w:bookmarkStart w:id="82" w:name="ref-R-here"/>
     <w:p>
       <w:pPr>
         <w:pStyle w:val="Bibliography"/>
@@ -9621,7 +9624,7 @@
       <w:r>
         <w:t xml:space="preserve"> </w:t>
       </w:r>
-      <w:hyperlink r:id="rId92">
+      <w:hyperlink r:id="rId81">
         <w:r>
           <w:rPr>
             <w:rStyle w:val="Hyperlink"/>
@@ -9633,8 +9636,8 @@
         <w:t xml:space="preserve">.</w:t>
       </w:r>
     </w:p>
-    <w:bookmarkEnd w:id="93"/>
-    <w:bookmarkStart w:id="95" w:name="ref-R-tibble"/>
+    <w:bookmarkEnd w:id="82"/>
+    <w:bookmarkStart w:id="84" w:name="ref-R-tibble"/>
     <w:p>
       <w:pPr>
         <w:pStyle w:val="Bibliography"/>
@@ -9645,7 +9648,7 @@
       <w:r>
         <w:t xml:space="preserve"> </w:t>
       </w:r>
-      <w:hyperlink r:id="rId94">
+      <w:hyperlink r:id="rId83">
         <w:r>
           <w:rPr>
             <w:rStyle w:val="Hyperlink"/>
@@ -9657,8 +9660,8 @@
         <w:t xml:space="preserve">.</w:t>
       </w:r>
     </w:p>
-    <w:bookmarkEnd w:id="95"/>
-    <w:bookmarkStart w:id="97" w:name="ref-murphy_proposal_2022"/>
+    <w:bookmarkEnd w:id="84"/>
+    <w:bookmarkStart w:id="86" w:name="ref-murphy_proposal_2022"/>
     <w:p>
       <w:pPr>
         <w:pStyle w:val="Bibliography"/>
@@ -9738,7 +9741,7 @@
       <w:r>
         <w:t xml:space="preserve"> </w:t>
       </w:r>
-      <w:hyperlink r:id="rId96">
+      <w:hyperlink r:id="rId85">
         <w:r>
           <w:rPr>
             <w:rStyle w:val="Hyperlink"/>
@@ -9747,8 +9750,8 @@
         </w:r>
       </w:hyperlink>
     </w:p>
-    <w:bookmarkEnd w:id="97"/>
-    <w:bookmarkStart w:id="99" w:name="ref-nosek_top_2015"/>
+    <w:bookmarkEnd w:id="86"/>
+    <w:bookmarkStart w:id="88" w:name="ref-nosek_top_2015"/>
     <w:p>
       <w:pPr>
         <w:pStyle w:val="Bibliography"/>
@@ -9759,7 +9762,7 @@
       <w:r>
         <w:t xml:space="preserve"> </w:t>
       </w:r>
-      <w:hyperlink r:id="rId98">
+      <w:hyperlink r:id="rId87">
         <w:r>
           <w:rPr>
             <w:rStyle w:val="Hyperlink"/>
@@ -9768,8 +9771,8 @@
         </w:r>
       </w:hyperlink>
     </w:p>
-    <w:bookmarkEnd w:id="99"/>
-    <w:bookmarkStart w:id="101" w:name="ref-nuijten_validity_2017"/>
+    <w:bookmarkEnd w:id="88"/>
+    <w:bookmarkStart w:id="90" w:name="ref-nuijten_validity_2017"/>
     <w:p>
       <w:pPr>
         <w:pStyle w:val="Bibliography"/>
@@ -9837,7 +9840,7 @@
       <w:r>
         <w:t xml:space="preserve"> </w:t>
       </w:r>
-      <w:hyperlink r:id="rId100">
+      <w:hyperlink r:id="rId89">
         <w:r>
           <w:rPr>
             <w:rStyle w:val="Hyperlink"/>
@@ -9846,8 +9849,8 @@
         </w:r>
       </w:hyperlink>
     </w:p>
-    <w:bookmarkEnd w:id="101"/>
-    <w:bookmarkStart w:id="103" w:name="ref-R-statcheck"/>
+    <w:bookmarkEnd w:id="90"/>
+    <w:bookmarkStart w:id="92" w:name="ref-R-statcheck"/>
     <w:p>
       <w:pPr>
         <w:pStyle w:val="Bibliography"/>
@@ -9858,7 +9861,7 @@
       <w:r>
         <w:t xml:space="preserve"> </w:t>
       </w:r>
-      <w:hyperlink r:id="rId102">
+      <w:hyperlink r:id="rId91">
         <w:r>
           <w:rPr>
             <w:rStyle w:val="Hyperlink"/>
@@ -9870,8 +9873,8 @@
         <w:t xml:space="preserve">.</w:t>
       </w:r>
     </w:p>
-    <w:bookmarkEnd w:id="103"/>
-    <w:bookmarkStart w:id="105" w:name="ref-nuijten2020"/>
+    <w:bookmarkEnd w:id="92"/>
+    <w:bookmarkStart w:id="94" w:name="ref-nuijten2020"/>
     <w:p>
       <w:pPr>
         <w:pStyle w:val="Bibliography"/>
@@ -9894,7 +9897,7 @@
       <w:r>
         <w:t xml:space="preserve"> </w:t>
       </w:r>
-      <w:hyperlink r:id="rId104">
+      <w:hyperlink r:id="rId93">
         <w:r>
           <w:rPr>
             <w:rStyle w:val="Hyperlink"/>
@@ -9903,8 +9906,8 @@
         </w:r>
       </w:hyperlink>
     </w:p>
-    <w:bookmarkEnd w:id="105"/>
-    <w:bookmarkStart w:id="107" w:name="ref-nuijten_prevalence_2016"/>
+    <w:bookmarkEnd w:id="94"/>
+    <w:bookmarkStart w:id="96" w:name="ref-nuijten_prevalence_2016"/>
     <w:p>
       <w:pPr>
         <w:pStyle w:val="Bibliography"/>
@@ -9915,7 +9918,7 @@
       <w:r>
         <w:t xml:space="preserve"> </w:t>
       </w:r>
-      <w:hyperlink r:id="rId106">
+      <w:hyperlink r:id="rId95">
         <w:r>
           <w:rPr>
             <w:rStyle w:val="Hyperlink"/>
@@ -9924,8 +9927,8 @@
         </w:r>
       </w:hyperlink>
     </w:p>
-    <w:bookmarkEnd w:id="107"/>
-    <w:bookmarkStart w:id="109" w:name="ref-R-studio"/>
+    <w:bookmarkEnd w:id="96"/>
+    <w:bookmarkStart w:id="98" w:name="ref-R-studio"/>
     <w:p>
       <w:pPr>
         <w:pStyle w:val="Bibliography"/>
@@ -9936,7 +9939,7 @@
       <w:r>
         <w:t xml:space="preserve"> </w:t>
       </w:r>
-      <w:hyperlink r:id="rId108">
+      <w:hyperlink r:id="rId97">
         <w:r>
           <w:rPr>
             <w:rStyle w:val="Hyperlink"/>
@@ -9948,8 +9951,8 @@
         <w:t xml:space="preserve">. R Foundation for Statistical Computing, Vienna, Austria.</w:t>
       </w:r>
     </w:p>
-    <w:bookmarkEnd w:id="109"/>
-    <w:bookmarkStart w:id="111" w:name="ref-sainani_mbi_2018"/>
+    <w:bookmarkEnd w:id="98"/>
+    <w:bookmarkStart w:id="100" w:name="ref-sainani_mbi_2018"/>
     <w:p>
       <w:pPr>
         <w:pStyle w:val="Bibliography"/>
@@ -9972,7 +9975,7 @@
       <w:r>
         <w:t xml:space="preserve"> </w:t>
       </w:r>
-      <w:hyperlink r:id="rId110">
+      <w:hyperlink r:id="rId99">
         <w:r>
           <w:rPr>
             <w:rStyle w:val="Hyperlink"/>
@@ -9981,8 +9984,8 @@
         </w:r>
       </w:hyperlink>
     </w:p>
-    <w:bookmarkEnd w:id="111"/>
-    <w:bookmarkStart w:id="113" w:name="ref-schmidt_statcheck_2017"/>
+    <w:bookmarkEnd w:id="100"/>
+    <w:bookmarkStart w:id="102" w:name="ref-schmidt_statcheck_2017"/>
     <w:p>
       <w:pPr>
         <w:pStyle w:val="Bibliography"/>
@@ -10017,7 +10020,7 @@
       <w:r>
         <w:t xml:space="preserve"> </w:t>
       </w:r>
-      <w:hyperlink r:id="rId112">
+      <w:hyperlink r:id="rId101">
         <w:r>
           <w:rPr>
             <w:rStyle w:val="Hyperlink"/>
@@ -10026,8 +10029,8 @@
         </w:r>
       </w:hyperlink>
     </w:p>
-    <w:bookmarkEnd w:id="113"/>
-    <w:bookmarkStart w:id="115" w:name="ref-twomey_nature_2021"/>
+    <w:bookmarkEnd w:id="102"/>
+    <w:bookmarkStart w:id="104" w:name="ref-twomey_nature_2021"/>
     <w:p>
       <w:pPr>
         <w:pStyle w:val="Bibliography"/>
@@ -10140,7 +10143,7 @@
       <w:r>
         <w:t xml:space="preserve"> </w:t>
       </w:r>
-      <w:hyperlink r:id="rId114">
+      <w:hyperlink r:id="rId103">
         <w:r>
           <w:rPr>
             <w:rStyle w:val="Hyperlink"/>
@@ -10149,8 +10152,8 @@
         </w:r>
       </w:hyperlink>
     </w:p>
-    <w:bookmarkEnd w:id="115"/>
-    <w:bookmarkStart w:id="117" w:name="ref-veldkamp_statistical_2014"/>
+    <w:bookmarkEnd w:id="104"/>
+    <w:bookmarkStart w:id="106" w:name="ref-veldkamp_statistical_2014"/>
     <w:p>
       <w:pPr>
         <w:pStyle w:val="Bibliography"/>
@@ -10224,7 +10227,7 @@
       <w:r>
         <w:t xml:space="preserve"> </w:t>
       </w:r>
-      <w:hyperlink r:id="rId116">
+      <w:hyperlink r:id="rId105">
         <w:r>
           <w:rPr>
             <w:rStyle w:val="Hyperlink"/>
@@ -10233,8 +10236,8 @@
         </w:r>
       </w:hyperlink>
     </w:p>
-    <w:bookmarkEnd w:id="117"/>
-    <w:bookmarkStart w:id="119" w:name="ref-wasserstein_asa_2016"/>
+    <w:bookmarkEnd w:id="106"/>
+    <w:bookmarkStart w:id="108" w:name="ref-wasserstein_asa_2016"/>
     <w:p>
       <w:pPr>
         <w:pStyle w:val="Bibliography"/>
@@ -10299,7 +10302,7 @@
       <w:r>
         <w:t xml:space="preserve"> </w:t>
       </w:r>
-      <w:hyperlink r:id="rId118">
+      <w:hyperlink r:id="rId107">
         <w:r>
           <w:rPr>
             <w:rStyle w:val="Hyperlink"/>
@@ -10308,8 +10311,8 @@
         </w:r>
       </w:hyperlink>
     </w:p>
-    <w:bookmarkEnd w:id="119"/>
-    <w:bookmarkStart w:id="121" w:name="ref-wasserstein_schirm_lazar_2019"/>
+    <w:bookmarkEnd w:id="108"/>
+    <w:bookmarkStart w:id="110" w:name="ref-wasserstein_schirm_lazar_2019"/>
     <w:p>
       <w:pPr>
         <w:pStyle w:val="Bibliography"/>
@@ -10332,7 +10335,7 @@
       <w:r>
         <w:t xml:space="preserve"> </w:t>
       </w:r>
-      <w:hyperlink r:id="rId120">
+      <w:hyperlink r:id="rId109">
         <w:r>
           <w:rPr>
             <w:rStyle w:val="Hyperlink"/>
@@ -10341,19 +10344,19 @@
         </w:r>
       </w:hyperlink>
     </w:p>
-    <w:bookmarkEnd w:id="121"/>
-    <w:bookmarkStart w:id="123" w:name="ref-wicherts2011"/>
+    <w:bookmarkEnd w:id="110"/>
+    <w:bookmarkStart w:id="112" w:name="ref-wicherts2011"/>
     <w:p>
       <w:pPr>
         <w:pStyle w:val="Bibliography"/>
       </w:pPr>
       <w:r>
-        <w:t xml:space="preserve">Wicherts, J.M., Bakker, M., Molenaar, D., 2011. Willingness to Share Research Data Is Related to the Strength of the Evidence and the Quality of Reporting of Statistical Results. PLOS ONE 6, e26828.</w:t>
-      </w:r>
-      <w:r>
-        <w:t xml:space="preserve"> </w:t>
-      </w:r>
-      <w:hyperlink r:id="rId122">
+        <w:t xml:space="preserve">Wicherts, J.M., Bakker, M., Molenaar, D., 2011. Willingness to share research data is related to the strength of the evidence and the quality of reporting of statistical results. PLOS ONE 6, e26828.</w:t>
+      </w:r>
+      <w:r>
+        <w:t xml:space="preserve"> </w:t>
+      </w:r>
+      <w:hyperlink r:id="rId111">
         <w:r>
           <w:rPr>
             <w:rStyle w:val="Hyperlink"/>
@@ -10362,8 +10365,8 @@
         </w:r>
       </w:hyperlink>
     </w:p>
-    <w:bookmarkEnd w:id="123"/>
-    <w:bookmarkStart w:id="125" w:name="ref-wicherts_degrees_2016"/>
+    <w:bookmarkEnd w:id="112"/>
+    <w:bookmarkStart w:id="114" w:name="ref-wicherts_degrees_2016"/>
     <w:p>
       <w:pPr>
         <w:pStyle w:val="Bibliography"/>
@@ -10470,7 +10473,7 @@
       <w:r>
         <w:t xml:space="preserve"> </w:t>
       </w:r>
-      <w:hyperlink r:id="rId124">
+      <w:hyperlink r:id="rId113">
         <w:r>
           <w:rPr>
             <w:rStyle w:val="Hyperlink"/>
@@ -10479,8 +10482,8 @@
         </w:r>
       </w:hyperlink>
     </w:p>
-    <w:bookmarkEnd w:id="125"/>
-    <w:bookmarkStart w:id="127" w:name="ref-R-stringr"/>
+    <w:bookmarkEnd w:id="114"/>
+    <w:bookmarkStart w:id="116" w:name="ref-R-stringr"/>
     <w:p>
       <w:pPr>
         <w:pStyle w:val="Bibliography"/>
@@ -10491,7 +10494,7 @@
       <w:r>
         <w:t xml:space="preserve"> </w:t>
       </w:r>
-      <w:hyperlink r:id="rId126">
+      <w:hyperlink r:id="rId115">
         <w:r>
           <w:rPr>
             <w:rStyle w:val="Hyperlink"/>
@@ -10503,8 +10506,8 @@
         <w:t xml:space="preserve">.</w:t>
       </w:r>
     </w:p>
-    <w:bookmarkEnd w:id="127"/>
-    <w:bookmarkStart w:id="129" w:name="ref-R-readxl"/>
+    <w:bookmarkEnd w:id="116"/>
+    <w:bookmarkStart w:id="118" w:name="ref-R-readxl"/>
     <w:p>
       <w:pPr>
         <w:pStyle w:val="Bibliography"/>
@@ -10515,7 +10518,7 @@
       <w:r>
         <w:t xml:space="preserve"> </w:t>
       </w:r>
-      <w:hyperlink r:id="rId128">
+      <w:hyperlink r:id="rId117">
         <w:r>
           <w:rPr>
             <w:rStyle w:val="Hyperlink"/>
@@ -10527,8 +10530,8 @@
         <w:t xml:space="preserve">.</w:t>
       </w:r>
     </w:p>
-    <w:bookmarkEnd w:id="129"/>
-    <w:bookmarkStart w:id="131" w:name="ref-R-dplyr"/>
+    <w:bookmarkEnd w:id="118"/>
+    <w:bookmarkStart w:id="120" w:name="ref-R-dplyr"/>
     <w:p>
       <w:pPr>
         <w:pStyle w:val="Bibliography"/>
@@ -10539,7 +10542,7 @@
       <w:r>
         <w:t xml:space="preserve"> </w:t>
       </w:r>
-      <w:hyperlink r:id="rId130">
+      <w:hyperlink r:id="rId119">
         <w:r>
           <w:rPr>
             <w:rStyle w:val="Hyperlink"/>
@@ -10551,8 +10554,8 @@
         <w:t xml:space="preserve">.</w:t>
       </w:r>
     </w:p>
-    <w:bookmarkEnd w:id="131"/>
-    <w:bookmarkStart w:id="133" w:name="ref-R-readr"/>
+    <w:bookmarkEnd w:id="120"/>
+    <w:bookmarkStart w:id="122" w:name="ref-R-readr"/>
     <w:p>
       <w:pPr>
         <w:pStyle w:val="Bibliography"/>
@@ -10563,7 +10566,7 @@
       <w:r>
         <w:t xml:space="preserve"> </w:t>
       </w:r>
-      <w:hyperlink r:id="rId132">
+      <w:hyperlink r:id="rId121">
         <w:r>
           <w:rPr>
             <w:rStyle w:val="Hyperlink"/>
@@ -10575,8 +10578,8 @@
         <w:t xml:space="preserve">.</w:t>
       </w:r>
     </w:p>
-    <w:bookmarkEnd w:id="133"/>
-    <w:bookmarkStart w:id="135" w:name="ref-R-scales"/>
+    <w:bookmarkEnd w:id="122"/>
+    <w:bookmarkStart w:id="124" w:name="ref-R-scales"/>
     <w:p>
       <w:pPr>
         <w:pStyle w:val="Bibliography"/>
@@ -10587,7 +10590,7 @@
       <w:r>
         <w:t xml:space="preserve"> </w:t>
       </w:r>
-      <w:hyperlink r:id="rId134">
+      <w:hyperlink r:id="rId123">
         <w:r>
           <w:rPr>
             <w:rStyle w:val="Hyperlink"/>
@@ -10599,8 +10602,8 @@
         <w:t xml:space="preserve">.</w:t>
       </w:r>
     </w:p>
-    <w:bookmarkEnd w:id="135"/>
-    <w:bookmarkStart w:id="137" w:name="ref-R-tidyr"/>
+    <w:bookmarkEnd w:id="124"/>
+    <w:bookmarkStart w:id="126" w:name="ref-R-tidyr"/>
     <w:p>
       <w:pPr>
         <w:pStyle w:val="Bibliography"/>
@@ -10611,7 +10614,7 @@
       <w:r>
         <w:t xml:space="preserve"> </w:t>
       </w:r>
-      <w:hyperlink r:id="rId136">
+      <w:hyperlink r:id="rId125">
         <w:r>
           <w:rPr>
             <w:rStyle w:val="Hyperlink"/>
@@ -10623,14 +10626,17 @@
         <w:t xml:space="preserve">.</w:t>
       </w:r>
     </w:p>
-    <w:bookmarkEnd w:id="137"/>
-    <w:bookmarkStart w:id="139" w:name="ref-wilkinson_fair_2016"/>
+    <w:bookmarkEnd w:id="126"/>
+    <w:bookmarkStart w:id="128" w:name="ref-wilkinson_fair_2016"/>
     <w:p>
       <w:pPr>
         <w:pStyle w:val="Bibliography"/>
       </w:pPr>
       <w:r>
-        <w:t xml:space="preserve">Wilkinson, M.D., Dumontier, M., Aalbersberg, Ij.J., Appleton, G., Axton, M., Baak, A., Blomberg, N., Boiten, J.-W., Silva Santos, L.B. da, Bourne, P.E., others, 2016. The</w:t>
+        <w:t xml:space="preserve">Wilkinson, M.D., Dumontier, M., Aalbersberg, Ij.J., Appleton, G., Axton, M., Baak, A., Blomberg, N., Boiten, J.-W., Silva Santos, L.B. da, Bourne, P.E., others</w:t>
+      </w:r>
+      <w:r>
+        <w:t xml:space="preserve">, 2016. The</w:t>
       </w:r>
       <w:r>
         <w:t xml:space="preserve"> </w:t>
@@ -10659,7 +10665,7 @@
       <w:r>
         <w:t xml:space="preserve"> </w:t>
       </w:r>
-      <w:hyperlink r:id="rId138">
+      <w:hyperlink r:id="rId127">
         <w:r>
           <w:rPr>
             <w:rStyle w:val="Hyperlink"/>
@@ -10668,8 +10674,8 @@
         </w:r>
       </w:hyperlink>
     </w:p>
-    <w:bookmarkEnd w:id="139"/>
-    <w:bookmarkStart w:id="141" w:name="ref-R-knitr"/>
+    <w:bookmarkEnd w:id="128"/>
+    <w:bookmarkStart w:id="130" w:name="ref-R-knitr"/>
     <w:p>
       <w:pPr>
         <w:pStyle w:val="Bibliography"/>
@@ -10680,7 +10686,7 @@
       <w:r>
         <w:t xml:space="preserve"> </w:t>
       </w:r>
-      <w:hyperlink r:id="rId140">
+      <w:hyperlink r:id="rId129">
         <w:r>
           <w:rPr>
             <w:rStyle w:val="Hyperlink"/>
@@ -10692,9 +10698,9 @@
         <w:t xml:space="preserve">.</w:t>
       </w:r>
     </w:p>
-    <w:bookmarkEnd w:id="141"/>
-    <w:bookmarkEnd w:id="142"/>
-    <w:bookmarkEnd w:id="143"/>
+    <w:bookmarkEnd w:id="130"/>
+    <w:bookmarkEnd w:id="131"/>
+    <w:bookmarkEnd w:id="132"/>
     <w:sectPr>
       <w:footnotePr>
         <w:numRestart w:val="eachSect"/>
@@ -10922,10 +10928,10 @@
   <w:docDefaults>
     <w:rPrDefault>
       <w:rPr>
-        <w:rFonts w:asciiTheme="minorHAnsi" w:cstheme="minorBidi" w:eastAsiaTheme="minorHAnsi" w:hAnsiTheme="minorHAnsi"/>
+        <w:rFonts w:asciiTheme="minorHAnsi" w:cstheme="minorBidi" w:eastAsiaTheme="minorEastAsia" w:hAnsiTheme="minorHAnsi"/>
         <w:sz w:val="24"/>
         <w:szCs w:val="24"/>
-        <w:lang w:bidi="ar-SA" w:eastAsia="en-US" w:val="en-US"/>
+        <w:lang w:bidi="ar-SA" w:eastAsia="zh-CN" w:val="en-US"/>
       </w:rPr>
     </w:rPrDefault>
     <w:pPrDefault>
@@ -11466,13 +11472,6 @@
       </w:tblCellMar>
     </w:tblPr>
     <w:tblStylePr w:type="firstRow">
-      <w:tblPr>
-        <w:jc w:val="left"/>
-        <w:tblInd w:type="dxa" w:w="0"/>
-      </w:tblPr>
-      <w:trPr>
-        <w:jc w:val="left"/>
-      </w:trPr>
       <w:tcPr>
         <w:tcBorders>
           <w:bottom w:val="single"/>

--- a/manuscript/manuscript.docx
+++ b/manuscript/manuscript.docx
@@ -282,7 +282,7 @@
         <w:t xml:space="preserve">p</w:t>
       </w:r>
       <w:r>
-        <w:t xml:space="preserve">-value for the main effect of interest, only 39.7% (34.7–44.9%) reported the corresponding test statistic and 28.9% (24.4–33.8%) reported the degrees of freedom needed to check it. An effect-size estimate was reported by 53.7% (48.5–58.9%) of studies, but only 7.7% (5.4–11.0%) of studies reported a confidence interval around that estimate. Only 1.7% (0.8–3.7%) studies provided a working link to publicly available raw data. Reproducibility of the primary</w:t>
+        <w:t xml:space="preserve">-value for the main effect of interest, only 39.7% (34.7–44.9%) reported the corresponding test statistic and 28.9% (24.4–33.8%) reported the degrees of freedom needed to check it. An effect-size estimate was reported by 53.7% (48.5–58.9%) of studies, but only 7.7% (5.4–11.0%) of studies reported a confidence interval around an effect size. Only 1.7% (0.8–3.7%) studies provided a working link to publicly available raw data. Reproducibility of the primary</w:t>
       </w:r>
       <w:r>
         <w:t xml:space="preserve"> </w:t>
@@ -540,7 +540,7 @@
         <w:pStyle w:val="BodyText"/>
       </w:pPr>
       <w:r>
-        <w:t xml:space="preserve">The preregistration, data and analysis scripts related to this study are publicly available on the Open Science Framework and can be found at https://osf.io/3juyq/.</w:t>
+        <w:t xml:space="preserve">The preregistration, data and analysis scripts related to this study are publicly available on the Open Science Framework and can be found at https://doi.org/10.5281/zenodo.22946405.</w:t>
       </w:r>
     </w:p>
     <w:p>
@@ -1484,7 +1484,28 @@
         <w:t xml:space="preserve"> </w:t>
       </w:r>
       <w:r>
-        <w:t xml:space="preserve">for coding strategy).</w:t>
+        <w:t xml:space="preserve">for coding strategy). Coders manually scanned through papers to determine this information, as well as using</w:t>
+      </w:r>
+      <w:r>
+        <w:t xml:space="preserve"> </w:t>
+      </w:r>
+      <w:r>
+        <w:t xml:space="preserve">“find”</w:t>
+      </w:r>
+      <w:r>
+        <w:t xml:space="preserve"> </w:t>
+      </w:r>
+      <w:r>
+        <w:t xml:space="preserve">functions for terms such as</w:t>
+      </w:r>
+      <w:r>
+        <w:t xml:space="preserve"> </w:t>
+      </w:r>
+      <w:r>
+        <w:t xml:space="preserve">“data, registration”</w:t>
+      </w:r>
+      <w:r>
+        <w:t xml:space="preserve">.</w:t>
       </w:r>
     </w:p>
     <w:tbl>
@@ -2932,7 +2953,7 @@
         <w:pStyle w:val="BodyText"/>
       </w:pPr>
       <w:r>
-        <w:t xml:space="preserve">All research data and analysis syntax can be found at https://osf.io/3juyq/.</w:t>
+        <w:t xml:space="preserve">All research data and analysis syntax can be found at https://doi.org/10.5281/zenodo.22946405.</w:t>
       </w:r>
     </w:p>
     <w:p>
@@ -3831,19 +3852,7 @@
         <w:pStyle w:val="FirstParagraph"/>
       </w:pPr>
       <w:r>
-        <w:t xml:space="preserve">All analyses were conducted in R (R version 4.4.0 (2024-04-24 ucrt))</w:t>
-      </w:r>
-      <w:r>
-        <w:t xml:space="preserve"> </w:t>
-      </w:r>
-      <w:r>
-        <w:t xml:space="preserve">(R Core Team, 2025)</w:t>
-      </w:r>
-      <w:r>
-        <w:t xml:space="preserve"> </w:t>
-      </w:r>
-      <w:r>
-        <w:t xml:space="preserve">using a suite of packages. Data were imported using</w:t>
+        <w:t xml:space="preserve">All analyses were conducted in R (Ver 4.4.0) using a suite of packages. Data were imported using</w:t>
       </w:r>
       <w:r>
         <w:t xml:space="preserve"> </w:t>
@@ -8201,7 +8210,7 @@
         <w:t xml:space="preserve">t</w:t>
       </w:r>
       <w:r>
-        <w:t xml:space="preserve">-tests. A total of 162 reporting errors were identified, corresponding to 19.8% of all tests. When a more conservative criterion was applied—counting only errors greater than one decimal place—the number of errors decreased to 30 (3.7%).</w:t>
+        <w:t xml:space="preserve">-tests. A total of 162 reporting errors were identified, corresponding to 19.8% of all tests. When a more conservative criterion was applied (counting only errors greater than one decimal place), the number of errors decreased to 30 (3.7%).</w:t>
       </w:r>
     </w:p>
     <w:p>
@@ -8209,7 +8218,7 @@
         <w:pStyle w:val="BodyText"/>
       </w:pPr>
       <w:r>
-        <w:t xml:space="preserve">In total, 6 decision errors were observed, representing 0.7% of all tests.</w:t>
+        <w:t xml:space="preserve">In total, 6 decision errors were observed, representing 0.7% of all tests. When we specifically investigated these 6 reported errors, all had been extracted correctly from the source articles rather than introduced by PDF conversion, although in only two could we determine which reported value was in error.</w:t>
       </w:r>
     </w:p>
     <w:bookmarkEnd w:id="25"/>
@@ -8584,7 +8593,47 @@
         <w:t xml:space="preserve">(Nuijten et al., 2017; Schmidt, 2017)</w:t>
       </w:r>
       <w:r>
-        <w:t xml:space="preserve">, could lead to misclassification of errors. Finally, the search for confidence interval reporting based on specific phrases is a blunt instrument that may miss instances where confidence intervals are reported without using these exact terms, or where they are reported in tables rather than text.</w:t>
+        <w:t xml:space="preserve">, could lead to misclassification of errors. This limitation is not hypothetical: neither of the</w:t>
+      </w:r>
+      <w:r>
+        <w:t xml:space="preserve"> </w:t>
+      </w:r>
+      <w:r>
+        <w:rPr>
+          <w:rStyle w:val="VerbatimChar"/>
+        </w:rPr>
+        <w:t xml:space="preserve">2</w:t>
+      </w:r>
+      <w:r>
+        <w:t xml:space="preserve"> </w:t>
+      </w:r>
+      <w:r>
+        <w:t xml:space="preserve">decision errors identified in the manually coded subset was detected by the automated sweep, because both were printed without parenthesised degrees of freedom (e.g.,</w:t>
+      </w:r>
+      <w:r>
+        <w:t xml:space="preserve"> </w:t>
+      </w:r>
+      <w:r>
+        <w:t xml:space="preserve">“F2,44 = 3.098; P = .046”</w:t>
+      </w:r>
+      <w:r>
+        <w:t xml:space="preserve">) and the manually coded statements had been re-formatted into APA style before</w:t>
+      </w:r>
+      <w:r>
+        <w:t xml:space="preserve"> </w:t>
+      </w:r>
+      <w:r>
+        <w:rPr>
+          <w:i/>
+          <w:iCs/>
+        </w:rPr>
+        <w:t xml:space="preserve">statcheck</w:t>
+      </w:r>
+      <w:r>
+        <w:t xml:space="preserve"> </w:t>
+      </w:r>
+      <w:r>
+        <w:t xml:space="preserve">was applied which the automated pipeline cannot perform. Automated screening is therefore least effective precisely where reporting is least complete, and the automated decision-error rate is better read as a lower bound than as an estimate of the true rate. Finally, the search for confidence interval reporting based on specific phrases is a blunt instrument that may miss instances where confidence intervals are reported without using these exact terms, or where they are reported in tables rather than text.</w:t>
       </w:r>
     </w:p>
     <w:p>
@@ -8622,19 +8671,7 @@
         <w:t xml:space="preserve">(Appelbaum et al., 2018)</w:t>
       </w:r>
       <w:r>
-        <w:t xml:space="preserve">, and adopt the Transparency and Openness Promotion (TOP) guidelines</w:t>
-      </w:r>
-      <w:r>
-        <w:t xml:space="preserve"> </w:t>
-      </w:r>
-      <w:r>
-        <w:t xml:space="preserve">(Nosek et al., 2015)</w:t>
-      </w:r>
-      <w:r>
-        <w:t xml:space="preserve"> </w:t>
-      </w:r>
-      <w:r>
-        <w:t xml:space="preserve">at a level that requires open data and code. All inferential statistics should include test statistics, degrees of freedom, exact</w:t>
+        <w:t xml:space="preserve">. All inferential statistics should include test statistics, degrees of freedom, exact</w:t>
       </w:r>
       <w:r>
         <w:t xml:space="preserve"> </w:t>
@@ -8659,7 +8696,7 @@
         <w:t xml:space="preserve">(un)</w:t>
       </w:r>
       <w:r>
-        <w:t xml:space="preserve">standardized effect sizes, and 95% confidence intervals of the effect size.</w:t>
+        <w:t xml:space="preserve">standardized effect sizes, and 95% confidence intervals of the effect size. This should include the use of reproducibility tools (e.g., statcheck, RMarkdown/Quarto, version control tools such as Github), which may reduce reporting errors and increase awareness of transparency standards.</w:t>
       </w:r>
     </w:p>
     <w:p>
@@ -8680,7 +8717,19 @@
         <w:t xml:space="preserve"> </w:t>
       </w:r>
       <w:r>
-        <w:t xml:space="preserve">Authors should deposit raw data and analysis scripts in public repositories (e.g., OSF, figshare, Zenodo) as a condition for publication, in line with the FAIR data principles</w:t>
+        <w:t xml:space="preserve">Journals should adopt the Transparency and Openness Promotion (TOP) guidelines</w:t>
+      </w:r>
+      <w:r>
+        <w:t xml:space="preserve"> </w:t>
+      </w:r>
+      <w:r>
+        <w:t xml:space="preserve">(Nosek et al., 2015)</w:t>
+      </w:r>
+      <w:r>
+        <w:t xml:space="preserve"> </w:t>
+      </w:r>
+      <w:r>
+        <w:t xml:space="preserve">at a level that requires open data and code. Authors should deposit raw data and analysis scripts in public repositories (e.g., OSF, figshare, Zenodo) as a condition for publication, in line with the FAIR data principles</w:t>
       </w:r>
       <w:r>
         <w:t xml:space="preserve"> </w:t>
@@ -8695,28 +8744,7 @@
         <w:t xml:space="preserve">, 2016)</w:t>
       </w:r>
       <w:r>
-        <w:t xml:space="preserve">. Reviewers and editors should verify that links are active and that the materials correspond to reported results. To maximise usability and reproducibility, shared materials should follow best practices for open data, including the provision of a clear README file describing the study and file structure, a data dictionary or codebook defining all variables, and data stored in machine-readable, non-proprietary formats (e.g., .csv). Repositories should be logically organised, with scripts that reproduce the main analyses and outputs (e.g. Quarto documents), enabling independent verification and reuse.</w:t>
-      </w:r>
-    </w:p>
-    <w:p>
-      <w:pPr>
-        <w:numPr>
-          <w:ilvl w:val="0"/>
-          <w:numId w:val="1001"/>
-        </w:numPr>
-      </w:pPr>
-      <w:r>
-        <w:rPr>
-          <w:b/>
-          <w:bCs/>
-        </w:rPr>
-        <w:t xml:space="preserve">Statistical Education:</w:t>
-      </w:r>
-      <w:r>
-        <w:t xml:space="preserve"> </w:t>
-      </w:r>
-      <w:r>
-        <w:t xml:space="preserve">Improved training for researchers and students on good statistical practice, including the use of reproducibility tools (e.g., statcheck, statreport), may reduce reporting errors and increase awareness of transparency standards.</w:t>
+        <w:t xml:space="preserve">. This is to enable reproduciblity checks, data interogation, and to enable meta-analystic techniques that rely on more than summary measures.</w:t>
       </w:r>
     </w:p>
     <w:p>
@@ -8741,7 +8769,7 @@
       </w:r>
     </w:p>
     <w:bookmarkEnd w:id="27"/>
-    <w:bookmarkStart w:id="132" w:name="references"/>
+    <w:bookmarkStart w:id="130" w:name="references"/>
     <w:p>
       <w:pPr>
         <w:pStyle w:val="Heading1"/>
@@ -8750,7 +8778,7 @@
         <w:t xml:space="preserve">References</w:t>
       </w:r>
     </w:p>
-    <w:bookmarkStart w:id="131" w:name="refs"/>
+    <w:bookmarkStart w:id="129" w:name="refs"/>
     <w:bookmarkStart w:id="29" w:name="ref-quarto"/>
     <w:p>
       <w:pPr>
@@ -9928,54 +9956,30 @@
       </w:hyperlink>
     </w:p>
     <w:bookmarkEnd w:id="96"/>
-    <w:bookmarkStart w:id="98" w:name="ref-R-studio"/>
+    <w:bookmarkStart w:id="98" w:name="ref-sainani_mbi_2018"/>
     <w:p>
       <w:pPr>
         <w:pStyle w:val="Bibliography"/>
       </w:pPr>
       <w:r>
-        <w:t xml:space="preserve">R Core Team, 2025.</w:t>
+        <w:t xml:space="preserve">Sainani, K.L., 2018. The problem with</w:t>
+      </w:r>
+      <w:r>
+        <w:t xml:space="preserve"> </w:t>
+      </w:r>
+      <w:r>
+        <w:t xml:space="preserve">“magnitude-based inference.”</w:t>
+      </w:r>
+      <w:r>
+        <w:t xml:space="preserve"> </w:t>
+      </w:r>
+      <w:r>
+        <w:t xml:space="preserve">Medicine and Science in Sports and Exercise 50, 2166–2176.</w:t>
       </w:r>
       <w:r>
         <w:t xml:space="preserve"> </w:t>
       </w:r>
       <w:hyperlink r:id="rId97">
-        <w:r>
-          <w:rPr>
-            <w:rStyle w:val="Hyperlink"/>
-          </w:rPr>
-          <w:t xml:space="preserve">R: A language and environment for statistical computing</w:t>
-        </w:r>
-      </w:hyperlink>
-      <w:r>
-        <w:t xml:space="preserve">. R Foundation for Statistical Computing, Vienna, Austria.</w:t>
-      </w:r>
-    </w:p>
-    <w:bookmarkEnd w:id="98"/>
-    <w:bookmarkStart w:id="100" w:name="ref-sainani_mbi_2018"/>
-    <w:p>
-      <w:pPr>
-        <w:pStyle w:val="Bibliography"/>
-      </w:pPr>
-      <w:r>
-        <w:t xml:space="preserve">Sainani, K.L., 2018. The problem with</w:t>
-      </w:r>
-      <w:r>
-        <w:t xml:space="preserve"> </w:t>
-      </w:r>
-      <w:r>
-        <w:t xml:space="preserve">“magnitude-based inference.”</w:t>
-      </w:r>
-      <w:r>
-        <w:t xml:space="preserve"> </w:t>
-      </w:r>
-      <w:r>
-        <w:t xml:space="preserve">Medicine and Science in Sports and Exercise 50, 2166–2176.</w:t>
-      </w:r>
-      <w:r>
-        <w:t xml:space="preserve"> </w:t>
-      </w:r>
-      <w:hyperlink r:id="rId99">
         <w:r>
           <w:rPr>
             <w:rStyle w:val="Hyperlink"/>
@@ -9984,8 +9988,8 @@
         </w:r>
       </w:hyperlink>
     </w:p>
-    <w:bookmarkEnd w:id="100"/>
-    <w:bookmarkStart w:id="102" w:name="ref-schmidt_statcheck_2017"/>
+    <w:bookmarkEnd w:id="98"/>
+    <w:bookmarkStart w:id="100" w:name="ref-schmidt_statcheck_2017"/>
     <w:p>
       <w:pPr>
         <w:pStyle w:val="Bibliography"/>
@@ -10020,7 +10024,7 @@
       <w:r>
         <w:t xml:space="preserve"> </w:t>
       </w:r>
-      <w:hyperlink r:id="rId101">
+      <w:hyperlink r:id="rId99">
         <w:r>
           <w:rPr>
             <w:rStyle w:val="Hyperlink"/>
@@ -10029,8 +10033,8 @@
         </w:r>
       </w:hyperlink>
     </w:p>
-    <w:bookmarkEnd w:id="102"/>
-    <w:bookmarkStart w:id="104" w:name="ref-twomey_nature_2021"/>
+    <w:bookmarkEnd w:id="100"/>
+    <w:bookmarkStart w:id="102" w:name="ref-twomey_nature_2021"/>
     <w:p>
       <w:pPr>
         <w:pStyle w:val="Bibliography"/>
@@ -10143,7 +10147,7 @@
       <w:r>
         <w:t xml:space="preserve"> </w:t>
       </w:r>
-      <w:hyperlink r:id="rId103">
+      <w:hyperlink r:id="rId101">
         <w:r>
           <w:rPr>
             <w:rStyle w:val="Hyperlink"/>
@@ -10152,8 +10156,8 @@
         </w:r>
       </w:hyperlink>
     </w:p>
-    <w:bookmarkEnd w:id="104"/>
-    <w:bookmarkStart w:id="106" w:name="ref-veldkamp_statistical_2014"/>
+    <w:bookmarkEnd w:id="102"/>
+    <w:bookmarkStart w:id="104" w:name="ref-veldkamp_statistical_2014"/>
     <w:p>
       <w:pPr>
         <w:pStyle w:val="Bibliography"/>
@@ -10227,7 +10231,7 @@
       <w:r>
         <w:t xml:space="preserve"> </w:t>
       </w:r>
-      <w:hyperlink r:id="rId105">
+      <w:hyperlink r:id="rId103">
         <w:r>
           <w:rPr>
             <w:rStyle w:val="Hyperlink"/>
@@ -10236,8 +10240,8 @@
         </w:r>
       </w:hyperlink>
     </w:p>
-    <w:bookmarkEnd w:id="106"/>
-    <w:bookmarkStart w:id="108" w:name="ref-wasserstein_asa_2016"/>
+    <w:bookmarkEnd w:id="104"/>
+    <w:bookmarkStart w:id="106" w:name="ref-wasserstein_asa_2016"/>
     <w:p>
       <w:pPr>
         <w:pStyle w:val="Bibliography"/>
@@ -10302,7 +10306,7 @@
       <w:r>
         <w:t xml:space="preserve"> </w:t>
       </w:r>
-      <w:hyperlink r:id="rId107">
+      <w:hyperlink r:id="rId105">
         <w:r>
           <w:rPr>
             <w:rStyle w:val="Hyperlink"/>
@@ -10311,8 +10315,8 @@
         </w:r>
       </w:hyperlink>
     </w:p>
-    <w:bookmarkEnd w:id="108"/>
-    <w:bookmarkStart w:id="110" w:name="ref-wasserstein_schirm_lazar_2019"/>
+    <w:bookmarkEnd w:id="106"/>
+    <w:bookmarkStart w:id="108" w:name="ref-wasserstein_schirm_lazar_2019"/>
     <w:p>
       <w:pPr>
         <w:pStyle w:val="Bibliography"/>
@@ -10335,7 +10339,7 @@
       <w:r>
         <w:t xml:space="preserve"> </w:t>
       </w:r>
-      <w:hyperlink r:id="rId109">
+      <w:hyperlink r:id="rId107">
         <w:r>
           <w:rPr>
             <w:rStyle w:val="Hyperlink"/>
@@ -10344,8 +10348,8 @@
         </w:r>
       </w:hyperlink>
     </w:p>
-    <w:bookmarkEnd w:id="110"/>
-    <w:bookmarkStart w:id="112" w:name="ref-wicherts2011"/>
+    <w:bookmarkEnd w:id="108"/>
+    <w:bookmarkStart w:id="110" w:name="ref-wicherts2011"/>
     <w:p>
       <w:pPr>
         <w:pStyle w:val="Bibliography"/>
@@ -10356,7 +10360,7 @@
       <w:r>
         <w:t xml:space="preserve"> </w:t>
       </w:r>
-      <w:hyperlink r:id="rId111">
+      <w:hyperlink r:id="rId109">
         <w:r>
           <w:rPr>
             <w:rStyle w:val="Hyperlink"/>
@@ -10365,8 +10369,8 @@
         </w:r>
       </w:hyperlink>
     </w:p>
-    <w:bookmarkEnd w:id="112"/>
-    <w:bookmarkStart w:id="114" w:name="ref-wicherts_degrees_2016"/>
+    <w:bookmarkEnd w:id="110"/>
+    <w:bookmarkStart w:id="112" w:name="ref-wicherts_degrees_2016"/>
     <w:p>
       <w:pPr>
         <w:pStyle w:val="Bibliography"/>
@@ -10473,7 +10477,7 @@
       <w:r>
         <w:t xml:space="preserve"> </w:t>
       </w:r>
-      <w:hyperlink r:id="rId113">
+      <w:hyperlink r:id="rId111">
         <w:r>
           <w:rPr>
             <w:rStyle w:val="Hyperlink"/>
@@ -10482,8 +10486,8 @@
         </w:r>
       </w:hyperlink>
     </w:p>
-    <w:bookmarkEnd w:id="114"/>
-    <w:bookmarkStart w:id="116" w:name="ref-R-stringr"/>
+    <w:bookmarkEnd w:id="112"/>
+    <w:bookmarkStart w:id="114" w:name="ref-R-stringr"/>
     <w:p>
       <w:pPr>
         <w:pStyle w:val="Bibliography"/>
@@ -10494,7 +10498,7 @@
       <w:r>
         <w:t xml:space="preserve"> </w:t>
       </w:r>
-      <w:hyperlink r:id="rId115">
+      <w:hyperlink r:id="rId113">
         <w:r>
           <w:rPr>
             <w:rStyle w:val="Hyperlink"/>
@@ -10506,8 +10510,8 @@
         <w:t xml:space="preserve">.</w:t>
       </w:r>
     </w:p>
-    <w:bookmarkEnd w:id="116"/>
-    <w:bookmarkStart w:id="118" w:name="ref-R-readxl"/>
+    <w:bookmarkEnd w:id="114"/>
+    <w:bookmarkStart w:id="116" w:name="ref-R-readxl"/>
     <w:p>
       <w:pPr>
         <w:pStyle w:val="Bibliography"/>
@@ -10518,7 +10522,7 @@
       <w:r>
         <w:t xml:space="preserve"> </w:t>
       </w:r>
-      <w:hyperlink r:id="rId117">
+      <w:hyperlink r:id="rId115">
         <w:r>
           <w:rPr>
             <w:rStyle w:val="Hyperlink"/>
@@ -10530,8 +10534,8 @@
         <w:t xml:space="preserve">.</w:t>
       </w:r>
     </w:p>
-    <w:bookmarkEnd w:id="118"/>
-    <w:bookmarkStart w:id="120" w:name="ref-R-dplyr"/>
+    <w:bookmarkEnd w:id="116"/>
+    <w:bookmarkStart w:id="118" w:name="ref-R-dplyr"/>
     <w:p>
       <w:pPr>
         <w:pStyle w:val="Bibliography"/>
@@ -10542,7 +10546,7 @@
       <w:r>
         <w:t xml:space="preserve"> </w:t>
       </w:r>
-      <w:hyperlink r:id="rId119">
+      <w:hyperlink r:id="rId117">
         <w:r>
           <w:rPr>
             <w:rStyle w:val="Hyperlink"/>
@@ -10554,8 +10558,8 @@
         <w:t xml:space="preserve">.</w:t>
       </w:r>
     </w:p>
-    <w:bookmarkEnd w:id="120"/>
-    <w:bookmarkStart w:id="122" w:name="ref-R-readr"/>
+    <w:bookmarkEnd w:id="118"/>
+    <w:bookmarkStart w:id="120" w:name="ref-R-readr"/>
     <w:p>
       <w:pPr>
         <w:pStyle w:val="Bibliography"/>
@@ -10566,7 +10570,7 @@
       <w:r>
         <w:t xml:space="preserve"> </w:t>
       </w:r>
-      <w:hyperlink r:id="rId121">
+      <w:hyperlink r:id="rId119">
         <w:r>
           <w:rPr>
             <w:rStyle w:val="Hyperlink"/>
@@ -10578,8 +10582,8 @@
         <w:t xml:space="preserve">.</w:t>
       </w:r>
     </w:p>
-    <w:bookmarkEnd w:id="122"/>
-    <w:bookmarkStart w:id="124" w:name="ref-R-scales"/>
+    <w:bookmarkEnd w:id="120"/>
+    <w:bookmarkStart w:id="122" w:name="ref-R-scales"/>
     <w:p>
       <w:pPr>
         <w:pStyle w:val="Bibliography"/>
@@ -10590,7 +10594,7 @@
       <w:r>
         <w:t xml:space="preserve"> </w:t>
       </w:r>
-      <w:hyperlink r:id="rId123">
+      <w:hyperlink r:id="rId121">
         <w:r>
           <w:rPr>
             <w:rStyle w:val="Hyperlink"/>
@@ -10602,8 +10606,8 @@
         <w:t xml:space="preserve">.</w:t>
       </w:r>
     </w:p>
-    <w:bookmarkEnd w:id="124"/>
-    <w:bookmarkStart w:id="126" w:name="ref-R-tidyr"/>
+    <w:bookmarkEnd w:id="122"/>
+    <w:bookmarkStart w:id="124" w:name="ref-R-tidyr"/>
     <w:p>
       <w:pPr>
         <w:pStyle w:val="Bibliography"/>
@@ -10614,7 +10618,7 @@
       <w:r>
         <w:t xml:space="preserve"> </w:t>
       </w:r>
-      <w:hyperlink r:id="rId125">
+      <w:hyperlink r:id="rId123">
         <w:r>
           <w:rPr>
             <w:rStyle w:val="Hyperlink"/>
@@ -10626,8 +10630,8 @@
         <w:t xml:space="preserve">.</w:t>
       </w:r>
     </w:p>
-    <w:bookmarkEnd w:id="126"/>
-    <w:bookmarkStart w:id="128" w:name="ref-wilkinson_fair_2016"/>
+    <w:bookmarkEnd w:id="124"/>
+    <w:bookmarkStart w:id="126" w:name="ref-wilkinson_fair_2016"/>
     <w:p>
       <w:pPr>
         <w:pStyle w:val="Bibliography"/>
@@ -10665,7 +10669,7 @@
       <w:r>
         <w:t xml:space="preserve"> </w:t>
       </w:r>
-      <w:hyperlink r:id="rId127">
+      <w:hyperlink r:id="rId125">
         <w:r>
           <w:rPr>
             <w:rStyle w:val="Hyperlink"/>
@@ -10674,8 +10678,8 @@
         </w:r>
       </w:hyperlink>
     </w:p>
-    <w:bookmarkEnd w:id="128"/>
-    <w:bookmarkStart w:id="130" w:name="ref-R-knitr"/>
+    <w:bookmarkEnd w:id="126"/>
+    <w:bookmarkStart w:id="128" w:name="ref-R-knitr"/>
     <w:p>
       <w:pPr>
         <w:pStyle w:val="Bibliography"/>
@@ -10686,7 +10690,7 @@
       <w:r>
         <w:t xml:space="preserve"> </w:t>
       </w:r>
-      <w:hyperlink r:id="rId129">
+      <w:hyperlink r:id="rId127">
         <w:r>
           <w:rPr>
             <w:rStyle w:val="Hyperlink"/>
@@ -10698,9 +10702,9 @@
         <w:t xml:space="preserve">.</w:t>
       </w:r>
     </w:p>
+    <w:bookmarkEnd w:id="128"/>
+    <w:bookmarkEnd w:id="129"/>
     <w:bookmarkEnd w:id="130"/>
-    <w:bookmarkEnd w:id="131"/>
-    <w:bookmarkEnd w:id="132"/>
     <w:sectPr>
       <w:footnotePr>
         <w:numRestart w:val="eachSect"/>
